--- a/pr-preview/pr-91/classification-handout-tracked-changes.docx
+++ b/pr-preview/pr-91/classification-handout-tracked-changes.docx
@@ -18,7 +18,7 @@
       </w:pPr>
       <w:ins w:id="2" w:author="PR Preview" w:date="2026-01-01T00:00:00Z">
         <w:r>
-          <w:t xml:space="preserve">Last modified: 2026-10-08 17:44:04 (PDT)</w:t>
+          <w:t xml:space="preserve">Last modified: 2026-10-08 19:32:20 (PDT)</w:t>
         </w:r>
       </w:ins>
     </w:p>
@@ -109,76 +109,98 @@
       </w:ins>
       <w:ins w:id="18" w:author="PR Preview" w:date="2026-01-01T00:00:00Z">
         <w:r>
-          <w:t xml:space="preserve">based on test results,</w:t>
-        </w:r>
-      </w:ins>
-      <w:ins w:id="19" w:author="PR Preview" w:date="2026-01-01T00:00:00Z">
-        <w:r>
-          <w:t xml:space="preserve"> </w:t>
-        </w:r>
-      </w:ins>
-      <w:ins w:id="20" w:author="PR Preview" w:date="2026-01-01T00:00:00Z">
-        <w:r>
-          <w:t xml:space="preserve">biomarkers,</w:t>
-        </w:r>
-      </w:ins>
-      <w:ins w:id="21" w:author="PR Preview" w:date="2026-01-01T00:00:00Z">
-        <w:r>
-          <w:t xml:space="preserve"> </w:t>
-        </w:r>
-      </w:ins>
-      <w:ins w:id="22" w:author="PR Preview" w:date="2026-01-01T00:00:00Z">
-        <w:r>
-          <w:t xml:space="preserve">or clinical signs.</w:t>
+          <w:t xml:space="preserve">based on evidence such as:</w:t>
         </w:r>
       </w:ins>
     </w:p>
     <w:p>
       <w:pPr>
-        <w:pStyle w:val="BodyText"/>
+        <w:pStyle w:val="Compact"/>
+        <w:numPr>
+          <w:ilvl w:val="0"/>
+          <w:numId w:val="1001"/>
+        </w:numPr>
       </w:pPr>
+      <w:ins w:id="19" w:author="PR Preview" w:date="2026-01-01T00:00:00Z">
+        <w:r>
+          <w:t xml:space="preserve">test results;</w:t>
+        </w:r>
+      </w:ins>
+    </w:p>
+    <w:p>
+      <w:pPr>
+        <w:pStyle w:val="Compact"/>
+        <w:numPr>
+          <w:ilvl w:val="0"/>
+          <w:numId w:val="1001"/>
+        </w:numPr>
+      </w:pPr>
+      <w:ins w:id="20" w:author="PR Preview" w:date="2026-01-01T00:00:00Z">
+        <w:r>
+          <w:t xml:space="preserve">biomarkers;</w:t>
+        </w:r>
+      </w:ins>
+    </w:p>
+    <w:p>
+      <w:pPr>
+        <w:pStyle w:val="Compact"/>
+        <w:numPr>
+          <w:ilvl w:val="0"/>
+          <w:numId w:val="1001"/>
+        </w:numPr>
+      </w:pPr>
+      <w:ins w:id="21" w:author="PR Preview" w:date="2026-01-01T00:00:00Z">
+        <w:r>
+          <w:t xml:space="preserve">clinical signs.</w:t>
+        </w:r>
+      </w:ins>
+    </w:p>
+    <w:p>
+      <w:pPr>
+        <w:pStyle w:val="FirstParagraph"/>
+      </w:pPr>
+      <w:ins w:id="22" w:author="PR Preview" w:date="2026-01-01T00:00:00Z">
+        <w:r>
+          <w:t xml:space="preserve">A test can look highly accurate in isolation,</w:t>
+        </w:r>
+      </w:ins>
       <w:ins w:id="23" w:author="PR Preview" w:date="2026-01-01T00:00:00Z">
         <w:r>
-          <w:t xml:space="preserve">A test can look highly accurate in isolation,</w:t>
+          <w:t xml:space="preserve"> </w:t>
         </w:r>
       </w:ins>
       <w:ins w:id="24" w:author="PR Preview" w:date="2026-01-01T00:00:00Z">
         <w:r>
-          <w:t xml:space="preserve"> </w:t>
+          <w:t xml:space="preserve">yet its predictive value for an individual patient depends heavily on the</w:t>
         </w:r>
       </w:ins>
       <w:ins w:id="25" w:author="PR Preview" w:date="2026-01-01T00:00:00Z">
         <w:r>
-          <w:t xml:space="preserve">yet its predictive value for an individual patient depends heavily on the</w:t>
+          <w:t xml:space="preserve"> </w:t>
         </w:r>
       </w:ins>
       <w:ins w:id="26" w:author="PR Preview" w:date="2026-01-01T00:00:00Z">
         <w:r>
-          <w:t xml:space="preserve"> </w:t>
+          <w:t xml:space="preserve">prevalence of the condition in the population being tested.</w:t>
         </w:r>
       </w:ins>
       <w:ins w:id="27" w:author="PR Preview" w:date="2026-01-01T00:00:00Z">
         <w:r>
-          <w:t xml:space="preserve">prevalence of the condition in the population being tested.</w:t>
+          <w:t xml:space="preserve"> </w:t>
         </w:r>
       </w:ins>
       <w:ins w:id="28" w:author="PR Preview" w:date="2026-01-01T00:00:00Z">
         <w:r>
-          <w:t xml:space="preserve"> </w:t>
+          <w:t xml:space="preserve">Understanding this interplay requires</w:t>
         </w:r>
       </w:ins>
       <w:ins w:id="29" w:author="PR Preview" w:date="2026-01-01T00:00:00Z">
         <w:r>
-          <w:t xml:space="preserve">Understanding this interplay requires</w:t>
-        </w:r>
-      </w:ins>
-      <w:ins w:id="30" w:author="PR Preview" w:date="2026-01-01T00:00:00Z">
-        <w:r>
           <w:t xml:space="preserve"> </w:t>
         </w:r>
       </w:ins>
       <w:hyperlink r:id="rId9">
-        <w:ins w:id="31" w:author="PR Preview" w:date="2026-01-01T00:00:00Z">
+        <w:ins w:id="30" w:author="PR Preview" w:date="2026-01-01T00:00:00Z">
           <w:r>
             <w:rPr>
               <w:rStyle w:val="Hyperlink"/>
@@ -187,23 +209,23 @@
           </w:r>
         </w:ins>
       </w:hyperlink>
+      <w:ins w:id="31" w:author="PR Preview" w:date="2026-01-01T00:00:00Z">
+        <w:r>
+          <w:t xml:space="preserve"> </w:t>
+        </w:r>
+      </w:ins>
       <w:ins w:id="32" w:author="PR Preview" w:date="2026-01-01T00:00:00Z">
         <w:r>
-          <w:t xml:space="preserve"> </w:t>
+          <w:t xml:space="preserve">and the</w:t>
         </w:r>
       </w:ins>
       <w:ins w:id="33" w:author="PR Preview" w:date="2026-01-01T00:00:00Z">
         <w:r>
-          <w:t xml:space="preserve">and the</w:t>
-        </w:r>
-      </w:ins>
-      <w:ins w:id="34" w:author="PR Preview" w:date="2026-01-01T00:00:00Z">
-        <w:r>
           <w:t xml:space="preserve"> </w:t>
         </w:r>
       </w:ins>
       <w:hyperlink r:id="rId10">
-        <w:ins w:id="35" w:author="PR Preview" w:date="2026-01-01T00:00:00Z">
+        <w:ins w:id="34" w:author="PR Preview" w:date="2026-01-01T00:00:00Z">
           <w:r>
             <w:rPr>
               <w:rStyle w:val="Hyperlink"/>
@@ -212,7 +234,7 @@
           </w:r>
         </w:ins>
       </w:hyperlink>
-      <w:ins w:id="36" w:author="PR Preview" w:date="2026-01-01T00:00:00Z">
+      <w:ins w:id="35" w:author="PR Preview" w:date="2026-01-01T00:00:00Z">
         <w:r>
           <w:t xml:space="preserve">.</w:t>
         </w:r>
@@ -223,7 +245,7 @@
       <w:pPr>
         <w:pStyle w:val="BodyText"/>
       </w:pPr>
-      <w:ins w:id="37" w:author="PR Preview" w:date="2026-01-01T00:00:00Z">
+      <w:ins w:id="36" w:author="PR Preview" w:date="2026-01-01T00:00:00Z">
         <w:r>
           <w:rPr>
             <w:b/>
@@ -232,22 +254,22 @@
           <w:t xml:space="preserve">Definition 1 (Classification)</w:t>
         </w:r>
       </w:ins>
+      <w:ins w:id="37" w:author="PR Preview" w:date="2026-01-01T00:00:00Z">
+        <w:r>
+          <w:t xml:space="preserve"> </w:t>
+        </w:r>
+      </w:ins>
       <w:ins w:id="38" w:author="PR Preview" w:date="2026-01-01T00:00:00Z">
         <w:r>
-          <w:t xml:space="preserve"> </w:t>
+          <w:t xml:space="preserve">A</w:t>
         </w:r>
       </w:ins>
       <w:ins w:id="39" w:author="PR Preview" w:date="2026-01-01T00:00:00Z">
         <w:r>
-          <w:t xml:space="preserve">A</w:t>
+          <w:t xml:space="preserve"> </w:t>
         </w:r>
       </w:ins>
       <w:ins w:id="40" w:author="PR Preview" w:date="2026-01-01T00:00:00Z">
-        <w:r>
-          <w:t xml:space="preserve"> </w:t>
-        </w:r>
-      </w:ins>
-      <w:ins w:id="41" w:author="PR Preview" w:date="2026-01-01T00:00:00Z">
         <w:r>
           <w:rPr>
             <w:b/>
@@ -256,27 +278,27 @@
           <w:t xml:space="preserve">classification problem</w:t>
         </w:r>
       </w:ins>
+      <w:ins w:id="41" w:author="PR Preview" w:date="2026-01-01T00:00:00Z">
+        <w:r>
+          <w:t xml:space="preserve"> </w:t>
+        </w:r>
+      </w:ins>
       <w:ins w:id="42" w:author="PR Preview" w:date="2026-01-01T00:00:00Z">
         <w:r>
-          <w:t xml:space="preserve"> </w:t>
+          <w:t xml:space="preserve">is a statistical problem in which</w:t>
         </w:r>
       </w:ins>
       <w:ins w:id="43" w:author="PR Preview" w:date="2026-01-01T00:00:00Z">
         <w:r>
-          <w:t xml:space="preserve">is a statistical problem in which</w:t>
+          <w:t xml:space="preserve"> </w:t>
         </w:r>
       </w:ins>
       <w:ins w:id="44" w:author="PR Preview" w:date="2026-01-01T00:00:00Z">
         <w:r>
-          <w:t xml:space="preserve"> </w:t>
+          <w:t xml:space="preserve">we seek to assign each observation to one of two or more discrete categories (</w:t>
         </w:r>
       </w:ins>
       <w:ins w:id="45" w:author="PR Preview" w:date="2026-01-01T00:00:00Z">
-        <w:r>
-          <w:t xml:space="preserve">we seek to assign each observation to one of two or more discrete categories (</w:t>
-        </w:r>
-      </w:ins>
-      <w:ins w:id="46" w:author="PR Preview" w:date="2026-01-01T00:00:00Z">
         <w:r>
           <w:rPr>
             <w:b/>
@@ -285,22 +307,22 @@
           <w:t xml:space="preserve">classes</w:t>
         </w:r>
       </w:ins>
+      <w:ins w:id="46" w:author="PR Preview" w:date="2026-01-01T00:00:00Z">
+        <w:r>
+          <w:t xml:space="preserve">)</w:t>
+        </w:r>
+      </w:ins>
       <w:ins w:id="47" w:author="PR Preview" w:date="2026-01-01T00:00:00Z">
         <w:r>
-          <w:t xml:space="preserve">)</w:t>
+          <w:t xml:space="preserve"> </w:t>
         </w:r>
       </w:ins>
       <w:ins w:id="48" w:author="PR Preview" w:date="2026-01-01T00:00:00Z">
         <w:r>
-          <w:t xml:space="preserve"> </w:t>
+          <w:t xml:space="preserve">based on its observed features or predictors</w:t>
         </w:r>
       </w:ins>
       <w:ins w:id="49" w:author="PR Preview" w:date="2026-01-01T00:00:00Z">
-        <w:r>
-          <w:t xml:space="preserve">based on its observed features or predictors</w:t>
-        </w:r>
-      </w:ins>
-      <w:ins w:id="50" w:author="PR Preview" w:date="2026-01-01T00:00:00Z">
         <w:r>
           <w:t xml:space="preserve"> </w:t>
         </w:r>
@@ -310,27 +332,27 @@
           <m:t>x</m:t>
         </m:r>
       </m:oMath>
+      <w:ins w:id="50" w:author="PR Preview" w:date="2026-01-01T00:00:00Z">
+        <w:r>
+          <w:t xml:space="preserve">,</w:t>
+        </w:r>
+      </w:ins>
       <w:ins w:id="51" w:author="PR Preview" w:date="2026-01-01T00:00:00Z">
         <w:r>
-          <w:t xml:space="preserve">,</w:t>
+          <w:t xml:space="preserve"> </w:t>
         </w:r>
       </w:ins>
       <w:ins w:id="52" w:author="PR Preview" w:date="2026-01-01T00:00:00Z">
         <w:r>
-          <w:t xml:space="preserve"> </w:t>
+          <w:t xml:space="preserve">using a</w:t>
         </w:r>
       </w:ins>
       <w:ins w:id="53" w:author="PR Preview" w:date="2026-01-01T00:00:00Z">
         <w:r>
-          <w:t xml:space="preserve">using a</w:t>
+          <w:t xml:space="preserve"> </w:t>
         </w:r>
       </w:ins>
       <w:ins w:id="54" w:author="PR Preview" w:date="2026-01-01T00:00:00Z">
-        <w:r>
-          <w:t xml:space="preserve"> </w:t>
-        </w:r>
-      </w:ins>
-      <w:ins w:id="55" w:author="PR Preview" w:date="2026-01-01T00:00:00Z">
         <w:r>
           <w:rPr>
             <w:b/>
@@ -339,7 +361,7 @@
           <w:t xml:space="preserve">classification rule</w:t>
         </w:r>
       </w:ins>
-      <w:ins w:id="56" w:author="PR Preview" w:date="2026-01-01T00:00:00Z">
+      <w:ins w:id="55" w:author="PR Preview" w:date="2026-01-01T00:00:00Z">
         <w:r>
           <w:t xml:space="preserve"> </w:t>
         </w:r>
@@ -349,12 +371,12 @@
           <m:t>c</m:t>
         </m:r>
       </m:oMath>
+      <w:ins w:id="56" w:author="PR Preview" w:date="2026-01-01T00:00:00Z">
+        <w:r>
+          <w:t xml:space="preserve"> </w:t>
+        </w:r>
+      </w:ins>
       <w:ins w:id="57" w:author="PR Preview" w:date="2026-01-01T00:00:00Z">
-        <w:r>
-          <w:t xml:space="preserve"> </w:t>
-        </w:r>
-      </w:ins>
-      <w:ins w:id="58" w:author="PR Preview" w:date="2026-01-01T00:00:00Z">
         <w:r>
           <w:t xml:space="preserve">that maps features to classes:</w:t>
         </w:r>
@@ -458,7 +480,7 @@
       <w:pPr>
         <w:pStyle w:val="FirstParagraph"/>
       </w:pPr>
-      <w:ins w:id="59" w:author="PR Preview" w:date="2026-01-01T00:00:00Z">
+      <w:ins w:id="58" w:author="PR Preview" w:date="2026-01-01T00:00:00Z">
         <w:r>
           <w:t xml:space="preserve">In the binary case (</w:t>
         </w:r>
@@ -477,97 +499,97 @@
           <m:t>2</m:t>
         </m:r>
       </m:oMath>
+      <w:ins w:id="59" w:author="PR Preview" w:date="2026-01-01T00:00:00Z">
+        <w:r>
+          <w:t xml:space="preserve">),</w:t>
+        </w:r>
+      </w:ins>
       <w:ins w:id="60" w:author="PR Preview" w:date="2026-01-01T00:00:00Z">
         <w:r>
-          <w:t xml:space="preserve">),</w:t>
+          <w:t xml:space="preserve"> </w:t>
         </w:r>
       </w:ins>
       <w:ins w:id="61" w:author="PR Preview" w:date="2026-01-01T00:00:00Z">
         <w:r>
-          <w:t xml:space="preserve"> </w:t>
+          <w:t xml:space="preserve">the two classes are often labeled</w:t>
         </w:r>
       </w:ins>
       <w:ins w:id="62" w:author="PR Preview" w:date="2026-01-01T00:00:00Z">
         <w:r>
-          <w:t xml:space="preserve">the two classes are often labeled</w:t>
+          <w:t xml:space="preserve"> </w:t>
         </w:r>
       </w:ins>
       <w:ins w:id="63" w:author="PR Preview" w:date="2026-01-01T00:00:00Z">
         <w:r>
-          <w:t xml:space="preserve"> </w:t>
+          <w:t xml:space="preserve">“positive”</w:t>
         </w:r>
       </w:ins>
       <w:ins w:id="64" w:author="PR Preview" w:date="2026-01-01T00:00:00Z">
         <w:r>
-          <w:t xml:space="preserve">“positive”</w:t>
+          <w:t xml:space="preserve"> </w:t>
         </w:r>
       </w:ins>
       <w:ins w:id="65" w:author="PR Preview" w:date="2026-01-01T00:00:00Z">
         <w:r>
-          <w:t xml:space="preserve"> </w:t>
+          <w:t xml:space="preserve">and</w:t>
         </w:r>
       </w:ins>
       <w:ins w:id="66" w:author="PR Preview" w:date="2026-01-01T00:00:00Z">
         <w:r>
+          <w:t xml:space="preserve"> </w:t>
+        </w:r>
+      </w:ins>
+      <w:ins w:id="67" w:author="PR Preview" w:date="2026-01-01T00:00:00Z">
+        <w:r>
+          <w:t xml:space="preserve">“negative”</w:t>
+        </w:r>
+      </w:ins>
+      <w:ins w:id="68" w:author="PR Preview" w:date="2026-01-01T00:00:00Z">
+        <w:r>
+          <w:t xml:space="preserve">,</w:t>
+        </w:r>
+      </w:ins>
+      <w:ins w:id="69" w:author="PR Preview" w:date="2026-01-01T00:00:00Z">
+        <w:r>
+          <w:t xml:space="preserve"> </w:t>
+        </w:r>
+      </w:ins>
+      <w:ins w:id="70" w:author="PR Preview" w:date="2026-01-01T00:00:00Z">
+        <w:r>
+          <w:t xml:space="preserve">or</w:t>
+        </w:r>
+      </w:ins>
+      <w:ins w:id="71" w:author="PR Preview" w:date="2026-01-01T00:00:00Z">
+        <w:r>
+          <w:t xml:space="preserve"> </w:t>
+        </w:r>
+      </w:ins>
+      <w:ins w:id="72" w:author="PR Preview" w:date="2026-01-01T00:00:00Z">
+        <w:r>
+          <w:t xml:space="preserve">“diseased”</w:t>
+        </w:r>
+      </w:ins>
+      <w:ins w:id="73" w:author="PR Preview" w:date="2026-01-01T00:00:00Z">
+        <w:r>
+          <w:t xml:space="preserve"> </w:t>
+        </w:r>
+      </w:ins>
+      <w:ins w:id="74" w:author="PR Preview" w:date="2026-01-01T00:00:00Z">
+        <w:r>
           <w:t xml:space="preserve">and</w:t>
         </w:r>
       </w:ins>
-      <w:ins w:id="67" w:author="PR Preview" w:date="2026-01-01T00:00:00Z">
-        <w:r>
-          <w:t xml:space="preserve"> </w:t>
-        </w:r>
-      </w:ins>
-      <w:ins w:id="68" w:author="PR Preview" w:date="2026-01-01T00:00:00Z">
-        <w:r>
-          <w:t xml:space="preserve">“negative”</w:t>
-        </w:r>
-      </w:ins>
-      <w:ins w:id="69" w:author="PR Preview" w:date="2026-01-01T00:00:00Z">
-        <w:r>
-          <w:t xml:space="preserve">,</w:t>
-        </w:r>
-      </w:ins>
-      <w:ins w:id="70" w:author="PR Preview" w:date="2026-01-01T00:00:00Z">
-        <w:r>
-          <w:t xml:space="preserve"> </w:t>
-        </w:r>
-      </w:ins>
-      <w:ins w:id="71" w:author="PR Preview" w:date="2026-01-01T00:00:00Z">
-        <w:r>
-          <w:t xml:space="preserve">or</w:t>
-        </w:r>
-      </w:ins>
-      <w:ins w:id="72" w:author="PR Preview" w:date="2026-01-01T00:00:00Z">
-        <w:r>
-          <w:t xml:space="preserve"> </w:t>
-        </w:r>
-      </w:ins>
-      <w:ins w:id="73" w:author="PR Preview" w:date="2026-01-01T00:00:00Z">
-        <w:r>
-          <w:t xml:space="preserve">“diseased”</w:t>
-        </w:r>
-      </w:ins>
-      <w:ins w:id="74" w:author="PR Preview" w:date="2026-01-01T00:00:00Z">
-        <w:r>
-          <w:t xml:space="preserve"> </w:t>
-        </w:r>
-      </w:ins>
       <w:ins w:id="75" w:author="PR Preview" w:date="2026-01-01T00:00:00Z">
         <w:r>
-          <w:t xml:space="preserve">and</w:t>
+          <w:t xml:space="preserve"> </w:t>
         </w:r>
       </w:ins>
       <w:ins w:id="76" w:author="PR Preview" w:date="2026-01-01T00:00:00Z">
         <w:r>
-          <w:t xml:space="preserve"> </w:t>
+          <w:t xml:space="preserve">“healthy”</w:t>
         </w:r>
       </w:ins>
       <w:ins w:id="77" w:author="PR Preview" w:date="2026-01-01T00:00:00Z">
-        <w:r>
-          <w:t xml:space="preserve">“healthy”</w:t>
-        </w:r>
-      </w:ins>
-      <w:ins w:id="78" w:author="PR Preview" w:date="2026-01-01T00:00:00Z">
         <w:r>
           <w:t xml:space="preserve">.</w:t>
         </w:r>
@@ -579,7 +601,7 @@
       <w:pPr>
         <w:pStyle w:val="BodyText"/>
       </w:pPr>
-      <w:ins w:id="79" w:author="PR Preview" w:date="2026-01-01T00:00:00Z">
+      <w:ins w:id="78" w:author="PR Preview" w:date="2026-01-01T00:00:00Z">
         <w:r>
           <w:rPr>
             <w:b/>
@@ -588,17 +610,17 @@
           <w:t xml:space="preserve">Example 1 (A diagnostic test as a classification rule)</w:t>
         </w:r>
       </w:ins>
+      <w:ins w:id="79" w:author="PR Preview" w:date="2026-01-01T00:00:00Z">
+        <w:r>
+          <w:t xml:space="preserve"> </w:t>
+        </w:r>
+      </w:ins>
       <w:ins w:id="80" w:author="PR Preview" w:date="2026-01-01T00:00:00Z">
         <w:r>
-          <w:t xml:space="preserve"> </w:t>
+          <w:t xml:space="preserve">A COVID-19 test assigns each person tested to one of</w:t>
         </w:r>
       </w:ins>
       <w:ins w:id="81" w:author="PR Preview" w:date="2026-01-01T00:00:00Z">
-        <w:r>
-          <w:t xml:space="preserve">A COVID-19 test assigns each person tested to one of</w:t>
-        </w:r>
-      </w:ins>
-      <w:ins w:id="82" w:author="PR Preview" w:date="2026-01-01T00:00:00Z">
         <w:r>
           <w:t xml:space="preserve"> </w:t>
         </w:r>
@@ -617,62 +639,62 @@
           <m:t>2</m:t>
         </m:r>
       </m:oMath>
+      <w:ins w:id="82" w:author="PR Preview" w:date="2026-01-01T00:00:00Z">
+        <w:r>
+          <w:t xml:space="preserve"> </w:t>
+        </w:r>
+      </w:ins>
       <w:ins w:id="83" w:author="PR Preview" w:date="2026-01-01T00:00:00Z">
         <w:r>
-          <w:t xml:space="preserve"> </w:t>
+          <w:t xml:space="preserve">classes,</w:t>
         </w:r>
       </w:ins>
       <w:ins w:id="84" w:author="PR Preview" w:date="2026-01-01T00:00:00Z">
         <w:r>
-          <w:t xml:space="preserve">classes,</w:t>
+          <w:t xml:space="preserve"> </w:t>
         </w:r>
       </w:ins>
       <w:ins w:id="85" w:author="PR Preview" w:date="2026-01-01T00:00:00Z">
         <w:r>
-          <w:t xml:space="preserve"> </w:t>
+          <w:t xml:space="preserve">“has COVID-19”</w:t>
         </w:r>
       </w:ins>
       <w:ins w:id="86" w:author="PR Preview" w:date="2026-01-01T00:00:00Z">
         <w:r>
-          <w:t xml:space="preserve">“has COVID-19”</w:t>
+          <w:t xml:space="preserve"> </w:t>
         </w:r>
       </w:ins>
       <w:ins w:id="87" w:author="PR Preview" w:date="2026-01-01T00:00:00Z">
         <w:r>
-          <w:t xml:space="preserve"> </w:t>
+          <w:t xml:space="preserve">or</w:t>
         </w:r>
       </w:ins>
       <w:ins w:id="88" w:author="PR Preview" w:date="2026-01-01T00:00:00Z">
         <w:r>
-          <w:t xml:space="preserve">or</w:t>
+          <w:t xml:space="preserve"> </w:t>
         </w:r>
       </w:ins>
       <w:ins w:id="89" w:author="PR Preview" w:date="2026-01-01T00:00:00Z">
         <w:r>
-          <w:t xml:space="preserve"> </w:t>
+          <w:t xml:space="preserve">“does not have COVID-19”</w:t>
         </w:r>
       </w:ins>
       <w:ins w:id="90" w:author="PR Preview" w:date="2026-01-01T00:00:00Z">
         <w:r>
-          <w:t xml:space="preserve">“does not have COVID-19”</w:t>
+          <w:t xml:space="preserve">,</w:t>
         </w:r>
       </w:ins>
       <w:ins w:id="91" w:author="PR Preview" w:date="2026-01-01T00:00:00Z">
         <w:r>
-          <w:t xml:space="preserve">,</w:t>
+          <w:t xml:space="preserve"> </w:t>
         </w:r>
       </w:ins>
       <w:ins w:id="92" w:author="PR Preview" w:date="2026-01-01T00:00:00Z">
         <w:r>
-          <w:t xml:space="preserve"> </w:t>
+          <w:t xml:space="preserve">based on a single feature</w:t>
         </w:r>
       </w:ins>
       <w:ins w:id="93" w:author="PR Preview" w:date="2026-01-01T00:00:00Z">
-        <w:r>
-          <w:t xml:space="preserve">based on a single feature</w:t>
-        </w:r>
-      </w:ins>
-      <w:ins w:id="94" w:author="PR Preview" w:date="2026-01-01T00:00:00Z">
         <w:r>
           <w:t xml:space="preserve"> </w:t>
         </w:r>
@@ -682,27 +704,27 @@
           <m:t>x</m:t>
         </m:r>
       </m:oMath>
+      <w:ins w:id="94" w:author="PR Preview" w:date="2026-01-01T00:00:00Z">
+        <w:r>
+          <w:t xml:space="preserve">:</w:t>
+        </w:r>
+      </w:ins>
       <w:ins w:id="95" w:author="PR Preview" w:date="2026-01-01T00:00:00Z">
         <w:r>
-          <w:t xml:space="preserve">:</w:t>
+          <w:t xml:space="preserve"> </w:t>
         </w:r>
       </w:ins>
       <w:ins w:id="96" w:author="PR Preview" w:date="2026-01-01T00:00:00Z">
         <w:r>
-          <w:t xml:space="preserve"> </w:t>
+          <w:t xml:space="preserve">the test’s result,</w:t>
         </w:r>
       </w:ins>
       <w:ins w:id="97" w:author="PR Preview" w:date="2026-01-01T00:00:00Z">
         <w:r>
-          <w:t xml:space="preserve">the test’s result,</w:t>
+          <w:t xml:space="preserve"> </w:t>
         </w:r>
       </w:ins>
       <w:ins w:id="98" w:author="PR Preview" w:date="2026-01-01T00:00:00Z">
-        <w:r>
-          <w:t xml:space="preserve"> </w:t>
-        </w:r>
-      </w:ins>
-      <w:ins w:id="99" w:author="PR Preview" w:date="2026-01-01T00:00:00Z">
         <w:r>
           <w:t xml:space="preserve">positive (</w:t>
         </w:r>
@@ -715,7 +737,7 @@
           <m:t>+</m:t>
         </m:r>
       </m:oMath>
-      <w:ins w:id="100" w:author="PR Preview" w:date="2026-01-01T00:00:00Z">
+      <w:ins w:id="99" w:author="PR Preview" w:date="2026-01-01T00:00:00Z">
         <w:r>
           <w:t xml:space="preserve">) or negative (</w:t>
         </w:r>
@@ -734,33 +756,33 @@
           <m:t>+</m:t>
         </m:r>
       </m:oMath>
+      <w:ins w:id="100" w:author="PR Preview" w:date="2026-01-01T00:00:00Z">
+        <w:r>
+          <w:t xml:space="preserve">).</w:t>
+        </w:r>
+      </w:ins>
       <w:ins w:id="101" w:author="PR Preview" w:date="2026-01-01T00:00:00Z">
         <w:r>
-          <w:t xml:space="preserve">).</w:t>
+          <w:t xml:space="preserve"> </w:t>
         </w:r>
       </w:ins>
       <w:ins w:id="102" w:author="PR Preview" w:date="2026-01-01T00:00:00Z">
         <w:r>
-          <w:t xml:space="preserve"> </w:t>
+          <w:t xml:space="preserve">The test is the classification rule</w:t>
         </w:r>
       </w:ins>
       <w:ins w:id="103" w:author="PR Preview" w:date="2026-01-01T00:00:00Z">
         <w:r>
-          <w:t xml:space="preserve">The test is the classification rule</w:t>
+          <w:t xml:space="preserve"> </w:t>
         </w:r>
       </w:ins>
       <w:ins w:id="104" w:author="PR Preview" w:date="2026-01-01T00:00:00Z">
         <w:r>
-          <w:t xml:space="preserve"> </w:t>
-        </w:r>
-      </w:ins>
-      <w:ins w:id="105" w:author="PR Preview" w:date="2026-01-01T00:00:00Z">
-        <w:r>
           <w:t xml:space="preserve">(</w:t>
         </w:r>
       </w:ins>
       <w:hyperlink w:anchor="def-classification">
-        <w:ins w:id="106" w:author="PR Preview" w:date="2026-01-01T00:00:00Z">
+        <w:ins w:id="105" w:author="PR Preview" w:date="2026-01-01T00:00:00Z">
           <w:r>
             <w:rPr>
               <w:rStyle w:val="Hyperlink"/>
@@ -769,52 +791,52 @@
           </w:r>
         </w:ins>
       </w:hyperlink>
+      <w:ins w:id="106" w:author="PR Preview" w:date="2026-01-01T00:00:00Z">
+        <w:r>
+          <w:t xml:space="preserve">)</w:t>
+        </w:r>
+      </w:ins>
       <w:ins w:id="107" w:author="PR Preview" w:date="2026-01-01T00:00:00Z">
         <w:r>
-          <w:t xml:space="preserve">)</w:t>
+          <w:t xml:space="preserve"> </w:t>
         </w:r>
       </w:ins>
       <w:ins w:id="108" w:author="PR Preview" w:date="2026-01-01T00:00:00Z">
         <w:r>
-          <w:t xml:space="preserve"> </w:t>
+          <w:t xml:space="preserve">that assigns a positive result to</w:t>
         </w:r>
       </w:ins>
       <w:ins w:id="109" w:author="PR Preview" w:date="2026-01-01T00:00:00Z">
         <w:r>
-          <w:t xml:space="preserve">that assigns a positive result to</w:t>
+          <w:t xml:space="preserve"> </w:t>
         </w:r>
       </w:ins>
       <w:ins w:id="110" w:author="PR Preview" w:date="2026-01-01T00:00:00Z">
         <w:r>
-          <w:t xml:space="preserve"> </w:t>
+          <w:t xml:space="preserve">“has COVID-19”</w:t>
         </w:r>
       </w:ins>
       <w:ins w:id="111" w:author="PR Preview" w:date="2026-01-01T00:00:00Z">
         <w:r>
-          <w:t xml:space="preserve">“has COVID-19”</w:t>
+          <w:t xml:space="preserve"> </w:t>
         </w:r>
       </w:ins>
       <w:ins w:id="112" w:author="PR Preview" w:date="2026-01-01T00:00:00Z">
         <w:r>
-          <w:t xml:space="preserve"> </w:t>
+          <w:t xml:space="preserve">and a negative result to</w:t>
         </w:r>
       </w:ins>
       <w:ins w:id="113" w:author="PR Preview" w:date="2026-01-01T00:00:00Z">
         <w:r>
-          <w:t xml:space="preserve">and a negative result to</w:t>
+          <w:t xml:space="preserve"> </w:t>
         </w:r>
       </w:ins>
       <w:ins w:id="114" w:author="PR Preview" w:date="2026-01-01T00:00:00Z">
         <w:r>
-          <w:t xml:space="preserve"> </w:t>
+          <w:t xml:space="preserve">“does not have COVID-19”</w:t>
         </w:r>
       </w:ins>
       <w:ins w:id="115" w:author="PR Preview" w:date="2026-01-01T00:00:00Z">
-        <w:r>
-          <w:t xml:space="preserve">“does not have COVID-19”</w:t>
-        </w:r>
-      </w:ins>
-      <w:ins w:id="116" w:author="PR Preview" w:date="2026-01-01T00:00:00Z">
         <w:r>
           <w:t xml:space="preserve">:</w:t>
         </w:r>
@@ -982,7 +1004,7 @@
       <w:pPr>
         <w:pStyle w:val="Heading2"/>
       </w:pPr>
-      <w:ins w:id="117" w:author="PR Preview" w:date="2026-01-01T00:00:00Z">
+      <w:ins w:id="116" w:author="PR Preview" w:date="2026-01-01T00:00:00Z">
         <w:r>
           <w:t xml:space="preserve">2 Diagnostic test characteristics</w:t>
         </w:r>
@@ -993,7 +1015,7 @@
       <w:pPr>
         <w:pStyle w:val="FirstParagraph"/>
       </w:pPr>
-      <w:ins w:id="118" w:author="PR Preview" w:date="2026-01-01T00:00:00Z">
+      <w:ins w:id="117" w:author="PR Preview" w:date="2026-01-01T00:00:00Z">
         <w:r>
           <w:rPr>
             <w:b/>
@@ -1002,22 +1024,22 @@
           <w:t xml:space="preserve">Definition 2 (Sensitivity)</w:t>
         </w:r>
       </w:ins>
+      <w:ins w:id="118" w:author="PR Preview" w:date="2026-01-01T00:00:00Z">
+        <w:r>
+          <w:t xml:space="preserve"> </w:t>
+        </w:r>
+      </w:ins>
       <w:ins w:id="119" w:author="PR Preview" w:date="2026-01-01T00:00:00Z">
         <w:r>
-          <w:t xml:space="preserve"> </w:t>
+          <w:t xml:space="preserve">The</w:t>
         </w:r>
       </w:ins>
       <w:ins w:id="120" w:author="PR Preview" w:date="2026-01-01T00:00:00Z">
         <w:r>
-          <w:t xml:space="preserve">The</w:t>
+          <w:t xml:space="preserve"> </w:t>
         </w:r>
       </w:ins>
       <w:ins w:id="121" w:author="PR Preview" w:date="2026-01-01T00:00:00Z">
-        <w:r>
-          <w:t xml:space="preserve"> </w:t>
-        </w:r>
-      </w:ins>
-      <w:ins w:id="122" w:author="PR Preview" w:date="2026-01-01T00:00:00Z">
         <w:r>
           <w:rPr>
             <w:b/>
@@ -1026,22 +1048,22 @@
           <w:t xml:space="preserve">sensitivity</w:t>
         </w:r>
       </w:ins>
+      <w:ins w:id="122" w:author="PR Preview" w:date="2026-01-01T00:00:00Z">
+        <w:r>
+          <w:t xml:space="preserve"> </w:t>
+        </w:r>
+      </w:ins>
       <w:ins w:id="123" w:author="PR Preview" w:date="2026-01-01T00:00:00Z">
         <w:r>
-          <w:t xml:space="preserve"> </w:t>
+          <w:t xml:space="preserve">of a diagnostic test is the probability</w:t>
         </w:r>
       </w:ins>
       <w:ins w:id="124" w:author="PR Preview" w:date="2026-01-01T00:00:00Z">
         <w:r>
-          <w:t xml:space="preserve">of a diagnostic test is the probability</w:t>
+          <w:t xml:space="preserve"> </w:t>
         </w:r>
       </w:ins>
       <w:ins w:id="125" w:author="PR Preview" w:date="2026-01-01T00:00:00Z">
-        <w:r>
-          <w:t xml:space="preserve"> </w:t>
-        </w:r>
-      </w:ins>
-      <w:ins w:id="126" w:author="PR Preview" w:date="2026-01-01T00:00:00Z">
         <w:r>
           <w:t xml:space="preserve">that the test is positive (</w:t>
         </w:r>
@@ -1054,17 +1076,17 @@
           <m:t>+</m:t>
         </m:r>
       </m:oMath>
+      <w:ins w:id="126" w:author="PR Preview" w:date="2026-01-01T00:00:00Z">
+        <w:r>
+          <w:t xml:space="preserve">),</w:t>
+        </w:r>
+      </w:ins>
       <w:ins w:id="127" w:author="PR Preview" w:date="2026-01-01T00:00:00Z">
         <w:r>
-          <w:t xml:space="preserve">),</w:t>
+          <w:t xml:space="preserve"> </w:t>
         </w:r>
       </w:ins>
       <w:ins w:id="128" w:author="PR Preview" w:date="2026-01-01T00:00:00Z">
-        <w:r>
-          <w:t xml:space="preserve"> </w:t>
-        </w:r>
-      </w:ins>
-      <w:ins w:id="129" w:author="PR Preview" w:date="2026-01-01T00:00:00Z">
         <w:r>
           <w:t xml:space="preserve">given that the person tested has the disease (</w:t>
         </w:r>
@@ -1074,7 +1096,7 @@
           <m:t>D</m:t>
         </m:r>
       </m:oMath>
-      <w:ins w:id="130" w:author="PR Preview" w:date="2026-01-01T00:00:00Z">
+      <w:ins w:id="129" w:author="PR Preview" w:date="2026-01-01T00:00:00Z">
         <w:r>
           <w:t xml:space="preserve">):</w:t>
         </w:r>
@@ -1157,7 +1179,7 @@
       <w:pPr>
         <w:pStyle w:val="FirstParagraph"/>
       </w:pPr>
-      <w:ins w:id="131" w:author="PR Preview" w:date="2026-01-01T00:00:00Z">
+      <w:ins w:id="130" w:author="PR Preview" w:date="2026-01-01T00:00:00Z">
         <w:r>
           <w:rPr>
             <w:b/>
@@ -1166,27 +1188,27 @@
           <w:t xml:space="preserve">Example 2 (Sensitivity of a COVID-19 test)</w:t>
         </w:r>
       </w:ins>
+      <w:ins w:id="131" w:author="PR Preview" w:date="2026-01-01T00:00:00Z">
+        <w:r>
+          <w:t xml:space="preserve"> </w:t>
+        </w:r>
+      </w:ins>
       <w:ins w:id="132" w:author="PR Preview" w:date="2026-01-01T00:00:00Z">
         <w:r>
-          <w:t xml:space="preserve"> </w:t>
+          <w:t xml:space="preserve">Suppose a COVID-19 test is positive for 99% of the people who have COVID-19.</w:t>
         </w:r>
       </w:ins>
       <w:ins w:id="133" w:author="PR Preview" w:date="2026-01-01T00:00:00Z">
         <w:r>
-          <w:t xml:space="preserve">Suppose a COVID-19 test is positive for 99% of the people who have COVID-19.</w:t>
+          <w:t xml:space="preserve"> </w:t>
         </w:r>
       </w:ins>
       <w:ins w:id="134" w:author="PR Preview" w:date="2026-01-01T00:00:00Z">
         <w:r>
-          <w:t xml:space="preserve"> </w:t>
+          <w:t xml:space="preserve">Let</w:t>
         </w:r>
       </w:ins>
       <w:ins w:id="135" w:author="PR Preview" w:date="2026-01-01T00:00:00Z">
-        <w:r>
-          <w:t xml:space="preserve">Let</w:t>
-        </w:r>
-      </w:ins>
-      <w:ins w:id="136" w:author="PR Preview" w:date="2026-01-01T00:00:00Z">
         <w:r>
           <w:t xml:space="preserve"> </w:t>
         </w:r>
@@ -1196,37 +1218,37 @@
           <m:t>D</m:t>
         </m:r>
       </m:oMath>
+      <w:ins w:id="136" w:author="PR Preview" w:date="2026-01-01T00:00:00Z">
+        <w:r>
+          <w:t xml:space="preserve"> </w:t>
+        </w:r>
+      </w:ins>
       <w:ins w:id="137" w:author="PR Preview" w:date="2026-01-01T00:00:00Z">
         <w:r>
-          <w:t xml:space="preserve"> </w:t>
+          <w:t xml:space="preserve">be the event</w:t>
         </w:r>
       </w:ins>
       <w:ins w:id="138" w:author="PR Preview" w:date="2026-01-01T00:00:00Z">
         <w:r>
-          <w:t xml:space="preserve">be the event</w:t>
+          <w:t xml:space="preserve"> </w:t>
         </w:r>
       </w:ins>
       <w:ins w:id="139" w:author="PR Preview" w:date="2026-01-01T00:00:00Z">
         <w:r>
-          <w:t xml:space="preserve"> </w:t>
+          <w:t xml:space="preserve">“the person has COVID-19”</w:t>
         </w:r>
       </w:ins>
       <w:ins w:id="140" w:author="PR Preview" w:date="2026-01-01T00:00:00Z">
         <w:r>
-          <w:t xml:space="preserve">“the person has COVID-19”</w:t>
+          <w:t xml:space="preserve"> </w:t>
         </w:r>
       </w:ins>
       <w:ins w:id="141" w:author="PR Preview" w:date="2026-01-01T00:00:00Z">
         <w:r>
-          <w:t xml:space="preserve"> </w:t>
+          <w:t xml:space="preserve">and</w:t>
         </w:r>
       </w:ins>
       <w:ins w:id="142" w:author="PR Preview" w:date="2026-01-01T00:00:00Z">
-        <w:r>
-          <w:t xml:space="preserve">and</w:t>
-        </w:r>
-      </w:ins>
-      <w:ins w:id="143" w:author="PR Preview" w:date="2026-01-01T00:00:00Z">
         <w:r>
           <w:t xml:space="preserve"> </w:t>
         </w:r>
@@ -1239,43 +1261,43 @@
           <m:t>+</m:t>
         </m:r>
       </m:oMath>
+      <w:ins w:id="143" w:author="PR Preview" w:date="2026-01-01T00:00:00Z">
+        <w:r>
+          <w:t xml:space="preserve"> </w:t>
+        </w:r>
+      </w:ins>
       <w:ins w:id="144" w:author="PR Preview" w:date="2026-01-01T00:00:00Z">
         <w:r>
-          <w:t xml:space="preserve"> </w:t>
+          <w:t xml:space="preserve">the event</w:t>
         </w:r>
       </w:ins>
       <w:ins w:id="145" w:author="PR Preview" w:date="2026-01-01T00:00:00Z">
         <w:r>
-          <w:t xml:space="preserve">the event</w:t>
+          <w:t xml:space="preserve"> </w:t>
         </w:r>
       </w:ins>
       <w:ins w:id="146" w:author="PR Preview" w:date="2026-01-01T00:00:00Z">
         <w:r>
-          <w:t xml:space="preserve"> </w:t>
+          <w:t xml:space="preserve">“the test is positive”</w:t>
         </w:r>
       </w:ins>
       <w:ins w:id="147" w:author="PR Preview" w:date="2026-01-01T00:00:00Z">
         <w:r>
-          <w:t xml:space="preserve">“the test is positive”</w:t>
+          <w:t xml:space="preserve">.</w:t>
         </w:r>
       </w:ins>
       <w:ins w:id="148" w:author="PR Preview" w:date="2026-01-01T00:00:00Z">
         <w:r>
-          <w:t xml:space="preserve">.</w:t>
+          <w:t xml:space="preserve"> </w:t>
         </w:r>
       </w:ins>
       <w:ins w:id="149" w:author="PR Preview" w:date="2026-01-01T00:00:00Z">
         <w:r>
-          <w:t xml:space="preserve"> </w:t>
-        </w:r>
-      </w:ins>
-      <w:ins w:id="150" w:author="PR Preview" w:date="2026-01-01T00:00:00Z">
-        <w:r>
           <w:t xml:space="preserve">Then the test’s sensitivity (</w:t>
         </w:r>
       </w:ins>
       <w:hyperlink w:anchor="def-sensitivity">
-        <w:ins w:id="151" w:author="PR Preview" w:date="2026-01-01T00:00:00Z">
+        <w:ins w:id="150" w:author="PR Preview" w:date="2026-01-01T00:00:00Z">
           <w:r>
             <w:rPr>
               <w:rStyle w:val="Hyperlink"/>
@@ -1284,7 +1306,7 @@
           </w:r>
         </w:ins>
       </w:hyperlink>
-      <w:ins w:id="152" w:author="PR Preview" w:date="2026-01-01T00:00:00Z">
+      <w:ins w:id="151" w:author="PR Preview" w:date="2026-01-01T00:00:00Z">
         <w:r>
           <w:t xml:space="preserve">) is:</w:t>
         </w:r>
@@ -1350,7 +1372,7 @@
       <w:pPr>
         <w:pStyle w:val="FirstParagraph"/>
       </w:pPr>
-      <w:ins w:id="153" w:author="PR Preview" w:date="2026-01-01T00:00:00Z">
+      <w:ins w:id="152" w:author="PR Preview" w:date="2026-01-01T00:00:00Z">
         <w:r>
           <w:rPr>
             <w:b/>
@@ -1359,22 +1381,22 @@
           <w:t xml:space="preserve">Definition 3 (Specificity)</w:t>
         </w:r>
       </w:ins>
+      <w:ins w:id="153" w:author="PR Preview" w:date="2026-01-01T00:00:00Z">
+        <w:r>
+          <w:t xml:space="preserve"> </w:t>
+        </w:r>
+      </w:ins>
       <w:ins w:id="154" w:author="PR Preview" w:date="2026-01-01T00:00:00Z">
         <w:r>
-          <w:t xml:space="preserve"> </w:t>
+          <w:t xml:space="preserve">The</w:t>
         </w:r>
       </w:ins>
       <w:ins w:id="155" w:author="PR Preview" w:date="2026-01-01T00:00:00Z">
         <w:r>
-          <w:t xml:space="preserve">The</w:t>
+          <w:t xml:space="preserve"> </w:t>
         </w:r>
       </w:ins>
       <w:ins w:id="156" w:author="PR Preview" w:date="2026-01-01T00:00:00Z">
-        <w:r>
-          <w:t xml:space="preserve"> </w:t>
-        </w:r>
-      </w:ins>
-      <w:ins w:id="157" w:author="PR Preview" w:date="2026-01-01T00:00:00Z">
         <w:r>
           <w:rPr>
             <w:b/>
@@ -1383,22 +1405,22 @@
           <w:t xml:space="preserve">specificity</w:t>
         </w:r>
       </w:ins>
+      <w:ins w:id="157" w:author="PR Preview" w:date="2026-01-01T00:00:00Z">
+        <w:r>
+          <w:t xml:space="preserve"> </w:t>
+        </w:r>
+      </w:ins>
       <w:ins w:id="158" w:author="PR Preview" w:date="2026-01-01T00:00:00Z">
         <w:r>
-          <w:t xml:space="preserve"> </w:t>
+          <w:t xml:space="preserve">of a diagnostic test is the probability</w:t>
         </w:r>
       </w:ins>
       <w:ins w:id="159" w:author="PR Preview" w:date="2026-01-01T00:00:00Z">
         <w:r>
-          <w:t xml:space="preserve">of a diagnostic test is the probability</w:t>
+          <w:t xml:space="preserve"> </w:t>
         </w:r>
       </w:ins>
       <w:ins w:id="160" w:author="PR Preview" w:date="2026-01-01T00:00:00Z">
-        <w:r>
-          <w:t xml:space="preserve"> </w:t>
-        </w:r>
-      </w:ins>
-      <w:ins w:id="161" w:author="PR Preview" w:date="2026-01-01T00:00:00Z">
         <w:r>
           <w:t xml:space="preserve">that the test is negative (</w:t>
         </w:r>
@@ -1417,17 +1439,17 @@
           <m:t>+</m:t>
         </m:r>
       </m:oMath>
+      <w:ins w:id="161" w:author="PR Preview" w:date="2026-01-01T00:00:00Z">
+        <w:r>
+          <w:t xml:space="preserve">),</w:t>
+        </w:r>
+      </w:ins>
       <w:ins w:id="162" w:author="PR Preview" w:date="2026-01-01T00:00:00Z">
         <w:r>
-          <w:t xml:space="preserve">),</w:t>
+          <w:t xml:space="preserve"> </w:t>
         </w:r>
       </w:ins>
       <w:ins w:id="163" w:author="PR Preview" w:date="2026-01-01T00:00:00Z">
-        <w:r>
-          <w:t xml:space="preserve"> </w:t>
-        </w:r>
-      </w:ins>
-      <w:ins w:id="164" w:author="PR Preview" w:date="2026-01-01T00:00:00Z">
         <w:r>
           <w:t xml:space="preserve">given that the person tested does not have the disease (</w:t>
         </w:r>
@@ -1443,7 +1465,7 @@
           <m:t>D</m:t>
         </m:r>
       </m:oMath>
-      <w:ins w:id="165" w:author="PR Preview" w:date="2026-01-01T00:00:00Z">
+      <w:ins w:id="164" w:author="PR Preview" w:date="2026-01-01T00:00:00Z">
         <w:r>
           <w:t xml:space="preserve">):</w:t>
         </w:r>
@@ -1538,7 +1560,7 @@
       <w:pPr>
         <w:pStyle w:val="FirstParagraph"/>
       </w:pPr>
-      <w:ins w:id="166" w:author="PR Preview" w:date="2026-01-01T00:00:00Z">
+      <w:ins w:id="165" w:author="PR Preview" w:date="2026-01-01T00:00:00Z">
         <w:r>
           <w:rPr>
             <w:b/>
@@ -1547,23 +1569,23 @@
           <w:t xml:space="preserve">Example 3 (Specificity of a COVID-19 test)</w:t>
         </w:r>
       </w:ins>
+      <w:ins w:id="166" w:author="PR Preview" w:date="2026-01-01T00:00:00Z">
+        <w:r>
+          <w:t xml:space="preserve"> </w:t>
+        </w:r>
+      </w:ins>
       <w:ins w:id="167" w:author="PR Preview" w:date="2026-01-01T00:00:00Z">
         <w:r>
-          <w:t xml:space="preserve"> </w:t>
+          <w:t xml:space="preserve">Suppose the COVID-19 test of</w:t>
         </w:r>
       </w:ins>
       <w:ins w:id="168" w:author="PR Preview" w:date="2026-01-01T00:00:00Z">
         <w:r>
-          <w:t xml:space="preserve">Suppose the COVID-19 test of</w:t>
-        </w:r>
-      </w:ins>
-      <w:ins w:id="169" w:author="PR Preview" w:date="2026-01-01T00:00:00Z">
-        <w:r>
           <w:t xml:space="preserve"> </w:t>
         </w:r>
       </w:ins>
       <w:hyperlink w:anchor="exm-sensitivity">
-        <w:ins w:id="170" w:author="PR Preview" w:date="2026-01-01T00:00:00Z">
+        <w:ins w:id="169" w:author="PR Preview" w:date="2026-01-01T00:00:00Z">
           <w:r>
             <w:rPr>
               <w:rStyle w:val="Hyperlink"/>
@@ -1572,28 +1594,28 @@
           </w:r>
         </w:ins>
       </w:hyperlink>
+      <w:ins w:id="170" w:author="PR Preview" w:date="2026-01-01T00:00:00Z">
+        <w:r>
+          <w:t xml:space="preserve"> </w:t>
+        </w:r>
+      </w:ins>
       <w:ins w:id="171" w:author="PR Preview" w:date="2026-01-01T00:00:00Z">
         <w:r>
-          <w:t xml:space="preserve"> </w:t>
+          <w:t xml:space="preserve">is negative for 99% of the people who do not have COVID-19.</w:t>
         </w:r>
       </w:ins>
       <w:ins w:id="172" w:author="PR Preview" w:date="2026-01-01T00:00:00Z">
         <w:r>
-          <w:t xml:space="preserve">is negative for 99% of the people who do not have COVID-19.</w:t>
+          <w:t xml:space="preserve"> </w:t>
         </w:r>
       </w:ins>
       <w:ins w:id="173" w:author="PR Preview" w:date="2026-01-01T00:00:00Z">
         <w:r>
-          <w:t xml:space="preserve"> </w:t>
-        </w:r>
-      </w:ins>
-      <w:ins w:id="174" w:author="PR Preview" w:date="2026-01-01T00:00:00Z">
-        <w:r>
           <w:t xml:space="preserve">Then its specificity (</w:t>
         </w:r>
       </w:ins>
       <w:hyperlink w:anchor="def-specificity">
-        <w:ins w:id="175" w:author="PR Preview" w:date="2026-01-01T00:00:00Z">
+        <w:ins w:id="174" w:author="PR Preview" w:date="2026-01-01T00:00:00Z">
           <w:r>
             <w:rPr>
               <w:rStyle w:val="Hyperlink"/>
@@ -1602,7 +1624,7 @@
           </w:r>
         </w:ins>
       </w:hyperlink>
-      <w:ins w:id="176" w:author="PR Preview" w:date="2026-01-01T00:00:00Z">
+      <w:ins w:id="175" w:author="PR Preview" w:date="2026-01-01T00:00:00Z">
         <w:r>
           <w:t xml:space="preserve">) is:</w:t>
         </w:r>
@@ -1678,18 +1700,18 @@
       <w:pPr>
         <w:pStyle w:val="FirstParagraph"/>
       </w:pPr>
+      <w:ins w:id="176" w:author="PR Preview" w:date="2026-01-01T00:00:00Z">
+        <w:r>
+          <w:t xml:space="preserve">By the</w:t>
+        </w:r>
+      </w:ins>
       <w:ins w:id="177" w:author="PR Preview" w:date="2026-01-01T00:00:00Z">
         <w:r>
-          <w:t xml:space="preserve">By the</w:t>
-        </w:r>
-      </w:ins>
-      <w:ins w:id="178" w:author="PR Preview" w:date="2026-01-01T00:00:00Z">
-        <w:r>
           <w:t xml:space="preserve"> </w:t>
         </w:r>
       </w:ins>
       <w:hyperlink r:id="rId17">
-        <w:ins w:id="179" w:author="PR Preview" w:date="2026-01-01T00:00:00Z">
+        <w:ins w:id="178" w:author="PR Preview" w:date="2026-01-01T00:00:00Z">
           <w:r>
             <w:rPr>
               <w:rStyle w:val="Hyperlink"/>
@@ -1698,17 +1720,17 @@
           </w:r>
         </w:ins>
       </w:hyperlink>
+      <w:ins w:id="179" w:author="PR Preview" w:date="2026-01-01T00:00:00Z">
+        <w:r>
+          <w:t xml:space="preserve">,</w:t>
+        </w:r>
+      </w:ins>
       <w:ins w:id="180" w:author="PR Preview" w:date="2026-01-01T00:00:00Z">
         <w:r>
-          <w:t xml:space="preserve">,</w:t>
+          <w:t xml:space="preserve"> </w:t>
         </w:r>
       </w:ins>
       <w:ins w:id="181" w:author="PR Preview" w:date="2026-01-01T00:00:00Z">
-        <w:r>
-          <w:t xml:space="preserve"> </w:t>
-        </w:r>
-      </w:ins>
-      <w:ins w:id="182" w:author="PR Preview" w:date="2026-01-01T00:00:00Z">
         <w:r>
           <w:t xml:space="preserve">its false positive rate is:</w:t>
         </w:r>
@@ -1930,7 +1952,7 @@
       <w:pPr>
         <w:pStyle w:val="FirstParagraph"/>
       </w:pPr>
-      <w:ins w:id="183" w:author="PR Preview" w:date="2026-01-01T00:00:00Z">
+      <w:ins w:id="182" w:author="PR Preview" w:date="2026-01-01T00:00:00Z">
         <w:r>
           <w:rPr>
             <w:b/>
@@ -1939,22 +1961,22 @@
           <w:t xml:space="preserve">Definition 4 (Prevalence)</w:t>
         </w:r>
       </w:ins>
+      <w:ins w:id="183" w:author="PR Preview" w:date="2026-01-01T00:00:00Z">
+        <w:r>
+          <w:t xml:space="preserve"> </w:t>
+        </w:r>
+      </w:ins>
       <w:ins w:id="184" w:author="PR Preview" w:date="2026-01-01T00:00:00Z">
         <w:r>
-          <w:t xml:space="preserve"> </w:t>
+          <w:t xml:space="preserve">The</w:t>
         </w:r>
       </w:ins>
       <w:ins w:id="185" w:author="PR Preview" w:date="2026-01-01T00:00:00Z">
         <w:r>
-          <w:t xml:space="preserve">The</w:t>
+          <w:t xml:space="preserve"> </w:t>
         </w:r>
       </w:ins>
       <w:ins w:id="186" w:author="PR Preview" w:date="2026-01-01T00:00:00Z">
-        <w:r>
-          <w:t xml:space="preserve"> </w:t>
-        </w:r>
-      </w:ins>
-      <w:ins w:id="187" w:author="PR Preview" w:date="2026-01-01T00:00:00Z">
         <w:r>
           <w:rPr>
             <w:b/>
@@ -1963,32 +1985,32 @@
           <w:t xml:space="preserve">prevalence</w:t>
         </w:r>
       </w:ins>
+      <w:ins w:id="187" w:author="PR Preview" w:date="2026-01-01T00:00:00Z">
+        <w:r>
+          <w:t xml:space="preserve"> </w:t>
+        </w:r>
+      </w:ins>
       <w:ins w:id="188" w:author="PR Preview" w:date="2026-01-01T00:00:00Z">
         <w:r>
-          <w:t xml:space="preserve"> </w:t>
+          <w:t xml:space="preserve">of a disease in a population</w:t>
         </w:r>
       </w:ins>
       <w:ins w:id="189" w:author="PR Preview" w:date="2026-01-01T00:00:00Z">
         <w:r>
-          <w:t xml:space="preserve">of a disease in a population</w:t>
+          <w:t xml:space="preserve"> </w:t>
         </w:r>
       </w:ins>
       <w:ins w:id="190" w:author="PR Preview" w:date="2026-01-01T00:00:00Z">
         <w:r>
-          <w:t xml:space="preserve"> </w:t>
+          <w:t xml:space="preserve">is the probability that a person drawn from that population</w:t>
         </w:r>
       </w:ins>
       <w:ins w:id="191" w:author="PR Preview" w:date="2026-01-01T00:00:00Z">
         <w:r>
-          <w:t xml:space="preserve">is the probability that a person drawn from that population</w:t>
+          <w:t xml:space="preserve"> </w:t>
         </w:r>
       </w:ins>
       <w:ins w:id="192" w:author="PR Preview" w:date="2026-01-01T00:00:00Z">
-        <w:r>
-          <w:t xml:space="preserve"> </w:t>
-        </w:r>
-      </w:ins>
-      <w:ins w:id="193" w:author="PR Preview" w:date="2026-01-01T00:00:00Z">
         <w:r>
           <w:t xml:space="preserve">has the disease (</w:t>
         </w:r>
@@ -1998,7 +2020,7 @@
           <m:t>D</m:t>
         </m:r>
       </m:oMath>
-      <w:ins w:id="194" w:author="PR Preview" w:date="2026-01-01T00:00:00Z">
+      <w:ins w:id="193" w:author="PR Preview" w:date="2026-01-01T00:00:00Z">
         <w:r>
           <w:t xml:space="preserve">):</w:t>
         </w:r>
@@ -2069,7 +2091,7 @@
       <w:pPr>
         <w:pStyle w:val="FirstParagraph"/>
       </w:pPr>
-      <w:ins w:id="195" w:author="PR Preview" w:date="2026-01-01T00:00:00Z">
+      <w:ins w:id="194" w:author="PR Preview" w:date="2026-01-01T00:00:00Z">
         <w:r>
           <w:rPr>
             <w:b/>
@@ -2078,23 +2100,23 @@
           <w:t xml:space="preserve">Example 4 (Prevalence of COVID-19)</w:t>
         </w:r>
       </w:ins>
+      <w:ins w:id="195" w:author="PR Preview" w:date="2026-01-01T00:00:00Z">
+        <w:r>
+          <w:t xml:space="preserve"> </w:t>
+        </w:r>
+      </w:ins>
       <w:ins w:id="196" w:author="PR Preview" w:date="2026-01-01T00:00:00Z">
         <w:r>
-          <w:t xml:space="preserve"> </w:t>
+          <w:t xml:space="preserve">Suppose 7% of the population being tested with the COVID-19 test of</w:t>
         </w:r>
       </w:ins>
       <w:ins w:id="197" w:author="PR Preview" w:date="2026-01-01T00:00:00Z">
         <w:r>
-          <w:t xml:space="preserve">Suppose 7% of the population being tested with the COVID-19 test of</w:t>
-        </w:r>
-      </w:ins>
-      <w:ins w:id="198" w:author="PR Preview" w:date="2026-01-01T00:00:00Z">
-        <w:r>
           <w:t xml:space="preserve"> </w:t>
         </w:r>
       </w:ins>
       <w:hyperlink w:anchor="exm-sensitivity">
-        <w:ins w:id="199" w:author="PR Preview" w:date="2026-01-01T00:00:00Z">
+        <w:ins w:id="198" w:author="PR Preview" w:date="2026-01-01T00:00:00Z">
           <w:r>
             <w:rPr>
               <w:rStyle w:val="Hyperlink"/>
@@ -2103,28 +2125,28 @@
           </w:r>
         </w:ins>
       </w:hyperlink>
+      <w:ins w:id="199" w:author="PR Preview" w:date="2026-01-01T00:00:00Z">
+        <w:r>
+          <w:t xml:space="preserve"> </w:t>
+        </w:r>
+      </w:ins>
       <w:ins w:id="200" w:author="PR Preview" w:date="2026-01-01T00:00:00Z">
         <w:r>
-          <w:t xml:space="preserve"> </w:t>
+          <w:t xml:space="preserve">has COVID-19.</w:t>
         </w:r>
       </w:ins>
       <w:ins w:id="201" w:author="PR Preview" w:date="2026-01-01T00:00:00Z">
         <w:r>
-          <w:t xml:space="preserve">has COVID-19.</w:t>
+          <w:t xml:space="preserve"> </w:t>
         </w:r>
       </w:ins>
       <w:ins w:id="202" w:author="PR Preview" w:date="2026-01-01T00:00:00Z">
         <w:r>
-          <w:t xml:space="preserve"> </w:t>
-        </w:r>
-      </w:ins>
-      <w:ins w:id="203" w:author="PR Preview" w:date="2026-01-01T00:00:00Z">
-        <w:r>
           <w:t xml:space="preserve">Then the prevalence (</w:t>
         </w:r>
       </w:ins>
       <w:hyperlink w:anchor="def-prevalence">
-        <w:ins w:id="204" w:author="PR Preview" w:date="2026-01-01T00:00:00Z">
+        <w:ins w:id="203" w:author="PR Preview" w:date="2026-01-01T00:00:00Z">
           <w:r>
             <w:rPr>
               <w:rStyle w:val="Hyperlink"/>
@@ -2133,7 +2155,7 @@
           </w:r>
         </w:ins>
       </w:hyperlink>
-      <w:ins w:id="205" w:author="PR Preview" w:date="2026-01-01T00:00:00Z">
+      <w:ins w:id="204" w:author="PR Preview" w:date="2026-01-01T00:00:00Z">
         <w:r>
           <w:t xml:space="preserve">) is:</w:t>
         </w:r>
@@ -2185,18 +2207,18 @@
       <w:pPr>
         <w:pStyle w:val="FirstParagraph"/>
       </w:pPr>
+      <w:ins w:id="205" w:author="PR Preview" w:date="2026-01-01T00:00:00Z">
+        <w:r>
+          <w:t xml:space="preserve">and, by the</w:t>
+        </w:r>
+      </w:ins>
       <w:ins w:id="206" w:author="PR Preview" w:date="2026-01-01T00:00:00Z">
         <w:r>
-          <w:t xml:space="preserve">and, by the</w:t>
-        </w:r>
-      </w:ins>
-      <w:ins w:id="207" w:author="PR Preview" w:date="2026-01-01T00:00:00Z">
-        <w:r>
           <w:t xml:space="preserve"> </w:t>
         </w:r>
       </w:ins>
       <w:hyperlink r:id="rId17">
-        <w:ins w:id="208" w:author="PR Preview" w:date="2026-01-01T00:00:00Z">
+        <w:ins w:id="207" w:author="PR Preview" w:date="2026-01-01T00:00:00Z">
           <w:r>
             <w:rPr>
               <w:rStyle w:val="Hyperlink"/>
@@ -2205,17 +2227,17 @@
           </w:r>
         </w:ins>
       </w:hyperlink>
+      <w:ins w:id="208" w:author="PR Preview" w:date="2026-01-01T00:00:00Z">
+        <w:r>
+          <w:t xml:space="preserve">,</w:t>
+        </w:r>
+      </w:ins>
       <w:ins w:id="209" w:author="PR Preview" w:date="2026-01-01T00:00:00Z">
         <w:r>
-          <w:t xml:space="preserve">,</w:t>
+          <w:t xml:space="preserve"> </w:t>
         </w:r>
       </w:ins>
       <w:ins w:id="210" w:author="PR Preview" w:date="2026-01-01T00:00:00Z">
-        <w:r>
-          <w:t xml:space="preserve"> </w:t>
-        </w:r>
-      </w:ins>
-      <w:ins w:id="211" w:author="PR Preview" w:date="2026-01-01T00:00:00Z">
         <w:r>
           <w:t xml:space="preserve">the probability that a person drawn from that population does not have COVID-19 is:</w:t>
         </w:r>
@@ -2386,7 +2408,7 @@
       <w:pPr>
         <w:pStyle w:val="Heading2"/>
       </w:pPr>
-      <w:ins w:id="212" w:author="PR Preview" w:date="2026-01-01T00:00:00Z">
+      <w:ins w:id="211" w:author="PR Preview" w:date="2026-01-01T00:00:00Z">
         <w:r>
           <w:t xml:space="preserve">3 Predictive values</w:t>
         </w:r>
@@ -2397,7 +2419,7 @@
       <w:pPr>
         <w:pStyle w:val="FirstParagraph"/>
       </w:pPr>
-      <w:ins w:id="213" w:author="PR Preview" w:date="2026-01-01T00:00:00Z">
+      <w:ins w:id="212" w:author="PR Preview" w:date="2026-01-01T00:00:00Z">
         <w:r>
           <w:rPr>
             <w:b/>
@@ -2406,22 +2428,22 @@
           <w:t xml:space="preserve">Definition 5 (Positive predictive value (PPV))</w:t>
         </w:r>
       </w:ins>
+      <w:ins w:id="213" w:author="PR Preview" w:date="2026-01-01T00:00:00Z">
+        <w:r>
+          <w:t xml:space="preserve"> </w:t>
+        </w:r>
+      </w:ins>
       <w:ins w:id="214" w:author="PR Preview" w:date="2026-01-01T00:00:00Z">
         <w:r>
-          <w:t xml:space="preserve"> </w:t>
+          <w:t xml:space="preserve">The</w:t>
         </w:r>
       </w:ins>
       <w:ins w:id="215" w:author="PR Preview" w:date="2026-01-01T00:00:00Z">
         <w:r>
-          <w:t xml:space="preserve">The</w:t>
+          <w:t xml:space="preserve"> </w:t>
         </w:r>
       </w:ins>
       <w:ins w:id="216" w:author="PR Preview" w:date="2026-01-01T00:00:00Z">
-        <w:r>
-          <w:t xml:space="preserve"> </w:t>
-        </w:r>
-      </w:ins>
-      <w:ins w:id="217" w:author="PR Preview" w:date="2026-01-01T00:00:00Z">
         <w:r>
           <w:rPr>
             <w:b/>
@@ -2430,22 +2452,22 @@
           <w:t xml:space="preserve">positive predictive value</w:t>
         </w:r>
       </w:ins>
+      <w:ins w:id="217" w:author="PR Preview" w:date="2026-01-01T00:00:00Z">
+        <w:r>
+          <w:t xml:space="preserve"> </w:t>
+        </w:r>
+      </w:ins>
       <w:ins w:id="218" w:author="PR Preview" w:date="2026-01-01T00:00:00Z">
         <w:r>
-          <w:t xml:space="preserve"> </w:t>
+          <w:t xml:space="preserve">of a diagnostic test is the probability</w:t>
         </w:r>
       </w:ins>
       <w:ins w:id="219" w:author="PR Preview" w:date="2026-01-01T00:00:00Z">
         <w:r>
-          <w:t xml:space="preserve">of a diagnostic test is the probability</w:t>
+          <w:t xml:space="preserve"> </w:t>
         </w:r>
       </w:ins>
       <w:ins w:id="220" w:author="PR Preview" w:date="2026-01-01T00:00:00Z">
-        <w:r>
-          <w:t xml:space="preserve"> </w:t>
-        </w:r>
-      </w:ins>
-      <w:ins w:id="221" w:author="PR Preview" w:date="2026-01-01T00:00:00Z">
         <w:r>
           <w:t xml:space="preserve">that the person tested has the disease (</w:t>
         </w:r>
@@ -2455,17 +2477,17 @@
           <m:t>D</m:t>
         </m:r>
       </m:oMath>
+      <w:ins w:id="221" w:author="PR Preview" w:date="2026-01-01T00:00:00Z">
+        <w:r>
+          <w:t xml:space="preserve">),</w:t>
+        </w:r>
+      </w:ins>
       <w:ins w:id="222" w:author="PR Preview" w:date="2026-01-01T00:00:00Z">
         <w:r>
-          <w:t xml:space="preserve">),</w:t>
+          <w:t xml:space="preserve"> </w:t>
         </w:r>
       </w:ins>
       <w:ins w:id="223" w:author="PR Preview" w:date="2026-01-01T00:00:00Z">
-        <w:r>
-          <w:t xml:space="preserve"> </w:t>
-        </w:r>
-      </w:ins>
-      <w:ins w:id="224" w:author="PR Preview" w:date="2026-01-01T00:00:00Z">
         <w:r>
           <w:t xml:space="preserve">given that the test is positive (</w:t>
         </w:r>
@@ -2478,7 +2500,7 @@
           <m:t>+</m:t>
         </m:r>
       </m:oMath>
-      <w:ins w:id="225" w:author="PR Preview" w:date="2026-01-01T00:00:00Z">
+      <w:ins w:id="224" w:author="PR Preview" w:date="2026-01-01T00:00:00Z">
         <w:r>
           <w:t xml:space="preserve">):</w:t>
         </w:r>
@@ -2561,7 +2583,7 @@
       <w:pPr>
         <w:pStyle w:val="FirstParagraph"/>
       </w:pPr>
-      <w:ins w:id="226" w:author="PR Preview" w:date="2026-01-01T00:00:00Z">
+      <w:ins w:id="225" w:author="PR Preview" w:date="2026-01-01T00:00:00Z">
         <w:r>
           <w:rPr>
             <w:b/>
@@ -2570,23 +2592,23 @@
           <w:t xml:space="preserve">Example 5 (PPV of a COVID-19 test)</w:t>
         </w:r>
       </w:ins>
+      <w:ins w:id="226" w:author="PR Preview" w:date="2026-01-01T00:00:00Z">
+        <w:r>
+          <w:t xml:space="preserve"> </w:t>
+        </w:r>
+      </w:ins>
       <w:ins w:id="227" w:author="PR Preview" w:date="2026-01-01T00:00:00Z">
         <w:r>
-          <w:t xml:space="preserve"> </w:t>
+          <w:t xml:space="preserve">For the COVID-19 test of</w:t>
         </w:r>
       </w:ins>
       <w:ins w:id="228" w:author="PR Preview" w:date="2026-01-01T00:00:00Z">
         <w:r>
-          <w:t xml:space="preserve">For the COVID-19 test of</w:t>
-        </w:r>
-      </w:ins>
-      <w:ins w:id="229" w:author="PR Preview" w:date="2026-01-01T00:00:00Z">
-        <w:r>
           <w:t xml:space="preserve"> </w:t>
         </w:r>
       </w:ins>
       <w:hyperlink w:anchor="exm-sensitivity">
-        <w:ins w:id="230" w:author="PR Preview" w:date="2026-01-01T00:00:00Z">
+        <w:ins w:id="229" w:author="PR Preview" w:date="2026-01-01T00:00:00Z">
           <w:r>
             <w:rPr>
               <w:rStyle w:val="Hyperlink"/>
@@ -2595,23 +2617,23 @@
           </w:r>
         </w:ins>
       </w:hyperlink>
+      <w:ins w:id="230" w:author="PR Preview" w:date="2026-01-01T00:00:00Z">
+        <w:r>
+          <w:t xml:space="preserve"> </w:t>
+        </w:r>
+      </w:ins>
       <w:ins w:id="231" w:author="PR Preview" w:date="2026-01-01T00:00:00Z">
         <w:r>
-          <w:t xml:space="preserve"> </w:t>
+          <w:t xml:space="preserve">and</w:t>
         </w:r>
       </w:ins>
       <w:ins w:id="232" w:author="PR Preview" w:date="2026-01-01T00:00:00Z">
         <w:r>
-          <w:t xml:space="preserve">and</w:t>
-        </w:r>
-      </w:ins>
-      <w:ins w:id="233" w:author="PR Preview" w:date="2026-01-01T00:00:00Z">
-        <w:r>
           <w:t xml:space="preserve"> </w:t>
         </w:r>
       </w:ins>
       <w:hyperlink w:anchor="exm-specificity">
-        <w:ins w:id="234" w:author="PR Preview" w:date="2026-01-01T00:00:00Z">
+        <w:ins w:id="233" w:author="PR Preview" w:date="2026-01-01T00:00:00Z">
           <w:r>
             <w:rPr>
               <w:rStyle w:val="Hyperlink"/>
@@ -2620,28 +2642,28 @@
           </w:r>
         </w:ins>
       </w:hyperlink>
+      <w:ins w:id="234" w:author="PR Preview" w:date="2026-01-01T00:00:00Z">
+        <w:r>
+          <w:t xml:space="preserve">,</w:t>
+        </w:r>
+      </w:ins>
       <w:ins w:id="235" w:author="PR Preview" w:date="2026-01-01T00:00:00Z">
         <w:r>
-          <w:t xml:space="preserve">,</w:t>
+          <w:t xml:space="preserve"> </w:t>
         </w:r>
       </w:ins>
       <w:ins w:id="236" w:author="PR Preview" w:date="2026-01-01T00:00:00Z">
         <w:r>
-          <w:t xml:space="preserve"> </w:t>
+          <w:t xml:space="preserve">used in the population of</w:t>
         </w:r>
       </w:ins>
       <w:ins w:id="237" w:author="PR Preview" w:date="2026-01-01T00:00:00Z">
         <w:r>
-          <w:t xml:space="preserve">used in the population of</w:t>
-        </w:r>
-      </w:ins>
-      <w:ins w:id="238" w:author="PR Preview" w:date="2026-01-01T00:00:00Z">
-        <w:r>
           <w:t xml:space="preserve"> </w:t>
         </w:r>
       </w:ins>
       <w:hyperlink w:anchor="exm-prevalence">
-        <w:ins w:id="239" w:author="PR Preview" w:date="2026-01-01T00:00:00Z">
+        <w:ins w:id="238" w:author="PR Preview" w:date="2026-01-01T00:00:00Z">
           <w:r>
             <w:rPr>
               <w:rStyle w:val="Hyperlink"/>
@@ -2650,18 +2672,18 @@
           </w:r>
         </w:ins>
       </w:hyperlink>
+      <w:ins w:id="239" w:author="PR Preview" w:date="2026-01-01T00:00:00Z">
+        <w:r>
+          <w:t xml:space="preserve">,</w:t>
+        </w:r>
+      </w:ins>
       <w:ins w:id="240" w:author="PR Preview" w:date="2026-01-01T00:00:00Z">
         <w:r>
-          <w:t xml:space="preserve">,</w:t>
-        </w:r>
-      </w:ins>
-      <w:ins w:id="241" w:author="PR Preview" w:date="2026-01-01T00:00:00Z">
-        <w:r>
           <w:t xml:space="preserve"> </w:t>
         </w:r>
       </w:ins>
       <w:hyperlink r:id="rId23">
-        <w:ins w:id="242" w:author="PR Preview" w:date="2026-01-01T00:00:00Z">
+        <w:ins w:id="241" w:author="PR Preview" w:date="2026-01-01T00:00:00Z">
           <w:r>
             <w:rPr>
               <w:rStyle w:val="Hyperlink"/>
@@ -2670,18 +2692,18 @@
           </w:r>
         </w:ins>
       </w:hyperlink>
+      <w:ins w:id="242" w:author="PR Preview" w:date="2026-01-01T00:00:00Z">
+        <w:r>
+          <w:t xml:space="preserve"> </w:t>
+        </w:r>
+      </w:ins>
       <w:ins w:id="243" w:author="PR Preview" w:date="2026-01-01T00:00:00Z">
         <w:r>
-          <w:t xml:space="preserve"> </w:t>
-        </w:r>
-      </w:ins>
-      <w:ins w:id="244" w:author="PR Preview" w:date="2026-01-01T00:00:00Z">
-        <w:r>
           <w:t xml:space="preserve">gives the positive predictive value (</w:t>
         </w:r>
       </w:ins>
       <w:hyperlink w:anchor="def-ppv">
-        <w:ins w:id="245" w:author="PR Preview" w:date="2026-01-01T00:00:00Z">
+        <w:ins w:id="244" w:author="PR Preview" w:date="2026-01-01T00:00:00Z">
           <w:r>
             <w:rPr>
               <w:rStyle w:val="Hyperlink"/>
@@ -2690,7 +2712,7 @@
           </w:r>
         </w:ins>
       </w:hyperlink>
-      <w:ins w:id="246" w:author="PR Preview" w:date="2026-01-01T00:00:00Z">
+      <w:ins w:id="245" w:author="PR Preview" w:date="2026-01-01T00:00:00Z">
         <w:r>
           <w:t xml:space="preserve">):</w:t>
         </w:r>
@@ -2754,37 +2776,37 @@
       <w:pPr>
         <w:pStyle w:val="FirstParagraph"/>
       </w:pPr>
+      <w:ins w:id="246" w:author="PR Preview" w:date="2026-01-01T00:00:00Z">
+        <w:r>
+          <w:t xml:space="preserve">Even with a highly accurate test (99% sensitive and 99% specific),</w:t>
+        </w:r>
+      </w:ins>
       <w:ins w:id="247" w:author="PR Preview" w:date="2026-01-01T00:00:00Z">
         <w:r>
-          <w:t xml:space="preserve">Even with a highly accurate test (99% sensitive and 99% specific),</w:t>
+          <w:t xml:space="preserve"> </w:t>
         </w:r>
       </w:ins>
       <w:ins w:id="248" w:author="PR Preview" w:date="2026-01-01T00:00:00Z">
         <w:r>
-          <w:t xml:space="preserve"> </w:t>
+          <w:t xml:space="preserve">only about 88% of the people who test positive have COVID-19,</w:t>
         </w:r>
       </w:ins>
       <w:ins w:id="249" w:author="PR Preview" w:date="2026-01-01T00:00:00Z">
         <w:r>
-          <w:t xml:space="preserve">only about 88% of the people who test positive have COVID-19,</w:t>
+          <w:t xml:space="preserve"> </w:t>
         </w:r>
       </w:ins>
       <w:ins w:id="250" w:author="PR Preview" w:date="2026-01-01T00:00:00Z">
         <w:r>
-          <w:t xml:space="preserve"> </w:t>
+          <w:t xml:space="preserve">because the prevalence (7%) is low enough that</w:t>
         </w:r>
       </w:ins>
       <w:ins w:id="251" w:author="PR Preview" w:date="2026-01-01T00:00:00Z">
         <w:r>
-          <w:t xml:space="preserve">because the prevalence (7%) is low enough that</w:t>
+          <w:t xml:space="preserve"> </w:t>
         </w:r>
       </w:ins>
       <w:ins w:id="252" w:author="PR Preview" w:date="2026-01-01T00:00:00Z">
-        <w:r>
-          <w:t xml:space="preserve"> </w:t>
-        </w:r>
-      </w:ins>
-      <w:ins w:id="253" w:author="PR Preview" w:date="2026-01-01T00:00:00Z">
         <w:r>
           <w:t xml:space="preserve">false positives make up a meaningful fraction of all positive tests.</w:t>
         </w:r>
@@ -2796,7 +2818,7 @@
       <w:pPr>
         <w:pStyle w:val="BodyText"/>
       </w:pPr>
-      <w:ins w:id="254" w:author="PR Preview" w:date="2026-01-01T00:00:00Z">
+      <w:ins w:id="253" w:author="PR Preview" w:date="2026-01-01T00:00:00Z">
         <w:r>
           <w:rPr>
             <w:b/>
@@ -2805,22 +2827,22 @@
           <w:t xml:space="preserve">Definition 6 (Negative predictive value (NPV))</w:t>
         </w:r>
       </w:ins>
+      <w:ins w:id="254" w:author="PR Preview" w:date="2026-01-01T00:00:00Z">
+        <w:r>
+          <w:t xml:space="preserve"> </w:t>
+        </w:r>
+      </w:ins>
       <w:ins w:id="255" w:author="PR Preview" w:date="2026-01-01T00:00:00Z">
         <w:r>
-          <w:t xml:space="preserve"> </w:t>
+          <w:t xml:space="preserve">The</w:t>
         </w:r>
       </w:ins>
       <w:ins w:id="256" w:author="PR Preview" w:date="2026-01-01T00:00:00Z">
         <w:r>
-          <w:t xml:space="preserve">The</w:t>
+          <w:t xml:space="preserve"> </w:t>
         </w:r>
       </w:ins>
       <w:ins w:id="257" w:author="PR Preview" w:date="2026-01-01T00:00:00Z">
-        <w:r>
-          <w:t xml:space="preserve"> </w:t>
-        </w:r>
-      </w:ins>
-      <w:ins w:id="258" w:author="PR Preview" w:date="2026-01-01T00:00:00Z">
         <w:r>
           <w:rPr>
             <w:b/>
@@ -2829,22 +2851,22 @@
           <w:t xml:space="preserve">negative predictive value</w:t>
         </w:r>
       </w:ins>
+      <w:ins w:id="258" w:author="PR Preview" w:date="2026-01-01T00:00:00Z">
+        <w:r>
+          <w:t xml:space="preserve"> </w:t>
+        </w:r>
+      </w:ins>
       <w:ins w:id="259" w:author="PR Preview" w:date="2026-01-01T00:00:00Z">
         <w:r>
-          <w:t xml:space="preserve"> </w:t>
+          <w:t xml:space="preserve">of a diagnostic test is the probability</w:t>
         </w:r>
       </w:ins>
       <w:ins w:id="260" w:author="PR Preview" w:date="2026-01-01T00:00:00Z">
         <w:r>
-          <w:t xml:space="preserve">of a diagnostic test is the probability</w:t>
+          <w:t xml:space="preserve"> </w:t>
         </w:r>
       </w:ins>
       <w:ins w:id="261" w:author="PR Preview" w:date="2026-01-01T00:00:00Z">
-        <w:r>
-          <w:t xml:space="preserve"> </w:t>
-        </w:r>
-      </w:ins>
-      <w:ins w:id="262" w:author="PR Preview" w:date="2026-01-01T00:00:00Z">
         <w:r>
           <w:t xml:space="preserve">that the person tested does not have the disease (</w:t>
         </w:r>
@@ -2860,17 +2882,17 @@
           <m:t>D</m:t>
         </m:r>
       </m:oMath>
+      <w:ins w:id="262" w:author="PR Preview" w:date="2026-01-01T00:00:00Z">
+        <w:r>
+          <w:t xml:space="preserve">),</w:t>
+        </w:r>
+      </w:ins>
       <w:ins w:id="263" w:author="PR Preview" w:date="2026-01-01T00:00:00Z">
         <w:r>
-          <w:t xml:space="preserve">),</w:t>
+          <w:t xml:space="preserve"> </w:t>
         </w:r>
       </w:ins>
       <w:ins w:id="264" w:author="PR Preview" w:date="2026-01-01T00:00:00Z">
-        <w:r>
-          <w:t xml:space="preserve"> </w:t>
-        </w:r>
-      </w:ins>
-      <w:ins w:id="265" w:author="PR Preview" w:date="2026-01-01T00:00:00Z">
         <w:r>
           <w:t xml:space="preserve">given that the test is negative (</w:t>
         </w:r>
@@ -2889,7 +2911,7 @@
           <m:t>+</m:t>
         </m:r>
       </m:oMath>
-      <w:ins w:id="266" w:author="PR Preview" w:date="2026-01-01T00:00:00Z">
+      <w:ins w:id="265" w:author="PR Preview" w:date="2026-01-01T00:00:00Z">
         <w:r>
           <w:t xml:space="preserve">):</w:t>
         </w:r>
@@ -2984,7 +3006,7 @@
       <w:pPr>
         <w:pStyle w:val="FirstParagraph"/>
       </w:pPr>
-      <w:ins w:id="267" w:author="PR Preview" w:date="2026-01-01T00:00:00Z">
+      <w:ins w:id="266" w:author="PR Preview" w:date="2026-01-01T00:00:00Z">
         <w:r>
           <w:rPr>
             <w:b/>
@@ -2993,23 +3015,23 @@
           <w:t xml:space="preserve">Example 6 (NPV of a COVID-19 test)</w:t>
         </w:r>
       </w:ins>
+      <w:ins w:id="267" w:author="PR Preview" w:date="2026-01-01T00:00:00Z">
+        <w:r>
+          <w:t xml:space="preserve"> </w:t>
+        </w:r>
+      </w:ins>
       <w:ins w:id="268" w:author="PR Preview" w:date="2026-01-01T00:00:00Z">
         <w:r>
-          <w:t xml:space="preserve"> </w:t>
+          <w:t xml:space="preserve">For the COVID-19 test of</w:t>
         </w:r>
       </w:ins>
       <w:ins w:id="269" w:author="PR Preview" w:date="2026-01-01T00:00:00Z">
         <w:r>
-          <w:t xml:space="preserve">For the COVID-19 test of</w:t>
-        </w:r>
-      </w:ins>
-      <w:ins w:id="270" w:author="PR Preview" w:date="2026-01-01T00:00:00Z">
-        <w:r>
           <w:t xml:space="preserve"> </w:t>
         </w:r>
       </w:ins>
       <w:hyperlink w:anchor="exm-sensitivity">
-        <w:ins w:id="271" w:author="PR Preview" w:date="2026-01-01T00:00:00Z">
+        <w:ins w:id="270" w:author="PR Preview" w:date="2026-01-01T00:00:00Z">
           <w:r>
             <w:rPr>
               <w:rStyle w:val="Hyperlink"/>
@@ -3018,23 +3040,23 @@
           </w:r>
         </w:ins>
       </w:hyperlink>
+      <w:ins w:id="271" w:author="PR Preview" w:date="2026-01-01T00:00:00Z">
+        <w:r>
+          <w:t xml:space="preserve"> </w:t>
+        </w:r>
+      </w:ins>
       <w:ins w:id="272" w:author="PR Preview" w:date="2026-01-01T00:00:00Z">
         <w:r>
-          <w:t xml:space="preserve"> </w:t>
+          <w:t xml:space="preserve">and</w:t>
         </w:r>
       </w:ins>
       <w:ins w:id="273" w:author="PR Preview" w:date="2026-01-01T00:00:00Z">
         <w:r>
-          <w:t xml:space="preserve">and</w:t>
-        </w:r>
-      </w:ins>
-      <w:ins w:id="274" w:author="PR Preview" w:date="2026-01-01T00:00:00Z">
-        <w:r>
           <w:t xml:space="preserve"> </w:t>
         </w:r>
       </w:ins>
       <w:hyperlink w:anchor="exm-specificity">
-        <w:ins w:id="275" w:author="PR Preview" w:date="2026-01-01T00:00:00Z">
+        <w:ins w:id="274" w:author="PR Preview" w:date="2026-01-01T00:00:00Z">
           <w:r>
             <w:rPr>
               <w:rStyle w:val="Hyperlink"/>
@@ -3043,28 +3065,28 @@
           </w:r>
         </w:ins>
       </w:hyperlink>
+      <w:ins w:id="275" w:author="PR Preview" w:date="2026-01-01T00:00:00Z">
+        <w:r>
+          <w:t xml:space="preserve">,</w:t>
+        </w:r>
+      </w:ins>
       <w:ins w:id="276" w:author="PR Preview" w:date="2026-01-01T00:00:00Z">
         <w:r>
-          <w:t xml:space="preserve">,</w:t>
+          <w:t xml:space="preserve"> </w:t>
         </w:r>
       </w:ins>
       <w:ins w:id="277" w:author="PR Preview" w:date="2026-01-01T00:00:00Z">
         <w:r>
-          <w:t xml:space="preserve"> </w:t>
+          <w:t xml:space="preserve">used in the population of</w:t>
         </w:r>
       </w:ins>
       <w:ins w:id="278" w:author="PR Preview" w:date="2026-01-01T00:00:00Z">
         <w:r>
-          <w:t xml:space="preserve">used in the population of</w:t>
-        </w:r>
-      </w:ins>
-      <w:ins w:id="279" w:author="PR Preview" w:date="2026-01-01T00:00:00Z">
-        <w:r>
           <w:t xml:space="preserve"> </w:t>
         </w:r>
       </w:ins>
       <w:hyperlink w:anchor="exm-prevalence">
-        <w:ins w:id="280" w:author="PR Preview" w:date="2026-01-01T00:00:00Z">
+        <w:ins w:id="279" w:author="PR Preview" w:date="2026-01-01T00:00:00Z">
           <w:r>
             <w:rPr>
               <w:rStyle w:val="Hyperlink"/>
@@ -3073,38 +3095,38 @@
           </w:r>
         </w:ins>
       </w:hyperlink>
+      <w:ins w:id="280" w:author="PR Preview" w:date="2026-01-01T00:00:00Z">
+        <w:r>
+          <w:t xml:space="preserve">,</w:t>
+        </w:r>
+      </w:ins>
       <w:ins w:id="281" w:author="PR Preview" w:date="2026-01-01T00:00:00Z">
         <w:r>
-          <w:t xml:space="preserve">,</w:t>
+          <w:t xml:space="preserve"> </w:t>
         </w:r>
       </w:ins>
       <w:ins w:id="282" w:author="PR Preview" w:date="2026-01-01T00:00:00Z">
         <w:r>
-          <w:t xml:space="preserve"> </w:t>
+          <w:t xml:space="preserve">the probability of a negative test for a person with COVID-19 is,</w:t>
         </w:r>
       </w:ins>
       <w:ins w:id="283" w:author="PR Preview" w:date="2026-01-01T00:00:00Z">
         <w:r>
-          <w:t xml:space="preserve">the probability of a negative test for a person with COVID-19 is,</w:t>
+          <w:t xml:space="preserve"> </w:t>
         </w:r>
       </w:ins>
       <w:ins w:id="284" w:author="PR Preview" w:date="2026-01-01T00:00:00Z">
         <w:r>
-          <w:t xml:space="preserve"> </w:t>
+          <w:t xml:space="preserve">by the</w:t>
         </w:r>
       </w:ins>
       <w:ins w:id="285" w:author="PR Preview" w:date="2026-01-01T00:00:00Z">
         <w:r>
-          <w:t xml:space="preserve">by the</w:t>
-        </w:r>
-      </w:ins>
-      <w:ins w:id="286" w:author="PR Preview" w:date="2026-01-01T00:00:00Z">
-        <w:r>
           <w:t xml:space="preserve"> </w:t>
         </w:r>
       </w:ins>
       <w:hyperlink r:id="rId17">
-        <w:ins w:id="287" w:author="PR Preview" w:date="2026-01-01T00:00:00Z">
+        <w:ins w:id="286" w:author="PR Preview" w:date="2026-01-01T00:00:00Z">
           <w:r>
             <w:rPr>
               <w:rStyle w:val="Hyperlink"/>
@@ -3113,7 +3135,7 @@
           </w:r>
         </w:ins>
       </w:hyperlink>
-      <w:ins w:id="288" w:author="PR Preview" w:date="2026-01-01T00:00:00Z">
+      <w:ins w:id="287" w:author="PR Preview" w:date="2026-01-01T00:00:00Z">
         <w:r>
           <w:t xml:space="preserve">:</w:t>
         </w:r>
@@ -3315,18 +3337,18 @@
       <w:pPr>
         <w:pStyle w:val="FirstParagraph"/>
       </w:pPr>
+      <w:ins w:id="288" w:author="PR Preview" w:date="2026-01-01T00:00:00Z">
+        <w:r>
+          <w:t xml:space="preserve">By</w:t>
+        </w:r>
+      </w:ins>
       <w:ins w:id="289" w:author="PR Preview" w:date="2026-01-01T00:00:00Z">
         <w:r>
-          <w:t xml:space="preserve">By</w:t>
-        </w:r>
-      </w:ins>
-      <w:ins w:id="290" w:author="PR Preview" w:date="2026-01-01T00:00:00Z">
-        <w:r>
           <w:t xml:space="preserve"> </w:t>
         </w:r>
       </w:ins>
       <w:hyperlink r:id="rId9">
-        <w:ins w:id="291" w:author="PR Preview" w:date="2026-01-01T00:00:00Z">
+        <w:ins w:id="290" w:author="PR Preview" w:date="2026-01-01T00:00:00Z">
           <w:r>
             <w:rPr>
               <w:rStyle w:val="Hyperlink"/>
@@ -3335,28 +3357,28 @@
           </w:r>
         </w:ins>
       </w:hyperlink>
+      <w:ins w:id="291" w:author="PR Preview" w:date="2026-01-01T00:00:00Z">
+        <w:r>
+          <w:t xml:space="preserve">,</w:t>
+        </w:r>
+      </w:ins>
       <w:ins w:id="292" w:author="PR Preview" w:date="2026-01-01T00:00:00Z">
         <w:r>
-          <w:t xml:space="preserve">,</w:t>
+          <w:t xml:space="preserve"> </w:t>
         </w:r>
       </w:ins>
       <w:ins w:id="293" w:author="PR Preview" w:date="2026-01-01T00:00:00Z">
         <w:r>
-          <w:t xml:space="preserve"> </w:t>
+          <w:t xml:space="preserve">with the denominator expanded by the</w:t>
         </w:r>
       </w:ins>
       <w:ins w:id="294" w:author="PR Preview" w:date="2026-01-01T00:00:00Z">
         <w:r>
-          <w:t xml:space="preserve">with the denominator expanded by the</w:t>
-        </w:r>
-      </w:ins>
-      <w:ins w:id="295" w:author="PR Preview" w:date="2026-01-01T00:00:00Z">
-        <w:r>
           <w:t xml:space="preserve"> </w:t>
         </w:r>
       </w:ins>
       <w:hyperlink r:id="rId10">
-        <w:ins w:id="296" w:author="PR Preview" w:date="2026-01-01T00:00:00Z">
+        <w:ins w:id="295" w:author="PR Preview" w:date="2026-01-01T00:00:00Z">
           <w:r>
             <w:rPr>
               <w:rStyle w:val="Hyperlink"/>
@@ -3365,17 +3387,17 @@
           </w:r>
         </w:ins>
       </w:hyperlink>
+      <w:ins w:id="296" w:author="PR Preview" w:date="2026-01-01T00:00:00Z">
+        <w:r>
+          <w:t xml:space="preserve"> </w:t>
+        </w:r>
+      </w:ins>
       <w:ins w:id="297" w:author="PR Preview" w:date="2026-01-01T00:00:00Z">
         <w:r>
-          <w:t xml:space="preserve"> </w:t>
+          <w:t xml:space="preserve">over the partition</w:t>
         </w:r>
       </w:ins>
       <w:ins w:id="298" w:author="PR Preview" w:date="2026-01-01T00:00:00Z">
-        <w:r>
-          <w:t xml:space="preserve">over the partition</w:t>
-        </w:r>
-      </w:ins>
-      <w:ins w:id="299" w:author="PR Preview" w:date="2026-01-01T00:00:00Z">
         <w:r>
           <w:t xml:space="preserve"> </w:t>
         </w:r>
@@ -3416,23 +3438,23 @@
           <m:t>​</m:t>
         </m:r>
       </m:oMath>
+      <w:ins w:id="299" w:author="PR Preview" w:date="2026-01-01T00:00:00Z">
+        <w:r>
+          <w:t xml:space="preserve">,</w:t>
+        </w:r>
+      </w:ins>
       <w:ins w:id="300" w:author="PR Preview" w:date="2026-01-01T00:00:00Z">
         <w:r>
-          <w:t xml:space="preserve">,</w:t>
+          <w:t xml:space="preserve"> </w:t>
         </w:r>
       </w:ins>
       <w:ins w:id="301" w:author="PR Preview" w:date="2026-01-01T00:00:00Z">
         <w:r>
-          <w:t xml:space="preserve"> </w:t>
-        </w:r>
-      </w:ins>
-      <w:ins w:id="302" w:author="PR Preview" w:date="2026-01-01T00:00:00Z">
-        <w:r>
           <w:t xml:space="preserve">the negative predictive value (</w:t>
         </w:r>
       </w:ins>
       <w:hyperlink w:anchor="def-npv">
-        <w:ins w:id="303" w:author="PR Preview" w:date="2026-01-01T00:00:00Z">
+        <w:ins w:id="302" w:author="PR Preview" w:date="2026-01-01T00:00:00Z">
           <w:r>
             <w:rPr>
               <w:rStyle w:val="Hyperlink"/>
@@ -3441,7 +3463,7 @@
           </w:r>
         </w:ins>
       </w:hyperlink>
-      <w:ins w:id="304" w:author="PR Preview" w:date="2026-01-01T00:00:00Z">
+      <w:ins w:id="303" w:author="PR Preview" w:date="2026-01-01T00:00:00Z">
         <w:r>
           <w:t xml:space="preserve">) is:</w:t>
         </w:r>
@@ -4101,17 +4123,17 @@
       <w:pPr>
         <w:pStyle w:val="FirstParagraph"/>
       </w:pPr>
+      <w:ins w:id="304" w:author="PR Preview" w:date="2026-01-01T00:00:00Z">
+        <w:r>
+          <w:t xml:space="preserve">A negative result from this test is very reliable:</w:t>
+        </w:r>
+      </w:ins>
       <w:ins w:id="305" w:author="PR Preview" w:date="2026-01-01T00:00:00Z">
         <w:r>
-          <w:t xml:space="preserve">A negative result from this test is very reliable:</w:t>
+          <w:t xml:space="preserve"> </w:t>
         </w:r>
       </w:ins>
       <w:ins w:id="306" w:author="PR Preview" w:date="2026-01-01T00:00:00Z">
-        <w:r>
-          <w:t xml:space="preserve"> </w:t>
-        </w:r>
-      </w:ins>
-      <w:ins w:id="307" w:author="PR Preview" w:date="2026-01-01T00:00:00Z">
         <w:r>
           <w:t xml:space="preserve">only about 8 in 10,000 people who test negative have COVID-19.</w:t>
         </w:r>
@@ -4124,7 +4146,7 @@
       <w:pPr>
         <w:pStyle w:val="Heading2"/>
       </w:pPr>
-      <w:ins w:id="308" w:author="PR Preview" w:date="2026-01-01T00:00:00Z">
+      <w:ins w:id="307" w:author="PR Preview" w:date="2026-01-01T00:00:00Z">
         <w:r>
           <w:t xml:space="preserve">4 PPV in terms of sensitivity, specificity, and prevalence</w:t>
         </w:r>
@@ -4135,7 +4157,7 @@
       <w:pPr>
         <w:pStyle w:val="FirstParagraph"/>
       </w:pPr>
-      <w:ins w:id="309" w:author="PR Preview" w:date="2026-01-01T00:00:00Z">
+      <w:ins w:id="308" w:author="PR Preview" w:date="2026-01-01T00:00:00Z">
         <w:r>
           <w:rPr>
             <w:b/>
@@ -4144,17 +4166,17 @@
           <w:t xml:space="preserve">Exercise 1 (Probability of a positive test)</w:t>
         </w:r>
       </w:ins>
+      <w:ins w:id="309" w:author="PR Preview" w:date="2026-01-01T00:00:00Z">
+        <w:r>
+          <w:t xml:space="preserve"> </w:t>
+        </w:r>
+      </w:ins>
       <w:ins w:id="310" w:author="PR Preview" w:date="2026-01-01T00:00:00Z">
         <w:r>
-          <w:t xml:space="preserve"> </w:t>
+          <w:t xml:space="preserve">Write the probability</w:t>
         </w:r>
       </w:ins>
       <w:ins w:id="311" w:author="PR Preview" w:date="2026-01-01T00:00:00Z">
-        <w:r>
-          <w:t xml:space="preserve">Write the probability</w:t>
-        </w:r>
-      </w:ins>
-      <w:ins w:id="312" w:author="PR Preview" w:date="2026-01-01T00:00:00Z">
         <w:r>
           <w:t xml:space="preserve"> </w:t>
         </w:r>
@@ -4185,33 +4207,33 @@
           <m:t>)</m:t>
         </m:r>
       </m:oMath>
+      <w:ins w:id="312" w:author="PR Preview" w:date="2026-01-01T00:00:00Z">
+        <w:r>
+          <w:t xml:space="preserve"> </w:t>
+        </w:r>
+      </w:ins>
       <w:ins w:id="313" w:author="PR Preview" w:date="2026-01-01T00:00:00Z">
         <w:r>
-          <w:t xml:space="preserve"> </w:t>
+          <w:t xml:space="preserve">that a diagnostic test is positive</w:t>
         </w:r>
       </w:ins>
       <w:ins w:id="314" w:author="PR Preview" w:date="2026-01-01T00:00:00Z">
         <w:r>
-          <w:t xml:space="preserve">that a diagnostic test is positive</w:t>
+          <w:t xml:space="preserve"> </w:t>
         </w:r>
       </w:ins>
       <w:ins w:id="315" w:author="PR Preview" w:date="2026-01-01T00:00:00Z">
         <w:r>
-          <w:t xml:space="preserve"> </w:t>
+          <w:t xml:space="preserve">in terms of the test’s</w:t>
         </w:r>
       </w:ins>
       <w:ins w:id="316" w:author="PR Preview" w:date="2026-01-01T00:00:00Z">
         <w:r>
-          <w:t xml:space="preserve">in terms of the test’s</w:t>
-        </w:r>
-      </w:ins>
-      <w:ins w:id="317" w:author="PR Preview" w:date="2026-01-01T00:00:00Z">
-        <w:r>
           <w:t xml:space="preserve"> </w:t>
         </w:r>
       </w:ins>
       <w:hyperlink w:anchor="def-sensitivity">
-        <w:ins w:id="318" w:author="PR Preview" w:date="2026-01-01T00:00:00Z">
+        <w:ins w:id="317" w:author="PR Preview" w:date="2026-01-01T00:00:00Z">
           <w:r>
             <w:rPr>
               <w:rStyle w:val="Hyperlink"/>
@@ -4220,18 +4242,18 @@
           </w:r>
         </w:ins>
       </w:hyperlink>
+      <w:ins w:id="318" w:author="PR Preview" w:date="2026-01-01T00:00:00Z">
+        <w:r>
+          <w:t xml:space="preserve">,</w:t>
+        </w:r>
+      </w:ins>
       <w:ins w:id="319" w:author="PR Preview" w:date="2026-01-01T00:00:00Z">
         <w:r>
-          <w:t xml:space="preserve">,</w:t>
-        </w:r>
-      </w:ins>
-      <w:ins w:id="320" w:author="PR Preview" w:date="2026-01-01T00:00:00Z">
-        <w:r>
           <w:t xml:space="preserve"> </w:t>
         </w:r>
       </w:ins>
       <w:hyperlink w:anchor="def-specificity">
-        <w:ins w:id="321" w:author="PR Preview" w:date="2026-01-01T00:00:00Z">
+        <w:ins w:id="320" w:author="PR Preview" w:date="2026-01-01T00:00:00Z">
           <w:r>
             <w:rPr>
               <w:rStyle w:val="Hyperlink"/>
@@ -4240,28 +4262,28 @@
           </w:r>
         </w:ins>
       </w:hyperlink>
+      <w:ins w:id="321" w:author="PR Preview" w:date="2026-01-01T00:00:00Z">
+        <w:r>
+          <w:t xml:space="preserve">,</w:t>
+        </w:r>
+      </w:ins>
       <w:ins w:id="322" w:author="PR Preview" w:date="2026-01-01T00:00:00Z">
         <w:r>
-          <w:t xml:space="preserve">,</w:t>
+          <w:t xml:space="preserve"> </w:t>
         </w:r>
       </w:ins>
       <w:ins w:id="323" w:author="PR Preview" w:date="2026-01-01T00:00:00Z">
         <w:r>
-          <w:t xml:space="preserve"> </w:t>
+          <w:t xml:space="preserve">and the</w:t>
         </w:r>
       </w:ins>
       <w:ins w:id="324" w:author="PR Preview" w:date="2026-01-01T00:00:00Z">
         <w:r>
-          <w:t xml:space="preserve">and the</w:t>
-        </w:r>
-      </w:ins>
-      <w:ins w:id="325" w:author="PR Preview" w:date="2026-01-01T00:00:00Z">
-        <w:r>
           <w:t xml:space="preserve"> </w:t>
         </w:r>
       </w:ins>
       <w:hyperlink w:anchor="def-prevalence">
-        <w:ins w:id="326" w:author="PR Preview" w:date="2026-01-01T00:00:00Z">
+        <w:ins w:id="325" w:author="PR Preview" w:date="2026-01-01T00:00:00Z">
           <w:r>
             <w:rPr>
               <w:rStyle w:val="Hyperlink"/>
@@ -4270,12 +4292,12 @@
           </w:r>
         </w:ins>
       </w:hyperlink>
+      <w:ins w:id="326" w:author="PR Preview" w:date="2026-01-01T00:00:00Z">
+        <w:r>
+          <w:t xml:space="preserve"> </w:t>
+        </w:r>
+      </w:ins>
       <w:ins w:id="327" w:author="PR Preview" w:date="2026-01-01T00:00:00Z">
-        <w:r>
-          <w:t xml:space="preserve"> </w:t>
-        </w:r>
-      </w:ins>
-      <w:ins w:id="328" w:author="PR Preview" w:date="2026-01-01T00:00:00Z">
         <w:r>
           <w:t xml:space="preserve">of the disease.</w:t>
         </w:r>
@@ -4287,7 +4309,7 @@
       <w:pPr>
         <w:pStyle w:val="BodyText"/>
       </w:pPr>
-      <w:ins w:id="329" w:author="PR Preview" w:date="2026-01-01T00:00:00Z">
+      <w:ins w:id="328" w:author="PR Preview" w:date="2026-01-01T00:00:00Z">
         <w:r>
           <w:rPr>
             <w:i/>
@@ -4296,23 +4318,23 @@
           <w:t xml:space="preserve">Solution 1</w:t>
         </w:r>
       </w:ins>
+      <w:ins w:id="329" w:author="PR Preview" w:date="2026-01-01T00:00:00Z">
+        <w:r>
+          <w:t xml:space="preserve">. </w:t>
+        </w:r>
+      </w:ins>
       <w:ins w:id="330" w:author="PR Preview" w:date="2026-01-01T00:00:00Z">
         <w:r>
-          <w:t xml:space="preserve">. </w:t>
+          <w:t xml:space="preserve">By the</w:t>
         </w:r>
       </w:ins>
       <w:ins w:id="331" w:author="PR Preview" w:date="2026-01-01T00:00:00Z">
         <w:r>
-          <w:t xml:space="preserve">By the</w:t>
-        </w:r>
-      </w:ins>
-      <w:ins w:id="332" w:author="PR Preview" w:date="2026-01-01T00:00:00Z">
-        <w:r>
           <w:t xml:space="preserve"> </w:t>
         </w:r>
       </w:ins>
       <w:hyperlink r:id="rId10">
-        <w:ins w:id="333" w:author="PR Preview" w:date="2026-01-01T00:00:00Z">
+        <w:ins w:id="332" w:author="PR Preview" w:date="2026-01-01T00:00:00Z">
           <w:r>
             <w:rPr>
               <w:rStyle w:val="Hyperlink"/>
@@ -4321,17 +4343,17 @@
           </w:r>
         </w:ins>
       </w:hyperlink>
+      <w:ins w:id="333" w:author="PR Preview" w:date="2026-01-01T00:00:00Z">
+        <w:r>
+          <w:t xml:space="preserve"> </w:t>
+        </w:r>
+      </w:ins>
       <w:ins w:id="334" w:author="PR Preview" w:date="2026-01-01T00:00:00Z">
         <w:r>
-          <w:t xml:space="preserve"> </w:t>
+          <w:t xml:space="preserve">over the partition</w:t>
         </w:r>
       </w:ins>
       <w:ins w:id="335" w:author="PR Preview" w:date="2026-01-01T00:00:00Z">
-        <w:r>
-          <w:t xml:space="preserve">over the partition</w:t>
-        </w:r>
-      </w:ins>
-      <w:ins w:id="336" w:author="PR Preview" w:date="2026-01-01T00:00:00Z">
         <w:r>
           <w:t xml:space="preserve"> </w:t>
         </w:r>
@@ -4372,7 +4394,7 @@
           <m:t>​</m:t>
         </m:r>
       </m:oMath>
-      <w:ins w:id="337" w:author="PR Preview" w:date="2026-01-01T00:00:00Z">
+      <w:ins w:id="336" w:author="PR Preview" w:date="2026-01-01T00:00:00Z">
         <w:r>
           <w:t xml:space="preserve">:</w:t>
         </w:r>
@@ -5380,7 +5402,7 @@
       <w:pPr>
         <w:pStyle w:val="FirstParagraph"/>
       </w:pPr>
-      <w:ins w:id="338" w:author="PR Preview" w:date="2026-01-01T00:00:00Z">
+      <w:ins w:id="337" w:author="PR Preview" w:date="2026-01-01T00:00:00Z">
         <w:r>
           <w:rPr>
             <w:b/>
@@ -5389,23 +5411,23 @@
           <w:t xml:space="preserve">Exercise 2 (PPV from Bayes’ theorem)</w:t>
         </w:r>
       </w:ins>
+      <w:ins w:id="338" w:author="PR Preview" w:date="2026-01-01T00:00:00Z">
+        <w:r>
+          <w:t xml:space="preserve"> </w:t>
+        </w:r>
+      </w:ins>
       <w:ins w:id="339" w:author="PR Preview" w:date="2026-01-01T00:00:00Z">
         <w:r>
-          <w:t xml:space="preserve"> </w:t>
+          <w:t xml:space="preserve">Write the</w:t>
         </w:r>
       </w:ins>
       <w:ins w:id="340" w:author="PR Preview" w:date="2026-01-01T00:00:00Z">
         <w:r>
-          <w:t xml:space="preserve">Write the</w:t>
-        </w:r>
-      </w:ins>
-      <w:ins w:id="341" w:author="PR Preview" w:date="2026-01-01T00:00:00Z">
-        <w:r>
           <w:t xml:space="preserve"> </w:t>
         </w:r>
       </w:ins>
       <w:hyperlink w:anchor="def-ppv">
-        <w:ins w:id="342" w:author="PR Preview" w:date="2026-01-01T00:00:00Z">
+        <w:ins w:id="341" w:author="PR Preview" w:date="2026-01-01T00:00:00Z">
           <w:r>
             <w:rPr>
               <w:rStyle w:val="Hyperlink"/>
@@ -5414,33 +5436,33 @@
           </w:r>
         </w:ins>
       </w:hyperlink>
+      <w:ins w:id="342" w:author="PR Preview" w:date="2026-01-01T00:00:00Z">
+        <w:r>
+          <w:t xml:space="preserve"> </w:t>
+        </w:r>
+      </w:ins>
       <w:ins w:id="343" w:author="PR Preview" w:date="2026-01-01T00:00:00Z">
         <w:r>
-          <w:t xml:space="preserve"> </w:t>
+          <w:t xml:space="preserve">of a diagnostic test</w:t>
         </w:r>
       </w:ins>
       <w:ins w:id="344" w:author="PR Preview" w:date="2026-01-01T00:00:00Z">
         <w:r>
-          <w:t xml:space="preserve">of a diagnostic test</w:t>
+          <w:t xml:space="preserve"> </w:t>
         </w:r>
       </w:ins>
       <w:ins w:id="345" w:author="PR Preview" w:date="2026-01-01T00:00:00Z">
         <w:r>
-          <w:t xml:space="preserve"> </w:t>
+          <w:t xml:space="preserve">in terms of its</w:t>
         </w:r>
       </w:ins>
       <w:ins w:id="346" w:author="PR Preview" w:date="2026-01-01T00:00:00Z">
         <w:r>
-          <w:t xml:space="preserve">in terms of its</w:t>
-        </w:r>
-      </w:ins>
-      <w:ins w:id="347" w:author="PR Preview" w:date="2026-01-01T00:00:00Z">
-        <w:r>
           <w:t xml:space="preserve"> </w:t>
         </w:r>
       </w:ins>
       <w:hyperlink w:anchor="def-sensitivity">
-        <w:ins w:id="348" w:author="PR Preview" w:date="2026-01-01T00:00:00Z">
+        <w:ins w:id="347" w:author="PR Preview" w:date="2026-01-01T00:00:00Z">
           <w:r>
             <w:rPr>
               <w:rStyle w:val="Hyperlink"/>
@@ -5449,18 +5471,18 @@
           </w:r>
         </w:ins>
       </w:hyperlink>
+      <w:ins w:id="348" w:author="PR Preview" w:date="2026-01-01T00:00:00Z">
+        <w:r>
+          <w:t xml:space="preserve">,</w:t>
+        </w:r>
+      </w:ins>
       <w:ins w:id="349" w:author="PR Preview" w:date="2026-01-01T00:00:00Z">
         <w:r>
-          <w:t xml:space="preserve">,</w:t>
-        </w:r>
-      </w:ins>
-      <w:ins w:id="350" w:author="PR Preview" w:date="2026-01-01T00:00:00Z">
-        <w:r>
           <w:t xml:space="preserve"> </w:t>
         </w:r>
       </w:ins>
       <w:hyperlink w:anchor="def-specificity">
-        <w:ins w:id="351" w:author="PR Preview" w:date="2026-01-01T00:00:00Z">
+        <w:ins w:id="350" w:author="PR Preview" w:date="2026-01-01T00:00:00Z">
           <w:r>
             <w:rPr>
               <w:rStyle w:val="Hyperlink"/>
@@ -5469,28 +5491,28 @@
           </w:r>
         </w:ins>
       </w:hyperlink>
+      <w:ins w:id="351" w:author="PR Preview" w:date="2026-01-01T00:00:00Z">
+        <w:r>
+          <w:t xml:space="preserve">,</w:t>
+        </w:r>
+      </w:ins>
       <w:ins w:id="352" w:author="PR Preview" w:date="2026-01-01T00:00:00Z">
         <w:r>
-          <w:t xml:space="preserve">,</w:t>
+          <w:t xml:space="preserve"> </w:t>
         </w:r>
       </w:ins>
       <w:ins w:id="353" w:author="PR Preview" w:date="2026-01-01T00:00:00Z">
         <w:r>
-          <w:t xml:space="preserve"> </w:t>
+          <w:t xml:space="preserve">and the</w:t>
         </w:r>
       </w:ins>
       <w:ins w:id="354" w:author="PR Preview" w:date="2026-01-01T00:00:00Z">
         <w:r>
-          <w:t xml:space="preserve">and the</w:t>
-        </w:r>
-      </w:ins>
-      <w:ins w:id="355" w:author="PR Preview" w:date="2026-01-01T00:00:00Z">
-        <w:r>
           <w:t xml:space="preserve"> </w:t>
         </w:r>
       </w:ins>
       <w:hyperlink w:anchor="def-prevalence">
-        <w:ins w:id="356" w:author="PR Preview" w:date="2026-01-01T00:00:00Z">
+        <w:ins w:id="355" w:author="PR Preview" w:date="2026-01-01T00:00:00Z">
           <w:r>
             <w:rPr>
               <w:rStyle w:val="Hyperlink"/>
@@ -5499,12 +5521,12 @@
           </w:r>
         </w:ins>
       </w:hyperlink>
+      <w:ins w:id="356" w:author="PR Preview" w:date="2026-01-01T00:00:00Z">
+        <w:r>
+          <w:t xml:space="preserve"> </w:t>
+        </w:r>
+      </w:ins>
       <w:ins w:id="357" w:author="PR Preview" w:date="2026-01-01T00:00:00Z">
-        <w:r>
-          <w:t xml:space="preserve"> </w:t>
-        </w:r>
-      </w:ins>
-      <w:ins w:id="358" w:author="PR Preview" w:date="2026-01-01T00:00:00Z">
         <w:r>
           <w:t xml:space="preserve">of the disease.</w:t>
         </w:r>
@@ -5516,7 +5538,7 @@
       <w:pPr>
         <w:pStyle w:val="BodyText"/>
       </w:pPr>
-      <w:ins w:id="359" w:author="PR Preview" w:date="2026-01-01T00:00:00Z">
+      <w:ins w:id="358" w:author="PR Preview" w:date="2026-01-01T00:00:00Z">
         <w:r>
           <w:rPr>
             <w:i/>
@@ -5525,17 +5547,17 @@
           <w:t xml:space="preserve">Solution 2</w:t>
         </w:r>
       </w:ins>
+      <w:ins w:id="359" w:author="PR Preview" w:date="2026-01-01T00:00:00Z">
+        <w:r>
+          <w:t xml:space="preserve">. </w:t>
+        </w:r>
+      </w:ins>
       <w:ins w:id="360" w:author="PR Preview" w:date="2026-01-01T00:00:00Z">
         <w:r>
-          <w:t xml:space="preserve">. </w:t>
+          <w:t xml:space="preserve">Abbreviate the sensitivity as</w:t>
         </w:r>
       </w:ins>
       <w:ins w:id="361" w:author="PR Preview" w:date="2026-01-01T00:00:00Z">
-        <w:r>
-          <w:t xml:space="preserve">Abbreviate the sensitivity as</w:t>
-        </w:r>
-      </w:ins>
-      <w:ins w:id="362" w:author="PR Preview" w:date="2026-01-01T00:00:00Z">
         <w:r>
           <w:t xml:space="preserve"> </w:t>
         </w:r>
@@ -5549,22 +5571,22 @@
           <m:t>sens</m:t>
         </m:r>
       </m:oMath>
+      <w:ins w:id="362" w:author="PR Preview" w:date="2026-01-01T00:00:00Z">
+        <w:r>
+          <w:t xml:space="preserve">,</w:t>
+        </w:r>
+      </w:ins>
       <w:ins w:id="363" w:author="PR Preview" w:date="2026-01-01T00:00:00Z">
         <w:r>
-          <w:t xml:space="preserve">,</w:t>
+          <w:t xml:space="preserve"> </w:t>
         </w:r>
       </w:ins>
       <w:ins w:id="364" w:author="PR Preview" w:date="2026-01-01T00:00:00Z">
         <w:r>
-          <w:t xml:space="preserve"> </w:t>
+          <w:t xml:space="preserve">the specificity as</w:t>
         </w:r>
       </w:ins>
       <w:ins w:id="365" w:author="PR Preview" w:date="2026-01-01T00:00:00Z">
-        <w:r>
-          <w:t xml:space="preserve">the specificity as</w:t>
-        </w:r>
-      </w:ins>
-      <w:ins w:id="366" w:author="PR Preview" w:date="2026-01-01T00:00:00Z">
         <w:r>
           <w:t xml:space="preserve"> </w:t>
         </w:r>
@@ -5578,22 +5600,22 @@
           <m:t>spec</m:t>
         </m:r>
       </m:oMath>
+      <w:ins w:id="366" w:author="PR Preview" w:date="2026-01-01T00:00:00Z">
+        <w:r>
+          <w:t xml:space="preserve">,</w:t>
+        </w:r>
+      </w:ins>
       <w:ins w:id="367" w:author="PR Preview" w:date="2026-01-01T00:00:00Z">
         <w:r>
-          <w:t xml:space="preserve">,</w:t>
+          <w:t xml:space="preserve"> </w:t>
         </w:r>
       </w:ins>
       <w:ins w:id="368" w:author="PR Preview" w:date="2026-01-01T00:00:00Z">
         <w:r>
-          <w:t xml:space="preserve"> </w:t>
+          <w:t xml:space="preserve">and the prevalence as</w:t>
         </w:r>
       </w:ins>
       <w:ins w:id="369" w:author="PR Preview" w:date="2026-01-01T00:00:00Z">
-        <w:r>
-          <w:t xml:space="preserve">and the prevalence as</w:t>
-        </w:r>
-      </w:ins>
-      <w:ins w:id="370" w:author="PR Preview" w:date="2026-01-01T00:00:00Z">
         <w:r>
           <w:t xml:space="preserve"> </w:t>
         </w:r>
@@ -5607,28 +5629,28 @@
           <m:t>prev</m:t>
         </m:r>
       </m:oMath>
+      <w:ins w:id="370" w:author="PR Preview" w:date="2026-01-01T00:00:00Z">
+        <w:r>
+          <w:t xml:space="preserve">.</w:t>
+        </w:r>
+      </w:ins>
       <w:ins w:id="371" w:author="PR Preview" w:date="2026-01-01T00:00:00Z">
         <w:r>
-          <w:t xml:space="preserve">.</w:t>
+          <w:t xml:space="preserve"> </w:t>
         </w:r>
       </w:ins>
       <w:ins w:id="372" w:author="PR Preview" w:date="2026-01-01T00:00:00Z">
         <w:r>
-          <w:t xml:space="preserve"> </w:t>
+          <w:t xml:space="preserve">By</w:t>
         </w:r>
       </w:ins>
       <w:ins w:id="373" w:author="PR Preview" w:date="2026-01-01T00:00:00Z">
         <w:r>
-          <w:t xml:space="preserve">By</w:t>
-        </w:r>
-      </w:ins>
-      <w:ins w:id="374" w:author="PR Preview" w:date="2026-01-01T00:00:00Z">
-        <w:r>
           <w:t xml:space="preserve"> </w:t>
         </w:r>
       </w:ins>
       <w:hyperlink r:id="rId9">
-        <w:ins w:id="375" w:author="PR Preview" w:date="2026-01-01T00:00:00Z">
+        <w:ins w:id="374" w:author="PR Preview" w:date="2026-01-01T00:00:00Z">
           <w:r>
             <w:rPr>
               <w:rStyle w:val="Hyperlink"/>
@@ -5637,28 +5659,28 @@
           </w:r>
         </w:ins>
       </w:hyperlink>
+      <w:ins w:id="375" w:author="PR Preview" w:date="2026-01-01T00:00:00Z">
+        <w:r>
+          <w:t xml:space="preserve">,</w:t>
+        </w:r>
+      </w:ins>
       <w:ins w:id="376" w:author="PR Preview" w:date="2026-01-01T00:00:00Z">
         <w:r>
-          <w:t xml:space="preserve">,</w:t>
+          <w:t xml:space="preserve"> </w:t>
         </w:r>
       </w:ins>
       <w:ins w:id="377" w:author="PR Preview" w:date="2026-01-01T00:00:00Z">
         <w:r>
-          <w:t xml:space="preserve"> </w:t>
+          <w:t xml:space="preserve">with the probability of a positive test from</w:t>
         </w:r>
       </w:ins>
       <w:ins w:id="378" w:author="PR Preview" w:date="2026-01-01T00:00:00Z">
         <w:r>
-          <w:t xml:space="preserve">with the probability of a positive test from</w:t>
-        </w:r>
-      </w:ins>
-      <w:ins w:id="379" w:author="PR Preview" w:date="2026-01-01T00:00:00Z">
-        <w:r>
           <w:t xml:space="preserve"> </w:t>
         </w:r>
       </w:ins>
       <w:hyperlink w:anchor="exr-prob-positive">
-        <w:ins w:id="380" w:author="PR Preview" w:date="2026-01-01T00:00:00Z">
+        <w:ins w:id="379" w:author="PR Preview" w:date="2026-01-01T00:00:00Z">
           <w:r>
             <w:rPr>
               <w:rStyle w:val="Hyperlink"/>
@@ -5667,7 +5689,7 @@
           </w:r>
         </w:ins>
       </w:hyperlink>
-      <w:ins w:id="381" w:author="PR Preview" w:date="2026-01-01T00:00:00Z">
+      <w:ins w:id="380" w:author="PR Preview" w:date="2026-01-01T00:00:00Z">
         <w:r>
           <w:t xml:space="preserve">:</w:t>
         </w:r>
@@ -6204,7 +6226,7 @@
       <w:pPr>
         <w:pStyle w:val="FirstParagraph"/>
       </w:pPr>
-      <w:ins w:id="382" w:author="PR Preview" w:date="2026-01-01T00:00:00Z">
+      <w:ins w:id="381" w:author="PR Preview" w:date="2026-01-01T00:00:00Z">
         <w:r>
           <w:rPr>
             <w:b/>
@@ -6213,23 +6235,23 @@
           <w:t xml:space="preserve">Exercise 3 (PPV in terms of two ratios)</w:t>
         </w:r>
       </w:ins>
+      <w:ins w:id="382" w:author="PR Preview" w:date="2026-01-01T00:00:00Z">
+        <w:r>
+          <w:t xml:space="preserve"> </w:t>
+        </w:r>
+      </w:ins>
       <w:ins w:id="383" w:author="PR Preview" w:date="2026-01-01T00:00:00Z">
         <w:r>
-          <w:t xml:space="preserve"> </w:t>
+          <w:t xml:space="preserve">Rewrite the expression for the positive predictive value from</w:t>
         </w:r>
       </w:ins>
       <w:ins w:id="384" w:author="PR Preview" w:date="2026-01-01T00:00:00Z">
         <w:r>
-          <w:t xml:space="preserve">Rewrite the expression for the positive predictive value from</w:t>
-        </w:r>
-      </w:ins>
-      <w:ins w:id="385" w:author="PR Preview" w:date="2026-01-01T00:00:00Z">
-        <w:r>
           <w:t xml:space="preserve"> </w:t>
         </w:r>
       </w:ins>
       <w:hyperlink w:anchor="exr-ppv-bayes">
-        <w:ins w:id="386" w:author="PR Preview" w:date="2026-01-01T00:00:00Z">
+        <w:ins w:id="385" w:author="PR Preview" w:date="2026-01-01T00:00:00Z">
           <w:r>
             <w:rPr>
               <w:rStyle w:val="Hyperlink"/>
@@ -6238,27 +6260,27 @@
           </w:r>
         </w:ins>
       </w:hyperlink>
+      <w:ins w:id="386" w:author="PR Preview" w:date="2026-01-01T00:00:00Z">
+        <w:r>
+          <w:t xml:space="preserve"> </w:t>
+        </w:r>
+      </w:ins>
       <w:ins w:id="387" w:author="PR Preview" w:date="2026-01-01T00:00:00Z">
         <w:r>
-          <w:t xml:space="preserve"> </w:t>
+          <w:t xml:space="preserve">so that the sensitivity, specificity, and prevalence appear only through</w:t>
         </w:r>
       </w:ins>
       <w:ins w:id="388" w:author="PR Preview" w:date="2026-01-01T00:00:00Z">
         <w:r>
-          <w:t xml:space="preserve">so that the sensitivity, specificity, and prevalence appear only through</w:t>
+          <w:t xml:space="preserve"> </w:t>
         </w:r>
       </w:ins>
       <w:ins w:id="389" w:author="PR Preview" w:date="2026-01-01T00:00:00Z">
         <w:r>
-          <w:t xml:space="preserve"> </w:t>
+          <w:t xml:space="preserve">the ratio</w:t>
         </w:r>
       </w:ins>
       <w:ins w:id="390" w:author="PR Preview" w:date="2026-01-01T00:00:00Z">
-        <w:r>
-          <w:t xml:space="preserve">the ratio</w:t>
-        </w:r>
-      </w:ins>
-      <w:ins w:id="391" w:author="PR Preview" w:date="2026-01-01T00:00:00Z">
         <w:r>
           <w:t xml:space="preserve"> </w:t>
         </w:r>
@@ -6297,27 +6319,27 @@
           </m:den>
         </m:f>
       </m:oMath>
+      <w:ins w:id="391" w:author="PR Preview" w:date="2026-01-01T00:00:00Z">
+        <w:r>
+          <w:t xml:space="preserve"> </w:t>
+        </w:r>
+      </w:ins>
       <w:ins w:id="392" w:author="PR Preview" w:date="2026-01-01T00:00:00Z">
         <w:r>
-          <w:t xml:space="preserve"> </w:t>
+          <w:t xml:space="preserve">of the false positive rate to the sensitivity</w:t>
         </w:r>
       </w:ins>
       <w:ins w:id="393" w:author="PR Preview" w:date="2026-01-01T00:00:00Z">
         <w:r>
-          <w:t xml:space="preserve">of the false positive rate to the sensitivity</w:t>
+          <w:t xml:space="preserve"> </w:t>
         </w:r>
       </w:ins>
       <w:ins w:id="394" w:author="PR Preview" w:date="2026-01-01T00:00:00Z">
         <w:r>
-          <w:t xml:space="preserve"> </w:t>
+          <w:t xml:space="preserve">and the ratio</w:t>
         </w:r>
       </w:ins>
       <w:ins w:id="395" w:author="PR Preview" w:date="2026-01-01T00:00:00Z">
-        <w:r>
-          <w:t xml:space="preserve">and the ratio</w:t>
-        </w:r>
-      </w:ins>
-      <w:ins w:id="396" w:author="PR Preview" w:date="2026-01-01T00:00:00Z">
         <w:r>
           <w:t xml:space="preserve"> </w:t>
         </w:r>
@@ -6356,12 +6378,12 @@
           </m:den>
         </m:f>
       </m:oMath>
+      <w:ins w:id="396" w:author="PR Preview" w:date="2026-01-01T00:00:00Z">
+        <w:r>
+          <w:t xml:space="preserve"> </w:t>
+        </w:r>
+      </w:ins>
       <w:ins w:id="397" w:author="PR Preview" w:date="2026-01-01T00:00:00Z">
-        <w:r>
-          <w:t xml:space="preserve"> </w:t>
-        </w:r>
-      </w:ins>
-      <w:ins w:id="398" w:author="PR Preview" w:date="2026-01-01T00:00:00Z">
         <w:r>
           <w:t xml:space="preserve">of non-diseased to diseased people in the population.</w:t>
         </w:r>
@@ -6373,7 +6395,7 @@
       <w:pPr>
         <w:pStyle w:val="BodyText"/>
       </w:pPr>
-      <w:ins w:id="399" w:author="PR Preview" w:date="2026-01-01T00:00:00Z">
+      <w:ins w:id="398" w:author="PR Preview" w:date="2026-01-01T00:00:00Z">
         <w:r>
           <w:rPr>
             <w:i/>
@@ -6382,17 +6404,17 @@
           <w:t xml:space="preserve">Solution 3</w:t>
         </w:r>
       </w:ins>
+      <w:ins w:id="399" w:author="PR Preview" w:date="2026-01-01T00:00:00Z">
+        <w:r>
+          <w:t xml:space="preserve">. </w:t>
+        </w:r>
+      </w:ins>
       <w:ins w:id="400" w:author="PR Preview" w:date="2026-01-01T00:00:00Z">
         <w:r>
-          <w:t xml:space="preserve">. </w:t>
+          <w:t xml:space="preserve">Write</w:t>
         </w:r>
       </w:ins>
       <w:ins w:id="401" w:author="PR Preview" w:date="2026-01-01T00:00:00Z">
-        <w:r>
-          <w:t xml:space="preserve">Write</w:t>
-        </w:r>
-      </w:ins>
-      <w:ins w:id="402" w:author="PR Preview" w:date="2026-01-01T00:00:00Z">
         <w:r>
           <w:t xml:space="preserve"> </w:t>
         </w:r>
@@ -6441,17 +6463,17 @@
           <m:t>prev</m:t>
         </m:r>
       </m:oMath>
+      <w:ins w:id="402" w:author="PR Preview" w:date="2026-01-01T00:00:00Z">
+        <w:r>
+          <w:t xml:space="preserve"> </w:t>
+        </w:r>
+      </w:ins>
       <w:ins w:id="403" w:author="PR Preview" w:date="2026-01-01T00:00:00Z">
         <w:r>
-          <w:t xml:space="preserve"> </w:t>
+          <w:t xml:space="preserve">and</w:t>
         </w:r>
       </w:ins>
       <w:ins w:id="404" w:author="PR Preview" w:date="2026-01-01T00:00:00Z">
-        <w:r>
-          <w:t xml:space="preserve">and</w:t>
-        </w:r>
-      </w:ins>
-      <w:ins w:id="405" w:author="PR Preview" w:date="2026-01-01T00:00:00Z">
         <w:r>
           <w:t xml:space="preserve"> </w:t>
         </w:r>
@@ -6550,28 +6572,28 @@
           <m:t>​</m:t>
         </m:r>
       </m:oMath>
+      <w:ins w:id="405" w:author="PR Preview" w:date="2026-01-01T00:00:00Z">
+        <w:r>
+          <w:t xml:space="preserve">,</w:t>
+        </w:r>
+      </w:ins>
       <w:ins w:id="406" w:author="PR Preview" w:date="2026-01-01T00:00:00Z">
         <w:r>
-          <w:t xml:space="preserve">,</w:t>
+          <w:t xml:space="preserve"> </w:t>
         </w:r>
       </w:ins>
       <w:ins w:id="407" w:author="PR Preview" w:date="2026-01-01T00:00:00Z">
         <w:r>
-          <w:t xml:space="preserve"> </w:t>
+          <w:t xml:space="preserve">so that</w:t>
         </w:r>
       </w:ins>
       <w:ins w:id="408" w:author="PR Preview" w:date="2026-01-01T00:00:00Z">
         <w:r>
-          <w:t xml:space="preserve">so that</w:t>
-        </w:r>
-      </w:ins>
-      <w:ins w:id="409" w:author="PR Preview" w:date="2026-01-01T00:00:00Z">
-        <w:r>
           <w:t xml:space="preserve"> </w:t>
         </w:r>
       </w:ins>
       <w:hyperlink w:anchor="exr-ppv-bayes">
-        <w:ins w:id="410" w:author="PR Preview" w:date="2026-01-01T00:00:00Z">
+        <w:ins w:id="409" w:author="PR Preview" w:date="2026-01-01T00:00:00Z">
           <w:r>
             <w:rPr>
               <w:rStyle w:val="Hyperlink"/>
@@ -6580,17 +6602,17 @@
           </w:r>
         </w:ins>
       </w:hyperlink>
+      <w:ins w:id="410" w:author="PR Preview" w:date="2026-01-01T00:00:00Z">
+        <w:r>
+          <w:t xml:space="preserve"> </w:t>
+        </w:r>
+      </w:ins>
       <w:ins w:id="411" w:author="PR Preview" w:date="2026-01-01T00:00:00Z">
         <w:r>
-          <w:t xml:space="preserve"> </w:t>
+          <w:t xml:space="preserve">reads</w:t>
         </w:r>
       </w:ins>
       <w:ins w:id="412" w:author="PR Preview" w:date="2026-01-01T00:00:00Z">
-        <w:r>
-          <w:t xml:space="preserve">reads</w:t>
-        </w:r>
-      </w:ins>
-      <w:ins w:id="413" w:author="PR Preview" w:date="2026-01-01T00:00:00Z">
         <w:r>
           <w:t xml:space="preserve"> </w:t>
         </w:r>
@@ -6634,22 +6656,22 @@
           </m:den>
         </m:f>
       </m:oMath>
+      <w:ins w:id="413" w:author="PR Preview" w:date="2026-01-01T00:00:00Z">
+        <w:r>
+          <w:t xml:space="preserve">,</w:t>
+        </w:r>
+      </w:ins>
       <w:ins w:id="414" w:author="PR Preview" w:date="2026-01-01T00:00:00Z">
         <w:r>
-          <w:t xml:space="preserve">,</w:t>
+          <w:t xml:space="preserve"> </w:t>
         </w:r>
       </w:ins>
       <w:ins w:id="415" w:author="PR Preview" w:date="2026-01-01T00:00:00Z">
         <w:r>
-          <w:t xml:space="preserve"> </w:t>
+          <w:t xml:space="preserve">with</w:t>
         </w:r>
       </w:ins>
       <w:ins w:id="416" w:author="PR Preview" w:date="2026-01-01T00:00:00Z">
-        <w:r>
-          <w:t xml:space="preserve">with</w:t>
-        </w:r>
-      </w:ins>
-      <w:ins w:id="417" w:author="PR Preview" w:date="2026-01-01T00:00:00Z">
         <w:r>
           <w:t xml:space="preserve"> </w:t>
         </w:r>
@@ -6668,22 +6690,22 @@
           <m:t>0</m:t>
         </m:r>
       </m:oMath>
+      <w:ins w:id="417" w:author="PR Preview" w:date="2026-01-01T00:00:00Z">
+        <w:r>
+          <w:t xml:space="preserve"> </w:t>
+        </w:r>
+      </w:ins>
       <w:ins w:id="418" w:author="PR Preview" w:date="2026-01-01T00:00:00Z">
         <w:r>
-          <w:t xml:space="preserve"> </w:t>
+          <w:t xml:space="preserve">whenever the sensitivity and prevalence are positive.</w:t>
         </w:r>
       </w:ins>
       <w:ins w:id="419" w:author="PR Preview" w:date="2026-01-01T00:00:00Z">
         <w:r>
-          <w:t xml:space="preserve">whenever the sensitivity and prevalence are positive.</w:t>
+          <w:t xml:space="preserve"> </w:t>
         </w:r>
       </w:ins>
       <w:ins w:id="420" w:author="PR Preview" w:date="2026-01-01T00:00:00Z">
-        <w:r>
-          <w:t xml:space="preserve"> </w:t>
-        </w:r>
-      </w:ins>
-      <w:ins w:id="421" w:author="PR Preview" w:date="2026-01-01T00:00:00Z">
         <w:r>
           <w:t xml:space="preserve">Then:</w:t>
         </w:r>
@@ -7301,7 +7323,7 @@
       <w:pPr>
         <w:pStyle w:val="FirstParagraph"/>
       </w:pPr>
-      <w:ins w:id="422" w:author="PR Preview" w:date="2026-01-01T00:00:00Z">
+      <w:ins w:id="421" w:author="PR Preview" w:date="2026-01-01T00:00:00Z">
         <w:r>
           <w:rPr>
             <w:b/>
@@ -7310,42 +7332,52 @@
           <w:t xml:space="preserve">Theorem 1 (PPV in terms of sensitivity, specificity, and prevalence)</w:t>
         </w:r>
       </w:ins>
+      <w:ins w:id="422" w:author="PR Preview" w:date="2026-01-01T00:00:00Z">
+        <w:r>
+          <w:t xml:space="preserve"> </w:t>
+        </w:r>
+      </w:ins>
       <w:ins w:id="423" w:author="PR Preview" w:date="2026-01-01T00:00:00Z">
         <w:r>
-          <w:t xml:space="preserve"> </w:t>
+          <w:t xml:space="preserve">The positive predictive value of a diagnostic test with positive sensitivity,</w:t>
         </w:r>
       </w:ins>
       <w:ins w:id="424" w:author="PR Preview" w:date="2026-01-01T00:00:00Z">
         <w:r>
-          <w:t xml:space="preserve">The positive predictive value of a diagnostic test with positive sensitivity</w:t>
+          <w:t xml:space="preserve"> </w:t>
         </w:r>
       </w:ins>
       <w:ins w:id="425" w:author="PR Preview" w:date="2026-01-01T00:00:00Z">
         <w:r>
-          <w:t xml:space="preserve"> </w:t>
+          <w:t xml:space="preserve">used in a population with positive prevalence,</w:t>
         </w:r>
       </w:ins>
       <w:ins w:id="426" w:author="PR Preview" w:date="2026-01-01T00:00:00Z">
         <w:r>
+          <w:t xml:space="preserve"> </w:t>
+        </w:r>
+      </w:ins>
+      <w:ins w:id="427" w:author="PR Preview" w:date="2026-01-01T00:00:00Z">
+        <w:r>
           <w:t xml:space="preserve">depends on its sensitivity, its specificity, and the prevalence of the disease</w:t>
         </w:r>
       </w:ins>
-      <w:ins w:id="427" w:author="PR Preview" w:date="2026-01-01T00:00:00Z">
-        <w:r>
-          <w:t xml:space="preserve"> </w:t>
-        </w:r>
-      </w:ins>
       <w:ins w:id="428" w:author="PR Preview" w:date="2026-01-01T00:00:00Z">
         <w:r>
+          <w:t xml:space="preserve"> </w:t>
+        </w:r>
+      </w:ins>
+      <w:ins w:id="429" w:author="PR Preview" w:date="2026-01-01T00:00:00Z">
+        <w:r>
           <w:t xml:space="preserve">only through the ratio of the false positive rate to the sensitivity</w:t>
         </w:r>
       </w:ins>
-      <w:ins w:id="429" w:author="PR Preview" w:date="2026-01-01T00:00:00Z">
-        <w:r>
-          <w:t xml:space="preserve"> </w:t>
-        </w:r>
-      </w:ins>
       <w:ins w:id="430" w:author="PR Preview" w:date="2026-01-01T00:00:00Z">
+        <w:r>
+          <w:t xml:space="preserve"> </w:t>
+        </w:r>
+      </w:ins>
+      <w:ins w:id="431" w:author="PR Preview" w:date="2026-01-01T00:00:00Z">
         <w:r>
           <w:t xml:space="preserve">and the ratio of non-diseased to diseased people in the population:</w:t>
         </w:r>
@@ -7472,7 +7504,7 @@
       <w:pPr>
         <w:pStyle w:val="FirstParagraph"/>
       </w:pPr>
-      <w:ins w:id="431" w:author="PR Preview" w:date="2026-01-01T00:00:00Z">
+      <w:ins w:id="432" w:author="PR Preview" w:date="2026-01-01T00:00:00Z">
         <w:r>
           <w:rPr>
             <w:i/>
@@ -7481,23 +7513,23 @@
           <w:t xml:space="preserve">Proof</w:t>
         </w:r>
       </w:ins>
-      <w:ins w:id="432" w:author="PR Preview" w:date="2026-01-01T00:00:00Z">
+      <w:ins w:id="433" w:author="PR Preview" w:date="2026-01-01T00:00:00Z">
         <w:r>
           <w:t xml:space="preserve">. </w:t>
         </w:r>
       </w:ins>
-      <w:ins w:id="433" w:author="PR Preview" w:date="2026-01-01T00:00:00Z">
+      <w:ins w:id="434" w:author="PR Preview" w:date="2026-01-01T00:00:00Z">
         <w:r>
           <w:t xml:space="preserve">This result is the solution to</w:t>
         </w:r>
       </w:ins>
-      <w:ins w:id="434" w:author="PR Preview" w:date="2026-01-01T00:00:00Z">
+      <w:ins w:id="435" w:author="PR Preview" w:date="2026-01-01T00:00:00Z">
         <w:r>
           <w:t xml:space="preserve"> </w:t>
         </w:r>
       </w:ins>
       <w:hyperlink w:anchor="exr-ppv-ratio-form">
-        <w:ins w:id="435" w:author="PR Preview" w:date="2026-01-01T00:00:00Z">
+        <w:ins w:id="436" w:author="PR Preview" w:date="2026-01-01T00:00:00Z">
           <w:r>
             <w:rPr>
               <w:rStyle w:val="Hyperlink"/>
@@ -7506,28 +7538,28 @@
           </w:r>
         </w:ins>
       </w:hyperlink>
-      <w:ins w:id="436" w:author="PR Preview" w:date="2026-01-01T00:00:00Z">
+      <w:ins w:id="437" w:author="PR Preview" w:date="2026-01-01T00:00:00Z">
         <w:r>
           <w:t xml:space="preserve">,</w:t>
         </w:r>
       </w:ins>
-      <w:ins w:id="437" w:author="PR Preview" w:date="2026-01-01T00:00:00Z">
-        <w:r>
-          <w:t xml:space="preserve"> </w:t>
-        </w:r>
-      </w:ins>
       <w:ins w:id="438" w:author="PR Preview" w:date="2026-01-01T00:00:00Z">
         <w:r>
+          <w:t xml:space="preserve"> </w:t>
+        </w:r>
+      </w:ins>
+      <w:ins w:id="439" w:author="PR Preview" w:date="2026-01-01T00:00:00Z">
+        <w:r>
           <w:t xml:space="preserve">which builds on</w:t>
         </w:r>
       </w:ins>
-      <w:ins w:id="439" w:author="PR Preview" w:date="2026-01-01T00:00:00Z">
+      <w:ins w:id="440" w:author="PR Preview" w:date="2026-01-01T00:00:00Z">
         <w:r>
           <w:t xml:space="preserve"> </w:t>
         </w:r>
       </w:ins>
       <w:hyperlink w:anchor="exr-ppv-bayes">
-        <w:ins w:id="440" w:author="PR Preview" w:date="2026-01-01T00:00:00Z">
+        <w:ins w:id="441" w:author="PR Preview" w:date="2026-01-01T00:00:00Z">
           <w:r>
             <w:rPr>
               <w:rStyle w:val="Hyperlink"/>
@@ -7536,23 +7568,23 @@
           </w:r>
         </w:ins>
       </w:hyperlink>
-      <w:ins w:id="441" w:author="PR Preview" w:date="2026-01-01T00:00:00Z">
-        <w:r>
-          <w:t xml:space="preserve"> </w:t>
-        </w:r>
-      </w:ins>
       <w:ins w:id="442" w:author="PR Preview" w:date="2026-01-01T00:00:00Z">
         <w:r>
+          <w:t xml:space="preserve"> </w:t>
+        </w:r>
+      </w:ins>
+      <w:ins w:id="443" w:author="PR Preview" w:date="2026-01-01T00:00:00Z">
+        <w:r>
           <w:t xml:space="preserve">and</w:t>
         </w:r>
       </w:ins>
-      <w:ins w:id="443" w:author="PR Preview" w:date="2026-01-01T00:00:00Z">
+      <w:ins w:id="444" w:author="PR Preview" w:date="2026-01-01T00:00:00Z">
         <w:r>
           <w:t xml:space="preserve"> </w:t>
         </w:r>
       </w:ins>
       <w:hyperlink w:anchor="exr-prob-positive">
-        <w:ins w:id="444" w:author="PR Preview" w:date="2026-01-01T00:00:00Z">
+        <w:ins w:id="445" w:author="PR Preview" w:date="2026-01-01T00:00:00Z">
           <w:r>
             <w:rPr>
               <w:rStyle w:val="Hyperlink"/>
@@ -7561,7 +7593,7 @@
           </w:r>
         </w:ins>
       </w:hyperlink>
-      <w:ins w:id="445" w:author="PR Preview" w:date="2026-01-01T00:00:00Z">
+      <w:ins w:id="446" w:author="PR Preview" w:date="2026-01-01T00:00:00Z">
         <w:r>
           <w:t xml:space="preserve">.</w:t>
         </w:r>
@@ -7572,7 +7604,7 @@
       <w:pPr>
         <w:pStyle w:val="BodyText"/>
       </w:pPr>
-      <w:ins w:id="446" w:author="PR Preview" w:date="2026-01-01T00:00:00Z">
+      <w:ins w:id="447" w:author="PR Preview" w:date="2026-01-01T00:00:00Z">
         <w:r>
           <w:rPr>
             <w:b/>
@@ -7581,23 +7613,23 @@
           <w:t xml:space="preserve">Example 7 (PPV of a COVID-19 test, from the two ratios)</w:t>
         </w:r>
       </w:ins>
-      <w:ins w:id="447" w:author="PR Preview" w:date="2026-01-01T00:00:00Z">
-        <w:r>
-          <w:t xml:space="preserve"> </w:t>
-        </w:r>
-      </w:ins>
       <w:ins w:id="448" w:author="PR Preview" w:date="2026-01-01T00:00:00Z">
         <w:r>
+          <w:t xml:space="preserve"> </w:t>
+        </w:r>
+      </w:ins>
+      <w:ins w:id="449" w:author="PR Preview" w:date="2026-01-01T00:00:00Z">
+        <w:r>
           <w:t xml:space="preserve">For the COVID-19 test of</w:t>
         </w:r>
       </w:ins>
-      <w:ins w:id="449" w:author="PR Preview" w:date="2026-01-01T00:00:00Z">
+      <w:ins w:id="450" w:author="PR Preview" w:date="2026-01-01T00:00:00Z">
         <w:r>
           <w:t xml:space="preserve"> </w:t>
         </w:r>
       </w:ins>
       <w:hyperlink w:anchor="exm-sensitivity">
-        <w:ins w:id="450" w:author="PR Preview" w:date="2026-01-01T00:00:00Z">
+        <w:ins w:id="451" w:author="PR Preview" w:date="2026-01-01T00:00:00Z">
           <w:r>
             <w:rPr>
               <w:rStyle w:val="Hyperlink"/>
@@ -7606,23 +7638,23 @@
           </w:r>
         </w:ins>
       </w:hyperlink>
-      <w:ins w:id="451" w:author="PR Preview" w:date="2026-01-01T00:00:00Z">
-        <w:r>
-          <w:t xml:space="preserve"> </w:t>
-        </w:r>
-      </w:ins>
       <w:ins w:id="452" w:author="PR Preview" w:date="2026-01-01T00:00:00Z">
         <w:r>
+          <w:t xml:space="preserve"> </w:t>
+        </w:r>
+      </w:ins>
+      <w:ins w:id="453" w:author="PR Preview" w:date="2026-01-01T00:00:00Z">
+        <w:r>
           <w:t xml:space="preserve">and</w:t>
         </w:r>
       </w:ins>
-      <w:ins w:id="453" w:author="PR Preview" w:date="2026-01-01T00:00:00Z">
+      <w:ins w:id="454" w:author="PR Preview" w:date="2026-01-01T00:00:00Z">
         <w:r>
           <w:t xml:space="preserve"> </w:t>
         </w:r>
       </w:ins>
       <w:hyperlink w:anchor="exm-specificity">
-        <w:ins w:id="454" w:author="PR Preview" w:date="2026-01-01T00:00:00Z">
+        <w:ins w:id="455" w:author="PR Preview" w:date="2026-01-01T00:00:00Z">
           <w:r>
             <w:rPr>
               <w:rStyle w:val="Hyperlink"/>
@@ -7631,28 +7663,28 @@
           </w:r>
         </w:ins>
       </w:hyperlink>
-      <w:ins w:id="455" w:author="PR Preview" w:date="2026-01-01T00:00:00Z">
+      <w:ins w:id="456" w:author="PR Preview" w:date="2026-01-01T00:00:00Z">
         <w:r>
           <w:t xml:space="preserve">,</w:t>
         </w:r>
       </w:ins>
-      <w:ins w:id="456" w:author="PR Preview" w:date="2026-01-01T00:00:00Z">
-        <w:r>
-          <w:t xml:space="preserve"> </w:t>
-        </w:r>
-      </w:ins>
       <w:ins w:id="457" w:author="PR Preview" w:date="2026-01-01T00:00:00Z">
         <w:r>
+          <w:t xml:space="preserve"> </w:t>
+        </w:r>
+      </w:ins>
+      <w:ins w:id="458" w:author="PR Preview" w:date="2026-01-01T00:00:00Z">
+        <w:r>
           <w:t xml:space="preserve">used in the population of</w:t>
         </w:r>
       </w:ins>
-      <w:ins w:id="458" w:author="PR Preview" w:date="2026-01-01T00:00:00Z">
+      <w:ins w:id="459" w:author="PR Preview" w:date="2026-01-01T00:00:00Z">
         <w:r>
           <w:t xml:space="preserve"> </w:t>
         </w:r>
       </w:ins>
       <w:hyperlink w:anchor="exm-prevalence">
-        <w:ins w:id="459" w:author="PR Preview" w:date="2026-01-01T00:00:00Z">
+        <w:ins w:id="460" w:author="PR Preview" w:date="2026-01-01T00:00:00Z">
           <w:r>
             <w:rPr>
               <w:rStyle w:val="Hyperlink"/>
@@ -7661,18 +7693,18 @@
           </w:r>
         </w:ins>
       </w:hyperlink>
-      <w:ins w:id="460" w:author="PR Preview" w:date="2026-01-01T00:00:00Z">
+      <w:ins w:id="461" w:author="PR Preview" w:date="2026-01-01T00:00:00Z">
         <w:r>
           <w:t xml:space="preserve">,</w:t>
         </w:r>
       </w:ins>
-      <w:ins w:id="461" w:author="PR Preview" w:date="2026-01-01T00:00:00Z">
+      <w:ins w:id="462" w:author="PR Preview" w:date="2026-01-01T00:00:00Z">
         <w:r>
           <w:t xml:space="preserve"> </w:t>
         </w:r>
       </w:ins>
       <w:hyperlink w:anchor="thm-ppv-sens-spec-prev">
-        <w:ins w:id="462" w:author="PR Preview" w:date="2026-01-01T00:00:00Z">
+        <w:ins w:id="463" w:author="PR Preview" w:date="2026-01-01T00:00:00Z">
           <w:r>
             <w:rPr>
               <w:rStyle w:val="Hyperlink"/>
@@ -7681,12 +7713,12 @@
           </w:r>
         </w:ins>
       </w:hyperlink>
-      <w:ins w:id="463" w:author="PR Preview" w:date="2026-01-01T00:00:00Z">
-        <w:r>
-          <w:t xml:space="preserve"> </w:t>
-        </w:r>
-      </w:ins>
       <w:ins w:id="464" w:author="PR Preview" w:date="2026-01-01T00:00:00Z">
+        <w:r>
+          <w:t xml:space="preserve"> </w:t>
+        </w:r>
+      </w:ins>
+      <w:ins w:id="465" w:author="PR Preview" w:date="2026-01-01T00:00:00Z">
         <w:r>
           <w:t xml:space="preserve">gives:</w:t>
         </w:r>
@@ -8068,18 +8100,18 @@
       <w:pPr>
         <w:pStyle w:val="FirstParagraph"/>
       </w:pPr>
-      <w:ins w:id="465" w:author="PR Preview" w:date="2026-01-01T00:00:00Z">
+      <w:ins w:id="466" w:author="PR Preview" w:date="2026-01-01T00:00:00Z">
         <w:r>
           <w:t xml:space="preserve">This value matches</w:t>
         </w:r>
       </w:ins>
-      <w:ins w:id="466" w:author="PR Preview" w:date="2026-01-01T00:00:00Z">
+      <w:ins w:id="467" w:author="PR Preview" w:date="2026-01-01T00:00:00Z">
         <w:r>
           <w:t xml:space="preserve"> </w:t>
         </w:r>
       </w:ins>
       <w:hyperlink w:anchor="exm-ppv">
-        <w:ins w:id="467" w:author="PR Preview" w:date="2026-01-01T00:00:00Z">
+        <w:ins w:id="468" w:author="PR Preview" w:date="2026-01-01T00:00:00Z">
           <w:r>
             <w:rPr>
               <w:rStyle w:val="Hyperlink"/>
@@ -8088,7 +8120,7 @@
           </w:r>
         </w:ins>
       </w:hyperlink>
-      <w:ins w:id="468" w:author="PR Preview" w:date="2026-01-01T00:00:00Z">
+      <w:ins w:id="469" w:author="PR Preview" w:date="2026-01-01T00:00:00Z">
         <w:r>
           <w:t xml:space="preserve">.</w:t>
         </w:r>
@@ -8098,22 +8130,22 @@
       <w:pPr>
         <w:pStyle w:val="BodyText"/>
       </w:pPr>
-      <w:ins w:id="469" w:author="PR Preview" w:date="2026-01-01T00:00:00Z">
+      <w:ins w:id="470" w:author="PR Preview" w:date="2026-01-01T00:00:00Z">
         <w:r>
           <w:t xml:space="preserve">If the same test were used in a population with prevalence 0.1% instead,</w:t>
         </w:r>
       </w:ins>
-      <w:ins w:id="470" w:author="PR Preview" w:date="2026-01-01T00:00:00Z">
-        <w:r>
-          <w:t xml:space="preserve"> </w:t>
-        </w:r>
-      </w:ins>
       <w:ins w:id="471" w:author="PR Preview" w:date="2026-01-01T00:00:00Z">
         <w:r>
+          <w:t xml:space="preserve"> </w:t>
+        </w:r>
+      </w:ins>
+      <w:ins w:id="472" w:author="PR Preview" w:date="2026-01-01T00:00:00Z">
+        <w:r>
           <w:t xml:space="preserve">the ratio of non-diseased to diseased people would be</w:t>
         </w:r>
       </w:ins>
-      <w:ins w:id="472" w:author="PR Preview" w:date="2026-01-01T00:00:00Z">
+      <w:ins w:id="473" w:author="PR Preview" w:date="2026-01-01T00:00:00Z">
         <w:r>
           <w:t xml:space="preserve"> </w:t>
         </w:r>
@@ -8141,17 +8173,17 @@
           <m:t>999</m:t>
         </m:r>
       </m:oMath>
-      <w:ins w:id="473" w:author="PR Preview" w:date="2026-01-01T00:00:00Z">
+      <w:ins w:id="474" w:author="PR Preview" w:date="2026-01-01T00:00:00Z">
         <w:r>
           <w:t xml:space="preserve">,</w:t>
         </w:r>
       </w:ins>
-      <w:ins w:id="474" w:author="PR Preview" w:date="2026-01-01T00:00:00Z">
-        <w:r>
-          <w:t xml:space="preserve"> </w:t>
-        </w:r>
-      </w:ins>
       <w:ins w:id="475" w:author="PR Preview" w:date="2026-01-01T00:00:00Z">
+        <w:r>
+          <w:t xml:space="preserve"> </w:t>
+        </w:r>
+      </w:ins>
+      <w:ins w:id="476" w:author="PR Preview" w:date="2026-01-01T00:00:00Z">
         <w:r>
           <w:t xml:space="preserve">and the PPV would fall to</w:t>
         </w:r>
@@ -8166,24 +8198,23 @@
           <m:jc m:val="center"/>
         </m:oMathParaPr>
         <m:oMath>
-          <m:f>
-            <m:fPr>
-              <m:type m:val="bar"/>
-            </m:fPr>
-            <m:num>
-              <m:r>
-                <m:t>1</m:t>
-              </m:r>
-            </m:num>
-            <m:den>
-              <m:r>
-                <m:t>1</m:t>
-              </m:r>
-              <m:r>
-                <m:rPr>
-                  <m:sty m:val="p"/>
-                </m:rPr>
-                <m:t>+</m:t>
+          <m:eqArr>
+            <m:e>
+              <m:r>
+                <m:rPr>
+                  <m:nor/>
+                  <m:sty m:val="p"/>
+                </m:rPr>
+                <m:t>PPV</m:t>
+              </m:r>
+              <m:r>
+                <m:t>&amp;</m:t>
+              </m:r>
+              <m:r>
+                <m:rPr>
+                  <m:sty m:val="p"/>
+                </m:rPr>
+                <m:t>=</m:t>
               </m:r>
               <m:f>
                 <m:fPr>
@@ -8191,71 +8222,231 @@
                 </m:fPr>
                 <m:num>
                   <m:r>
-                    <m:t>0.01</m:t>
+                    <m:t>1</m:t>
                   </m:r>
                 </m:num>
                 <m:den>
                   <m:r>
-                    <m:t>0.99</m:t>
+                    <m:t>1</m:t>
+                  </m:r>
+                  <m:r>
+                    <m:rPr>
+                      <m:sty m:val="p"/>
+                    </m:rPr>
+                    <m:t>+</m:t>
+                  </m:r>
+                  <m:f>
+                    <m:fPr>
+                      <m:type m:val="bar"/>
+                    </m:fPr>
+                    <m:num>
+                      <m:r>
+                        <m:t>0.01</m:t>
+                      </m:r>
+                    </m:num>
+                    <m:den>
+                      <m:r>
+                        <m:t>0.99</m:t>
+                      </m:r>
+                    </m:den>
+                  </m:f>
+                  <m:r>
+                    <m:rPr>
+                      <m:sty m:val="p"/>
+                    </m:rPr>
+                    <m:t>⋅</m:t>
+                  </m:r>
+                  <m:r>
+                    <m:t>999</m:t>
                   </m:r>
                 </m:den>
               </m:f>
               <m:r>
-                <m:rPr>
-                  <m:sty m:val="p"/>
-                </m:rPr>
-                <m:t>⋅</m:t>
-              </m:r>
-              <m:r>
-                <m:t>999</m:t>
-              </m:r>
-            </m:den>
-          </m:f>
-          <m:r>
-            <m:rPr>
-              <m:sty m:val="p"/>
-            </m:rPr>
-            <m:t>≈</m:t>
-          </m:r>
-          <m:f>
-            <m:fPr>
-              <m:type m:val="bar"/>
-            </m:fPr>
-            <m:num>
-              <m:r>
-                <m:t>1</m:t>
-              </m:r>
-            </m:num>
-            <m:den>
-              <m:r>
-                <m:t>1</m:t>
-              </m:r>
-              <m:r>
-                <m:rPr>
-                  <m:sty m:val="p"/>
-                </m:rPr>
-                <m:t>+</m:t>
-              </m:r>
-              <m:r>
-                <m:t>10.09</m:t>
-              </m:r>
-            </m:den>
-          </m:f>
-          <m:r>
-            <m:rPr>
-              <m:sty m:val="p"/>
-            </m:rPr>
-            <m:t>≈</m:t>
-          </m:r>
-          <m:r>
-            <m:t>0.09</m:t>
-          </m:r>
-          <m:r>
-            <m:rPr>
-              <m:sty m:val="p"/>
-            </m:rPr>
-            <m:t>:</m:t>
-          </m:r>
+                <m:t>&amp;</m:t>
+              </m:r>
+              <m:r>
+                <m:t>&amp;</m:t>
+              </m:r>
+              <m:r>
+                <m:rPr>
+                  <m:nor/>
+                  <m:sty m:val="p"/>
+                </m:rPr>
+                <m:t>(PPV in terms of the two ratios, with the new prevalence)</m:t>
+              </m:r>
+            </m:e>
+            <m:e>
+              <m:r>
+                <m:t>&amp;</m:t>
+              </m:r>
+              <m:r>
+                <m:rPr>
+                  <m:sty m:val="p"/>
+                </m:rPr>
+                <m:t>≈</m:t>
+              </m:r>
+              <m:f>
+                <m:fPr>
+                  <m:type m:val="bar"/>
+                </m:fPr>
+                <m:num>
+                  <m:r>
+                    <m:t>1</m:t>
+                  </m:r>
+                </m:num>
+                <m:den>
+                  <m:r>
+                    <m:t>1</m:t>
+                  </m:r>
+                  <m:r>
+                    <m:rPr>
+                      <m:sty m:val="p"/>
+                    </m:rPr>
+                    <m:t>+</m:t>
+                  </m:r>
+                  <m:r>
+                    <m:t>0.0101</m:t>
+                  </m:r>
+                  <m:r>
+                    <m:rPr>
+                      <m:sty m:val="p"/>
+                    </m:rPr>
+                    <m:t>⋅</m:t>
+                  </m:r>
+                  <m:r>
+                    <m:t>999</m:t>
+                  </m:r>
+                </m:den>
+              </m:f>
+              <m:r>
+                <m:t>&amp;</m:t>
+              </m:r>
+              <m:r>
+                <m:t>&amp;</m:t>
+              </m:r>
+              <m:r>
+                <m:rPr>
+                  <m:nor/>
+                  <m:sty m:val="p"/>
+                </m:rPr>
+                <m:t>(divide)</m:t>
+              </m:r>
+            </m:e>
+            <m:e>
+              <m:r>
+                <m:t>&amp;</m:t>
+              </m:r>
+              <m:r>
+                <m:rPr>
+                  <m:sty m:val="p"/>
+                </m:rPr>
+                <m:t>≈</m:t>
+              </m:r>
+              <m:f>
+                <m:fPr>
+                  <m:type m:val="bar"/>
+                </m:fPr>
+                <m:num>
+                  <m:r>
+                    <m:t>1</m:t>
+                  </m:r>
+                </m:num>
+                <m:den>
+                  <m:r>
+                    <m:t>1</m:t>
+                  </m:r>
+                  <m:r>
+                    <m:rPr>
+                      <m:sty m:val="p"/>
+                    </m:rPr>
+                    <m:t>+</m:t>
+                  </m:r>
+                  <m:r>
+                    <m:t>10.09</m:t>
+                  </m:r>
+                </m:den>
+              </m:f>
+              <m:r>
+                <m:t>&amp;</m:t>
+              </m:r>
+              <m:r>
+                <m:t>&amp;</m:t>
+              </m:r>
+              <m:r>
+                <m:rPr>
+                  <m:nor/>
+                  <m:sty m:val="p"/>
+                </m:rPr>
+                <m:t>(multiply)</m:t>
+              </m:r>
+            </m:e>
+            <m:e>
+              <m:r>
+                <m:t>&amp;</m:t>
+              </m:r>
+              <m:r>
+                <m:rPr>
+                  <m:sty m:val="p"/>
+                </m:rPr>
+                <m:t>=</m:t>
+              </m:r>
+              <m:f>
+                <m:fPr>
+                  <m:type m:val="bar"/>
+                </m:fPr>
+                <m:num>
+                  <m:r>
+                    <m:t>1</m:t>
+                  </m:r>
+                </m:num>
+                <m:den>
+                  <m:r>
+                    <m:t>11.09</m:t>
+                  </m:r>
+                </m:den>
+              </m:f>
+              <m:r>
+                <m:t>&amp;</m:t>
+              </m:r>
+              <m:r>
+                <m:t>&amp;</m:t>
+              </m:r>
+              <m:r>
+                <m:rPr>
+                  <m:nor/>
+                  <m:sty m:val="p"/>
+                </m:rPr>
+                <m:t>(add)</m:t>
+              </m:r>
+            </m:e>
+            <m:e>
+              <m:r>
+                <m:t>&amp;</m:t>
+              </m:r>
+              <m:r>
+                <m:rPr>
+                  <m:sty m:val="p"/>
+                </m:rPr>
+                <m:t>≈</m:t>
+              </m:r>
+              <m:r>
+                <m:t>0.09</m:t>
+              </m:r>
+              <m:r>
+                <m:t>&amp;</m:t>
+              </m:r>
+              <m:r>
+                <m:t>&amp;</m:t>
+              </m:r>
+              <m:r>
+                <m:rPr>
+                  <m:nor/>
+                  <m:sty m:val="p"/>
+                </m:rPr>
+                <m:t>(divide)</m:t>
+              </m:r>
+            </m:e>
+          </m:eqArr>
         </m:oMath>
       </m:oMathPara>
     </w:p>
@@ -8263,9 +8454,9 @@
       <w:pPr>
         <w:pStyle w:val="FirstParagraph"/>
       </w:pPr>
-      <w:ins w:id="476" w:author="PR Preview" w:date="2026-01-01T00:00:00Z">
-        <w:r>
-          <w:t xml:space="preserve">about 9 in 10 positive results would be false positives.</w:t>
+      <w:ins w:id="477" w:author="PR Preview" w:date="2026-01-01T00:00:00Z">
+        <w:r>
+          <w:t xml:space="preserve">so about 9 in 10 positive results would be false positives.</w:t>
         </w:r>
       </w:ins>
     </w:p>
@@ -8275,7 +8466,7 @@
       <w:pPr>
         <w:pStyle w:val="BodyText"/>
       </w:pPr>
-      <w:ins w:id="477" w:author="PR Preview" w:date="2026-01-01T00:00:00Z">
+      <w:ins w:id="478" w:author="PR Preview" w:date="2026-01-01T00:00:00Z">
         <w:r>
           <w:rPr>
             <w:i/>
@@ -8284,27 +8475,27 @@
           <w:t xml:space="preserve">Remark 1</w:t>
         </w:r>
       </w:ins>
-      <w:ins w:id="478" w:author="PR Preview" w:date="2026-01-01T00:00:00Z">
+      <w:ins w:id="479" w:author="PR Preview" w:date="2026-01-01T00:00:00Z">
         <w:r>
           <w:t xml:space="preserve"> (The PPV depends on the population, not only on the test). </w:t>
         </w:r>
       </w:ins>
-      <w:ins w:id="479" w:author="PR Preview" w:date="2026-01-01T00:00:00Z">
+      <w:ins w:id="480" w:author="PR Preview" w:date="2026-01-01T00:00:00Z">
         <w:r>
           <w:t xml:space="preserve">The sensitivity and specificity describe the test itself,</w:t>
         </w:r>
       </w:ins>
-      <w:ins w:id="480" w:author="PR Preview" w:date="2026-01-01T00:00:00Z">
-        <w:r>
-          <w:t xml:space="preserve"> </w:t>
-        </w:r>
-      </w:ins>
       <w:ins w:id="481" w:author="PR Preview" w:date="2026-01-01T00:00:00Z">
         <w:r>
+          <w:t xml:space="preserve"> </w:t>
+        </w:r>
+      </w:ins>
+      <w:ins w:id="482" w:author="PR Preview" w:date="2026-01-01T00:00:00Z">
+        <w:r>
           <w:t xml:space="preserve">but the ratio</w:t>
         </w:r>
       </w:ins>
-      <w:ins w:id="482" w:author="PR Preview" w:date="2026-01-01T00:00:00Z">
+      <w:ins w:id="483" w:author="PR Preview" w:date="2026-01-01T00:00:00Z">
         <w:r>
           <w:t xml:space="preserve"> </w:t>
         </w:r>
@@ -8343,23 +8534,23 @@
           </m:den>
         </m:f>
       </m:oMath>
-      <w:ins w:id="483" w:author="PR Preview" w:date="2026-01-01T00:00:00Z">
-        <w:r>
-          <w:t xml:space="preserve"> </w:t>
-        </w:r>
-      </w:ins>
       <w:ins w:id="484" w:author="PR Preview" w:date="2026-01-01T00:00:00Z">
         <w:r>
+          <w:t xml:space="preserve"> </w:t>
+        </w:r>
+      </w:ins>
+      <w:ins w:id="485" w:author="PR Preview" w:date="2026-01-01T00:00:00Z">
+        <w:r>
           <w:t xml:space="preserve">in</w:t>
         </w:r>
       </w:ins>
-      <w:ins w:id="485" w:author="PR Preview" w:date="2026-01-01T00:00:00Z">
+      <w:ins w:id="486" w:author="PR Preview" w:date="2026-01-01T00:00:00Z">
         <w:r>
           <w:t xml:space="preserve"> </w:t>
         </w:r>
       </w:ins>
       <w:hyperlink w:anchor="thm-ppv-sens-spec-prev">
-        <w:ins w:id="486" w:author="PR Preview" w:date="2026-01-01T00:00:00Z">
+        <w:ins w:id="487" w:author="PR Preview" w:date="2026-01-01T00:00:00Z">
           <w:r>
             <w:rPr>
               <w:rStyle w:val="Hyperlink"/>
@@ -8368,53 +8559,53 @@
           </w:r>
         </w:ins>
       </w:hyperlink>
-      <w:ins w:id="487" w:author="PR Preview" w:date="2026-01-01T00:00:00Z">
-        <w:r>
-          <w:t xml:space="preserve"> </w:t>
-        </w:r>
-      </w:ins>
       <w:ins w:id="488" w:author="PR Preview" w:date="2026-01-01T00:00:00Z">
         <w:r>
+          <w:t xml:space="preserve"> </w:t>
+        </w:r>
+      </w:ins>
+      <w:ins w:id="489" w:author="PR Preview" w:date="2026-01-01T00:00:00Z">
+        <w:r>
           <w:t xml:space="preserve">describes the population being tested.</w:t>
         </w:r>
       </w:ins>
-      <w:ins w:id="489" w:author="PR Preview" w:date="2026-01-01T00:00:00Z">
-        <w:r>
-          <w:t xml:space="preserve"> </w:t>
-        </w:r>
-      </w:ins>
       <w:ins w:id="490" w:author="PR Preview" w:date="2026-01-01T00:00:00Z">
         <w:r>
+          <w:t xml:space="preserve"> </w:t>
+        </w:r>
+      </w:ins>
+      <w:ins w:id="491" w:author="PR Preview" w:date="2026-01-01T00:00:00Z">
+        <w:r>
           <w:t xml:space="preserve">When the disease is rare, that ratio is large,</w:t>
         </w:r>
       </w:ins>
-      <w:ins w:id="491" w:author="PR Preview" w:date="2026-01-01T00:00:00Z">
-        <w:r>
-          <w:t xml:space="preserve"> </w:t>
-        </w:r>
-      </w:ins>
       <w:ins w:id="492" w:author="PR Preview" w:date="2026-01-01T00:00:00Z">
         <w:r>
+          <w:t xml:space="preserve"> </w:t>
+        </w:r>
+      </w:ins>
+      <w:ins w:id="493" w:author="PR Preview" w:date="2026-01-01T00:00:00Z">
+        <w:r>
           <w:t xml:space="preserve">so even a small false positive rate can make the PPV low,</w:t>
         </w:r>
       </w:ins>
-      <w:ins w:id="493" w:author="PR Preview" w:date="2026-01-01T00:00:00Z">
-        <w:r>
-          <w:t xml:space="preserve"> </w:t>
-        </w:r>
-      </w:ins>
       <w:ins w:id="494" w:author="PR Preview" w:date="2026-01-01T00:00:00Z">
         <w:r>
+          <w:t xml:space="preserve"> </w:t>
+        </w:r>
+      </w:ins>
+      <w:ins w:id="495" w:author="PR Preview" w:date="2026-01-01T00:00:00Z">
+        <w:r>
           <w:t xml:space="preserve">as</w:t>
         </w:r>
       </w:ins>
-      <w:ins w:id="495" w:author="PR Preview" w:date="2026-01-01T00:00:00Z">
+      <w:ins w:id="496" w:author="PR Preview" w:date="2026-01-01T00:00:00Z">
         <w:r>
           <w:t xml:space="preserve"> </w:t>
         </w:r>
       </w:ins>
       <w:hyperlink w:anchor="exm-ppv-sens-spec-prev">
-        <w:ins w:id="496" w:author="PR Preview" w:date="2026-01-01T00:00:00Z">
+        <w:ins w:id="497" w:author="PR Preview" w:date="2026-01-01T00:00:00Z">
           <w:r>
             <w:rPr>
               <w:rStyle w:val="Hyperlink"/>
@@ -8423,12 +8614,12 @@
           </w:r>
         </w:ins>
       </w:hyperlink>
-      <w:ins w:id="497" w:author="PR Preview" w:date="2026-01-01T00:00:00Z">
-        <w:r>
-          <w:t xml:space="preserve"> </w:t>
-        </w:r>
-      </w:ins>
       <w:ins w:id="498" w:author="PR Preview" w:date="2026-01-01T00:00:00Z">
+        <w:r>
+          <w:t xml:space="preserve"> </w:t>
+        </w:r>
+      </w:ins>
+      <w:ins w:id="499" w:author="PR Preview" w:date="2026-01-01T00:00:00Z">
         <w:r>
           <w:t xml:space="preserve">shows.</w:t>
         </w:r>
@@ -8546,8 +8737,114 @@
       </w:pPr>
     </w:lvl>
   </w:abstractNum>
+  <w:abstractNum w:abstractNumId="991">
+    <w:nsid w:val="0000A991"/>
+    <w:multiLevelType w:val="multilevel"/>
+    <w:lvl w:ilvl="0">
+      <w:numFmt w:val="bullet"/>
+      <w:lvlText w:val=""/>
+      <w:lvlJc w:val="left"/>
+      <w:pPr>
+        <w:ind w:left="720" w:hanging="360"/>
+      </w:pPr>
+      <w:rPr>
+        <w:rFonts w:ascii="Symbol" w:hAnsi="Symbol" w:cs="Symbol" w:hint="default"/>
+      </w:rPr>
+    </w:lvl>
+    <w:lvl w:ilvl="1">
+      <w:numFmt w:val="bullet"/>
+      <w:lvlText w:val="o"/>
+      <w:lvlJc w:val="left"/>
+      <w:pPr>
+        <w:ind w:left="1440" w:hanging="360"/>
+      </w:pPr>
+      <w:rPr>
+        <w:rFonts w:ascii="Courier New" w:hAnsi="Courier New" w:cs="Courier New" w:hint="default"/>
+      </w:rPr>
+    </w:lvl>
+    <w:lvl w:ilvl="2">
+      <w:numFmt w:val="bullet"/>
+      <w:lvlText w:val=""/>
+      <w:lvlJc w:val="left"/>
+      <w:pPr>
+        <w:ind w:left="2160" w:hanging="360"/>
+      </w:pPr>
+      <w:rPr>
+        <w:rFonts w:ascii="Wingdings" w:hAnsi="Wingdings" w:cs="Wingdings" w:hint="default"/>
+      </w:rPr>
+    </w:lvl>
+    <w:lvl w:ilvl="3">
+      <w:numFmt w:val="bullet"/>
+      <w:lvlText w:val=""/>
+      <w:lvlJc w:val="left"/>
+      <w:pPr>
+        <w:ind w:left="2880" w:hanging="360"/>
+      </w:pPr>
+      <w:rPr>
+        <w:rFonts w:ascii="Symbol" w:hAnsi="Symbol" w:cs="Symbol" w:hint="default"/>
+      </w:rPr>
+    </w:lvl>
+    <w:lvl w:ilvl="4">
+      <w:numFmt w:val="bullet"/>
+      <w:lvlText w:val="o"/>
+      <w:lvlJc w:val="left"/>
+      <w:pPr>
+        <w:ind w:left="3600" w:hanging="360"/>
+      </w:pPr>
+      <w:rPr>
+        <w:rFonts w:ascii="Courier New" w:hAnsi="Courier New" w:cs="Courier New" w:hint="default"/>
+      </w:rPr>
+    </w:lvl>
+    <w:lvl w:ilvl="5">
+      <w:numFmt w:val="bullet"/>
+      <w:lvlText w:val=""/>
+      <w:lvlJc w:val="left"/>
+      <w:pPr>
+        <w:ind w:left="4320" w:hanging="360"/>
+      </w:pPr>
+      <w:rPr>
+        <w:rFonts w:ascii="Wingdings" w:hAnsi="Wingdings" w:cs="Wingdings" w:hint="default"/>
+      </w:rPr>
+    </w:lvl>
+    <w:lvl w:ilvl="6">
+      <w:numFmt w:val="bullet"/>
+      <w:lvlText w:val=""/>
+      <w:lvlJc w:val="left"/>
+      <w:pPr>
+        <w:ind w:left="5040" w:hanging="360"/>
+      </w:pPr>
+      <w:rPr>
+        <w:rFonts w:ascii="Symbol" w:hAnsi="Symbol" w:cs="Symbol" w:hint="default"/>
+      </w:rPr>
+    </w:lvl>
+    <w:lvl w:ilvl="7">
+      <w:numFmt w:val="bullet"/>
+      <w:lvlText w:val="o"/>
+      <w:lvlJc w:val="left"/>
+      <w:pPr>
+        <w:ind w:left="5760" w:hanging="360"/>
+      </w:pPr>
+      <w:rPr>
+        <w:rFonts w:ascii="Courier New" w:hAnsi="Courier New" w:cs="Courier New" w:hint="default"/>
+      </w:rPr>
+    </w:lvl>
+    <w:lvl w:ilvl="8">
+      <w:numFmt w:val="bullet"/>
+      <w:lvlText w:val=""/>
+      <w:lvlJc w:val="left"/>
+      <w:pPr>
+        <w:ind w:left="6480" w:hanging="360"/>
+      </w:pPr>
+      <w:rPr>
+        <w:rFonts w:ascii="Wingdings" w:hAnsi="Wingdings" w:cs="Wingdings" w:hint="default"/>
+      </w:rPr>
+    </w:lvl>
+  </w:abstractNum>
   <w:num w:numId="1000">
     <w:abstractNumId w:val="990"/>
+  </w:num>
+  <w:num w:numId="1001">
+    <w:abstractNumId w:val="991"/>
   </w:num>
 </w:numbering>
 </file>

--- a/pr-preview/pr-91/classification-handout-tracked-changes.docx
+++ b/pr-preview/pr-91/classification-handout-tracked-changes.docx
@@ -18,11 +18,11 @@
       </w:pPr>
       <w:ins w:id="2" w:author="PR Preview" w:date="2026-01-01T00:00:00Z">
         <w:r>
-          <w:t xml:space="preserve">Last modified: 2026-10-08 19:32:20 (PDT)</w:t>
+          <w:t xml:space="preserve">Last modified: 2026-10-08 19:43:37 (PDT)</w:t>
         </w:r>
       </w:ins>
     </w:p>
-    <w:bookmarkStart w:id="13" w:name="introduction"/>
+    <w:bookmarkStart w:id="15" w:name="introduction"/>
     <w:p>
       <w:pPr>
         <w:pStyle w:val="Heading2"/>
@@ -240,7 +240,7 @@
         </w:r>
       </w:ins>
     </w:p>
-    <w:bookmarkStart w:id="11" w:name="def-classification"/>
+    <w:bookmarkStart w:id="12" w:name="def-classification"/>
     <w:p>
       <w:pPr>
         <w:pStyle w:val="BodyText"/>
@@ -386,6 +386,7 @@
       <w:pPr>
         <w:pStyle w:val="BodyText"/>
       </w:pPr>
+      <w:bookmarkStart w:id="11" w:name="eq-classification"/>
       <m:oMathPara>
         <m:oMathParaPr>
           <m:jc m:val="center"/>
@@ -473,8 +474,27 @@
           <m:r>
             <m:t>​</m:t>
           </m:r>
+          <m:r>
+            <m:t>  </m:t>
+          </m:r>
+          <m:r>
+            <m:rPr>
+              <m:sty m:val="p"/>
+            </m:rPr>
+            <m:t>(</m:t>
+          </m:r>
+          <m:r>
+            <m:t>1</m:t>
+          </m:r>
+          <m:r>
+            <m:rPr>
+              <m:sty m:val="p"/>
+            </m:rPr>
+            <m:t>)</m:t>
+          </m:r>
         </m:oMath>
       </m:oMathPara>
+      <w:bookmarkEnd w:id="11"/>
     </w:p>
     <w:p>
       <w:pPr>
@@ -595,8 +615,8 @@
         </w:r>
       </w:ins>
     </w:p>
-    <w:bookmarkEnd w:id="11"/>
-    <w:bookmarkStart w:id="12" w:name="exm-classification"/>
+    <w:bookmarkEnd w:id="12"/>
+    <w:bookmarkStart w:id="14" w:name="exm-classification"/>
     <w:p>
       <w:pPr>
         <w:pStyle w:val="BodyText"/>
@@ -846,6 +866,7 @@
       <w:pPr>
         <w:pStyle w:val="BodyText"/>
       </w:pPr>
+      <w:bookmarkStart w:id="13" w:name="eq-classification-exm"/>
       <m:oMathPara>
         <m:oMathParaPr>
           <m:jc m:val="center"/>
@@ -994,12 +1015,31 @@
               </m:m>
             </m:e>
           </m:d>
+          <m:r>
+            <m:t>  </m:t>
+          </m:r>
+          <m:r>
+            <m:rPr>
+              <m:sty m:val="p"/>
+            </m:rPr>
+            <m:t>(</m:t>
+          </m:r>
+          <m:r>
+            <m:t>2</m:t>
+          </m:r>
+          <m:r>
+            <m:rPr>
+              <m:sty m:val="p"/>
+            </m:rPr>
+            <m:t>)</m:t>
+          </m:r>
         </m:oMath>
       </m:oMathPara>
+      <w:bookmarkEnd w:id="13"/>
     </w:p>
-    <w:bookmarkEnd w:id="12"/>
-    <w:bookmarkEnd w:id="13"/>
-    <w:bookmarkStart w:id="21" w:name="diagnostic-test-characteristics"/>
+    <w:bookmarkEnd w:id="14"/>
+    <w:bookmarkEnd w:id="15"/>
+    <w:bookmarkStart w:id="31" w:name="diagnostic-test-characteristics"/>
     <w:p>
       <w:pPr>
         <w:pStyle w:val="Heading2"/>
@@ -1010,7 +1050,7 @@
         </w:r>
       </w:ins>
     </w:p>
-    <w:bookmarkStart w:id="14" w:name="def-sensitivity"/>
+    <w:bookmarkStart w:id="17" w:name="def-sensitivity"/>
     <w:p>
       <w:pPr>
         <w:pStyle w:val="FirstParagraph"/>
@@ -1106,6 +1146,7 @@
       <w:pPr>
         <w:pStyle w:val="BodyText"/>
       </w:pPr>
+      <w:bookmarkStart w:id="16" w:name="eq-sensitivity"/>
       <m:oMathPara>
         <m:oMathParaPr>
           <m:jc m:val="center"/>
@@ -1170,11 +1211,30 @@
             </m:rPr>
             <m:t>)</m:t>
           </m:r>
+          <m:r>
+            <m:t>  </m:t>
+          </m:r>
+          <m:r>
+            <m:rPr>
+              <m:sty m:val="p"/>
+            </m:rPr>
+            <m:t>(</m:t>
+          </m:r>
+          <m:r>
+            <m:t>3</m:t>
+          </m:r>
+          <m:r>
+            <m:rPr>
+              <m:sty m:val="p"/>
+            </m:rPr>
+            <m:t>)</m:t>
+          </m:r>
         </m:oMath>
       </m:oMathPara>
+      <w:bookmarkEnd w:id="16"/>
     </w:p>
-    <w:bookmarkEnd w:id="14"/>
-    <w:bookmarkStart w:id="15" w:name="exm-sensitivity"/>
+    <w:bookmarkEnd w:id="17"/>
+    <w:bookmarkStart w:id="19" w:name="exm-sensitivity"/>
     <w:p>
       <w:pPr>
         <w:pStyle w:val="FirstParagraph"/>
@@ -1316,6 +1376,7 @@
       <w:pPr>
         <w:pStyle w:val="BodyText"/>
       </w:pPr>
+      <w:bookmarkStart w:id="18" w:name="eq-sensitivity-exm"/>
       <m:oMathPara>
         <m:oMathParaPr>
           <m:jc m:val="center"/>
@@ -1363,11 +1424,30 @@
           <m:r>
             <m:t>0.99</m:t>
           </m:r>
+          <m:r>
+            <m:t>  </m:t>
+          </m:r>
+          <m:r>
+            <m:rPr>
+              <m:sty m:val="p"/>
+            </m:rPr>
+            <m:t>(</m:t>
+          </m:r>
+          <m:r>
+            <m:t>4</m:t>
+          </m:r>
+          <m:r>
+            <m:rPr>
+              <m:sty m:val="p"/>
+            </m:rPr>
+            <m:t>)</m:t>
+          </m:r>
         </m:oMath>
       </m:oMathPara>
+      <w:bookmarkEnd w:id="18"/>
     </w:p>
-    <w:bookmarkEnd w:id="15"/>
-    <w:bookmarkStart w:id="16" w:name="def-specificity"/>
+    <w:bookmarkEnd w:id="19"/>
+    <w:bookmarkStart w:id="21" w:name="def-specificity"/>
     <w:p>
       <w:pPr>
         <w:pStyle w:val="FirstParagraph"/>
@@ -1475,6 +1555,7 @@
       <w:pPr>
         <w:pStyle w:val="BodyText"/>
       </w:pPr>
+      <w:bookmarkStart w:id="20" w:name="eq-specificity"/>
       <m:oMathPara>
         <m:oMathParaPr>
           <m:jc m:val="center"/>
@@ -1551,11 +1632,30 @@
             </m:rPr>
             <m:t>)</m:t>
           </m:r>
+          <m:r>
+            <m:t>  </m:t>
+          </m:r>
+          <m:r>
+            <m:rPr>
+              <m:sty m:val="p"/>
+            </m:rPr>
+            <m:t>(</m:t>
+          </m:r>
+          <m:r>
+            <m:t>5</m:t>
+          </m:r>
+          <m:r>
+            <m:rPr>
+              <m:sty m:val="p"/>
+            </m:rPr>
+            <m:t>)</m:t>
+          </m:r>
         </m:oMath>
       </m:oMathPara>
+      <w:bookmarkEnd w:id="20"/>
     </w:p>
-    <w:bookmarkEnd w:id="16"/>
-    <w:bookmarkStart w:id="18" w:name="exm-specificity"/>
+    <w:bookmarkEnd w:id="21"/>
+    <w:bookmarkStart w:id="25" w:name="exm-specificity"/>
     <w:p>
       <w:pPr>
         <w:pStyle w:val="FirstParagraph"/>
@@ -1634,6 +1734,7 @@
       <w:pPr>
         <w:pStyle w:val="BodyText"/>
       </w:pPr>
+      <w:bookmarkStart w:id="22" w:name="eq-specificity-exm"/>
       <m:oMathPara>
         <m:oMathParaPr>
           <m:jc m:val="center"/>
@@ -1693,8 +1794,27 @@
           <m:r>
             <m:t>0.99</m:t>
           </m:r>
+          <m:r>
+            <m:t>  </m:t>
+          </m:r>
+          <m:r>
+            <m:rPr>
+              <m:sty m:val="p"/>
+            </m:rPr>
+            <m:t>(</m:t>
+          </m:r>
+          <m:r>
+            <m:t>6</m:t>
+          </m:r>
+          <m:r>
+            <m:rPr>
+              <m:sty m:val="p"/>
+            </m:rPr>
+            <m:t>)</m:t>
+          </m:r>
         </m:oMath>
       </m:oMathPara>
+      <w:bookmarkEnd w:id="22"/>
     </w:p>
     <w:p>
       <w:pPr>
@@ -1710,7 +1830,7 @@
           <w:t xml:space="preserve"> </w:t>
         </w:r>
       </w:ins>
-      <w:hyperlink r:id="rId17">
+      <w:hyperlink r:id="rId23">
         <w:ins w:id="178" w:author="PR Preview" w:date="2026-01-01T00:00:00Z">
           <w:r>
             <w:rPr>
@@ -1740,6 +1860,7 @@
       <w:pPr>
         <w:pStyle w:val="BodyText"/>
       </w:pPr>
+      <w:bookmarkStart w:id="24" w:name="eq-specificity-exm-2"/>
       <m:oMathPara>
         <m:oMathParaPr>
           <m:jc m:val="center"/>
@@ -1943,11 +2064,30 @@
               </m:r>
             </m:e>
           </m:eqArr>
+          <m:r>
+            <m:t>  </m:t>
+          </m:r>
+          <m:r>
+            <m:rPr>
+              <m:sty m:val="p"/>
+            </m:rPr>
+            <m:t>(</m:t>
+          </m:r>
+          <m:r>
+            <m:t>7</m:t>
+          </m:r>
+          <m:r>
+            <m:rPr>
+              <m:sty m:val="p"/>
+            </m:rPr>
+            <m:t>)</m:t>
+          </m:r>
         </m:oMath>
       </m:oMathPara>
+      <w:bookmarkEnd w:id="24"/>
     </w:p>
-    <w:bookmarkEnd w:id="18"/>
-    <w:bookmarkStart w:id="19" w:name="def-prevalence"/>
+    <w:bookmarkEnd w:id="25"/>
+    <w:bookmarkStart w:id="27" w:name="def-prevalence"/>
     <w:p>
       <w:pPr>
         <w:pStyle w:val="FirstParagraph"/>
@@ -2030,6 +2170,7 @@
       <w:pPr>
         <w:pStyle w:val="BodyText"/>
       </w:pPr>
+      <w:bookmarkStart w:id="26" w:name="eq-prevalence"/>
       <m:oMathPara>
         <m:oMathParaPr>
           <m:jc m:val="center"/>
@@ -2082,11 +2223,30 @@
             </m:rPr>
             <m:t>)</m:t>
           </m:r>
+          <m:r>
+            <m:t>  </m:t>
+          </m:r>
+          <m:r>
+            <m:rPr>
+              <m:sty m:val="p"/>
+            </m:rPr>
+            <m:t>(</m:t>
+          </m:r>
+          <m:r>
+            <m:t>8</m:t>
+          </m:r>
+          <m:r>
+            <m:rPr>
+              <m:sty m:val="p"/>
+            </m:rPr>
+            <m:t>)</m:t>
+          </m:r>
         </m:oMath>
       </m:oMathPara>
+      <w:bookmarkEnd w:id="26"/>
     </w:p>
-    <w:bookmarkEnd w:id="19"/>
-    <w:bookmarkStart w:id="20" w:name="exm-prevalence"/>
+    <w:bookmarkEnd w:id="27"/>
+    <w:bookmarkStart w:id="30" w:name="exm-prevalence"/>
     <w:p>
       <w:pPr>
         <w:pStyle w:val="FirstParagraph"/>
@@ -2165,6 +2325,7 @@
       <w:pPr>
         <w:pStyle w:val="BodyText"/>
       </w:pPr>
+      <w:bookmarkStart w:id="28" w:name="eq-prevalence-exm"/>
       <m:oMathPara>
         <m:oMathParaPr>
           <m:jc m:val="center"/>
@@ -2200,8 +2361,27 @@
           <m:r>
             <m:t>0.07</m:t>
           </m:r>
+          <m:r>
+            <m:t>  </m:t>
+          </m:r>
+          <m:r>
+            <m:rPr>
+              <m:sty m:val="p"/>
+            </m:rPr>
+            <m:t>(</m:t>
+          </m:r>
+          <m:r>
+            <m:t>9</m:t>
+          </m:r>
+          <m:r>
+            <m:rPr>
+              <m:sty m:val="p"/>
+            </m:rPr>
+            <m:t>)</m:t>
+          </m:r>
         </m:oMath>
       </m:oMathPara>
+      <w:bookmarkEnd w:id="28"/>
     </w:p>
     <w:p>
       <w:pPr>
@@ -2217,7 +2397,7 @@
           <w:t xml:space="preserve"> </w:t>
         </w:r>
       </w:ins>
-      <w:hyperlink r:id="rId17">
+      <w:hyperlink r:id="rId23">
         <w:ins w:id="207" w:author="PR Preview" w:date="2026-01-01T00:00:00Z">
           <w:r>
             <w:rPr>
@@ -2247,6 +2427,7 @@
       <w:pPr>
         <w:pStyle w:val="BodyText"/>
       </w:pPr>
+      <w:bookmarkStart w:id="29" w:name="eq-prevalence-exm-2"/>
       <m:oMathPara>
         <m:oMathParaPr>
           <m:jc m:val="center"/>
@@ -2398,12 +2579,31 @@
               </m:r>
             </m:e>
           </m:eqArr>
+          <m:r>
+            <m:t>  </m:t>
+          </m:r>
+          <m:r>
+            <m:rPr>
+              <m:sty m:val="p"/>
+            </m:rPr>
+            <m:t>(</m:t>
+          </m:r>
+          <m:r>
+            <m:t>10</m:t>
+          </m:r>
+          <m:r>
+            <m:rPr>
+              <m:sty m:val="p"/>
+            </m:rPr>
+            <m:t>)</m:t>
+          </m:r>
         </m:oMath>
       </m:oMathPara>
+      <w:bookmarkEnd w:id="29"/>
     </w:p>
-    <w:bookmarkEnd w:id="20"/>
-    <w:bookmarkEnd w:id="21"/>
-    <w:bookmarkStart w:id="27" w:name="predictive-values"/>
+    <w:bookmarkEnd w:id="30"/>
+    <w:bookmarkEnd w:id="31"/>
+    <w:bookmarkStart w:id="42" w:name="predictive-values"/>
     <w:p>
       <w:pPr>
         <w:pStyle w:val="Heading2"/>
@@ -2414,7 +2614,7 @@
         </w:r>
       </w:ins>
     </w:p>
-    <w:bookmarkStart w:id="22" w:name="def-ppv"/>
+    <w:bookmarkStart w:id="33" w:name="def-ppv"/>
     <w:p>
       <w:pPr>
         <w:pStyle w:val="FirstParagraph"/>
@@ -2510,6 +2710,7 @@
       <w:pPr>
         <w:pStyle w:val="BodyText"/>
       </w:pPr>
+      <w:bookmarkStart w:id="32" w:name="eq-ppv"/>
       <m:oMathPara>
         <m:oMathParaPr>
           <m:jc m:val="center"/>
@@ -2574,11 +2775,30 @@
             </m:rPr>
             <m:t>)</m:t>
           </m:r>
+          <m:r>
+            <m:t>  </m:t>
+          </m:r>
+          <m:r>
+            <m:rPr>
+              <m:sty m:val="p"/>
+            </m:rPr>
+            <m:t>(</m:t>
+          </m:r>
+          <m:r>
+            <m:t>11</m:t>
+          </m:r>
+          <m:r>
+            <m:rPr>
+              <m:sty m:val="p"/>
+            </m:rPr>
+            <m:t>)</m:t>
+          </m:r>
         </m:oMath>
       </m:oMathPara>
+      <w:bookmarkEnd w:id="32"/>
     </w:p>
-    <w:bookmarkEnd w:id="22"/>
-    <w:bookmarkStart w:id="24" w:name="exm-ppv"/>
+    <w:bookmarkEnd w:id="33"/>
+    <w:bookmarkStart w:id="36" w:name="exm-ppv"/>
     <w:p>
       <w:pPr>
         <w:pStyle w:val="FirstParagraph"/>
@@ -2682,7 +2902,7 @@
           <w:t xml:space="preserve"> </w:t>
         </w:r>
       </w:ins>
-      <w:hyperlink r:id="rId23">
+      <w:hyperlink r:id="rId34">
         <w:ins w:id="241" w:author="PR Preview" w:date="2026-01-01T00:00:00Z">
           <w:r>
             <w:rPr>
@@ -2722,6 +2942,7 @@
       <w:pPr>
         <w:pStyle w:val="BodyText"/>
       </w:pPr>
+      <w:bookmarkStart w:id="35" w:name="eq-ppv-exm"/>
       <m:oMathPara>
         <m:oMathParaPr>
           <m:jc m:val="center"/>
@@ -2769,8 +2990,27 @@
           <m:r>
             <m:t>0.88</m:t>
           </m:r>
+          <m:r>
+            <m:t>  </m:t>
+          </m:r>
+          <m:r>
+            <m:rPr>
+              <m:sty m:val="p"/>
+            </m:rPr>
+            <m:t>(</m:t>
+          </m:r>
+          <m:r>
+            <m:t>12</m:t>
+          </m:r>
+          <m:r>
+            <m:rPr>
+              <m:sty m:val="p"/>
+            </m:rPr>
+            <m:t>)</m:t>
+          </m:r>
         </m:oMath>
       </m:oMathPara>
+      <w:bookmarkEnd w:id="35"/>
     </w:p>
     <w:p>
       <w:pPr>
@@ -2812,8 +3052,8 @@
         </w:r>
       </w:ins>
     </w:p>
-    <w:bookmarkEnd w:id="24"/>
-    <w:bookmarkStart w:id="25" w:name="def-npv"/>
+    <w:bookmarkEnd w:id="36"/>
+    <w:bookmarkStart w:id="38" w:name="def-npv"/>
     <w:p>
       <w:pPr>
         <w:pStyle w:val="BodyText"/>
@@ -2921,6 +3161,7 @@
       <w:pPr>
         <w:pStyle w:val="BodyText"/>
       </w:pPr>
+      <w:bookmarkStart w:id="37" w:name="eq-npv"/>
       <m:oMathPara>
         <m:oMathParaPr>
           <m:jc m:val="center"/>
@@ -2997,11 +3238,30 @@
             </m:rPr>
             <m:t>)</m:t>
           </m:r>
+          <m:r>
+            <m:t>  </m:t>
+          </m:r>
+          <m:r>
+            <m:rPr>
+              <m:sty m:val="p"/>
+            </m:rPr>
+            <m:t>(</m:t>
+          </m:r>
+          <m:r>
+            <m:t>13</m:t>
+          </m:r>
+          <m:r>
+            <m:rPr>
+              <m:sty m:val="p"/>
+            </m:rPr>
+            <m:t>)</m:t>
+          </m:r>
         </m:oMath>
       </m:oMathPara>
+      <w:bookmarkEnd w:id="37"/>
     </w:p>
-    <w:bookmarkEnd w:id="25"/>
-    <w:bookmarkStart w:id="26" w:name="exm-npv"/>
+    <w:bookmarkEnd w:id="38"/>
+    <w:bookmarkStart w:id="41" w:name="exm-npv"/>
     <w:p>
       <w:pPr>
         <w:pStyle w:val="FirstParagraph"/>
@@ -3125,7 +3385,7 @@
           <w:t xml:space="preserve"> </w:t>
         </w:r>
       </w:ins>
-      <w:hyperlink r:id="rId17">
+      <w:hyperlink r:id="rId23">
         <w:ins w:id="286" w:author="PR Preview" w:date="2026-01-01T00:00:00Z">
           <w:r>
             <w:rPr>
@@ -3145,6 +3405,7 @@
       <w:pPr>
         <w:pStyle w:val="BodyText"/>
       </w:pPr>
+      <w:bookmarkStart w:id="39" w:name="eq-npv-exm"/>
       <m:oMathPara>
         <m:oMathParaPr>
           <m:jc m:val="center"/>
@@ -3330,8 +3591,27 @@
               </m:r>
             </m:e>
           </m:eqArr>
+          <m:r>
+            <m:t>  </m:t>
+          </m:r>
+          <m:r>
+            <m:rPr>
+              <m:sty m:val="p"/>
+            </m:rPr>
+            <m:t>(</m:t>
+          </m:r>
+          <m:r>
+            <m:t>14</m:t>
+          </m:r>
+          <m:r>
+            <m:rPr>
+              <m:sty m:val="p"/>
+            </m:rPr>
+            <m:t>)</m:t>
+          </m:r>
         </m:oMath>
       </m:oMathPara>
+      <w:bookmarkEnd w:id="39"/>
     </w:p>
     <w:p>
       <w:pPr>
@@ -3473,6 +3753,7 @@
       <w:pPr>
         <w:pStyle w:val="BodyText"/>
       </w:pPr>
+      <w:bookmarkStart w:id="40" w:name="eq-npv-exm-2"/>
       <m:oMathPara>
         <m:oMathParaPr>
           <m:jc m:val="center"/>
@@ -4116,8 +4397,27 @@
               </m:r>
             </m:e>
           </m:eqArr>
+          <m:r>
+            <m:t>  </m:t>
+          </m:r>
+          <m:r>
+            <m:rPr>
+              <m:sty m:val="p"/>
+            </m:rPr>
+            <m:t>(</m:t>
+          </m:r>
+          <m:r>
+            <m:t>15</m:t>
+          </m:r>
+          <m:r>
+            <m:rPr>
+              <m:sty m:val="p"/>
+            </m:rPr>
+            <m:t>)</m:t>
+          </m:r>
         </m:oMath>
       </m:oMathPara>
+      <w:bookmarkEnd w:id="40"/>
     </w:p>
     <w:p>
       <w:pPr>
@@ -4139,9 +4439,9 @@
         </w:r>
       </w:ins>
     </w:p>
-    <w:bookmarkEnd w:id="26"/>
-    <w:bookmarkEnd w:id="27"/>
-    <w:bookmarkStart w:id="37" w:name="X076ffac91629c23ab63ea48ae4a49dc44f38759"/>
+    <w:bookmarkEnd w:id="41"/>
+    <w:bookmarkEnd w:id="42"/>
+    <w:bookmarkStart w:id="58" w:name="X076ffac91629c23ab63ea48ae4a49dc44f38759"/>
     <w:p>
       <w:pPr>
         <w:pStyle w:val="Heading2"/>
@@ -4152,7 +4452,7 @@
         </w:r>
       </w:ins>
     </w:p>
-    <w:bookmarkStart w:id="28" w:name="exr-prob-positive"/>
+    <w:bookmarkStart w:id="43" w:name="exr-prob-positive"/>
     <w:p>
       <w:pPr>
         <w:pStyle w:val="FirstParagraph"/>
@@ -4303,8 +4603,8 @@
         </w:r>
       </w:ins>
     </w:p>
-    <w:bookmarkEnd w:id="28"/>
-    <w:bookmarkStart w:id="29" w:name="sol-prob-positive"/>
+    <w:bookmarkEnd w:id="43"/>
+    <w:bookmarkStart w:id="45" w:name="sol-prob-positive"/>
     <w:p>
       <w:pPr>
         <w:pStyle w:val="BodyText"/>
@@ -4404,6 +4704,7 @@
       <w:pPr>
         <w:pStyle w:val="BodyText"/>
       </w:pPr>
+      <w:bookmarkStart w:id="44" w:name="eq-prob-positive-exr"/>
       <m:oMathPara>
         <m:oMathParaPr>
           <m:jc m:val="center"/>
@@ -5393,11 +5694,30 @@
               </m:r>
             </m:e>
           </m:eqArr>
+          <m:r>
+            <m:t>  </m:t>
+          </m:r>
+          <m:r>
+            <m:rPr>
+              <m:sty m:val="p"/>
+            </m:rPr>
+            <m:t>(</m:t>
+          </m:r>
+          <m:r>
+            <m:t>16</m:t>
+          </m:r>
+          <m:r>
+            <m:rPr>
+              <m:sty m:val="p"/>
+            </m:rPr>
+            <m:t>)</m:t>
+          </m:r>
         </m:oMath>
       </m:oMathPara>
+      <w:bookmarkEnd w:id="44"/>
     </w:p>
-    <w:bookmarkEnd w:id="29"/>
-    <w:bookmarkStart w:id="30" w:name="exr-ppv-bayes"/>
+    <w:bookmarkEnd w:id="45"/>
+    <w:bookmarkStart w:id="46" w:name="exr-ppv-bayes"/>
     <w:p>
       <w:pPr>
         <w:pStyle w:val="FirstParagraph"/>
@@ -5532,8 +5852,8 @@
         </w:r>
       </w:ins>
     </w:p>
-    <w:bookmarkEnd w:id="30"/>
-    <w:bookmarkStart w:id="31" w:name="sol-ppv-bayes"/>
+    <w:bookmarkEnd w:id="46"/>
+    <w:bookmarkStart w:id="48" w:name="sol-ppv-bayes"/>
     <w:p>
       <w:pPr>
         <w:pStyle w:val="BodyText"/>
@@ -5699,6 +6019,7 @@
       <w:pPr>
         <w:pStyle w:val="BodyText"/>
       </w:pPr>
+      <w:bookmarkStart w:id="47" w:name="eq-ppv-bayes-exr"/>
       <m:oMathPara>
         <m:oMathParaPr>
           <m:jc m:val="center"/>
@@ -6217,11 +6538,30 @@
               </m:r>
             </m:e>
           </m:eqArr>
+          <m:r>
+            <m:t>  </m:t>
+          </m:r>
+          <m:r>
+            <m:rPr>
+              <m:sty m:val="p"/>
+            </m:rPr>
+            <m:t>(</m:t>
+          </m:r>
+          <m:r>
+            <m:t>17</m:t>
+          </m:r>
+          <m:r>
+            <m:rPr>
+              <m:sty m:val="p"/>
+            </m:rPr>
+            <m:t>)</m:t>
+          </m:r>
         </m:oMath>
       </m:oMathPara>
+      <w:bookmarkEnd w:id="47"/>
     </w:p>
-    <w:bookmarkEnd w:id="31"/>
-    <w:bookmarkStart w:id="32" w:name="exr-ppv-ratio-form"/>
+    <w:bookmarkEnd w:id="48"/>
+    <w:bookmarkStart w:id="49" w:name="exr-ppv-ratio-form"/>
     <w:p>
       <w:pPr>
         <w:pStyle w:val="FirstParagraph"/>
@@ -6389,8 +6729,8 @@
         </w:r>
       </w:ins>
     </w:p>
-    <w:bookmarkEnd w:id="32"/>
-    <w:bookmarkStart w:id="33" w:name="sol-ppv-ratio-form"/>
+    <w:bookmarkEnd w:id="49"/>
+    <w:bookmarkStart w:id="51" w:name="sol-ppv-ratio-form"/>
     <w:p>
       <w:pPr>
         <w:pStyle w:val="BodyText"/>
@@ -6715,6 +7055,7 @@
       <w:pPr>
         <w:pStyle w:val="BodyText"/>
       </w:pPr>
+      <w:bookmarkStart w:id="50" w:name="eq-ppv-ratio-form-exr"/>
       <m:oMathPara>
         <m:oMathParaPr>
           <m:jc m:val="center"/>
@@ -7314,11 +7655,30 @@
               </m:r>
             </m:e>
           </m:eqArr>
+          <m:r>
+            <m:t>  </m:t>
+          </m:r>
+          <m:r>
+            <m:rPr>
+              <m:sty m:val="p"/>
+            </m:rPr>
+            <m:t>(</m:t>
+          </m:r>
+          <m:r>
+            <m:t>18</m:t>
+          </m:r>
+          <m:r>
+            <m:rPr>
+              <m:sty m:val="p"/>
+            </m:rPr>
+            <m:t>)</m:t>
+          </m:r>
         </m:oMath>
       </m:oMathPara>
+      <w:bookmarkEnd w:id="50"/>
     </w:p>
-    <w:bookmarkEnd w:id="33"/>
-    <w:bookmarkStart w:id="34" w:name="thm-ppv-sens-spec-prev"/>
+    <w:bookmarkEnd w:id="51"/>
+    <w:bookmarkStart w:id="53" w:name="thm-ppv-sens-spec-prev"/>
     <w:p>
       <w:pPr>
         <w:pStyle w:val="FirstParagraph"/>
@@ -7387,6 +7747,7 @@
       <w:pPr>
         <w:pStyle w:val="BodyText"/>
       </w:pPr>
+      <w:bookmarkStart w:id="52" w:name="eq-ppv-sens-spec-prev"/>
       <m:oMathPara>
         <m:oMathParaPr>
           <m:jc m:val="center"/>
@@ -7496,10 +7857,29 @@
               </m:f>
             </m:den>
           </m:f>
+          <m:r>
+            <m:t>  </m:t>
+          </m:r>
+          <m:r>
+            <m:rPr>
+              <m:sty m:val="p"/>
+            </m:rPr>
+            <m:t>(</m:t>
+          </m:r>
+          <m:r>
+            <m:t>19</m:t>
+          </m:r>
+          <m:r>
+            <m:rPr>
+              <m:sty m:val="p"/>
+            </m:rPr>
+            <m:t>)</m:t>
+          </m:r>
         </m:oMath>
       </m:oMathPara>
+      <w:bookmarkEnd w:id="52"/>
     </w:p>
-    <w:bookmarkEnd w:id="34"/>
+    <w:bookmarkEnd w:id="53"/>
     <w:p>
       <w:pPr>
         <w:pStyle w:val="FirstParagraph"/>
@@ -7599,7 +7979,7 @@
         </w:r>
       </w:ins>
     </w:p>
-    <w:bookmarkStart w:id="35" w:name="exm-ppv-sens-spec-prev"/>
+    <w:bookmarkStart w:id="56" w:name="exm-ppv-sens-spec-prev"/>
     <w:p>
       <w:pPr>
         <w:pStyle w:val="BodyText"/>
@@ -7728,6 +8108,7 @@
       <w:pPr>
         <w:pStyle w:val="BodyText"/>
       </w:pPr>
+      <w:bookmarkStart w:id="54" w:name="eq-ppv-sens-spec-prev-exm"/>
       <m:oMathPara>
         <m:oMathParaPr>
           <m:jc m:val="center"/>
@@ -8093,8 +8474,27 @@
               </m:r>
             </m:e>
           </m:eqArr>
+          <m:r>
+            <m:t>  </m:t>
+          </m:r>
+          <m:r>
+            <m:rPr>
+              <m:sty m:val="p"/>
+            </m:rPr>
+            <m:t>(</m:t>
+          </m:r>
+          <m:r>
+            <m:t>20</m:t>
+          </m:r>
+          <m:r>
+            <m:rPr>
+              <m:sty m:val="p"/>
+            </m:rPr>
+            <m:t>)</m:t>
+          </m:r>
         </m:oMath>
       </m:oMathPara>
+      <w:bookmarkEnd w:id="54"/>
     </w:p>
     <w:p>
       <w:pPr>
@@ -8193,6 +8593,7 @@
       <w:pPr>
         <w:pStyle w:val="BodyText"/>
       </w:pPr>
+      <w:bookmarkStart w:id="55" w:name="eq-ppv-sens-spec-prev-exm-2"/>
       <m:oMathPara>
         <m:oMathParaPr>
           <m:jc m:val="center"/>
@@ -8447,8 +8848,27 @@
               </m:r>
             </m:e>
           </m:eqArr>
+          <m:r>
+            <m:t>  </m:t>
+          </m:r>
+          <m:r>
+            <m:rPr>
+              <m:sty m:val="p"/>
+            </m:rPr>
+            <m:t>(</m:t>
+          </m:r>
+          <m:r>
+            <m:t>21</m:t>
+          </m:r>
+          <m:r>
+            <m:rPr>
+              <m:sty m:val="p"/>
+            </m:rPr>
+            <m:t>)</m:t>
+          </m:r>
         </m:oMath>
       </m:oMathPara>
+      <w:bookmarkEnd w:id="55"/>
     </w:p>
     <w:p>
       <w:pPr>
@@ -8460,8 +8880,8 @@
         </w:r>
       </w:ins>
     </w:p>
-    <w:bookmarkEnd w:id="35"/>
-    <w:bookmarkStart w:id="36" w:name="rem-ppv-prevalence"/>
+    <w:bookmarkEnd w:id="56"/>
+    <w:bookmarkStart w:id="57" w:name="rem-ppv-prevalence"/>
     <w:p>
       <w:pPr>
         <w:pStyle w:val="BodyText"/>
@@ -8625,8 +9045,8 @@
         </w:r>
       </w:ins>
     </w:p>
-    <w:bookmarkEnd w:id="36"/>
-    <w:bookmarkEnd w:id="37"/>
+    <w:bookmarkEnd w:id="57"/>
+    <w:bookmarkEnd w:id="58"/>
     <w:sectPr>
       <w:footnotePr>
         <w:numRestart w:val="eachSect"/>

--- a/pr-preview/pr-91/classification-handout-tracked-changes.docx
+++ b/pr-preview/pr-91/classification-handout-tracked-changes.docx
@@ -18,7 +18,7 @@
       </w:pPr>
       <w:ins w:id="2" w:author="PR Preview" w:date="2026-01-01T00:00:00Z">
         <w:r>
-          <w:t xml:space="preserve">Last modified: 2026-10-08 19:43:37 (PDT)</w:t>
+          <w:t xml:space="preserve">Last modified: 2026-10-09 02:07:19 (PDT)</w:t>
         </w:r>
       </w:ins>
     </w:p>
@@ -435,44 +435,11 @@
             <m:t>∈</m:t>
           </m:r>
           <m:r>
-            <m:t>​</m:t>
-          </m:r>
-          <m:d>
-            <m:dPr>
-              <m:begChr m:val="{"/>
-              <m:sepChr m:val=""/>
-              <m:endChr m:val="}"/>
-              <m:grow/>
-            </m:dPr>
-            <m:e>
-              <m:r>
-                <m:t>1</m:t>
-              </m:r>
-              <m:r>
-                <m:rPr>
-                  <m:sty m:val="p"/>
-                </m:rPr>
-                <m:t>,</m:t>
-              </m:r>
-              <m:r>
-                <m:rPr>
-                  <m:sty m:val="p"/>
-                </m:rPr>
-                <m:t>…</m:t>
-              </m:r>
-              <m:r>
-                <m:rPr>
-                  <m:sty m:val="p"/>
-                </m:rPr>
-                <m:t>,</m:t>
-              </m:r>
-              <m:r>
-                <m:t>K</m:t>
-              </m:r>
-            </m:e>
-          </m:d>
-          <m:r>
-            <m:t>​</m:t>
+            <m:rPr>
+              <m:scr m:val="script"/>
+              <m:sty m:val="p"/>
+            </m:rPr>
+            <m:t>C</m:t>
           </m:r>
           <m:r>
             <m:t>  </m:t>
@@ -501,6 +468,145 @@
         <w:pStyle w:val="FirstParagraph"/>
       </w:pPr>
       <w:ins w:id="58" w:author="PR Preview" w:date="2026-01-01T00:00:00Z">
+        <w:r>
+          <w:t xml:space="preserve">where</w:t>
+        </w:r>
+      </w:ins>
+      <w:ins w:id="59" w:author="PR Preview" w:date="2026-01-01T00:00:00Z">
+        <w:r>
+          <w:t xml:space="preserve"> </w:t>
+        </w:r>
+      </w:ins>
+      <m:oMath>
+        <m:r>
+          <m:rPr>
+            <m:scr m:val="script"/>
+            <m:sty m:val="p"/>
+          </m:rPr>
+          <m:t>C</m:t>
+        </m:r>
+      </m:oMath>
+      <w:ins w:id="60" w:author="PR Preview" w:date="2026-01-01T00:00:00Z">
+        <w:r>
+          <w:t xml:space="preserve"> </w:t>
+        </w:r>
+      </w:ins>
+      <w:ins w:id="61" w:author="PR Preview" w:date="2026-01-01T00:00:00Z">
+        <w:r>
+          <w:t xml:space="preserve">is a set of</w:t>
+        </w:r>
+      </w:ins>
+      <w:ins w:id="62" w:author="PR Preview" w:date="2026-01-01T00:00:00Z">
+        <w:r>
+          <w:t xml:space="preserve"> </w:t>
+        </w:r>
+      </w:ins>
+      <m:oMath>
+        <m:r>
+          <m:t>K</m:t>
+        </m:r>
+      </m:oMath>
+      <w:ins w:id="63" w:author="PR Preview" w:date="2026-01-01T00:00:00Z">
+        <w:r>
+          <w:t xml:space="preserve"> </w:t>
+        </w:r>
+      </w:ins>
+      <w:ins w:id="64" w:author="PR Preview" w:date="2026-01-01T00:00:00Z">
+        <w:r>
+          <w:t xml:space="preserve">classes</w:t>
+        </w:r>
+      </w:ins>
+      <w:ins w:id="65" w:author="PR Preview" w:date="2026-01-01T00:00:00Z">
+        <w:r>
+          <w:t xml:space="preserve"> </w:t>
+        </w:r>
+      </w:ins>
+      <w:ins w:id="66" w:author="PR Preview" w:date="2026-01-01T00:00:00Z">
+        <w:r>
+          <w:t xml:space="preserve">(for example,</w:t>
+        </w:r>
+      </w:ins>
+      <w:ins w:id="67" w:author="PR Preview" w:date="2026-01-01T00:00:00Z">
+        <w:r>
+          <w:t xml:space="preserve"> </w:t>
+        </w:r>
+      </w:ins>
+      <m:oMath>
+        <m:r>
+          <m:rPr>
+            <m:scr m:val="script"/>
+            <m:sty m:val="p"/>
+          </m:rPr>
+          <m:t>C</m:t>
+        </m:r>
+        <m:r>
+          <m:rPr>
+            <m:sty m:val="p"/>
+          </m:rPr>
+          <m:t>=</m:t>
+        </m:r>
+        <m:r>
+          <m:t>​</m:t>
+        </m:r>
+        <m:d>
+          <m:dPr>
+            <m:begChr m:val="{"/>
+            <m:sepChr m:val=""/>
+            <m:endChr m:val="}"/>
+            <m:grow/>
+          </m:dPr>
+          <m:e>
+            <m:r>
+              <m:t>1</m:t>
+            </m:r>
+            <m:r>
+              <m:rPr>
+                <m:sty m:val="p"/>
+              </m:rPr>
+              <m:t>,</m:t>
+            </m:r>
+            <m:r>
+              <m:rPr>
+                <m:sty m:val="p"/>
+              </m:rPr>
+              <m:t>…</m:t>
+            </m:r>
+            <m:r>
+              <m:rPr>
+                <m:sty m:val="p"/>
+              </m:rPr>
+              <m:t>,</m:t>
+            </m:r>
+            <m:r>
+              <m:t>K</m:t>
+            </m:r>
+          </m:e>
+        </m:d>
+        <m:r>
+          <m:t>​</m:t>
+        </m:r>
+      </m:oMath>
+      <w:ins w:id="68" w:author="PR Preview" w:date="2026-01-01T00:00:00Z">
+        <w:r>
+          <w:t xml:space="preserve">,</w:t>
+        </w:r>
+      </w:ins>
+      <w:ins w:id="69" w:author="PR Preview" w:date="2026-01-01T00:00:00Z">
+        <w:r>
+          <w:t xml:space="preserve"> </w:t>
+        </w:r>
+      </w:ins>
+      <w:ins w:id="70" w:author="PR Preview" w:date="2026-01-01T00:00:00Z">
+        <w:r>
+          <w:t xml:space="preserve">or a set of text labels).</w:t>
+        </w:r>
+      </w:ins>
+    </w:p>
+    <w:p>
+      <w:pPr>
+        <w:pStyle w:val="BodyText"/>
+      </w:pPr>
+      <w:ins w:id="71" w:author="PR Preview" w:date="2026-01-01T00:00:00Z">
         <w:r>
           <w:t xml:space="preserve">In the binary case (</w:t>
         </w:r>
@@ -519,97 +625,97 @@
           <m:t>2</m:t>
         </m:r>
       </m:oMath>
-      <w:ins w:id="59" w:author="PR Preview" w:date="2026-01-01T00:00:00Z">
+      <w:ins w:id="72" w:author="PR Preview" w:date="2026-01-01T00:00:00Z">
         <w:r>
           <w:t xml:space="preserve">),</w:t>
         </w:r>
       </w:ins>
-      <w:ins w:id="60" w:author="PR Preview" w:date="2026-01-01T00:00:00Z">
-        <w:r>
-          <w:t xml:space="preserve"> </w:t>
-        </w:r>
-      </w:ins>
-      <w:ins w:id="61" w:author="PR Preview" w:date="2026-01-01T00:00:00Z">
+      <w:ins w:id="73" w:author="PR Preview" w:date="2026-01-01T00:00:00Z">
+        <w:r>
+          <w:t xml:space="preserve"> </w:t>
+        </w:r>
+      </w:ins>
+      <w:ins w:id="74" w:author="PR Preview" w:date="2026-01-01T00:00:00Z">
         <w:r>
           <w:t xml:space="preserve">the two classes are often labeled</w:t>
         </w:r>
       </w:ins>
-      <w:ins w:id="62" w:author="PR Preview" w:date="2026-01-01T00:00:00Z">
-        <w:r>
-          <w:t xml:space="preserve"> </w:t>
-        </w:r>
-      </w:ins>
-      <w:ins w:id="63" w:author="PR Preview" w:date="2026-01-01T00:00:00Z">
+      <w:ins w:id="75" w:author="PR Preview" w:date="2026-01-01T00:00:00Z">
+        <w:r>
+          <w:t xml:space="preserve"> </w:t>
+        </w:r>
+      </w:ins>
+      <w:ins w:id="76" w:author="PR Preview" w:date="2026-01-01T00:00:00Z">
         <w:r>
           <w:t xml:space="preserve">“positive”</w:t>
         </w:r>
       </w:ins>
-      <w:ins w:id="64" w:author="PR Preview" w:date="2026-01-01T00:00:00Z">
-        <w:r>
-          <w:t xml:space="preserve"> </w:t>
-        </w:r>
-      </w:ins>
-      <w:ins w:id="65" w:author="PR Preview" w:date="2026-01-01T00:00:00Z">
+      <w:ins w:id="77" w:author="PR Preview" w:date="2026-01-01T00:00:00Z">
+        <w:r>
+          <w:t xml:space="preserve"> </w:t>
+        </w:r>
+      </w:ins>
+      <w:ins w:id="78" w:author="PR Preview" w:date="2026-01-01T00:00:00Z">
         <w:r>
           <w:t xml:space="preserve">and</w:t>
         </w:r>
       </w:ins>
-      <w:ins w:id="66" w:author="PR Preview" w:date="2026-01-01T00:00:00Z">
-        <w:r>
-          <w:t xml:space="preserve"> </w:t>
-        </w:r>
-      </w:ins>
-      <w:ins w:id="67" w:author="PR Preview" w:date="2026-01-01T00:00:00Z">
+      <w:ins w:id="79" w:author="PR Preview" w:date="2026-01-01T00:00:00Z">
+        <w:r>
+          <w:t xml:space="preserve"> </w:t>
+        </w:r>
+      </w:ins>
+      <w:ins w:id="80" w:author="PR Preview" w:date="2026-01-01T00:00:00Z">
         <w:r>
           <w:t xml:space="preserve">“negative”</w:t>
         </w:r>
       </w:ins>
-      <w:ins w:id="68" w:author="PR Preview" w:date="2026-01-01T00:00:00Z">
+      <w:ins w:id="81" w:author="PR Preview" w:date="2026-01-01T00:00:00Z">
         <w:r>
           <w:t xml:space="preserve">,</w:t>
         </w:r>
       </w:ins>
-      <w:ins w:id="69" w:author="PR Preview" w:date="2026-01-01T00:00:00Z">
-        <w:r>
-          <w:t xml:space="preserve"> </w:t>
-        </w:r>
-      </w:ins>
-      <w:ins w:id="70" w:author="PR Preview" w:date="2026-01-01T00:00:00Z">
+      <w:ins w:id="82" w:author="PR Preview" w:date="2026-01-01T00:00:00Z">
+        <w:r>
+          <w:t xml:space="preserve"> </w:t>
+        </w:r>
+      </w:ins>
+      <w:ins w:id="83" w:author="PR Preview" w:date="2026-01-01T00:00:00Z">
         <w:r>
           <w:t xml:space="preserve">or</w:t>
         </w:r>
       </w:ins>
-      <w:ins w:id="71" w:author="PR Preview" w:date="2026-01-01T00:00:00Z">
-        <w:r>
-          <w:t xml:space="preserve"> </w:t>
-        </w:r>
-      </w:ins>
-      <w:ins w:id="72" w:author="PR Preview" w:date="2026-01-01T00:00:00Z">
+      <w:ins w:id="84" w:author="PR Preview" w:date="2026-01-01T00:00:00Z">
+        <w:r>
+          <w:t xml:space="preserve"> </w:t>
+        </w:r>
+      </w:ins>
+      <w:ins w:id="85" w:author="PR Preview" w:date="2026-01-01T00:00:00Z">
         <w:r>
           <w:t xml:space="preserve">“diseased”</w:t>
         </w:r>
       </w:ins>
-      <w:ins w:id="73" w:author="PR Preview" w:date="2026-01-01T00:00:00Z">
-        <w:r>
-          <w:t xml:space="preserve"> </w:t>
-        </w:r>
-      </w:ins>
-      <w:ins w:id="74" w:author="PR Preview" w:date="2026-01-01T00:00:00Z">
+      <w:ins w:id="86" w:author="PR Preview" w:date="2026-01-01T00:00:00Z">
+        <w:r>
+          <w:t xml:space="preserve"> </w:t>
+        </w:r>
+      </w:ins>
+      <w:ins w:id="87" w:author="PR Preview" w:date="2026-01-01T00:00:00Z">
         <w:r>
           <w:t xml:space="preserve">and</w:t>
         </w:r>
       </w:ins>
-      <w:ins w:id="75" w:author="PR Preview" w:date="2026-01-01T00:00:00Z">
-        <w:r>
-          <w:t xml:space="preserve"> </w:t>
-        </w:r>
-      </w:ins>
-      <w:ins w:id="76" w:author="PR Preview" w:date="2026-01-01T00:00:00Z">
+      <w:ins w:id="88" w:author="PR Preview" w:date="2026-01-01T00:00:00Z">
+        <w:r>
+          <w:t xml:space="preserve"> </w:t>
+        </w:r>
+      </w:ins>
+      <w:ins w:id="89" w:author="PR Preview" w:date="2026-01-01T00:00:00Z">
         <w:r>
           <w:t xml:space="preserve">“healthy”</w:t>
         </w:r>
       </w:ins>
-      <w:ins w:id="77" w:author="PR Preview" w:date="2026-01-01T00:00:00Z">
+      <w:ins w:id="90" w:author="PR Preview" w:date="2026-01-01T00:00:00Z">
         <w:r>
           <w:t xml:space="preserve">.</w:t>
         </w:r>
@@ -621,7 +727,7 @@
       <w:pPr>
         <w:pStyle w:val="BodyText"/>
       </w:pPr>
-      <w:ins w:id="78" w:author="PR Preview" w:date="2026-01-01T00:00:00Z">
+      <w:ins w:id="91" w:author="PR Preview" w:date="2026-01-01T00:00:00Z">
         <w:r>
           <w:rPr>
             <w:b/>
@@ -630,17 +736,17 @@
           <w:t xml:space="preserve">Example 1 (A diagnostic test as a classification rule)</w:t>
         </w:r>
       </w:ins>
-      <w:ins w:id="79" w:author="PR Preview" w:date="2026-01-01T00:00:00Z">
-        <w:r>
-          <w:t xml:space="preserve"> </w:t>
-        </w:r>
-      </w:ins>
-      <w:ins w:id="80" w:author="PR Preview" w:date="2026-01-01T00:00:00Z">
+      <w:ins w:id="92" w:author="PR Preview" w:date="2026-01-01T00:00:00Z">
+        <w:r>
+          <w:t xml:space="preserve"> </w:t>
+        </w:r>
+      </w:ins>
+      <w:ins w:id="93" w:author="PR Preview" w:date="2026-01-01T00:00:00Z">
         <w:r>
           <w:t xml:space="preserve">A COVID-19 test assigns each person tested to one of</w:t>
         </w:r>
       </w:ins>
-      <w:ins w:id="81" w:author="PR Preview" w:date="2026-01-01T00:00:00Z">
+      <w:ins w:id="94" w:author="PR Preview" w:date="2026-01-01T00:00:00Z">
         <w:r>
           <w:t xml:space="preserve"> </w:t>
         </w:r>
@@ -659,62 +765,62 @@
           <m:t>2</m:t>
         </m:r>
       </m:oMath>
-      <w:ins w:id="82" w:author="PR Preview" w:date="2026-01-01T00:00:00Z">
-        <w:r>
-          <w:t xml:space="preserve"> </w:t>
-        </w:r>
-      </w:ins>
-      <w:ins w:id="83" w:author="PR Preview" w:date="2026-01-01T00:00:00Z">
+      <w:ins w:id="95" w:author="PR Preview" w:date="2026-01-01T00:00:00Z">
+        <w:r>
+          <w:t xml:space="preserve"> </w:t>
+        </w:r>
+      </w:ins>
+      <w:ins w:id="96" w:author="PR Preview" w:date="2026-01-01T00:00:00Z">
         <w:r>
           <w:t xml:space="preserve">classes,</w:t>
         </w:r>
       </w:ins>
-      <w:ins w:id="84" w:author="PR Preview" w:date="2026-01-01T00:00:00Z">
-        <w:r>
-          <w:t xml:space="preserve"> </w:t>
-        </w:r>
-      </w:ins>
-      <w:ins w:id="85" w:author="PR Preview" w:date="2026-01-01T00:00:00Z">
+      <w:ins w:id="97" w:author="PR Preview" w:date="2026-01-01T00:00:00Z">
+        <w:r>
+          <w:t xml:space="preserve"> </w:t>
+        </w:r>
+      </w:ins>
+      <w:ins w:id="98" w:author="PR Preview" w:date="2026-01-01T00:00:00Z">
         <w:r>
           <w:t xml:space="preserve">“has COVID-19”</w:t>
         </w:r>
       </w:ins>
-      <w:ins w:id="86" w:author="PR Preview" w:date="2026-01-01T00:00:00Z">
-        <w:r>
-          <w:t xml:space="preserve"> </w:t>
-        </w:r>
-      </w:ins>
-      <w:ins w:id="87" w:author="PR Preview" w:date="2026-01-01T00:00:00Z">
+      <w:ins w:id="99" w:author="PR Preview" w:date="2026-01-01T00:00:00Z">
+        <w:r>
+          <w:t xml:space="preserve"> </w:t>
+        </w:r>
+      </w:ins>
+      <w:ins w:id="100" w:author="PR Preview" w:date="2026-01-01T00:00:00Z">
         <w:r>
           <w:t xml:space="preserve">or</w:t>
         </w:r>
       </w:ins>
-      <w:ins w:id="88" w:author="PR Preview" w:date="2026-01-01T00:00:00Z">
-        <w:r>
-          <w:t xml:space="preserve"> </w:t>
-        </w:r>
-      </w:ins>
-      <w:ins w:id="89" w:author="PR Preview" w:date="2026-01-01T00:00:00Z">
+      <w:ins w:id="101" w:author="PR Preview" w:date="2026-01-01T00:00:00Z">
+        <w:r>
+          <w:t xml:space="preserve"> </w:t>
+        </w:r>
+      </w:ins>
+      <w:ins w:id="102" w:author="PR Preview" w:date="2026-01-01T00:00:00Z">
         <w:r>
           <w:t xml:space="preserve">“does not have COVID-19”</w:t>
         </w:r>
       </w:ins>
-      <w:ins w:id="90" w:author="PR Preview" w:date="2026-01-01T00:00:00Z">
+      <w:ins w:id="103" w:author="PR Preview" w:date="2026-01-01T00:00:00Z">
         <w:r>
           <w:t xml:space="preserve">,</w:t>
         </w:r>
       </w:ins>
-      <w:ins w:id="91" w:author="PR Preview" w:date="2026-01-01T00:00:00Z">
-        <w:r>
-          <w:t xml:space="preserve"> </w:t>
-        </w:r>
-      </w:ins>
-      <w:ins w:id="92" w:author="PR Preview" w:date="2026-01-01T00:00:00Z">
+      <w:ins w:id="104" w:author="PR Preview" w:date="2026-01-01T00:00:00Z">
+        <w:r>
+          <w:t xml:space="preserve"> </w:t>
+        </w:r>
+      </w:ins>
+      <w:ins w:id="105" w:author="PR Preview" w:date="2026-01-01T00:00:00Z">
         <w:r>
           <w:t xml:space="preserve">based on a single feature</w:t>
         </w:r>
       </w:ins>
-      <w:ins w:id="93" w:author="PR Preview" w:date="2026-01-01T00:00:00Z">
+      <w:ins w:id="106" w:author="PR Preview" w:date="2026-01-01T00:00:00Z">
         <w:r>
           <w:t xml:space="preserve"> </w:t>
         </w:r>
@@ -724,27 +830,27 @@
           <m:t>x</m:t>
         </m:r>
       </m:oMath>
-      <w:ins w:id="94" w:author="PR Preview" w:date="2026-01-01T00:00:00Z">
+      <w:ins w:id="107" w:author="PR Preview" w:date="2026-01-01T00:00:00Z">
         <w:r>
           <w:t xml:space="preserve">:</w:t>
         </w:r>
       </w:ins>
-      <w:ins w:id="95" w:author="PR Preview" w:date="2026-01-01T00:00:00Z">
-        <w:r>
-          <w:t xml:space="preserve"> </w:t>
-        </w:r>
-      </w:ins>
-      <w:ins w:id="96" w:author="PR Preview" w:date="2026-01-01T00:00:00Z">
+      <w:ins w:id="108" w:author="PR Preview" w:date="2026-01-01T00:00:00Z">
+        <w:r>
+          <w:t xml:space="preserve"> </w:t>
+        </w:r>
+      </w:ins>
+      <w:ins w:id="109" w:author="PR Preview" w:date="2026-01-01T00:00:00Z">
         <w:r>
           <w:t xml:space="preserve">the test’s result,</w:t>
         </w:r>
       </w:ins>
-      <w:ins w:id="97" w:author="PR Preview" w:date="2026-01-01T00:00:00Z">
-        <w:r>
-          <w:t xml:space="preserve"> </w:t>
-        </w:r>
-      </w:ins>
-      <w:ins w:id="98" w:author="PR Preview" w:date="2026-01-01T00:00:00Z">
+      <w:ins w:id="110" w:author="PR Preview" w:date="2026-01-01T00:00:00Z">
+        <w:r>
+          <w:t xml:space="preserve"> </w:t>
+        </w:r>
+      </w:ins>
+      <w:ins w:id="111" w:author="PR Preview" w:date="2026-01-01T00:00:00Z">
         <w:r>
           <w:t xml:space="preserve">positive (</w:t>
         </w:r>
@@ -757,7 +863,7 @@
           <m:t>+</m:t>
         </m:r>
       </m:oMath>
-      <w:ins w:id="99" w:author="PR Preview" w:date="2026-01-01T00:00:00Z">
+      <w:ins w:id="112" w:author="PR Preview" w:date="2026-01-01T00:00:00Z">
         <w:r>
           <w:t xml:space="preserve">) or negative (</w:t>
         </w:r>
@@ -776,33 +882,33 @@
           <m:t>+</m:t>
         </m:r>
       </m:oMath>
-      <w:ins w:id="100" w:author="PR Preview" w:date="2026-01-01T00:00:00Z">
+      <w:ins w:id="113" w:author="PR Preview" w:date="2026-01-01T00:00:00Z">
         <w:r>
           <w:t xml:space="preserve">).</w:t>
         </w:r>
       </w:ins>
-      <w:ins w:id="101" w:author="PR Preview" w:date="2026-01-01T00:00:00Z">
-        <w:r>
-          <w:t xml:space="preserve"> </w:t>
-        </w:r>
-      </w:ins>
-      <w:ins w:id="102" w:author="PR Preview" w:date="2026-01-01T00:00:00Z">
+      <w:ins w:id="114" w:author="PR Preview" w:date="2026-01-01T00:00:00Z">
+        <w:r>
+          <w:t xml:space="preserve"> </w:t>
+        </w:r>
+      </w:ins>
+      <w:ins w:id="115" w:author="PR Preview" w:date="2026-01-01T00:00:00Z">
         <w:r>
           <w:t xml:space="preserve">The test is the classification rule</w:t>
         </w:r>
       </w:ins>
-      <w:ins w:id="103" w:author="PR Preview" w:date="2026-01-01T00:00:00Z">
-        <w:r>
-          <w:t xml:space="preserve"> </w:t>
-        </w:r>
-      </w:ins>
-      <w:ins w:id="104" w:author="PR Preview" w:date="2026-01-01T00:00:00Z">
+      <w:ins w:id="116" w:author="PR Preview" w:date="2026-01-01T00:00:00Z">
+        <w:r>
+          <w:t xml:space="preserve"> </w:t>
+        </w:r>
+      </w:ins>
+      <w:ins w:id="117" w:author="PR Preview" w:date="2026-01-01T00:00:00Z">
         <w:r>
           <w:t xml:space="preserve">(</w:t>
         </w:r>
       </w:ins>
       <w:hyperlink w:anchor="def-classification">
-        <w:ins w:id="105" w:author="PR Preview" w:date="2026-01-01T00:00:00Z">
+        <w:ins w:id="118" w:author="PR Preview" w:date="2026-01-01T00:00:00Z">
           <w:r>
             <w:rPr>
               <w:rStyle w:val="Hyperlink"/>
@@ -811,52 +917,52 @@
           </w:r>
         </w:ins>
       </w:hyperlink>
-      <w:ins w:id="106" w:author="PR Preview" w:date="2026-01-01T00:00:00Z">
+      <w:ins w:id="119" w:author="PR Preview" w:date="2026-01-01T00:00:00Z">
         <w:r>
           <w:t xml:space="preserve">)</w:t>
         </w:r>
       </w:ins>
-      <w:ins w:id="107" w:author="PR Preview" w:date="2026-01-01T00:00:00Z">
-        <w:r>
-          <w:t xml:space="preserve"> </w:t>
-        </w:r>
-      </w:ins>
-      <w:ins w:id="108" w:author="PR Preview" w:date="2026-01-01T00:00:00Z">
+      <w:ins w:id="120" w:author="PR Preview" w:date="2026-01-01T00:00:00Z">
+        <w:r>
+          <w:t xml:space="preserve"> </w:t>
+        </w:r>
+      </w:ins>
+      <w:ins w:id="121" w:author="PR Preview" w:date="2026-01-01T00:00:00Z">
         <w:r>
           <w:t xml:space="preserve">that assigns a positive result to</w:t>
         </w:r>
       </w:ins>
-      <w:ins w:id="109" w:author="PR Preview" w:date="2026-01-01T00:00:00Z">
-        <w:r>
-          <w:t xml:space="preserve"> </w:t>
-        </w:r>
-      </w:ins>
-      <w:ins w:id="110" w:author="PR Preview" w:date="2026-01-01T00:00:00Z">
+      <w:ins w:id="122" w:author="PR Preview" w:date="2026-01-01T00:00:00Z">
+        <w:r>
+          <w:t xml:space="preserve"> </w:t>
+        </w:r>
+      </w:ins>
+      <w:ins w:id="123" w:author="PR Preview" w:date="2026-01-01T00:00:00Z">
         <w:r>
           <w:t xml:space="preserve">“has COVID-19”</w:t>
         </w:r>
       </w:ins>
-      <w:ins w:id="111" w:author="PR Preview" w:date="2026-01-01T00:00:00Z">
-        <w:r>
-          <w:t xml:space="preserve"> </w:t>
-        </w:r>
-      </w:ins>
-      <w:ins w:id="112" w:author="PR Preview" w:date="2026-01-01T00:00:00Z">
+      <w:ins w:id="124" w:author="PR Preview" w:date="2026-01-01T00:00:00Z">
+        <w:r>
+          <w:t xml:space="preserve"> </w:t>
+        </w:r>
+      </w:ins>
+      <w:ins w:id="125" w:author="PR Preview" w:date="2026-01-01T00:00:00Z">
         <w:r>
           <w:t xml:space="preserve">and a negative result to</w:t>
         </w:r>
       </w:ins>
-      <w:ins w:id="113" w:author="PR Preview" w:date="2026-01-01T00:00:00Z">
-        <w:r>
-          <w:t xml:space="preserve"> </w:t>
-        </w:r>
-      </w:ins>
-      <w:ins w:id="114" w:author="PR Preview" w:date="2026-01-01T00:00:00Z">
+      <w:ins w:id="126" w:author="PR Preview" w:date="2026-01-01T00:00:00Z">
+        <w:r>
+          <w:t xml:space="preserve"> </w:t>
+        </w:r>
+      </w:ins>
+      <w:ins w:id="127" w:author="PR Preview" w:date="2026-01-01T00:00:00Z">
         <w:r>
           <w:t xml:space="preserve">“does not have COVID-19”</w:t>
         </w:r>
       </w:ins>
-      <w:ins w:id="115" w:author="PR Preview" w:date="2026-01-01T00:00:00Z">
+      <w:ins w:id="128" w:author="PR Preview" w:date="2026-01-01T00:00:00Z">
         <w:r>
           <w:t xml:space="preserve">:</w:t>
         </w:r>
@@ -1044,7 +1150,7 @@
       <w:pPr>
         <w:pStyle w:val="Heading2"/>
       </w:pPr>
-      <w:ins w:id="116" w:author="PR Preview" w:date="2026-01-01T00:00:00Z">
+      <w:ins w:id="129" w:author="PR Preview" w:date="2026-01-01T00:00:00Z">
         <w:r>
           <w:t xml:space="preserve">2 Diagnostic test characteristics</w:t>
         </w:r>
@@ -1055,7 +1161,7 @@
       <w:pPr>
         <w:pStyle w:val="FirstParagraph"/>
       </w:pPr>
-      <w:ins w:id="117" w:author="PR Preview" w:date="2026-01-01T00:00:00Z">
+      <w:ins w:id="130" w:author="PR Preview" w:date="2026-01-01T00:00:00Z">
         <w:r>
           <w:rPr>
             <w:b/>
@@ -1064,22 +1170,22 @@
           <w:t xml:space="preserve">Definition 2 (Sensitivity)</w:t>
         </w:r>
       </w:ins>
-      <w:ins w:id="118" w:author="PR Preview" w:date="2026-01-01T00:00:00Z">
-        <w:r>
-          <w:t xml:space="preserve"> </w:t>
-        </w:r>
-      </w:ins>
-      <w:ins w:id="119" w:author="PR Preview" w:date="2026-01-01T00:00:00Z">
+      <w:ins w:id="131" w:author="PR Preview" w:date="2026-01-01T00:00:00Z">
+        <w:r>
+          <w:t xml:space="preserve"> </w:t>
+        </w:r>
+      </w:ins>
+      <w:ins w:id="132" w:author="PR Preview" w:date="2026-01-01T00:00:00Z">
         <w:r>
           <w:t xml:space="preserve">The</w:t>
         </w:r>
       </w:ins>
-      <w:ins w:id="120" w:author="PR Preview" w:date="2026-01-01T00:00:00Z">
-        <w:r>
-          <w:t xml:space="preserve"> </w:t>
-        </w:r>
-      </w:ins>
-      <w:ins w:id="121" w:author="PR Preview" w:date="2026-01-01T00:00:00Z">
+      <w:ins w:id="133" w:author="PR Preview" w:date="2026-01-01T00:00:00Z">
+        <w:r>
+          <w:t xml:space="preserve"> </w:t>
+        </w:r>
+      </w:ins>
+      <w:ins w:id="134" w:author="PR Preview" w:date="2026-01-01T00:00:00Z">
         <w:r>
           <w:rPr>
             <w:b/>
@@ -1088,22 +1194,22 @@
           <w:t xml:space="preserve">sensitivity</w:t>
         </w:r>
       </w:ins>
-      <w:ins w:id="122" w:author="PR Preview" w:date="2026-01-01T00:00:00Z">
-        <w:r>
-          <w:t xml:space="preserve"> </w:t>
-        </w:r>
-      </w:ins>
-      <w:ins w:id="123" w:author="PR Preview" w:date="2026-01-01T00:00:00Z">
+      <w:ins w:id="135" w:author="PR Preview" w:date="2026-01-01T00:00:00Z">
+        <w:r>
+          <w:t xml:space="preserve"> </w:t>
+        </w:r>
+      </w:ins>
+      <w:ins w:id="136" w:author="PR Preview" w:date="2026-01-01T00:00:00Z">
         <w:r>
           <w:t xml:space="preserve">of a diagnostic test is the probability</w:t>
         </w:r>
       </w:ins>
-      <w:ins w:id="124" w:author="PR Preview" w:date="2026-01-01T00:00:00Z">
-        <w:r>
-          <w:t xml:space="preserve"> </w:t>
-        </w:r>
-      </w:ins>
-      <w:ins w:id="125" w:author="PR Preview" w:date="2026-01-01T00:00:00Z">
+      <w:ins w:id="137" w:author="PR Preview" w:date="2026-01-01T00:00:00Z">
+        <w:r>
+          <w:t xml:space="preserve"> </w:t>
+        </w:r>
+      </w:ins>
+      <w:ins w:id="138" w:author="PR Preview" w:date="2026-01-01T00:00:00Z">
         <w:r>
           <w:t xml:space="preserve">that the test is positive (</w:t>
         </w:r>
@@ -1116,17 +1222,17 @@
           <m:t>+</m:t>
         </m:r>
       </m:oMath>
-      <w:ins w:id="126" w:author="PR Preview" w:date="2026-01-01T00:00:00Z">
+      <w:ins w:id="139" w:author="PR Preview" w:date="2026-01-01T00:00:00Z">
         <w:r>
           <w:t xml:space="preserve">),</w:t>
         </w:r>
       </w:ins>
-      <w:ins w:id="127" w:author="PR Preview" w:date="2026-01-01T00:00:00Z">
-        <w:r>
-          <w:t xml:space="preserve"> </w:t>
-        </w:r>
-      </w:ins>
-      <w:ins w:id="128" w:author="PR Preview" w:date="2026-01-01T00:00:00Z">
+      <w:ins w:id="140" w:author="PR Preview" w:date="2026-01-01T00:00:00Z">
+        <w:r>
+          <w:t xml:space="preserve"> </w:t>
+        </w:r>
+      </w:ins>
+      <w:ins w:id="141" w:author="PR Preview" w:date="2026-01-01T00:00:00Z">
         <w:r>
           <w:t xml:space="preserve">given that the person tested has the disease (</w:t>
         </w:r>
@@ -1136,7 +1242,7 @@
           <m:t>D</m:t>
         </m:r>
       </m:oMath>
-      <w:ins w:id="129" w:author="PR Preview" w:date="2026-01-01T00:00:00Z">
+      <w:ins w:id="142" w:author="PR Preview" w:date="2026-01-01T00:00:00Z">
         <w:r>
           <w:t xml:space="preserve">):</w:t>
         </w:r>
@@ -1239,7 +1345,7 @@
       <w:pPr>
         <w:pStyle w:val="FirstParagraph"/>
       </w:pPr>
-      <w:ins w:id="130" w:author="PR Preview" w:date="2026-01-01T00:00:00Z">
+      <w:ins w:id="143" w:author="PR Preview" w:date="2026-01-01T00:00:00Z">
         <w:r>
           <w:rPr>
             <w:b/>
@@ -1248,27 +1354,27 @@
           <w:t xml:space="preserve">Example 2 (Sensitivity of a COVID-19 test)</w:t>
         </w:r>
       </w:ins>
-      <w:ins w:id="131" w:author="PR Preview" w:date="2026-01-01T00:00:00Z">
-        <w:r>
-          <w:t xml:space="preserve"> </w:t>
-        </w:r>
-      </w:ins>
-      <w:ins w:id="132" w:author="PR Preview" w:date="2026-01-01T00:00:00Z">
+      <w:ins w:id="144" w:author="PR Preview" w:date="2026-01-01T00:00:00Z">
+        <w:r>
+          <w:t xml:space="preserve"> </w:t>
+        </w:r>
+      </w:ins>
+      <w:ins w:id="145" w:author="PR Preview" w:date="2026-01-01T00:00:00Z">
         <w:r>
           <w:t xml:space="preserve">Suppose a COVID-19 test is positive for 99% of the people who have COVID-19.</w:t>
         </w:r>
       </w:ins>
-      <w:ins w:id="133" w:author="PR Preview" w:date="2026-01-01T00:00:00Z">
-        <w:r>
-          <w:t xml:space="preserve"> </w:t>
-        </w:r>
-      </w:ins>
-      <w:ins w:id="134" w:author="PR Preview" w:date="2026-01-01T00:00:00Z">
+      <w:ins w:id="146" w:author="PR Preview" w:date="2026-01-01T00:00:00Z">
+        <w:r>
+          <w:t xml:space="preserve"> </w:t>
+        </w:r>
+      </w:ins>
+      <w:ins w:id="147" w:author="PR Preview" w:date="2026-01-01T00:00:00Z">
         <w:r>
           <w:t xml:space="preserve">Let</w:t>
         </w:r>
       </w:ins>
-      <w:ins w:id="135" w:author="PR Preview" w:date="2026-01-01T00:00:00Z">
+      <w:ins w:id="148" w:author="PR Preview" w:date="2026-01-01T00:00:00Z">
         <w:r>
           <w:t xml:space="preserve"> </w:t>
         </w:r>
@@ -1278,37 +1384,37 @@
           <m:t>D</m:t>
         </m:r>
       </m:oMath>
-      <w:ins w:id="136" w:author="PR Preview" w:date="2026-01-01T00:00:00Z">
-        <w:r>
-          <w:t xml:space="preserve"> </w:t>
-        </w:r>
-      </w:ins>
-      <w:ins w:id="137" w:author="PR Preview" w:date="2026-01-01T00:00:00Z">
+      <w:ins w:id="149" w:author="PR Preview" w:date="2026-01-01T00:00:00Z">
+        <w:r>
+          <w:t xml:space="preserve"> </w:t>
+        </w:r>
+      </w:ins>
+      <w:ins w:id="150" w:author="PR Preview" w:date="2026-01-01T00:00:00Z">
         <w:r>
           <w:t xml:space="preserve">be the event</w:t>
         </w:r>
       </w:ins>
-      <w:ins w:id="138" w:author="PR Preview" w:date="2026-01-01T00:00:00Z">
-        <w:r>
-          <w:t xml:space="preserve"> </w:t>
-        </w:r>
-      </w:ins>
-      <w:ins w:id="139" w:author="PR Preview" w:date="2026-01-01T00:00:00Z">
+      <w:ins w:id="151" w:author="PR Preview" w:date="2026-01-01T00:00:00Z">
+        <w:r>
+          <w:t xml:space="preserve"> </w:t>
+        </w:r>
+      </w:ins>
+      <w:ins w:id="152" w:author="PR Preview" w:date="2026-01-01T00:00:00Z">
         <w:r>
           <w:t xml:space="preserve">“the person has COVID-19”</w:t>
         </w:r>
       </w:ins>
-      <w:ins w:id="140" w:author="PR Preview" w:date="2026-01-01T00:00:00Z">
-        <w:r>
-          <w:t xml:space="preserve"> </w:t>
-        </w:r>
-      </w:ins>
-      <w:ins w:id="141" w:author="PR Preview" w:date="2026-01-01T00:00:00Z">
+      <w:ins w:id="153" w:author="PR Preview" w:date="2026-01-01T00:00:00Z">
+        <w:r>
+          <w:t xml:space="preserve"> </w:t>
+        </w:r>
+      </w:ins>
+      <w:ins w:id="154" w:author="PR Preview" w:date="2026-01-01T00:00:00Z">
         <w:r>
           <w:t xml:space="preserve">and</w:t>
         </w:r>
       </w:ins>
-      <w:ins w:id="142" w:author="PR Preview" w:date="2026-01-01T00:00:00Z">
+      <w:ins w:id="155" w:author="PR Preview" w:date="2026-01-01T00:00:00Z">
         <w:r>
           <w:t xml:space="preserve"> </w:t>
         </w:r>
@@ -1321,43 +1427,43 @@
           <m:t>+</m:t>
         </m:r>
       </m:oMath>
-      <w:ins w:id="143" w:author="PR Preview" w:date="2026-01-01T00:00:00Z">
-        <w:r>
-          <w:t xml:space="preserve"> </w:t>
-        </w:r>
-      </w:ins>
-      <w:ins w:id="144" w:author="PR Preview" w:date="2026-01-01T00:00:00Z">
+      <w:ins w:id="156" w:author="PR Preview" w:date="2026-01-01T00:00:00Z">
+        <w:r>
+          <w:t xml:space="preserve"> </w:t>
+        </w:r>
+      </w:ins>
+      <w:ins w:id="157" w:author="PR Preview" w:date="2026-01-01T00:00:00Z">
         <w:r>
           <w:t xml:space="preserve">the event</w:t>
         </w:r>
       </w:ins>
-      <w:ins w:id="145" w:author="PR Preview" w:date="2026-01-01T00:00:00Z">
-        <w:r>
-          <w:t xml:space="preserve"> </w:t>
-        </w:r>
-      </w:ins>
-      <w:ins w:id="146" w:author="PR Preview" w:date="2026-01-01T00:00:00Z">
+      <w:ins w:id="158" w:author="PR Preview" w:date="2026-01-01T00:00:00Z">
+        <w:r>
+          <w:t xml:space="preserve"> </w:t>
+        </w:r>
+      </w:ins>
+      <w:ins w:id="159" w:author="PR Preview" w:date="2026-01-01T00:00:00Z">
         <w:r>
           <w:t xml:space="preserve">“the test is positive”</w:t>
         </w:r>
       </w:ins>
-      <w:ins w:id="147" w:author="PR Preview" w:date="2026-01-01T00:00:00Z">
+      <w:ins w:id="160" w:author="PR Preview" w:date="2026-01-01T00:00:00Z">
         <w:r>
           <w:t xml:space="preserve">.</w:t>
         </w:r>
       </w:ins>
-      <w:ins w:id="148" w:author="PR Preview" w:date="2026-01-01T00:00:00Z">
-        <w:r>
-          <w:t xml:space="preserve"> </w:t>
-        </w:r>
-      </w:ins>
-      <w:ins w:id="149" w:author="PR Preview" w:date="2026-01-01T00:00:00Z">
+      <w:ins w:id="161" w:author="PR Preview" w:date="2026-01-01T00:00:00Z">
+        <w:r>
+          <w:t xml:space="preserve"> </w:t>
+        </w:r>
+      </w:ins>
+      <w:ins w:id="162" w:author="PR Preview" w:date="2026-01-01T00:00:00Z">
         <w:r>
           <w:t xml:space="preserve">Then the test’s sensitivity (</w:t>
         </w:r>
       </w:ins>
       <w:hyperlink w:anchor="def-sensitivity">
-        <w:ins w:id="150" w:author="PR Preview" w:date="2026-01-01T00:00:00Z">
+        <w:ins w:id="163" w:author="PR Preview" w:date="2026-01-01T00:00:00Z">
           <w:r>
             <w:rPr>
               <w:rStyle w:val="Hyperlink"/>
@@ -1366,7 +1472,7 @@
           </w:r>
         </w:ins>
       </w:hyperlink>
-      <w:ins w:id="151" w:author="PR Preview" w:date="2026-01-01T00:00:00Z">
+      <w:ins w:id="164" w:author="PR Preview" w:date="2026-01-01T00:00:00Z">
         <w:r>
           <w:t xml:space="preserve">) is:</w:t>
         </w:r>
@@ -1452,7 +1558,7 @@
       <w:pPr>
         <w:pStyle w:val="FirstParagraph"/>
       </w:pPr>
-      <w:ins w:id="152" w:author="PR Preview" w:date="2026-01-01T00:00:00Z">
+      <w:ins w:id="165" w:author="PR Preview" w:date="2026-01-01T00:00:00Z">
         <w:r>
           <w:rPr>
             <w:b/>
@@ -1461,22 +1567,22 @@
           <w:t xml:space="preserve">Definition 3 (Specificity)</w:t>
         </w:r>
       </w:ins>
-      <w:ins w:id="153" w:author="PR Preview" w:date="2026-01-01T00:00:00Z">
-        <w:r>
-          <w:t xml:space="preserve"> </w:t>
-        </w:r>
-      </w:ins>
-      <w:ins w:id="154" w:author="PR Preview" w:date="2026-01-01T00:00:00Z">
+      <w:ins w:id="166" w:author="PR Preview" w:date="2026-01-01T00:00:00Z">
+        <w:r>
+          <w:t xml:space="preserve"> </w:t>
+        </w:r>
+      </w:ins>
+      <w:ins w:id="167" w:author="PR Preview" w:date="2026-01-01T00:00:00Z">
         <w:r>
           <w:t xml:space="preserve">The</w:t>
         </w:r>
       </w:ins>
-      <w:ins w:id="155" w:author="PR Preview" w:date="2026-01-01T00:00:00Z">
-        <w:r>
-          <w:t xml:space="preserve"> </w:t>
-        </w:r>
-      </w:ins>
-      <w:ins w:id="156" w:author="PR Preview" w:date="2026-01-01T00:00:00Z">
+      <w:ins w:id="168" w:author="PR Preview" w:date="2026-01-01T00:00:00Z">
+        <w:r>
+          <w:t xml:space="preserve"> </w:t>
+        </w:r>
+      </w:ins>
+      <w:ins w:id="169" w:author="PR Preview" w:date="2026-01-01T00:00:00Z">
         <w:r>
           <w:rPr>
             <w:b/>
@@ -1485,22 +1591,22 @@
           <w:t xml:space="preserve">specificity</w:t>
         </w:r>
       </w:ins>
-      <w:ins w:id="157" w:author="PR Preview" w:date="2026-01-01T00:00:00Z">
-        <w:r>
-          <w:t xml:space="preserve"> </w:t>
-        </w:r>
-      </w:ins>
-      <w:ins w:id="158" w:author="PR Preview" w:date="2026-01-01T00:00:00Z">
+      <w:ins w:id="170" w:author="PR Preview" w:date="2026-01-01T00:00:00Z">
+        <w:r>
+          <w:t xml:space="preserve"> </w:t>
+        </w:r>
+      </w:ins>
+      <w:ins w:id="171" w:author="PR Preview" w:date="2026-01-01T00:00:00Z">
         <w:r>
           <w:t xml:space="preserve">of a diagnostic test is the probability</w:t>
         </w:r>
       </w:ins>
-      <w:ins w:id="159" w:author="PR Preview" w:date="2026-01-01T00:00:00Z">
-        <w:r>
-          <w:t xml:space="preserve"> </w:t>
-        </w:r>
-      </w:ins>
-      <w:ins w:id="160" w:author="PR Preview" w:date="2026-01-01T00:00:00Z">
+      <w:ins w:id="172" w:author="PR Preview" w:date="2026-01-01T00:00:00Z">
+        <w:r>
+          <w:t xml:space="preserve"> </w:t>
+        </w:r>
+      </w:ins>
+      <w:ins w:id="173" w:author="PR Preview" w:date="2026-01-01T00:00:00Z">
         <w:r>
           <w:t xml:space="preserve">that the test is negative (</w:t>
         </w:r>
@@ -1519,17 +1625,17 @@
           <m:t>+</m:t>
         </m:r>
       </m:oMath>
-      <w:ins w:id="161" w:author="PR Preview" w:date="2026-01-01T00:00:00Z">
+      <w:ins w:id="174" w:author="PR Preview" w:date="2026-01-01T00:00:00Z">
         <w:r>
           <w:t xml:space="preserve">),</w:t>
         </w:r>
       </w:ins>
-      <w:ins w:id="162" w:author="PR Preview" w:date="2026-01-01T00:00:00Z">
-        <w:r>
-          <w:t xml:space="preserve"> </w:t>
-        </w:r>
-      </w:ins>
-      <w:ins w:id="163" w:author="PR Preview" w:date="2026-01-01T00:00:00Z">
+      <w:ins w:id="175" w:author="PR Preview" w:date="2026-01-01T00:00:00Z">
+        <w:r>
+          <w:t xml:space="preserve"> </w:t>
+        </w:r>
+      </w:ins>
+      <w:ins w:id="176" w:author="PR Preview" w:date="2026-01-01T00:00:00Z">
         <w:r>
           <w:t xml:space="preserve">given that the person tested does not have the disease (</w:t>
         </w:r>
@@ -1545,7 +1651,7 @@
           <m:t>D</m:t>
         </m:r>
       </m:oMath>
-      <w:ins w:id="164" w:author="PR Preview" w:date="2026-01-01T00:00:00Z">
+      <w:ins w:id="177" w:author="PR Preview" w:date="2026-01-01T00:00:00Z">
         <w:r>
           <w:t xml:space="preserve">):</w:t>
         </w:r>
@@ -1660,7 +1766,7 @@
       <w:pPr>
         <w:pStyle w:val="FirstParagraph"/>
       </w:pPr>
-      <w:ins w:id="165" w:author="PR Preview" w:date="2026-01-01T00:00:00Z">
+      <w:ins w:id="178" w:author="PR Preview" w:date="2026-01-01T00:00:00Z">
         <w:r>
           <w:rPr>
             <w:b/>
@@ -1669,23 +1775,23 @@
           <w:t xml:space="preserve">Example 3 (Specificity of a COVID-19 test)</w:t>
         </w:r>
       </w:ins>
-      <w:ins w:id="166" w:author="PR Preview" w:date="2026-01-01T00:00:00Z">
-        <w:r>
-          <w:t xml:space="preserve"> </w:t>
-        </w:r>
-      </w:ins>
-      <w:ins w:id="167" w:author="PR Preview" w:date="2026-01-01T00:00:00Z">
+      <w:ins w:id="179" w:author="PR Preview" w:date="2026-01-01T00:00:00Z">
+        <w:r>
+          <w:t xml:space="preserve"> </w:t>
+        </w:r>
+      </w:ins>
+      <w:ins w:id="180" w:author="PR Preview" w:date="2026-01-01T00:00:00Z">
         <w:r>
           <w:t xml:space="preserve">Suppose the COVID-19 test of</w:t>
         </w:r>
       </w:ins>
-      <w:ins w:id="168" w:author="PR Preview" w:date="2026-01-01T00:00:00Z">
+      <w:ins w:id="181" w:author="PR Preview" w:date="2026-01-01T00:00:00Z">
         <w:r>
           <w:t xml:space="preserve"> </w:t>
         </w:r>
       </w:ins>
       <w:hyperlink w:anchor="exm-sensitivity">
-        <w:ins w:id="169" w:author="PR Preview" w:date="2026-01-01T00:00:00Z">
+        <w:ins w:id="182" w:author="PR Preview" w:date="2026-01-01T00:00:00Z">
           <w:r>
             <w:rPr>
               <w:rStyle w:val="Hyperlink"/>
@@ -1694,28 +1800,28 @@
           </w:r>
         </w:ins>
       </w:hyperlink>
-      <w:ins w:id="170" w:author="PR Preview" w:date="2026-01-01T00:00:00Z">
-        <w:r>
-          <w:t xml:space="preserve"> </w:t>
-        </w:r>
-      </w:ins>
-      <w:ins w:id="171" w:author="PR Preview" w:date="2026-01-01T00:00:00Z">
+      <w:ins w:id="183" w:author="PR Preview" w:date="2026-01-01T00:00:00Z">
+        <w:r>
+          <w:t xml:space="preserve"> </w:t>
+        </w:r>
+      </w:ins>
+      <w:ins w:id="184" w:author="PR Preview" w:date="2026-01-01T00:00:00Z">
         <w:r>
           <w:t xml:space="preserve">is negative for 99% of the people who do not have COVID-19.</w:t>
         </w:r>
       </w:ins>
-      <w:ins w:id="172" w:author="PR Preview" w:date="2026-01-01T00:00:00Z">
-        <w:r>
-          <w:t xml:space="preserve"> </w:t>
-        </w:r>
-      </w:ins>
-      <w:ins w:id="173" w:author="PR Preview" w:date="2026-01-01T00:00:00Z">
+      <w:ins w:id="185" w:author="PR Preview" w:date="2026-01-01T00:00:00Z">
+        <w:r>
+          <w:t xml:space="preserve"> </w:t>
+        </w:r>
+      </w:ins>
+      <w:ins w:id="186" w:author="PR Preview" w:date="2026-01-01T00:00:00Z">
         <w:r>
           <w:t xml:space="preserve">Then its specificity (</w:t>
         </w:r>
       </w:ins>
       <w:hyperlink w:anchor="def-specificity">
-        <w:ins w:id="174" w:author="PR Preview" w:date="2026-01-01T00:00:00Z">
+        <w:ins w:id="187" w:author="PR Preview" w:date="2026-01-01T00:00:00Z">
           <w:r>
             <w:rPr>
               <w:rStyle w:val="Hyperlink"/>
@@ -1724,7 +1830,7 @@
           </w:r>
         </w:ins>
       </w:hyperlink>
-      <w:ins w:id="175" w:author="PR Preview" w:date="2026-01-01T00:00:00Z">
+      <w:ins w:id="188" w:author="PR Preview" w:date="2026-01-01T00:00:00Z">
         <w:r>
           <w:t xml:space="preserve">) is:</w:t>
         </w:r>
@@ -1820,18 +1926,18 @@
       <w:pPr>
         <w:pStyle w:val="FirstParagraph"/>
       </w:pPr>
-      <w:ins w:id="176" w:author="PR Preview" w:date="2026-01-01T00:00:00Z">
+      <w:ins w:id="189" w:author="PR Preview" w:date="2026-01-01T00:00:00Z">
         <w:r>
           <w:t xml:space="preserve">By the</w:t>
         </w:r>
       </w:ins>
-      <w:ins w:id="177" w:author="PR Preview" w:date="2026-01-01T00:00:00Z">
+      <w:ins w:id="190" w:author="PR Preview" w:date="2026-01-01T00:00:00Z">
         <w:r>
           <w:t xml:space="preserve"> </w:t>
         </w:r>
       </w:ins>
       <w:hyperlink r:id="rId23">
-        <w:ins w:id="178" w:author="PR Preview" w:date="2026-01-01T00:00:00Z">
+        <w:ins w:id="191" w:author="PR Preview" w:date="2026-01-01T00:00:00Z">
           <w:r>
             <w:rPr>
               <w:rStyle w:val="Hyperlink"/>
@@ -1840,17 +1946,17 @@
           </w:r>
         </w:ins>
       </w:hyperlink>
-      <w:ins w:id="179" w:author="PR Preview" w:date="2026-01-01T00:00:00Z">
+      <w:ins w:id="192" w:author="PR Preview" w:date="2026-01-01T00:00:00Z">
         <w:r>
           <w:t xml:space="preserve">,</w:t>
         </w:r>
       </w:ins>
-      <w:ins w:id="180" w:author="PR Preview" w:date="2026-01-01T00:00:00Z">
-        <w:r>
-          <w:t xml:space="preserve"> </w:t>
-        </w:r>
-      </w:ins>
-      <w:ins w:id="181" w:author="PR Preview" w:date="2026-01-01T00:00:00Z">
+      <w:ins w:id="193" w:author="PR Preview" w:date="2026-01-01T00:00:00Z">
+        <w:r>
+          <w:t xml:space="preserve"> </w:t>
+        </w:r>
+      </w:ins>
+      <w:ins w:id="194" w:author="PR Preview" w:date="2026-01-01T00:00:00Z">
         <w:r>
           <w:t xml:space="preserve">its false positive rate is:</w:t>
         </w:r>
@@ -2092,7 +2198,7 @@
       <w:pPr>
         <w:pStyle w:val="FirstParagraph"/>
       </w:pPr>
-      <w:ins w:id="182" w:author="PR Preview" w:date="2026-01-01T00:00:00Z">
+      <w:ins w:id="195" w:author="PR Preview" w:date="2026-01-01T00:00:00Z">
         <w:r>
           <w:rPr>
             <w:b/>
@@ -2101,22 +2207,22 @@
           <w:t xml:space="preserve">Definition 4 (Prevalence)</w:t>
         </w:r>
       </w:ins>
-      <w:ins w:id="183" w:author="PR Preview" w:date="2026-01-01T00:00:00Z">
-        <w:r>
-          <w:t xml:space="preserve"> </w:t>
-        </w:r>
-      </w:ins>
-      <w:ins w:id="184" w:author="PR Preview" w:date="2026-01-01T00:00:00Z">
+      <w:ins w:id="196" w:author="PR Preview" w:date="2026-01-01T00:00:00Z">
+        <w:r>
+          <w:t xml:space="preserve"> </w:t>
+        </w:r>
+      </w:ins>
+      <w:ins w:id="197" w:author="PR Preview" w:date="2026-01-01T00:00:00Z">
         <w:r>
           <w:t xml:space="preserve">The</w:t>
         </w:r>
       </w:ins>
-      <w:ins w:id="185" w:author="PR Preview" w:date="2026-01-01T00:00:00Z">
-        <w:r>
-          <w:t xml:space="preserve"> </w:t>
-        </w:r>
-      </w:ins>
-      <w:ins w:id="186" w:author="PR Preview" w:date="2026-01-01T00:00:00Z">
+      <w:ins w:id="198" w:author="PR Preview" w:date="2026-01-01T00:00:00Z">
+        <w:r>
+          <w:t xml:space="preserve"> </w:t>
+        </w:r>
+      </w:ins>
+      <w:ins w:id="199" w:author="PR Preview" w:date="2026-01-01T00:00:00Z">
         <w:r>
           <w:rPr>
             <w:b/>
@@ -2125,32 +2231,32 @@
           <w:t xml:space="preserve">prevalence</w:t>
         </w:r>
       </w:ins>
-      <w:ins w:id="187" w:author="PR Preview" w:date="2026-01-01T00:00:00Z">
-        <w:r>
-          <w:t xml:space="preserve"> </w:t>
-        </w:r>
-      </w:ins>
-      <w:ins w:id="188" w:author="PR Preview" w:date="2026-01-01T00:00:00Z">
+      <w:ins w:id="200" w:author="PR Preview" w:date="2026-01-01T00:00:00Z">
+        <w:r>
+          <w:t xml:space="preserve"> </w:t>
+        </w:r>
+      </w:ins>
+      <w:ins w:id="201" w:author="PR Preview" w:date="2026-01-01T00:00:00Z">
         <w:r>
           <w:t xml:space="preserve">of a disease in a population</w:t>
         </w:r>
       </w:ins>
-      <w:ins w:id="189" w:author="PR Preview" w:date="2026-01-01T00:00:00Z">
-        <w:r>
-          <w:t xml:space="preserve"> </w:t>
-        </w:r>
-      </w:ins>
-      <w:ins w:id="190" w:author="PR Preview" w:date="2026-01-01T00:00:00Z">
+      <w:ins w:id="202" w:author="PR Preview" w:date="2026-01-01T00:00:00Z">
+        <w:r>
+          <w:t xml:space="preserve"> </w:t>
+        </w:r>
+      </w:ins>
+      <w:ins w:id="203" w:author="PR Preview" w:date="2026-01-01T00:00:00Z">
         <w:r>
           <w:t xml:space="preserve">is the probability that a person drawn from that population</w:t>
         </w:r>
       </w:ins>
-      <w:ins w:id="191" w:author="PR Preview" w:date="2026-01-01T00:00:00Z">
-        <w:r>
-          <w:t xml:space="preserve"> </w:t>
-        </w:r>
-      </w:ins>
-      <w:ins w:id="192" w:author="PR Preview" w:date="2026-01-01T00:00:00Z">
+      <w:ins w:id="204" w:author="PR Preview" w:date="2026-01-01T00:00:00Z">
+        <w:r>
+          <w:t xml:space="preserve"> </w:t>
+        </w:r>
+      </w:ins>
+      <w:ins w:id="205" w:author="PR Preview" w:date="2026-01-01T00:00:00Z">
         <w:r>
           <w:t xml:space="preserve">has the disease (</w:t>
         </w:r>
@@ -2160,7 +2266,7 @@
           <m:t>D</m:t>
         </m:r>
       </m:oMath>
-      <w:ins w:id="193" w:author="PR Preview" w:date="2026-01-01T00:00:00Z">
+      <w:ins w:id="206" w:author="PR Preview" w:date="2026-01-01T00:00:00Z">
         <w:r>
           <w:t xml:space="preserve">):</w:t>
         </w:r>
@@ -2251,7 +2357,7 @@
       <w:pPr>
         <w:pStyle w:val="FirstParagraph"/>
       </w:pPr>
-      <w:ins w:id="194" w:author="PR Preview" w:date="2026-01-01T00:00:00Z">
+      <w:ins w:id="207" w:author="PR Preview" w:date="2026-01-01T00:00:00Z">
         <w:r>
           <w:rPr>
             <w:b/>
@@ -2260,23 +2366,23 @@
           <w:t xml:space="preserve">Example 4 (Prevalence of COVID-19)</w:t>
         </w:r>
       </w:ins>
-      <w:ins w:id="195" w:author="PR Preview" w:date="2026-01-01T00:00:00Z">
-        <w:r>
-          <w:t xml:space="preserve"> </w:t>
-        </w:r>
-      </w:ins>
-      <w:ins w:id="196" w:author="PR Preview" w:date="2026-01-01T00:00:00Z">
+      <w:ins w:id="208" w:author="PR Preview" w:date="2026-01-01T00:00:00Z">
+        <w:r>
+          <w:t xml:space="preserve"> </w:t>
+        </w:r>
+      </w:ins>
+      <w:ins w:id="209" w:author="PR Preview" w:date="2026-01-01T00:00:00Z">
         <w:r>
           <w:t xml:space="preserve">Suppose 7% of the population being tested with the COVID-19 test of</w:t>
         </w:r>
       </w:ins>
-      <w:ins w:id="197" w:author="PR Preview" w:date="2026-01-01T00:00:00Z">
+      <w:ins w:id="210" w:author="PR Preview" w:date="2026-01-01T00:00:00Z">
         <w:r>
           <w:t xml:space="preserve"> </w:t>
         </w:r>
       </w:ins>
       <w:hyperlink w:anchor="exm-sensitivity">
-        <w:ins w:id="198" w:author="PR Preview" w:date="2026-01-01T00:00:00Z">
+        <w:ins w:id="211" w:author="PR Preview" w:date="2026-01-01T00:00:00Z">
           <w:r>
             <w:rPr>
               <w:rStyle w:val="Hyperlink"/>
@@ -2285,28 +2391,28 @@
           </w:r>
         </w:ins>
       </w:hyperlink>
-      <w:ins w:id="199" w:author="PR Preview" w:date="2026-01-01T00:00:00Z">
-        <w:r>
-          <w:t xml:space="preserve"> </w:t>
-        </w:r>
-      </w:ins>
-      <w:ins w:id="200" w:author="PR Preview" w:date="2026-01-01T00:00:00Z">
+      <w:ins w:id="212" w:author="PR Preview" w:date="2026-01-01T00:00:00Z">
+        <w:r>
+          <w:t xml:space="preserve"> </w:t>
+        </w:r>
+      </w:ins>
+      <w:ins w:id="213" w:author="PR Preview" w:date="2026-01-01T00:00:00Z">
         <w:r>
           <w:t xml:space="preserve">has COVID-19.</w:t>
         </w:r>
       </w:ins>
-      <w:ins w:id="201" w:author="PR Preview" w:date="2026-01-01T00:00:00Z">
-        <w:r>
-          <w:t xml:space="preserve"> </w:t>
-        </w:r>
-      </w:ins>
-      <w:ins w:id="202" w:author="PR Preview" w:date="2026-01-01T00:00:00Z">
+      <w:ins w:id="214" w:author="PR Preview" w:date="2026-01-01T00:00:00Z">
+        <w:r>
+          <w:t xml:space="preserve"> </w:t>
+        </w:r>
+      </w:ins>
+      <w:ins w:id="215" w:author="PR Preview" w:date="2026-01-01T00:00:00Z">
         <w:r>
           <w:t xml:space="preserve">Then the prevalence (</w:t>
         </w:r>
       </w:ins>
       <w:hyperlink w:anchor="def-prevalence">
-        <w:ins w:id="203" w:author="PR Preview" w:date="2026-01-01T00:00:00Z">
+        <w:ins w:id="216" w:author="PR Preview" w:date="2026-01-01T00:00:00Z">
           <w:r>
             <w:rPr>
               <w:rStyle w:val="Hyperlink"/>
@@ -2315,7 +2421,7 @@
           </w:r>
         </w:ins>
       </w:hyperlink>
-      <w:ins w:id="204" w:author="PR Preview" w:date="2026-01-01T00:00:00Z">
+      <w:ins w:id="217" w:author="PR Preview" w:date="2026-01-01T00:00:00Z">
         <w:r>
           <w:t xml:space="preserve">) is:</w:t>
         </w:r>
@@ -2387,18 +2493,18 @@
       <w:pPr>
         <w:pStyle w:val="FirstParagraph"/>
       </w:pPr>
-      <w:ins w:id="205" w:author="PR Preview" w:date="2026-01-01T00:00:00Z">
+      <w:ins w:id="218" w:author="PR Preview" w:date="2026-01-01T00:00:00Z">
         <w:r>
           <w:t xml:space="preserve">and, by the</w:t>
         </w:r>
       </w:ins>
-      <w:ins w:id="206" w:author="PR Preview" w:date="2026-01-01T00:00:00Z">
+      <w:ins w:id="219" w:author="PR Preview" w:date="2026-01-01T00:00:00Z">
         <w:r>
           <w:t xml:space="preserve"> </w:t>
         </w:r>
       </w:ins>
       <w:hyperlink r:id="rId23">
-        <w:ins w:id="207" w:author="PR Preview" w:date="2026-01-01T00:00:00Z">
+        <w:ins w:id="220" w:author="PR Preview" w:date="2026-01-01T00:00:00Z">
           <w:r>
             <w:rPr>
               <w:rStyle w:val="Hyperlink"/>
@@ -2407,17 +2513,17 @@
           </w:r>
         </w:ins>
       </w:hyperlink>
-      <w:ins w:id="208" w:author="PR Preview" w:date="2026-01-01T00:00:00Z">
+      <w:ins w:id="221" w:author="PR Preview" w:date="2026-01-01T00:00:00Z">
         <w:r>
           <w:t xml:space="preserve">,</w:t>
         </w:r>
       </w:ins>
-      <w:ins w:id="209" w:author="PR Preview" w:date="2026-01-01T00:00:00Z">
-        <w:r>
-          <w:t xml:space="preserve"> </w:t>
-        </w:r>
-      </w:ins>
-      <w:ins w:id="210" w:author="PR Preview" w:date="2026-01-01T00:00:00Z">
+      <w:ins w:id="222" w:author="PR Preview" w:date="2026-01-01T00:00:00Z">
+        <w:r>
+          <w:t xml:space="preserve"> </w:t>
+        </w:r>
+      </w:ins>
+      <w:ins w:id="223" w:author="PR Preview" w:date="2026-01-01T00:00:00Z">
         <w:r>
           <w:t xml:space="preserve">the probability that a person drawn from that population does not have COVID-19 is:</w:t>
         </w:r>
@@ -2608,7 +2714,7 @@
       <w:pPr>
         <w:pStyle w:val="Heading2"/>
       </w:pPr>
-      <w:ins w:id="211" w:author="PR Preview" w:date="2026-01-01T00:00:00Z">
+      <w:ins w:id="224" w:author="PR Preview" w:date="2026-01-01T00:00:00Z">
         <w:r>
           <w:t xml:space="preserve">3 Predictive values</w:t>
         </w:r>
@@ -2619,7 +2725,7 @@
       <w:pPr>
         <w:pStyle w:val="FirstParagraph"/>
       </w:pPr>
-      <w:ins w:id="212" w:author="PR Preview" w:date="2026-01-01T00:00:00Z">
+      <w:ins w:id="225" w:author="PR Preview" w:date="2026-01-01T00:00:00Z">
         <w:r>
           <w:rPr>
             <w:b/>
@@ -2628,22 +2734,22 @@
           <w:t xml:space="preserve">Definition 5 (Positive predictive value (PPV))</w:t>
         </w:r>
       </w:ins>
-      <w:ins w:id="213" w:author="PR Preview" w:date="2026-01-01T00:00:00Z">
-        <w:r>
-          <w:t xml:space="preserve"> </w:t>
-        </w:r>
-      </w:ins>
-      <w:ins w:id="214" w:author="PR Preview" w:date="2026-01-01T00:00:00Z">
+      <w:ins w:id="226" w:author="PR Preview" w:date="2026-01-01T00:00:00Z">
+        <w:r>
+          <w:t xml:space="preserve"> </w:t>
+        </w:r>
+      </w:ins>
+      <w:ins w:id="227" w:author="PR Preview" w:date="2026-01-01T00:00:00Z">
         <w:r>
           <w:t xml:space="preserve">The</w:t>
         </w:r>
       </w:ins>
-      <w:ins w:id="215" w:author="PR Preview" w:date="2026-01-01T00:00:00Z">
-        <w:r>
-          <w:t xml:space="preserve"> </w:t>
-        </w:r>
-      </w:ins>
-      <w:ins w:id="216" w:author="PR Preview" w:date="2026-01-01T00:00:00Z">
+      <w:ins w:id="228" w:author="PR Preview" w:date="2026-01-01T00:00:00Z">
+        <w:r>
+          <w:t xml:space="preserve"> </w:t>
+        </w:r>
+      </w:ins>
+      <w:ins w:id="229" w:author="PR Preview" w:date="2026-01-01T00:00:00Z">
         <w:r>
           <w:rPr>
             <w:b/>
@@ -2652,22 +2758,22 @@
           <w:t xml:space="preserve">positive predictive value</w:t>
         </w:r>
       </w:ins>
-      <w:ins w:id="217" w:author="PR Preview" w:date="2026-01-01T00:00:00Z">
-        <w:r>
-          <w:t xml:space="preserve"> </w:t>
-        </w:r>
-      </w:ins>
-      <w:ins w:id="218" w:author="PR Preview" w:date="2026-01-01T00:00:00Z">
+      <w:ins w:id="230" w:author="PR Preview" w:date="2026-01-01T00:00:00Z">
+        <w:r>
+          <w:t xml:space="preserve"> </w:t>
+        </w:r>
+      </w:ins>
+      <w:ins w:id="231" w:author="PR Preview" w:date="2026-01-01T00:00:00Z">
         <w:r>
           <w:t xml:space="preserve">of a diagnostic test is the probability</w:t>
         </w:r>
       </w:ins>
-      <w:ins w:id="219" w:author="PR Preview" w:date="2026-01-01T00:00:00Z">
-        <w:r>
-          <w:t xml:space="preserve"> </w:t>
-        </w:r>
-      </w:ins>
-      <w:ins w:id="220" w:author="PR Preview" w:date="2026-01-01T00:00:00Z">
+      <w:ins w:id="232" w:author="PR Preview" w:date="2026-01-01T00:00:00Z">
+        <w:r>
+          <w:t xml:space="preserve"> </w:t>
+        </w:r>
+      </w:ins>
+      <w:ins w:id="233" w:author="PR Preview" w:date="2026-01-01T00:00:00Z">
         <w:r>
           <w:t xml:space="preserve">that the person tested has the disease (</w:t>
         </w:r>
@@ -2677,17 +2783,17 @@
           <m:t>D</m:t>
         </m:r>
       </m:oMath>
-      <w:ins w:id="221" w:author="PR Preview" w:date="2026-01-01T00:00:00Z">
+      <w:ins w:id="234" w:author="PR Preview" w:date="2026-01-01T00:00:00Z">
         <w:r>
           <w:t xml:space="preserve">),</w:t>
         </w:r>
       </w:ins>
-      <w:ins w:id="222" w:author="PR Preview" w:date="2026-01-01T00:00:00Z">
-        <w:r>
-          <w:t xml:space="preserve"> </w:t>
-        </w:r>
-      </w:ins>
-      <w:ins w:id="223" w:author="PR Preview" w:date="2026-01-01T00:00:00Z">
+      <w:ins w:id="235" w:author="PR Preview" w:date="2026-01-01T00:00:00Z">
+        <w:r>
+          <w:t xml:space="preserve"> </w:t>
+        </w:r>
+      </w:ins>
+      <w:ins w:id="236" w:author="PR Preview" w:date="2026-01-01T00:00:00Z">
         <w:r>
           <w:t xml:space="preserve">given that the test is positive (</w:t>
         </w:r>
@@ -2700,7 +2806,7 @@
           <m:t>+</m:t>
         </m:r>
       </m:oMath>
-      <w:ins w:id="224" w:author="PR Preview" w:date="2026-01-01T00:00:00Z">
+      <w:ins w:id="237" w:author="PR Preview" w:date="2026-01-01T00:00:00Z">
         <w:r>
           <w:t xml:space="preserve">):</w:t>
         </w:r>
@@ -2803,7 +2909,7 @@
       <w:pPr>
         <w:pStyle w:val="FirstParagraph"/>
       </w:pPr>
-      <w:ins w:id="225" w:author="PR Preview" w:date="2026-01-01T00:00:00Z">
+      <w:ins w:id="238" w:author="PR Preview" w:date="2026-01-01T00:00:00Z">
         <w:r>
           <w:rPr>
             <w:b/>
@@ -2812,23 +2918,23 @@
           <w:t xml:space="preserve">Example 5 (PPV of a COVID-19 test)</w:t>
         </w:r>
       </w:ins>
-      <w:ins w:id="226" w:author="PR Preview" w:date="2026-01-01T00:00:00Z">
-        <w:r>
-          <w:t xml:space="preserve"> </w:t>
-        </w:r>
-      </w:ins>
-      <w:ins w:id="227" w:author="PR Preview" w:date="2026-01-01T00:00:00Z">
+      <w:ins w:id="239" w:author="PR Preview" w:date="2026-01-01T00:00:00Z">
+        <w:r>
+          <w:t xml:space="preserve"> </w:t>
+        </w:r>
+      </w:ins>
+      <w:ins w:id="240" w:author="PR Preview" w:date="2026-01-01T00:00:00Z">
         <w:r>
           <w:t xml:space="preserve">For the COVID-19 test of</w:t>
         </w:r>
       </w:ins>
-      <w:ins w:id="228" w:author="PR Preview" w:date="2026-01-01T00:00:00Z">
+      <w:ins w:id="241" w:author="PR Preview" w:date="2026-01-01T00:00:00Z">
         <w:r>
           <w:t xml:space="preserve"> </w:t>
         </w:r>
       </w:ins>
       <w:hyperlink w:anchor="exm-sensitivity">
-        <w:ins w:id="229" w:author="PR Preview" w:date="2026-01-01T00:00:00Z">
+        <w:ins w:id="242" w:author="PR Preview" w:date="2026-01-01T00:00:00Z">
           <w:r>
             <w:rPr>
               <w:rStyle w:val="Hyperlink"/>
@@ -2837,23 +2943,23 @@
           </w:r>
         </w:ins>
       </w:hyperlink>
-      <w:ins w:id="230" w:author="PR Preview" w:date="2026-01-01T00:00:00Z">
-        <w:r>
-          <w:t xml:space="preserve"> </w:t>
-        </w:r>
-      </w:ins>
-      <w:ins w:id="231" w:author="PR Preview" w:date="2026-01-01T00:00:00Z">
+      <w:ins w:id="243" w:author="PR Preview" w:date="2026-01-01T00:00:00Z">
+        <w:r>
+          <w:t xml:space="preserve"> </w:t>
+        </w:r>
+      </w:ins>
+      <w:ins w:id="244" w:author="PR Preview" w:date="2026-01-01T00:00:00Z">
         <w:r>
           <w:t xml:space="preserve">and</w:t>
         </w:r>
       </w:ins>
-      <w:ins w:id="232" w:author="PR Preview" w:date="2026-01-01T00:00:00Z">
+      <w:ins w:id="245" w:author="PR Preview" w:date="2026-01-01T00:00:00Z">
         <w:r>
           <w:t xml:space="preserve"> </w:t>
         </w:r>
       </w:ins>
       <w:hyperlink w:anchor="exm-specificity">
-        <w:ins w:id="233" w:author="PR Preview" w:date="2026-01-01T00:00:00Z">
+        <w:ins w:id="246" w:author="PR Preview" w:date="2026-01-01T00:00:00Z">
           <w:r>
             <w:rPr>
               <w:rStyle w:val="Hyperlink"/>
@@ -2862,28 +2968,28 @@
           </w:r>
         </w:ins>
       </w:hyperlink>
-      <w:ins w:id="234" w:author="PR Preview" w:date="2026-01-01T00:00:00Z">
+      <w:ins w:id="247" w:author="PR Preview" w:date="2026-01-01T00:00:00Z">
         <w:r>
           <w:t xml:space="preserve">,</w:t>
         </w:r>
       </w:ins>
-      <w:ins w:id="235" w:author="PR Preview" w:date="2026-01-01T00:00:00Z">
-        <w:r>
-          <w:t xml:space="preserve"> </w:t>
-        </w:r>
-      </w:ins>
-      <w:ins w:id="236" w:author="PR Preview" w:date="2026-01-01T00:00:00Z">
+      <w:ins w:id="248" w:author="PR Preview" w:date="2026-01-01T00:00:00Z">
+        <w:r>
+          <w:t xml:space="preserve"> </w:t>
+        </w:r>
+      </w:ins>
+      <w:ins w:id="249" w:author="PR Preview" w:date="2026-01-01T00:00:00Z">
         <w:r>
           <w:t xml:space="preserve">used in the population of</w:t>
         </w:r>
       </w:ins>
-      <w:ins w:id="237" w:author="PR Preview" w:date="2026-01-01T00:00:00Z">
+      <w:ins w:id="250" w:author="PR Preview" w:date="2026-01-01T00:00:00Z">
         <w:r>
           <w:t xml:space="preserve"> </w:t>
         </w:r>
       </w:ins>
       <w:hyperlink w:anchor="exm-prevalence">
-        <w:ins w:id="238" w:author="PR Preview" w:date="2026-01-01T00:00:00Z">
+        <w:ins w:id="251" w:author="PR Preview" w:date="2026-01-01T00:00:00Z">
           <w:r>
             <w:rPr>
               <w:rStyle w:val="Hyperlink"/>
@@ -2892,18 +2998,18 @@
           </w:r>
         </w:ins>
       </w:hyperlink>
-      <w:ins w:id="239" w:author="PR Preview" w:date="2026-01-01T00:00:00Z">
+      <w:ins w:id="252" w:author="PR Preview" w:date="2026-01-01T00:00:00Z">
         <w:r>
           <w:t xml:space="preserve">,</w:t>
         </w:r>
       </w:ins>
-      <w:ins w:id="240" w:author="PR Preview" w:date="2026-01-01T00:00:00Z">
+      <w:ins w:id="253" w:author="PR Preview" w:date="2026-01-01T00:00:00Z">
         <w:r>
           <w:t xml:space="preserve"> </w:t>
         </w:r>
       </w:ins>
       <w:hyperlink r:id="rId34">
-        <w:ins w:id="241" w:author="PR Preview" w:date="2026-01-01T00:00:00Z">
+        <w:ins w:id="254" w:author="PR Preview" w:date="2026-01-01T00:00:00Z">
           <w:r>
             <w:rPr>
               <w:rStyle w:val="Hyperlink"/>
@@ -2912,18 +3018,18 @@
           </w:r>
         </w:ins>
       </w:hyperlink>
-      <w:ins w:id="242" w:author="PR Preview" w:date="2026-01-01T00:00:00Z">
-        <w:r>
-          <w:t xml:space="preserve"> </w:t>
-        </w:r>
-      </w:ins>
-      <w:ins w:id="243" w:author="PR Preview" w:date="2026-01-01T00:00:00Z">
+      <w:ins w:id="255" w:author="PR Preview" w:date="2026-01-01T00:00:00Z">
+        <w:r>
+          <w:t xml:space="preserve"> </w:t>
+        </w:r>
+      </w:ins>
+      <w:ins w:id="256" w:author="PR Preview" w:date="2026-01-01T00:00:00Z">
         <w:r>
           <w:t xml:space="preserve">gives the positive predictive value (</w:t>
         </w:r>
       </w:ins>
       <w:hyperlink w:anchor="def-ppv">
-        <w:ins w:id="244" w:author="PR Preview" w:date="2026-01-01T00:00:00Z">
+        <w:ins w:id="257" w:author="PR Preview" w:date="2026-01-01T00:00:00Z">
           <w:r>
             <w:rPr>
               <w:rStyle w:val="Hyperlink"/>
@@ -2932,7 +3038,7 @@
           </w:r>
         </w:ins>
       </w:hyperlink>
-      <w:ins w:id="245" w:author="PR Preview" w:date="2026-01-01T00:00:00Z">
+      <w:ins w:id="258" w:author="PR Preview" w:date="2026-01-01T00:00:00Z">
         <w:r>
           <w:t xml:space="preserve">):</w:t>
         </w:r>
@@ -3016,37 +3122,37 @@
       <w:pPr>
         <w:pStyle w:val="FirstParagraph"/>
       </w:pPr>
-      <w:ins w:id="246" w:author="PR Preview" w:date="2026-01-01T00:00:00Z">
+      <w:ins w:id="259" w:author="PR Preview" w:date="2026-01-01T00:00:00Z">
         <w:r>
           <w:t xml:space="preserve">Even with a highly accurate test (99% sensitive and 99% specific),</w:t>
         </w:r>
       </w:ins>
-      <w:ins w:id="247" w:author="PR Preview" w:date="2026-01-01T00:00:00Z">
-        <w:r>
-          <w:t xml:space="preserve"> </w:t>
-        </w:r>
-      </w:ins>
-      <w:ins w:id="248" w:author="PR Preview" w:date="2026-01-01T00:00:00Z">
+      <w:ins w:id="260" w:author="PR Preview" w:date="2026-01-01T00:00:00Z">
+        <w:r>
+          <w:t xml:space="preserve"> </w:t>
+        </w:r>
+      </w:ins>
+      <w:ins w:id="261" w:author="PR Preview" w:date="2026-01-01T00:00:00Z">
         <w:r>
           <w:t xml:space="preserve">only about 88% of the people who test positive have COVID-19,</w:t>
         </w:r>
       </w:ins>
-      <w:ins w:id="249" w:author="PR Preview" w:date="2026-01-01T00:00:00Z">
-        <w:r>
-          <w:t xml:space="preserve"> </w:t>
-        </w:r>
-      </w:ins>
-      <w:ins w:id="250" w:author="PR Preview" w:date="2026-01-01T00:00:00Z">
+      <w:ins w:id="262" w:author="PR Preview" w:date="2026-01-01T00:00:00Z">
+        <w:r>
+          <w:t xml:space="preserve"> </w:t>
+        </w:r>
+      </w:ins>
+      <w:ins w:id="263" w:author="PR Preview" w:date="2026-01-01T00:00:00Z">
         <w:r>
           <w:t xml:space="preserve">because the prevalence (7%) is low enough that</w:t>
         </w:r>
       </w:ins>
-      <w:ins w:id="251" w:author="PR Preview" w:date="2026-01-01T00:00:00Z">
-        <w:r>
-          <w:t xml:space="preserve"> </w:t>
-        </w:r>
-      </w:ins>
-      <w:ins w:id="252" w:author="PR Preview" w:date="2026-01-01T00:00:00Z">
+      <w:ins w:id="264" w:author="PR Preview" w:date="2026-01-01T00:00:00Z">
+        <w:r>
+          <w:t xml:space="preserve"> </w:t>
+        </w:r>
+      </w:ins>
+      <w:ins w:id="265" w:author="PR Preview" w:date="2026-01-01T00:00:00Z">
         <w:r>
           <w:t xml:space="preserve">false positives make up a meaningful fraction of all positive tests.</w:t>
         </w:r>
@@ -3058,7 +3164,7 @@
       <w:pPr>
         <w:pStyle w:val="BodyText"/>
       </w:pPr>
-      <w:ins w:id="253" w:author="PR Preview" w:date="2026-01-01T00:00:00Z">
+      <w:ins w:id="266" w:author="PR Preview" w:date="2026-01-01T00:00:00Z">
         <w:r>
           <w:rPr>
             <w:b/>
@@ -3067,22 +3173,22 @@
           <w:t xml:space="preserve">Definition 6 (Negative predictive value (NPV))</w:t>
         </w:r>
       </w:ins>
-      <w:ins w:id="254" w:author="PR Preview" w:date="2026-01-01T00:00:00Z">
-        <w:r>
-          <w:t xml:space="preserve"> </w:t>
-        </w:r>
-      </w:ins>
-      <w:ins w:id="255" w:author="PR Preview" w:date="2026-01-01T00:00:00Z">
+      <w:ins w:id="267" w:author="PR Preview" w:date="2026-01-01T00:00:00Z">
+        <w:r>
+          <w:t xml:space="preserve"> </w:t>
+        </w:r>
+      </w:ins>
+      <w:ins w:id="268" w:author="PR Preview" w:date="2026-01-01T00:00:00Z">
         <w:r>
           <w:t xml:space="preserve">The</w:t>
         </w:r>
       </w:ins>
-      <w:ins w:id="256" w:author="PR Preview" w:date="2026-01-01T00:00:00Z">
-        <w:r>
-          <w:t xml:space="preserve"> </w:t>
-        </w:r>
-      </w:ins>
-      <w:ins w:id="257" w:author="PR Preview" w:date="2026-01-01T00:00:00Z">
+      <w:ins w:id="269" w:author="PR Preview" w:date="2026-01-01T00:00:00Z">
+        <w:r>
+          <w:t xml:space="preserve"> </w:t>
+        </w:r>
+      </w:ins>
+      <w:ins w:id="270" w:author="PR Preview" w:date="2026-01-01T00:00:00Z">
         <w:r>
           <w:rPr>
             <w:b/>
@@ -3091,22 +3197,22 @@
           <w:t xml:space="preserve">negative predictive value</w:t>
         </w:r>
       </w:ins>
-      <w:ins w:id="258" w:author="PR Preview" w:date="2026-01-01T00:00:00Z">
-        <w:r>
-          <w:t xml:space="preserve"> </w:t>
-        </w:r>
-      </w:ins>
-      <w:ins w:id="259" w:author="PR Preview" w:date="2026-01-01T00:00:00Z">
+      <w:ins w:id="271" w:author="PR Preview" w:date="2026-01-01T00:00:00Z">
+        <w:r>
+          <w:t xml:space="preserve"> </w:t>
+        </w:r>
+      </w:ins>
+      <w:ins w:id="272" w:author="PR Preview" w:date="2026-01-01T00:00:00Z">
         <w:r>
           <w:t xml:space="preserve">of a diagnostic test is the probability</w:t>
         </w:r>
       </w:ins>
-      <w:ins w:id="260" w:author="PR Preview" w:date="2026-01-01T00:00:00Z">
-        <w:r>
-          <w:t xml:space="preserve"> </w:t>
-        </w:r>
-      </w:ins>
-      <w:ins w:id="261" w:author="PR Preview" w:date="2026-01-01T00:00:00Z">
+      <w:ins w:id="273" w:author="PR Preview" w:date="2026-01-01T00:00:00Z">
+        <w:r>
+          <w:t xml:space="preserve"> </w:t>
+        </w:r>
+      </w:ins>
+      <w:ins w:id="274" w:author="PR Preview" w:date="2026-01-01T00:00:00Z">
         <w:r>
           <w:t xml:space="preserve">that the person tested does not have the disease (</w:t>
         </w:r>
@@ -3122,17 +3228,17 @@
           <m:t>D</m:t>
         </m:r>
       </m:oMath>
-      <w:ins w:id="262" w:author="PR Preview" w:date="2026-01-01T00:00:00Z">
+      <w:ins w:id="275" w:author="PR Preview" w:date="2026-01-01T00:00:00Z">
         <w:r>
           <w:t xml:space="preserve">),</w:t>
         </w:r>
       </w:ins>
-      <w:ins w:id="263" w:author="PR Preview" w:date="2026-01-01T00:00:00Z">
-        <w:r>
-          <w:t xml:space="preserve"> </w:t>
-        </w:r>
-      </w:ins>
-      <w:ins w:id="264" w:author="PR Preview" w:date="2026-01-01T00:00:00Z">
+      <w:ins w:id="276" w:author="PR Preview" w:date="2026-01-01T00:00:00Z">
+        <w:r>
+          <w:t xml:space="preserve"> </w:t>
+        </w:r>
+      </w:ins>
+      <w:ins w:id="277" w:author="PR Preview" w:date="2026-01-01T00:00:00Z">
         <w:r>
           <w:t xml:space="preserve">given that the test is negative (</w:t>
         </w:r>
@@ -3151,7 +3257,7 @@
           <m:t>+</m:t>
         </m:r>
       </m:oMath>
-      <w:ins w:id="265" w:author="PR Preview" w:date="2026-01-01T00:00:00Z">
+      <w:ins w:id="278" w:author="PR Preview" w:date="2026-01-01T00:00:00Z">
         <w:r>
           <w:t xml:space="preserve">):</w:t>
         </w:r>
@@ -3266,7 +3372,7 @@
       <w:pPr>
         <w:pStyle w:val="FirstParagraph"/>
       </w:pPr>
-      <w:ins w:id="266" w:author="PR Preview" w:date="2026-01-01T00:00:00Z">
+      <w:ins w:id="279" w:author="PR Preview" w:date="2026-01-01T00:00:00Z">
         <w:r>
           <w:rPr>
             <w:b/>
@@ -3275,23 +3381,23 @@
           <w:t xml:space="preserve">Example 6 (NPV of a COVID-19 test)</w:t>
         </w:r>
       </w:ins>
-      <w:ins w:id="267" w:author="PR Preview" w:date="2026-01-01T00:00:00Z">
-        <w:r>
-          <w:t xml:space="preserve"> </w:t>
-        </w:r>
-      </w:ins>
-      <w:ins w:id="268" w:author="PR Preview" w:date="2026-01-01T00:00:00Z">
+      <w:ins w:id="280" w:author="PR Preview" w:date="2026-01-01T00:00:00Z">
+        <w:r>
+          <w:t xml:space="preserve"> </w:t>
+        </w:r>
+      </w:ins>
+      <w:ins w:id="281" w:author="PR Preview" w:date="2026-01-01T00:00:00Z">
         <w:r>
           <w:t xml:space="preserve">For the COVID-19 test of</w:t>
         </w:r>
       </w:ins>
-      <w:ins w:id="269" w:author="PR Preview" w:date="2026-01-01T00:00:00Z">
+      <w:ins w:id="282" w:author="PR Preview" w:date="2026-01-01T00:00:00Z">
         <w:r>
           <w:t xml:space="preserve"> </w:t>
         </w:r>
       </w:ins>
       <w:hyperlink w:anchor="exm-sensitivity">
-        <w:ins w:id="270" w:author="PR Preview" w:date="2026-01-01T00:00:00Z">
+        <w:ins w:id="283" w:author="PR Preview" w:date="2026-01-01T00:00:00Z">
           <w:r>
             <w:rPr>
               <w:rStyle w:val="Hyperlink"/>
@@ -3300,23 +3406,23 @@
           </w:r>
         </w:ins>
       </w:hyperlink>
-      <w:ins w:id="271" w:author="PR Preview" w:date="2026-01-01T00:00:00Z">
-        <w:r>
-          <w:t xml:space="preserve"> </w:t>
-        </w:r>
-      </w:ins>
-      <w:ins w:id="272" w:author="PR Preview" w:date="2026-01-01T00:00:00Z">
+      <w:ins w:id="284" w:author="PR Preview" w:date="2026-01-01T00:00:00Z">
+        <w:r>
+          <w:t xml:space="preserve"> </w:t>
+        </w:r>
+      </w:ins>
+      <w:ins w:id="285" w:author="PR Preview" w:date="2026-01-01T00:00:00Z">
         <w:r>
           <w:t xml:space="preserve">and</w:t>
         </w:r>
       </w:ins>
-      <w:ins w:id="273" w:author="PR Preview" w:date="2026-01-01T00:00:00Z">
+      <w:ins w:id="286" w:author="PR Preview" w:date="2026-01-01T00:00:00Z">
         <w:r>
           <w:t xml:space="preserve"> </w:t>
         </w:r>
       </w:ins>
       <w:hyperlink w:anchor="exm-specificity">
-        <w:ins w:id="274" w:author="PR Preview" w:date="2026-01-01T00:00:00Z">
+        <w:ins w:id="287" w:author="PR Preview" w:date="2026-01-01T00:00:00Z">
           <w:r>
             <w:rPr>
               <w:rStyle w:val="Hyperlink"/>
@@ -3325,28 +3431,28 @@
           </w:r>
         </w:ins>
       </w:hyperlink>
-      <w:ins w:id="275" w:author="PR Preview" w:date="2026-01-01T00:00:00Z">
+      <w:ins w:id="288" w:author="PR Preview" w:date="2026-01-01T00:00:00Z">
         <w:r>
           <w:t xml:space="preserve">,</w:t>
         </w:r>
       </w:ins>
-      <w:ins w:id="276" w:author="PR Preview" w:date="2026-01-01T00:00:00Z">
-        <w:r>
-          <w:t xml:space="preserve"> </w:t>
-        </w:r>
-      </w:ins>
-      <w:ins w:id="277" w:author="PR Preview" w:date="2026-01-01T00:00:00Z">
+      <w:ins w:id="289" w:author="PR Preview" w:date="2026-01-01T00:00:00Z">
+        <w:r>
+          <w:t xml:space="preserve"> </w:t>
+        </w:r>
+      </w:ins>
+      <w:ins w:id="290" w:author="PR Preview" w:date="2026-01-01T00:00:00Z">
         <w:r>
           <w:t xml:space="preserve">used in the population of</w:t>
         </w:r>
       </w:ins>
-      <w:ins w:id="278" w:author="PR Preview" w:date="2026-01-01T00:00:00Z">
+      <w:ins w:id="291" w:author="PR Preview" w:date="2026-01-01T00:00:00Z">
         <w:r>
           <w:t xml:space="preserve"> </w:t>
         </w:r>
       </w:ins>
       <w:hyperlink w:anchor="exm-prevalence">
-        <w:ins w:id="279" w:author="PR Preview" w:date="2026-01-01T00:00:00Z">
+        <w:ins w:id="292" w:author="PR Preview" w:date="2026-01-01T00:00:00Z">
           <w:r>
             <w:rPr>
               <w:rStyle w:val="Hyperlink"/>
@@ -3355,38 +3461,38 @@
           </w:r>
         </w:ins>
       </w:hyperlink>
-      <w:ins w:id="280" w:author="PR Preview" w:date="2026-01-01T00:00:00Z">
+      <w:ins w:id="293" w:author="PR Preview" w:date="2026-01-01T00:00:00Z">
         <w:r>
           <w:t xml:space="preserve">,</w:t>
         </w:r>
       </w:ins>
-      <w:ins w:id="281" w:author="PR Preview" w:date="2026-01-01T00:00:00Z">
-        <w:r>
-          <w:t xml:space="preserve"> </w:t>
-        </w:r>
-      </w:ins>
-      <w:ins w:id="282" w:author="PR Preview" w:date="2026-01-01T00:00:00Z">
+      <w:ins w:id="294" w:author="PR Preview" w:date="2026-01-01T00:00:00Z">
+        <w:r>
+          <w:t xml:space="preserve"> </w:t>
+        </w:r>
+      </w:ins>
+      <w:ins w:id="295" w:author="PR Preview" w:date="2026-01-01T00:00:00Z">
         <w:r>
           <w:t xml:space="preserve">the probability of a negative test for a person with COVID-19 is,</w:t>
         </w:r>
       </w:ins>
-      <w:ins w:id="283" w:author="PR Preview" w:date="2026-01-01T00:00:00Z">
-        <w:r>
-          <w:t xml:space="preserve"> </w:t>
-        </w:r>
-      </w:ins>
-      <w:ins w:id="284" w:author="PR Preview" w:date="2026-01-01T00:00:00Z">
+      <w:ins w:id="296" w:author="PR Preview" w:date="2026-01-01T00:00:00Z">
+        <w:r>
+          <w:t xml:space="preserve"> </w:t>
+        </w:r>
+      </w:ins>
+      <w:ins w:id="297" w:author="PR Preview" w:date="2026-01-01T00:00:00Z">
         <w:r>
           <w:t xml:space="preserve">by the</w:t>
         </w:r>
       </w:ins>
-      <w:ins w:id="285" w:author="PR Preview" w:date="2026-01-01T00:00:00Z">
+      <w:ins w:id="298" w:author="PR Preview" w:date="2026-01-01T00:00:00Z">
         <w:r>
           <w:t xml:space="preserve"> </w:t>
         </w:r>
       </w:ins>
       <w:hyperlink r:id="rId23">
-        <w:ins w:id="286" w:author="PR Preview" w:date="2026-01-01T00:00:00Z">
+        <w:ins w:id="299" w:author="PR Preview" w:date="2026-01-01T00:00:00Z">
           <w:r>
             <w:rPr>
               <w:rStyle w:val="Hyperlink"/>
@@ -3395,7 +3501,7 @@
           </w:r>
         </w:ins>
       </w:hyperlink>
-      <w:ins w:id="287" w:author="PR Preview" w:date="2026-01-01T00:00:00Z">
+      <w:ins w:id="300" w:author="PR Preview" w:date="2026-01-01T00:00:00Z">
         <w:r>
           <w:t xml:space="preserve">:</w:t>
         </w:r>
@@ -3617,18 +3723,18 @@
       <w:pPr>
         <w:pStyle w:val="FirstParagraph"/>
       </w:pPr>
-      <w:ins w:id="288" w:author="PR Preview" w:date="2026-01-01T00:00:00Z">
+      <w:ins w:id="301" w:author="PR Preview" w:date="2026-01-01T00:00:00Z">
         <w:r>
           <w:t xml:space="preserve">By</w:t>
         </w:r>
       </w:ins>
-      <w:ins w:id="289" w:author="PR Preview" w:date="2026-01-01T00:00:00Z">
+      <w:ins w:id="302" w:author="PR Preview" w:date="2026-01-01T00:00:00Z">
         <w:r>
           <w:t xml:space="preserve"> </w:t>
         </w:r>
       </w:ins>
       <w:hyperlink r:id="rId9">
-        <w:ins w:id="290" w:author="PR Preview" w:date="2026-01-01T00:00:00Z">
+        <w:ins w:id="303" w:author="PR Preview" w:date="2026-01-01T00:00:00Z">
           <w:r>
             <w:rPr>
               <w:rStyle w:val="Hyperlink"/>
@@ -3637,28 +3743,28 @@
           </w:r>
         </w:ins>
       </w:hyperlink>
-      <w:ins w:id="291" w:author="PR Preview" w:date="2026-01-01T00:00:00Z">
+      <w:ins w:id="304" w:author="PR Preview" w:date="2026-01-01T00:00:00Z">
         <w:r>
           <w:t xml:space="preserve">,</w:t>
         </w:r>
       </w:ins>
-      <w:ins w:id="292" w:author="PR Preview" w:date="2026-01-01T00:00:00Z">
-        <w:r>
-          <w:t xml:space="preserve"> </w:t>
-        </w:r>
-      </w:ins>
-      <w:ins w:id="293" w:author="PR Preview" w:date="2026-01-01T00:00:00Z">
+      <w:ins w:id="305" w:author="PR Preview" w:date="2026-01-01T00:00:00Z">
+        <w:r>
+          <w:t xml:space="preserve"> </w:t>
+        </w:r>
+      </w:ins>
+      <w:ins w:id="306" w:author="PR Preview" w:date="2026-01-01T00:00:00Z">
         <w:r>
           <w:t xml:space="preserve">with the denominator expanded by the</w:t>
         </w:r>
       </w:ins>
-      <w:ins w:id="294" w:author="PR Preview" w:date="2026-01-01T00:00:00Z">
+      <w:ins w:id="307" w:author="PR Preview" w:date="2026-01-01T00:00:00Z">
         <w:r>
           <w:t xml:space="preserve"> </w:t>
         </w:r>
       </w:ins>
       <w:hyperlink r:id="rId10">
-        <w:ins w:id="295" w:author="PR Preview" w:date="2026-01-01T00:00:00Z">
+        <w:ins w:id="308" w:author="PR Preview" w:date="2026-01-01T00:00:00Z">
           <w:r>
             <w:rPr>
               <w:rStyle w:val="Hyperlink"/>
@@ -3667,17 +3773,17 @@
           </w:r>
         </w:ins>
       </w:hyperlink>
-      <w:ins w:id="296" w:author="PR Preview" w:date="2026-01-01T00:00:00Z">
-        <w:r>
-          <w:t xml:space="preserve"> </w:t>
-        </w:r>
-      </w:ins>
-      <w:ins w:id="297" w:author="PR Preview" w:date="2026-01-01T00:00:00Z">
+      <w:ins w:id="309" w:author="PR Preview" w:date="2026-01-01T00:00:00Z">
+        <w:r>
+          <w:t xml:space="preserve"> </w:t>
+        </w:r>
+      </w:ins>
+      <w:ins w:id="310" w:author="PR Preview" w:date="2026-01-01T00:00:00Z">
         <w:r>
           <w:t xml:space="preserve">over the partition</w:t>
         </w:r>
       </w:ins>
-      <w:ins w:id="298" w:author="PR Preview" w:date="2026-01-01T00:00:00Z">
+      <w:ins w:id="311" w:author="PR Preview" w:date="2026-01-01T00:00:00Z">
         <w:r>
           <w:t xml:space="preserve"> </w:t>
         </w:r>
@@ -3718,23 +3824,23 @@
           <m:t>​</m:t>
         </m:r>
       </m:oMath>
-      <w:ins w:id="299" w:author="PR Preview" w:date="2026-01-01T00:00:00Z">
+      <w:ins w:id="312" w:author="PR Preview" w:date="2026-01-01T00:00:00Z">
         <w:r>
           <w:t xml:space="preserve">,</w:t>
         </w:r>
       </w:ins>
-      <w:ins w:id="300" w:author="PR Preview" w:date="2026-01-01T00:00:00Z">
-        <w:r>
-          <w:t xml:space="preserve"> </w:t>
-        </w:r>
-      </w:ins>
-      <w:ins w:id="301" w:author="PR Preview" w:date="2026-01-01T00:00:00Z">
+      <w:ins w:id="313" w:author="PR Preview" w:date="2026-01-01T00:00:00Z">
+        <w:r>
+          <w:t xml:space="preserve"> </w:t>
+        </w:r>
+      </w:ins>
+      <w:ins w:id="314" w:author="PR Preview" w:date="2026-01-01T00:00:00Z">
         <w:r>
           <w:t xml:space="preserve">the negative predictive value (</w:t>
         </w:r>
       </w:ins>
       <w:hyperlink w:anchor="def-npv">
-        <w:ins w:id="302" w:author="PR Preview" w:date="2026-01-01T00:00:00Z">
+        <w:ins w:id="315" w:author="PR Preview" w:date="2026-01-01T00:00:00Z">
           <w:r>
             <w:rPr>
               <w:rStyle w:val="Hyperlink"/>
@@ -3743,7 +3849,7 @@
           </w:r>
         </w:ins>
       </w:hyperlink>
-      <w:ins w:id="303" w:author="PR Preview" w:date="2026-01-01T00:00:00Z">
+      <w:ins w:id="316" w:author="PR Preview" w:date="2026-01-01T00:00:00Z">
         <w:r>
           <w:t xml:space="preserve">) is:</w:t>
         </w:r>
@@ -4423,17 +4529,17 @@
       <w:pPr>
         <w:pStyle w:val="FirstParagraph"/>
       </w:pPr>
-      <w:ins w:id="304" w:author="PR Preview" w:date="2026-01-01T00:00:00Z">
+      <w:ins w:id="317" w:author="PR Preview" w:date="2026-01-01T00:00:00Z">
         <w:r>
           <w:t xml:space="preserve">A negative result from this test is very reliable:</w:t>
         </w:r>
       </w:ins>
-      <w:ins w:id="305" w:author="PR Preview" w:date="2026-01-01T00:00:00Z">
-        <w:r>
-          <w:t xml:space="preserve"> </w:t>
-        </w:r>
-      </w:ins>
-      <w:ins w:id="306" w:author="PR Preview" w:date="2026-01-01T00:00:00Z">
+      <w:ins w:id="318" w:author="PR Preview" w:date="2026-01-01T00:00:00Z">
+        <w:r>
+          <w:t xml:space="preserve"> </w:t>
+        </w:r>
+      </w:ins>
+      <w:ins w:id="319" w:author="PR Preview" w:date="2026-01-01T00:00:00Z">
         <w:r>
           <w:t xml:space="preserve">only about 8 in 10,000 people who test negative have COVID-19.</w:t>
         </w:r>
@@ -4446,7 +4552,7 @@
       <w:pPr>
         <w:pStyle w:val="Heading2"/>
       </w:pPr>
-      <w:ins w:id="307" w:author="PR Preview" w:date="2026-01-01T00:00:00Z">
+      <w:ins w:id="320" w:author="PR Preview" w:date="2026-01-01T00:00:00Z">
         <w:r>
           <w:t xml:space="preserve">4 PPV in terms of sensitivity, specificity, and prevalence</w:t>
         </w:r>
@@ -4457,7 +4563,7 @@
       <w:pPr>
         <w:pStyle w:val="FirstParagraph"/>
       </w:pPr>
-      <w:ins w:id="308" w:author="PR Preview" w:date="2026-01-01T00:00:00Z">
+      <w:ins w:id="321" w:author="PR Preview" w:date="2026-01-01T00:00:00Z">
         <w:r>
           <w:rPr>
             <w:b/>
@@ -4466,17 +4572,17 @@
           <w:t xml:space="preserve">Exercise 1 (Probability of a positive test)</w:t>
         </w:r>
       </w:ins>
-      <w:ins w:id="309" w:author="PR Preview" w:date="2026-01-01T00:00:00Z">
-        <w:r>
-          <w:t xml:space="preserve"> </w:t>
-        </w:r>
-      </w:ins>
-      <w:ins w:id="310" w:author="PR Preview" w:date="2026-01-01T00:00:00Z">
+      <w:ins w:id="322" w:author="PR Preview" w:date="2026-01-01T00:00:00Z">
+        <w:r>
+          <w:t xml:space="preserve"> </w:t>
+        </w:r>
+      </w:ins>
+      <w:ins w:id="323" w:author="PR Preview" w:date="2026-01-01T00:00:00Z">
         <w:r>
           <w:t xml:space="preserve">Write the probability</w:t>
         </w:r>
       </w:ins>
-      <w:ins w:id="311" w:author="PR Preview" w:date="2026-01-01T00:00:00Z">
+      <w:ins w:id="324" w:author="PR Preview" w:date="2026-01-01T00:00:00Z">
         <w:r>
           <w:t xml:space="preserve"> </w:t>
         </w:r>
@@ -4507,33 +4613,47 @@
           <m:t>)</m:t>
         </m:r>
       </m:oMath>
-      <w:ins w:id="312" w:author="PR Preview" w:date="2026-01-01T00:00:00Z">
-        <w:r>
-          <w:t xml:space="preserve"> </w:t>
-        </w:r>
-      </w:ins>
-      <w:ins w:id="313" w:author="PR Preview" w:date="2026-01-01T00:00:00Z">
+      <w:ins w:id="325" w:author="PR Preview" w:date="2026-01-01T00:00:00Z">
+        <w:r>
+          <w:t xml:space="preserve"> </w:t>
+        </w:r>
+      </w:ins>
+      <w:ins w:id="326" w:author="PR Preview" w:date="2026-01-01T00:00:00Z">
         <w:r>
           <w:t xml:space="preserve">that a diagnostic test is positive</w:t>
         </w:r>
       </w:ins>
-      <w:ins w:id="314" w:author="PR Preview" w:date="2026-01-01T00:00:00Z">
-        <w:r>
-          <w:t xml:space="preserve"> </w:t>
-        </w:r>
-      </w:ins>
-      <w:ins w:id="315" w:author="PR Preview" w:date="2026-01-01T00:00:00Z">
-        <w:r>
-          <w:t xml:space="preserve">in terms of the test’s</w:t>
-        </w:r>
-      </w:ins>
-      <w:ins w:id="316" w:author="PR Preview" w:date="2026-01-01T00:00:00Z">
+      <w:ins w:id="327" w:author="PR Preview" w:date="2026-01-01T00:00:00Z">
+        <w:r>
+          <w:t xml:space="preserve"> </w:t>
+        </w:r>
+      </w:ins>
+      <w:ins w:id="328" w:author="PR Preview" w:date="2026-01-01T00:00:00Z">
+        <w:r>
+          <w:t xml:space="preserve">in terms of:</w:t>
+        </w:r>
+      </w:ins>
+    </w:p>
+    <w:p>
+      <w:pPr>
+        <w:pStyle w:val="Compact"/>
+        <w:numPr>
+          <w:ilvl w:val="0"/>
+          <w:numId w:val="1002"/>
+        </w:numPr>
+      </w:pPr>
+      <w:ins w:id="329" w:author="PR Preview" w:date="2026-01-01T00:00:00Z">
+        <w:r>
+          <w:t xml:space="preserve">the test’s</w:t>
+        </w:r>
+      </w:ins>
+      <w:ins w:id="330" w:author="PR Preview" w:date="2026-01-01T00:00:00Z">
         <w:r>
           <w:t xml:space="preserve"> </w:t>
         </w:r>
       </w:ins>
       <w:hyperlink w:anchor="def-sensitivity">
-        <w:ins w:id="317" w:author="PR Preview" w:date="2026-01-01T00:00:00Z">
+        <w:ins w:id="331" w:author="PR Preview" w:date="2026-01-01T00:00:00Z">
           <w:r>
             <w:rPr>
               <w:rStyle w:val="Hyperlink"/>
@@ -4542,18 +4662,32 @@
           </w:r>
         </w:ins>
       </w:hyperlink>
-      <w:ins w:id="318" w:author="PR Preview" w:date="2026-01-01T00:00:00Z">
-        <w:r>
-          <w:t xml:space="preserve">,</w:t>
-        </w:r>
-      </w:ins>
-      <w:ins w:id="319" w:author="PR Preview" w:date="2026-01-01T00:00:00Z">
+      <w:ins w:id="332" w:author="PR Preview" w:date="2026-01-01T00:00:00Z">
+        <w:r>
+          <w:t xml:space="preserve">;</w:t>
+        </w:r>
+      </w:ins>
+    </w:p>
+    <w:p>
+      <w:pPr>
+        <w:pStyle w:val="Compact"/>
+        <w:numPr>
+          <w:ilvl w:val="0"/>
+          <w:numId w:val="1002"/>
+        </w:numPr>
+      </w:pPr>
+      <w:ins w:id="333" w:author="PR Preview" w:date="2026-01-01T00:00:00Z">
+        <w:r>
+          <w:t xml:space="preserve">the test’s</w:t>
+        </w:r>
+      </w:ins>
+      <w:ins w:id="334" w:author="PR Preview" w:date="2026-01-01T00:00:00Z">
         <w:r>
           <w:t xml:space="preserve"> </w:t>
         </w:r>
       </w:ins>
       <w:hyperlink w:anchor="def-specificity">
-        <w:ins w:id="320" w:author="PR Preview" w:date="2026-01-01T00:00:00Z">
+        <w:ins w:id="335" w:author="PR Preview" w:date="2026-01-01T00:00:00Z">
           <w:r>
             <w:rPr>
               <w:rStyle w:val="Hyperlink"/>
@@ -4562,28 +4696,32 @@
           </w:r>
         </w:ins>
       </w:hyperlink>
-      <w:ins w:id="321" w:author="PR Preview" w:date="2026-01-01T00:00:00Z">
-        <w:r>
-          <w:t xml:space="preserve">,</w:t>
-        </w:r>
-      </w:ins>
-      <w:ins w:id="322" w:author="PR Preview" w:date="2026-01-01T00:00:00Z">
-        <w:r>
-          <w:t xml:space="preserve"> </w:t>
-        </w:r>
-      </w:ins>
-      <w:ins w:id="323" w:author="PR Preview" w:date="2026-01-01T00:00:00Z">
-        <w:r>
-          <w:t xml:space="preserve">and the</w:t>
-        </w:r>
-      </w:ins>
-      <w:ins w:id="324" w:author="PR Preview" w:date="2026-01-01T00:00:00Z">
+      <w:ins w:id="336" w:author="PR Preview" w:date="2026-01-01T00:00:00Z">
+        <w:r>
+          <w:t xml:space="preserve">;</w:t>
+        </w:r>
+      </w:ins>
+    </w:p>
+    <w:p>
+      <w:pPr>
+        <w:pStyle w:val="Compact"/>
+        <w:numPr>
+          <w:ilvl w:val="0"/>
+          <w:numId w:val="1002"/>
+        </w:numPr>
+      </w:pPr>
+      <w:ins w:id="337" w:author="PR Preview" w:date="2026-01-01T00:00:00Z">
+        <w:r>
+          <w:t xml:space="preserve">the</w:t>
+        </w:r>
+      </w:ins>
+      <w:ins w:id="338" w:author="PR Preview" w:date="2026-01-01T00:00:00Z">
         <w:r>
           <w:t xml:space="preserve"> </w:t>
         </w:r>
       </w:ins>
       <w:hyperlink w:anchor="def-prevalence">
-        <w:ins w:id="325" w:author="PR Preview" w:date="2026-01-01T00:00:00Z">
+        <w:ins w:id="339" w:author="PR Preview" w:date="2026-01-01T00:00:00Z">
           <w:r>
             <w:rPr>
               <w:rStyle w:val="Hyperlink"/>
@@ -4592,12 +4730,12 @@
           </w:r>
         </w:ins>
       </w:hyperlink>
-      <w:ins w:id="326" w:author="PR Preview" w:date="2026-01-01T00:00:00Z">
-        <w:r>
-          <w:t xml:space="preserve"> </w:t>
-        </w:r>
-      </w:ins>
-      <w:ins w:id="327" w:author="PR Preview" w:date="2026-01-01T00:00:00Z">
+      <w:ins w:id="340" w:author="PR Preview" w:date="2026-01-01T00:00:00Z">
+        <w:r>
+          <w:t xml:space="preserve"> </w:t>
+        </w:r>
+      </w:ins>
+      <w:ins w:id="341" w:author="PR Preview" w:date="2026-01-01T00:00:00Z">
         <w:r>
           <w:t xml:space="preserve">of the disease.</w:t>
         </w:r>
@@ -4607,9 +4745,9 @@
     <w:bookmarkStart w:id="45" w:name="sol-prob-positive"/>
     <w:p>
       <w:pPr>
-        <w:pStyle w:val="BodyText"/>
+        <w:pStyle w:val="FirstParagraph"/>
       </w:pPr>
-      <w:ins w:id="328" w:author="PR Preview" w:date="2026-01-01T00:00:00Z">
+      <w:ins w:id="342" w:author="PR Preview" w:date="2026-01-01T00:00:00Z">
         <w:r>
           <w:rPr>
             <w:i/>
@@ -4618,23 +4756,23 @@
           <w:t xml:space="preserve">Solution 1</w:t>
         </w:r>
       </w:ins>
-      <w:ins w:id="329" w:author="PR Preview" w:date="2026-01-01T00:00:00Z">
+      <w:ins w:id="343" w:author="PR Preview" w:date="2026-01-01T00:00:00Z">
         <w:r>
           <w:t xml:space="preserve">. </w:t>
         </w:r>
       </w:ins>
-      <w:ins w:id="330" w:author="PR Preview" w:date="2026-01-01T00:00:00Z">
+      <w:ins w:id="344" w:author="PR Preview" w:date="2026-01-01T00:00:00Z">
         <w:r>
           <w:t xml:space="preserve">By the</w:t>
         </w:r>
       </w:ins>
-      <w:ins w:id="331" w:author="PR Preview" w:date="2026-01-01T00:00:00Z">
+      <w:ins w:id="345" w:author="PR Preview" w:date="2026-01-01T00:00:00Z">
         <w:r>
           <w:t xml:space="preserve"> </w:t>
         </w:r>
       </w:ins>
       <w:hyperlink r:id="rId10">
-        <w:ins w:id="332" w:author="PR Preview" w:date="2026-01-01T00:00:00Z">
+        <w:ins w:id="346" w:author="PR Preview" w:date="2026-01-01T00:00:00Z">
           <w:r>
             <w:rPr>
               <w:rStyle w:val="Hyperlink"/>
@@ -4643,17 +4781,17 @@
           </w:r>
         </w:ins>
       </w:hyperlink>
-      <w:ins w:id="333" w:author="PR Preview" w:date="2026-01-01T00:00:00Z">
-        <w:r>
-          <w:t xml:space="preserve"> </w:t>
-        </w:r>
-      </w:ins>
-      <w:ins w:id="334" w:author="PR Preview" w:date="2026-01-01T00:00:00Z">
+      <w:ins w:id="347" w:author="PR Preview" w:date="2026-01-01T00:00:00Z">
+        <w:r>
+          <w:t xml:space="preserve"> </w:t>
+        </w:r>
+      </w:ins>
+      <w:ins w:id="348" w:author="PR Preview" w:date="2026-01-01T00:00:00Z">
         <w:r>
           <w:t xml:space="preserve">over the partition</w:t>
         </w:r>
       </w:ins>
-      <w:ins w:id="335" w:author="PR Preview" w:date="2026-01-01T00:00:00Z">
+      <w:ins w:id="349" w:author="PR Preview" w:date="2026-01-01T00:00:00Z">
         <w:r>
           <w:t xml:space="preserve"> </w:t>
         </w:r>
@@ -4694,7 +4832,7 @@
           <m:t>​</m:t>
         </m:r>
       </m:oMath>
-      <w:ins w:id="336" w:author="PR Preview" w:date="2026-01-01T00:00:00Z">
+      <w:ins w:id="350" w:author="PR Preview" w:date="2026-01-01T00:00:00Z">
         <w:r>
           <w:t xml:space="preserve">:</w:t>
         </w:r>
@@ -5722,7 +5860,7 @@
       <w:pPr>
         <w:pStyle w:val="FirstParagraph"/>
       </w:pPr>
-      <w:ins w:id="337" w:author="PR Preview" w:date="2026-01-01T00:00:00Z">
+      <w:ins w:id="351" w:author="PR Preview" w:date="2026-01-01T00:00:00Z">
         <w:r>
           <w:rPr>
             <w:b/>
@@ -5731,23 +5869,23 @@
           <w:t xml:space="preserve">Exercise 2 (PPV from Bayes’ theorem)</w:t>
         </w:r>
       </w:ins>
-      <w:ins w:id="338" w:author="PR Preview" w:date="2026-01-01T00:00:00Z">
-        <w:r>
-          <w:t xml:space="preserve"> </w:t>
-        </w:r>
-      </w:ins>
-      <w:ins w:id="339" w:author="PR Preview" w:date="2026-01-01T00:00:00Z">
+      <w:ins w:id="352" w:author="PR Preview" w:date="2026-01-01T00:00:00Z">
+        <w:r>
+          <w:t xml:space="preserve"> </w:t>
+        </w:r>
+      </w:ins>
+      <w:ins w:id="353" w:author="PR Preview" w:date="2026-01-01T00:00:00Z">
         <w:r>
           <w:t xml:space="preserve">Write the</w:t>
         </w:r>
       </w:ins>
-      <w:ins w:id="340" w:author="PR Preview" w:date="2026-01-01T00:00:00Z">
+      <w:ins w:id="354" w:author="PR Preview" w:date="2026-01-01T00:00:00Z">
         <w:r>
           <w:t xml:space="preserve"> </w:t>
         </w:r>
       </w:ins>
       <w:hyperlink w:anchor="def-ppv">
-        <w:ins w:id="341" w:author="PR Preview" w:date="2026-01-01T00:00:00Z">
+        <w:ins w:id="355" w:author="PR Preview" w:date="2026-01-01T00:00:00Z">
           <w:r>
             <w:rPr>
               <w:rStyle w:val="Hyperlink"/>
@@ -5756,33 +5894,47 @@
           </w:r>
         </w:ins>
       </w:hyperlink>
-      <w:ins w:id="342" w:author="PR Preview" w:date="2026-01-01T00:00:00Z">
-        <w:r>
-          <w:t xml:space="preserve"> </w:t>
-        </w:r>
-      </w:ins>
-      <w:ins w:id="343" w:author="PR Preview" w:date="2026-01-01T00:00:00Z">
+      <w:ins w:id="356" w:author="PR Preview" w:date="2026-01-01T00:00:00Z">
+        <w:r>
+          <w:t xml:space="preserve"> </w:t>
+        </w:r>
+      </w:ins>
+      <w:ins w:id="357" w:author="PR Preview" w:date="2026-01-01T00:00:00Z">
         <w:r>
           <w:t xml:space="preserve">of a diagnostic test</w:t>
         </w:r>
       </w:ins>
-      <w:ins w:id="344" w:author="PR Preview" w:date="2026-01-01T00:00:00Z">
-        <w:r>
-          <w:t xml:space="preserve"> </w:t>
-        </w:r>
-      </w:ins>
-      <w:ins w:id="345" w:author="PR Preview" w:date="2026-01-01T00:00:00Z">
-        <w:r>
-          <w:t xml:space="preserve">in terms of its</w:t>
-        </w:r>
-      </w:ins>
-      <w:ins w:id="346" w:author="PR Preview" w:date="2026-01-01T00:00:00Z">
+      <w:ins w:id="358" w:author="PR Preview" w:date="2026-01-01T00:00:00Z">
+        <w:r>
+          <w:t xml:space="preserve"> </w:t>
+        </w:r>
+      </w:ins>
+      <w:ins w:id="359" w:author="PR Preview" w:date="2026-01-01T00:00:00Z">
+        <w:r>
+          <w:t xml:space="preserve">in terms of:</w:t>
+        </w:r>
+      </w:ins>
+    </w:p>
+    <w:p>
+      <w:pPr>
+        <w:pStyle w:val="Compact"/>
+        <w:numPr>
+          <w:ilvl w:val="0"/>
+          <w:numId w:val="1003"/>
+        </w:numPr>
+      </w:pPr>
+      <w:ins w:id="360" w:author="PR Preview" w:date="2026-01-01T00:00:00Z">
+        <w:r>
+          <w:t xml:space="preserve">its</w:t>
+        </w:r>
+      </w:ins>
+      <w:ins w:id="361" w:author="PR Preview" w:date="2026-01-01T00:00:00Z">
         <w:r>
           <w:t xml:space="preserve"> </w:t>
         </w:r>
       </w:ins>
       <w:hyperlink w:anchor="def-sensitivity">
-        <w:ins w:id="347" w:author="PR Preview" w:date="2026-01-01T00:00:00Z">
+        <w:ins w:id="362" w:author="PR Preview" w:date="2026-01-01T00:00:00Z">
           <w:r>
             <w:rPr>
               <w:rStyle w:val="Hyperlink"/>
@@ -5791,18 +5943,32 @@
           </w:r>
         </w:ins>
       </w:hyperlink>
-      <w:ins w:id="348" w:author="PR Preview" w:date="2026-01-01T00:00:00Z">
-        <w:r>
-          <w:t xml:space="preserve">,</w:t>
-        </w:r>
-      </w:ins>
-      <w:ins w:id="349" w:author="PR Preview" w:date="2026-01-01T00:00:00Z">
+      <w:ins w:id="363" w:author="PR Preview" w:date="2026-01-01T00:00:00Z">
+        <w:r>
+          <w:t xml:space="preserve">;</w:t>
+        </w:r>
+      </w:ins>
+    </w:p>
+    <w:p>
+      <w:pPr>
+        <w:pStyle w:val="Compact"/>
+        <w:numPr>
+          <w:ilvl w:val="0"/>
+          <w:numId w:val="1003"/>
+        </w:numPr>
+      </w:pPr>
+      <w:ins w:id="364" w:author="PR Preview" w:date="2026-01-01T00:00:00Z">
+        <w:r>
+          <w:t xml:space="preserve">its</w:t>
+        </w:r>
+      </w:ins>
+      <w:ins w:id="365" w:author="PR Preview" w:date="2026-01-01T00:00:00Z">
         <w:r>
           <w:t xml:space="preserve"> </w:t>
         </w:r>
       </w:ins>
       <w:hyperlink w:anchor="def-specificity">
-        <w:ins w:id="350" w:author="PR Preview" w:date="2026-01-01T00:00:00Z">
+        <w:ins w:id="366" w:author="PR Preview" w:date="2026-01-01T00:00:00Z">
           <w:r>
             <w:rPr>
               <w:rStyle w:val="Hyperlink"/>
@@ -5811,28 +5977,32 @@
           </w:r>
         </w:ins>
       </w:hyperlink>
-      <w:ins w:id="351" w:author="PR Preview" w:date="2026-01-01T00:00:00Z">
-        <w:r>
-          <w:t xml:space="preserve">,</w:t>
-        </w:r>
-      </w:ins>
-      <w:ins w:id="352" w:author="PR Preview" w:date="2026-01-01T00:00:00Z">
-        <w:r>
-          <w:t xml:space="preserve"> </w:t>
-        </w:r>
-      </w:ins>
-      <w:ins w:id="353" w:author="PR Preview" w:date="2026-01-01T00:00:00Z">
-        <w:r>
-          <w:t xml:space="preserve">and the</w:t>
-        </w:r>
-      </w:ins>
-      <w:ins w:id="354" w:author="PR Preview" w:date="2026-01-01T00:00:00Z">
+      <w:ins w:id="367" w:author="PR Preview" w:date="2026-01-01T00:00:00Z">
+        <w:r>
+          <w:t xml:space="preserve">;</w:t>
+        </w:r>
+      </w:ins>
+    </w:p>
+    <w:p>
+      <w:pPr>
+        <w:pStyle w:val="Compact"/>
+        <w:numPr>
+          <w:ilvl w:val="0"/>
+          <w:numId w:val="1003"/>
+        </w:numPr>
+      </w:pPr>
+      <w:ins w:id="368" w:author="PR Preview" w:date="2026-01-01T00:00:00Z">
+        <w:r>
+          <w:t xml:space="preserve">the</w:t>
+        </w:r>
+      </w:ins>
+      <w:ins w:id="369" w:author="PR Preview" w:date="2026-01-01T00:00:00Z">
         <w:r>
           <w:t xml:space="preserve"> </w:t>
         </w:r>
       </w:ins>
       <w:hyperlink w:anchor="def-prevalence">
-        <w:ins w:id="355" w:author="PR Preview" w:date="2026-01-01T00:00:00Z">
+        <w:ins w:id="370" w:author="PR Preview" w:date="2026-01-01T00:00:00Z">
           <w:r>
             <w:rPr>
               <w:rStyle w:val="Hyperlink"/>
@@ -5841,12 +6011,12 @@
           </w:r>
         </w:ins>
       </w:hyperlink>
-      <w:ins w:id="356" w:author="PR Preview" w:date="2026-01-01T00:00:00Z">
-        <w:r>
-          <w:t xml:space="preserve"> </w:t>
-        </w:r>
-      </w:ins>
-      <w:ins w:id="357" w:author="PR Preview" w:date="2026-01-01T00:00:00Z">
+      <w:ins w:id="371" w:author="PR Preview" w:date="2026-01-01T00:00:00Z">
+        <w:r>
+          <w:t xml:space="preserve"> </w:t>
+        </w:r>
+      </w:ins>
+      <w:ins w:id="372" w:author="PR Preview" w:date="2026-01-01T00:00:00Z">
         <w:r>
           <w:t xml:space="preserve">of the disease.</w:t>
         </w:r>
@@ -5856,9 +6026,9 @@
     <w:bookmarkStart w:id="48" w:name="sol-ppv-bayes"/>
     <w:p>
       <w:pPr>
-        <w:pStyle w:val="BodyText"/>
+        <w:pStyle w:val="FirstParagraph"/>
       </w:pPr>
-      <w:ins w:id="358" w:author="PR Preview" w:date="2026-01-01T00:00:00Z">
+      <w:ins w:id="373" w:author="PR Preview" w:date="2026-01-01T00:00:00Z">
         <w:r>
           <w:rPr>
             <w:i/>
@@ -5867,17 +6037,17 @@
           <w:t xml:space="preserve">Solution 2</w:t>
         </w:r>
       </w:ins>
-      <w:ins w:id="359" w:author="PR Preview" w:date="2026-01-01T00:00:00Z">
+      <w:ins w:id="374" w:author="PR Preview" w:date="2026-01-01T00:00:00Z">
         <w:r>
           <w:t xml:space="preserve">. </w:t>
         </w:r>
       </w:ins>
-      <w:ins w:id="360" w:author="PR Preview" w:date="2026-01-01T00:00:00Z">
+      <w:ins w:id="375" w:author="PR Preview" w:date="2026-01-01T00:00:00Z">
         <w:r>
           <w:t xml:space="preserve">Abbreviate the sensitivity as</w:t>
         </w:r>
       </w:ins>
-      <w:ins w:id="361" w:author="PR Preview" w:date="2026-01-01T00:00:00Z">
+      <w:ins w:id="376" w:author="PR Preview" w:date="2026-01-01T00:00:00Z">
         <w:r>
           <w:t xml:space="preserve"> </w:t>
         </w:r>
@@ -5891,22 +6061,22 @@
           <m:t>sens</m:t>
         </m:r>
       </m:oMath>
-      <w:ins w:id="362" w:author="PR Preview" w:date="2026-01-01T00:00:00Z">
+      <w:ins w:id="377" w:author="PR Preview" w:date="2026-01-01T00:00:00Z">
         <w:r>
           <w:t xml:space="preserve">,</w:t>
         </w:r>
       </w:ins>
-      <w:ins w:id="363" w:author="PR Preview" w:date="2026-01-01T00:00:00Z">
-        <w:r>
-          <w:t xml:space="preserve"> </w:t>
-        </w:r>
-      </w:ins>
-      <w:ins w:id="364" w:author="PR Preview" w:date="2026-01-01T00:00:00Z">
+      <w:ins w:id="378" w:author="PR Preview" w:date="2026-01-01T00:00:00Z">
+        <w:r>
+          <w:t xml:space="preserve"> </w:t>
+        </w:r>
+      </w:ins>
+      <w:ins w:id="379" w:author="PR Preview" w:date="2026-01-01T00:00:00Z">
         <w:r>
           <w:t xml:space="preserve">the specificity as</w:t>
         </w:r>
       </w:ins>
-      <w:ins w:id="365" w:author="PR Preview" w:date="2026-01-01T00:00:00Z">
+      <w:ins w:id="380" w:author="PR Preview" w:date="2026-01-01T00:00:00Z">
         <w:r>
           <w:t xml:space="preserve"> </w:t>
         </w:r>
@@ -5920,57 +6090,53 @@
           <m:t>spec</m:t>
         </m:r>
       </m:oMath>
-      <w:ins w:id="366" w:author="PR Preview" w:date="2026-01-01T00:00:00Z">
+      <w:ins w:id="381" w:author="PR Preview" w:date="2026-01-01T00:00:00Z">
         <w:r>
           <w:t xml:space="preserve">,</w:t>
         </w:r>
       </w:ins>
-      <w:ins w:id="367" w:author="PR Preview" w:date="2026-01-01T00:00:00Z">
-        <w:r>
-          <w:t xml:space="preserve"> </w:t>
-        </w:r>
-      </w:ins>
-      <w:ins w:id="368" w:author="PR Preview" w:date="2026-01-01T00:00:00Z">
+      <w:ins w:id="382" w:author="PR Preview" w:date="2026-01-01T00:00:00Z">
+        <w:r>
+          <w:t xml:space="preserve"> </w:t>
+        </w:r>
+      </w:ins>
+      <w:ins w:id="383" w:author="PR Preview" w:date="2026-01-01T00:00:00Z">
         <w:r>
           <w:t xml:space="preserve">and the prevalence as</w:t>
         </w:r>
       </w:ins>
-      <w:ins w:id="369" w:author="PR Preview" w:date="2026-01-01T00:00:00Z">
+      <w:ins w:id="384" w:author="PR Preview" w:date="2026-01-01T00:00:00Z">
         <w:r>
           <w:t xml:space="preserve"> </w:t>
         </w:r>
       </w:ins>
       <m:oMath>
         <m:r>
-          <m:rPr>
-            <m:nor/>
-            <m:sty m:val="p"/>
-          </m:rPr>
-          <m:t>prev</m:t>
+          <m:t>π</m:t>
         </m:r>
       </m:oMath>
-      <w:ins w:id="370" w:author="PR Preview" w:date="2026-01-01T00:00:00Z">
+      <w:ins w:id="385" w:author="PR Preview" w:date="2026-01-01T00:00:00Z">
         <w:r>
           <w:t xml:space="preserve">.</w:t>
         </w:r>
       </w:ins>
-      <w:ins w:id="371" w:author="PR Preview" w:date="2026-01-01T00:00:00Z">
-        <w:r>
-          <w:t xml:space="preserve"> </w:t>
-        </w:r>
-      </w:ins>
-      <w:ins w:id="372" w:author="PR Preview" w:date="2026-01-01T00:00:00Z">
+      <w:ins w:id="386" w:author="PR Preview" w:date="2026-01-01T00:00:00Z">
+        <w:r>
+          <w:t xml:space="preserve"> </w:t>
+        </w:r>
+      </w:ins>
+      <w:ins w:id="387" w:author="PR Preview" w:date="2026-01-01T00:00:00Z">
         <w:r>
           <w:t xml:space="preserve">By</w:t>
         </w:r>
       </w:ins>
-      <w:ins w:id="373" w:author="PR Preview" w:date="2026-01-01T00:00:00Z">
+      <w:ins w:id="388" w:author="PR Preview" w:date="2026-01-01T00:00:00Z">
         <w:r>
           <w:t xml:space="preserve"> </w:t>
         </w:r>
       </w:ins>
       <w:hyperlink r:id="rId9">
-        <w:ins w:id="374" w:author="PR Preview" w:date="2026-01-01T00:00:00Z">
+        <w:ins w:id="389" w:author="PR Preview" w:date="2026-01-01T00:00:00Z">
           <w:r>
             <w:rPr>
               <w:rStyle w:val="Hyperlink"/>
@@ -5979,28 +6145,28 @@
           </w:r>
         </w:ins>
       </w:hyperlink>
-      <w:ins w:id="375" w:author="PR Preview" w:date="2026-01-01T00:00:00Z">
+      <w:ins w:id="390" w:author="PR Preview" w:date="2026-01-01T00:00:00Z">
         <w:r>
           <w:t xml:space="preserve">,</w:t>
         </w:r>
       </w:ins>
-      <w:ins w:id="376" w:author="PR Preview" w:date="2026-01-01T00:00:00Z">
-        <w:r>
-          <w:t xml:space="preserve"> </w:t>
-        </w:r>
-      </w:ins>
-      <w:ins w:id="377" w:author="PR Preview" w:date="2026-01-01T00:00:00Z">
+      <w:ins w:id="391" w:author="PR Preview" w:date="2026-01-01T00:00:00Z">
+        <w:r>
+          <w:t xml:space="preserve"> </w:t>
+        </w:r>
+      </w:ins>
+      <w:ins w:id="392" w:author="PR Preview" w:date="2026-01-01T00:00:00Z">
         <w:r>
           <w:t xml:space="preserve">with the probability of a positive test from</w:t>
         </w:r>
       </w:ins>
-      <w:ins w:id="378" w:author="PR Preview" w:date="2026-01-01T00:00:00Z">
+      <w:ins w:id="393" w:author="PR Preview" w:date="2026-01-01T00:00:00Z">
         <w:r>
           <w:t xml:space="preserve"> </w:t>
         </w:r>
       </w:ins>
       <w:hyperlink w:anchor="exr-prob-positive">
-        <w:ins w:id="379" w:author="PR Preview" w:date="2026-01-01T00:00:00Z">
+        <w:ins w:id="394" w:author="PR Preview" w:date="2026-01-01T00:00:00Z">
           <w:r>
             <w:rPr>
               <w:rStyle w:val="Hyperlink"/>
@@ -6009,7 +6175,7 @@
           </w:r>
         </w:ins>
       </w:hyperlink>
-      <w:ins w:id="380" w:author="PR Preview" w:date="2026-01-01T00:00:00Z">
+      <w:ins w:id="395" w:author="PR Preview" w:date="2026-01-01T00:00:00Z">
         <w:r>
           <w:t xml:space="preserve">:</w:t>
         </w:r>
@@ -6340,11 +6506,7 @@
                     <m:t>⋅</m:t>
                   </m:r>
                   <m:r>
-                    <m:rPr>
-                      <m:nor/>
-                      <m:sty m:val="p"/>
-                    </m:rPr>
-                    <m:t>prev</m:t>
+                    <m:t>π</m:t>
                   </m:r>
                 </m:num>
                 <m:den>
@@ -6417,11 +6579,7 @@
                     <m:t>⋅</m:t>
                   </m:r>
                   <m:r>
-                    <m:rPr>
-                      <m:nor/>
-                      <m:sty m:val="p"/>
-                    </m:rPr>
-                    <m:t>prev</m:t>
+                    <m:t>π</m:t>
                   </m:r>
                 </m:num>
                 <m:den>
@@ -6439,11 +6597,7 @@
                     <m:t>⋅</m:t>
                   </m:r>
                   <m:r>
-                    <m:rPr>
-                      <m:nor/>
-                      <m:sty m:val="p"/>
-                    </m:rPr>
-                    <m:t>prev</m:t>
+                    <m:t>π</m:t>
                   </m:r>
                   <m:r>
                     <m:rPr>
@@ -6510,11 +6664,7 @@
                         <m:t>−</m:t>
                       </m:r>
                       <m:r>
-                        <m:rPr>
-                          <m:nor/>
-                          <m:sty m:val="p"/>
-                        </m:rPr>
-                        <m:t>prev</m:t>
+                        <m:t>π</m:t>
                       </m:r>
                     </m:e>
                   </m:d>
@@ -6566,7 +6716,7 @@
       <w:pPr>
         <w:pStyle w:val="FirstParagraph"/>
       </w:pPr>
-      <w:ins w:id="381" w:author="PR Preview" w:date="2026-01-01T00:00:00Z">
+      <w:ins w:id="396" w:author="PR Preview" w:date="2026-01-01T00:00:00Z">
         <w:r>
           <w:rPr>
             <w:b/>
@@ -6575,23 +6725,23 @@
           <w:t xml:space="preserve">Exercise 3 (PPV in terms of two ratios)</w:t>
         </w:r>
       </w:ins>
-      <w:ins w:id="382" w:author="PR Preview" w:date="2026-01-01T00:00:00Z">
-        <w:r>
-          <w:t xml:space="preserve"> </w:t>
-        </w:r>
-      </w:ins>
-      <w:ins w:id="383" w:author="PR Preview" w:date="2026-01-01T00:00:00Z">
+      <w:ins w:id="397" w:author="PR Preview" w:date="2026-01-01T00:00:00Z">
+        <w:r>
+          <w:t xml:space="preserve"> </w:t>
+        </w:r>
+      </w:ins>
+      <w:ins w:id="398" w:author="PR Preview" w:date="2026-01-01T00:00:00Z">
         <w:r>
           <w:t xml:space="preserve">Rewrite the expression for the positive predictive value from</w:t>
         </w:r>
       </w:ins>
-      <w:ins w:id="384" w:author="PR Preview" w:date="2026-01-01T00:00:00Z">
+      <w:ins w:id="399" w:author="PR Preview" w:date="2026-01-01T00:00:00Z">
         <w:r>
           <w:t xml:space="preserve"> </w:t>
         </w:r>
       </w:ins>
       <w:hyperlink w:anchor="exr-ppv-bayes">
-        <w:ins w:id="385" w:author="PR Preview" w:date="2026-01-01T00:00:00Z">
+        <w:ins w:id="400" w:author="PR Preview" w:date="2026-01-01T00:00:00Z">
           <w:r>
             <w:rPr>
               <w:rStyle w:val="Hyperlink"/>
@@ -6600,27 +6750,27 @@
           </w:r>
         </w:ins>
       </w:hyperlink>
-      <w:ins w:id="386" w:author="PR Preview" w:date="2026-01-01T00:00:00Z">
-        <w:r>
-          <w:t xml:space="preserve"> </w:t>
-        </w:r>
-      </w:ins>
-      <w:ins w:id="387" w:author="PR Preview" w:date="2026-01-01T00:00:00Z">
+      <w:ins w:id="401" w:author="PR Preview" w:date="2026-01-01T00:00:00Z">
+        <w:r>
+          <w:t xml:space="preserve"> </w:t>
+        </w:r>
+      </w:ins>
+      <w:ins w:id="402" w:author="PR Preview" w:date="2026-01-01T00:00:00Z">
         <w:r>
           <w:t xml:space="preserve">so that the sensitivity, specificity, and prevalence appear only through</w:t>
         </w:r>
       </w:ins>
-      <w:ins w:id="388" w:author="PR Preview" w:date="2026-01-01T00:00:00Z">
-        <w:r>
-          <w:t xml:space="preserve"> </w:t>
-        </w:r>
-      </w:ins>
-      <w:ins w:id="389" w:author="PR Preview" w:date="2026-01-01T00:00:00Z">
+      <w:ins w:id="403" w:author="PR Preview" w:date="2026-01-01T00:00:00Z">
+        <w:r>
+          <w:t xml:space="preserve"> </w:t>
+        </w:r>
+      </w:ins>
+      <w:ins w:id="404" w:author="PR Preview" w:date="2026-01-01T00:00:00Z">
         <w:r>
           <w:t xml:space="preserve">the ratio</w:t>
         </w:r>
       </w:ins>
-      <w:ins w:id="390" w:author="PR Preview" w:date="2026-01-01T00:00:00Z">
+      <w:ins w:id="405" w:author="PR Preview" w:date="2026-01-01T00:00:00Z">
         <w:r>
           <w:t xml:space="preserve"> </w:t>
         </w:r>
@@ -6659,27 +6809,27 @@
           </m:den>
         </m:f>
       </m:oMath>
-      <w:ins w:id="391" w:author="PR Preview" w:date="2026-01-01T00:00:00Z">
-        <w:r>
-          <w:t xml:space="preserve"> </w:t>
-        </w:r>
-      </w:ins>
-      <w:ins w:id="392" w:author="PR Preview" w:date="2026-01-01T00:00:00Z">
+      <w:ins w:id="406" w:author="PR Preview" w:date="2026-01-01T00:00:00Z">
+        <w:r>
+          <w:t xml:space="preserve"> </w:t>
+        </w:r>
+      </w:ins>
+      <w:ins w:id="407" w:author="PR Preview" w:date="2026-01-01T00:00:00Z">
         <w:r>
           <w:t xml:space="preserve">of the false positive rate to the sensitivity</w:t>
         </w:r>
       </w:ins>
-      <w:ins w:id="393" w:author="PR Preview" w:date="2026-01-01T00:00:00Z">
-        <w:r>
-          <w:t xml:space="preserve"> </w:t>
-        </w:r>
-      </w:ins>
-      <w:ins w:id="394" w:author="PR Preview" w:date="2026-01-01T00:00:00Z">
+      <w:ins w:id="408" w:author="PR Preview" w:date="2026-01-01T00:00:00Z">
+        <w:r>
+          <w:t xml:space="preserve"> </w:t>
+        </w:r>
+      </w:ins>
+      <w:ins w:id="409" w:author="PR Preview" w:date="2026-01-01T00:00:00Z">
         <w:r>
           <w:t xml:space="preserve">and the ratio</w:t>
         </w:r>
       </w:ins>
-      <w:ins w:id="395" w:author="PR Preview" w:date="2026-01-01T00:00:00Z">
+      <w:ins w:id="410" w:author="PR Preview" w:date="2026-01-01T00:00:00Z">
         <w:r>
           <w:t xml:space="preserve"> </w:t>
         </w:r>
@@ -6700,30 +6850,22 @@
               <m:t>−</m:t>
             </m:r>
             <m:r>
-              <m:rPr>
-                <m:nor/>
-                <m:sty m:val="p"/>
-              </m:rPr>
-              <m:t>prev</m:t>
+              <m:t>π</m:t>
             </m:r>
           </m:num>
           <m:den>
             <m:r>
-              <m:rPr>
-                <m:nor/>
-                <m:sty m:val="p"/>
-              </m:rPr>
-              <m:t>prev</m:t>
+              <m:t>π</m:t>
             </m:r>
           </m:den>
         </m:f>
       </m:oMath>
-      <w:ins w:id="396" w:author="PR Preview" w:date="2026-01-01T00:00:00Z">
-        <w:r>
-          <w:t xml:space="preserve"> </w:t>
-        </w:r>
-      </w:ins>
-      <w:ins w:id="397" w:author="PR Preview" w:date="2026-01-01T00:00:00Z">
+      <w:ins w:id="411" w:author="PR Preview" w:date="2026-01-01T00:00:00Z">
+        <w:r>
+          <w:t xml:space="preserve"> </w:t>
+        </w:r>
+      </w:ins>
+      <w:ins w:id="412" w:author="PR Preview" w:date="2026-01-01T00:00:00Z">
         <w:r>
           <w:t xml:space="preserve">of non-diseased to diseased people in the population.</w:t>
         </w:r>
@@ -6735,7 +6877,7 @@
       <w:pPr>
         <w:pStyle w:val="BodyText"/>
       </w:pPr>
-      <w:ins w:id="398" w:author="PR Preview" w:date="2026-01-01T00:00:00Z">
+      <w:ins w:id="413" w:author="PR Preview" w:date="2026-01-01T00:00:00Z">
         <w:r>
           <w:rPr>
             <w:i/>
@@ -6744,17 +6886,17 @@
           <w:t xml:space="preserve">Solution 3</w:t>
         </w:r>
       </w:ins>
-      <w:ins w:id="399" w:author="PR Preview" w:date="2026-01-01T00:00:00Z">
+      <w:ins w:id="414" w:author="PR Preview" w:date="2026-01-01T00:00:00Z">
         <w:r>
           <w:t xml:space="preserve">. </w:t>
         </w:r>
       </w:ins>
-      <w:ins w:id="400" w:author="PR Preview" w:date="2026-01-01T00:00:00Z">
+      <w:ins w:id="415" w:author="PR Preview" w:date="2026-01-01T00:00:00Z">
         <w:r>
           <w:t xml:space="preserve">Write</w:t>
         </w:r>
       </w:ins>
-      <w:ins w:id="401" w:author="PR Preview" w:date="2026-01-01T00:00:00Z">
+      <w:ins w:id="416" w:author="PR Preview" w:date="2026-01-01T00:00:00Z">
         <w:r>
           <w:t xml:space="preserve"> </w:t>
         </w:r>
@@ -6796,24 +6938,20 @@
           <m:t>⋅</m:t>
         </m:r>
         <m:r>
-          <m:rPr>
-            <m:nor/>
-            <m:sty m:val="p"/>
-          </m:rPr>
-          <m:t>prev</m:t>
+          <m:t>π</m:t>
         </m:r>
       </m:oMath>
-      <w:ins w:id="402" w:author="PR Preview" w:date="2026-01-01T00:00:00Z">
-        <w:r>
-          <w:t xml:space="preserve"> </w:t>
-        </w:r>
-      </w:ins>
-      <w:ins w:id="403" w:author="PR Preview" w:date="2026-01-01T00:00:00Z">
+      <w:ins w:id="417" w:author="PR Preview" w:date="2026-01-01T00:00:00Z">
+        <w:r>
+          <w:t xml:space="preserve"> </w:t>
+        </w:r>
+      </w:ins>
+      <w:ins w:id="418" w:author="PR Preview" w:date="2026-01-01T00:00:00Z">
         <w:r>
           <w:t xml:space="preserve">and</w:t>
         </w:r>
       </w:ins>
-      <w:ins w:id="404" w:author="PR Preview" w:date="2026-01-01T00:00:00Z">
+      <w:ins w:id="419" w:author="PR Preview" w:date="2026-01-01T00:00:00Z">
         <w:r>
           <w:t xml:space="preserve"> </w:t>
         </w:r>
@@ -6900,11 +7038,7 @@
               <m:t>−</m:t>
             </m:r>
             <m:r>
-              <m:rPr>
-                <m:nor/>
-                <m:sty m:val="p"/>
-              </m:rPr>
-              <m:t>prev</m:t>
+              <m:t>π</m:t>
             </m:r>
           </m:e>
         </m:d>
@@ -6912,28 +7046,28 @@
           <m:t>​</m:t>
         </m:r>
       </m:oMath>
-      <w:ins w:id="405" w:author="PR Preview" w:date="2026-01-01T00:00:00Z">
+      <w:ins w:id="420" w:author="PR Preview" w:date="2026-01-01T00:00:00Z">
         <w:r>
           <w:t xml:space="preserve">,</w:t>
         </w:r>
       </w:ins>
-      <w:ins w:id="406" w:author="PR Preview" w:date="2026-01-01T00:00:00Z">
-        <w:r>
-          <w:t xml:space="preserve"> </w:t>
-        </w:r>
-      </w:ins>
-      <w:ins w:id="407" w:author="PR Preview" w:date="2026-01-01T00:00:00Z">
+      <w:ins w:id="421" w:author="PR Preview" w:date="2026-01-01T00:00:00Z">
+        <w:r>
+          <w:t xml:space="preserve"> </w:t>
+        </w:r>
+      </w:ins>
+      <w:ins w:id="422" w:author="PR Preview" w:date="2026-01-01T00:00:00Z">
         <w:r>
           <w:t xml:space="preserve">so that</w:t>
         </w:r>
       </w:ins>
-      <w:ins w:id="408" w:author="PR Preview" w:date="2026-01-01T00:00:00Z">
+      <w:ins w:id="423" w:author="PR Preview" w:date="2026-01-01T00:00:00Z">
         <w:r>
           <w:t xml:space="preserve"> </w:t>
         </w:r>
       </w:ins>
       <w:hyperlink w:anchor="exr-ppv-bayes">
-        <w:ins w:id="409" w:author="PR Preview" w:date="2026-01-01T00:00:00Z">
+        <w:ins w:id="424" w:author="PR Preview" w:date="2026-01-01T00:00:00Z">
           <w:r>
             <w:rPr>
               <w:rStyle w:val="Hyperlink"/>
@@ -6942,17 +7076,17 @@
           </w:r>
         </w:ins>
       </w:hyperlink>
-      <w:ins w:id="410" w:author="PR Preview" w:date="2026-01-01T00:00:00Z">
-        <w:r>
-          <w:t xml:space="preserve"> </w:t>
-        </w:r>
-      </w:ins>
-      <w:ins w:id="411" w:author="PR Preview" w:date="2026-01-01T00:00:00Z">
+      <w:ins w:id="425" w:author="PR Preview" w:date="2026-01-01T00:00:00Z">
+        <w:r>
+          <w:t xml:space="preserve"> </w:t>
+        </w:r>
+      </w:ins>
+      <w:ins w:id="426" w:author="PR Preview" w:date="2026-01-01T00:00:00Z">
         <w:r>
           <w:t xml:space="preserve">reads</w:t>
         </w:r>
       </w:ins>
-      <w:ins w:id="412" w:author="PR Preview" w:date="2026-01-01T00:00:00Z">
+      <w:ins w:id="427" w:author="PR Preview" w:date="2026-01-01T00:00:00Z">
         <w:r>
           <w:t xml:space="preserve"> </w:t>
         </w:r>
@@ -6996,22 +7130,22 @@
           </m:den>
         </m:f>
       </m:oMath>
-      <w:ins w:id="413" w:author="PR Preview" w:date="2026-01-01T00:00:00Z">
+      <w:ins w:id="428" w:author="PR Preview" w:date="2026-01-01T00:00:00Z">
         <w:r>
           <w:t xml:space="preserve">,</w:t>
         </w:r>
       </w:ins>
-      <w:ins w:id="414" w:author="PR Preview" w:date="2026-01-01T00:00:00Z">
-        <w:r>
-          <w:t xml:space="preserve"> </w:t>
-        </w:r>
-      </w:ins>
-      <w:ins w:id="415" w:author="PR Preview" w:date="2026-01-01T00:00:00Z">
+      <w:ins w:id="429" w:author="PR Preview" w:date="2026-01-01T00:00:00Z">
+        <w:r>
+          <w:t xml:space="preserve"> </w:t>
+        </w:r>
+      </w:ins>
+      <w:ins w:id="430" w:author="PR Preview" w:date="2026-01-01T00:00:00Z">
         <w:r>
           <w:t xml:space="preserve">with</w:t>
         </w:r>
       </w:ins>
-      <w:ins w:id="416" w:author="PR Preview" w:date="2026-01-01T00:00:00Z">
+      <w:ins w:id="431" w:author="PR Preview" w:date="2026-01-01T00:00:00Z">
         <w:r>
           <w:t xml:space="preserve"> </w:t>
         </w:r>
@@ -7030,22 +7164,22 @@
           <m:t>0</m:t>
         </m:r>
       </m:oMath>
-      <w:ins w:id="417" w:author="PR Preview" w:date="2026-01-01T00:00:00Z">
-        <w:r>
-          <w:t xml:space="preserve"> </w:t>
-        </w:r>
-      </w:ins>
-      <w:ins w:id="418" w:author="PR Preview" w:date="2026-01-01T00:00:00Z">
+      <w:ins w:id="432" w:author="PR Preview" w:date="2026-01-01T00:00:00Z">
+        <w:r>
+          <w:t xml:space="preserve"> </w:t>
+        </w:r>
+      </w:ins>
+      <w:ins w:id="433" w:author="PR Preview" w:date="2026-01-01T00:00:00Z">
         <w:r>
           <w:t xml:space="preserve">whenever the sensitivity and prevalence are positive.</w:t>
         </w:r>
       </w:ins>
-      <w:ins w:id="419" w:author="PR Preview" w:date="2026-01-01T00:00:00Z">
-        <w:r>
-          <w:t xml:space="preserve"> </w:t>
-        </w:r>
-      </w:ins>
-      <w:ins w:id="420" w:author="PR Preview" w:date="2026-01-01T00:00:00Z">
+      <w:ins w:id="434" w:author="PR Preview" w:date="2026-01-01T00:00:00Z">
+        <w:r>
+          <w:t xml:space="preserve"> </w:t>
+        </w:r>
+      </w:ins>
+      <w:ins w:id="435" w:author="PR Preview" w:date="2026-01-01T00:00:00Z">
         <w:r>
           <w:t xml:space="preserve">Then:</w:t>
         </w:r>
@@ -7468,11 +7602,7 @@
                             <m:t>−</m:t>
                           </m:r>
                           <m:r>
-                            <m:rPr>
-                              <m:nor/>
-                              <m:sty m:val="p"/>
-                            </m:rPr>
-                            <m:t>prev</m:t>
+                            <m:t>π</m:t>
                           </m:r>
                         </m:e>
                       </m:d>
@@ -7495,11 +7625,7 @@
                         <m:t>⋅</m:t>
                       </m:r>
                       <m:r>
-                        <m:rPr>
-                          <m:nor/>
-                          <m:sty m:val="p"/>
-                        </m:rPr>
-                        <m:t>prev</m:t>
+                        <m:t>π</m:t>
                       </m:r>
                     </m:den>
                   </m:f>
@@ -7621,20 +7747,12 @@
                         <m:t>−</m:t>
                       </m:r>
                       <m:r>
-                        <m:rPr>
-                          <m:nor/>
-                          <m:sty m:val="p"/>
-                        </m:rPr>
-                        <m:t>prev</m:t>
+                        <m:t>π</m:t>
                       </m:r>
                     </m:num>
                     <m:den>
                       <m:r>
-                        <m:rPr>
-                          <m:nor/>
-                          <m:sty m:val="p"/>
-                        </m:rPr>
-                        <m:t>prev</m:t>
+                        <m:t>π</m:t>
                       </m:r>
                     </m:den>
                   </m:f>
@@ -7683,7 +7801,7 @@
       <w:pPr>
         <w:pStyle w:val="FirstParagraph"/>
       </w:pPr>
-      <w:ins w:id="421" w:author="PR Preview" w:date="2026-01-01T00:00:00Z">
+      <w:ins w:id="436" w:author="PR Preview" w:date="2026-01-01T00:00:00Z">
         <w:r>
           <w:rPr>
             <w:b/>
@@ -7692,54 +7810,82 @@
           <w:t xml:space="preserve">Theorem 1 (PPV in terms of sensitivity, specificity, and prevalence)</w:t>
         </w:r>
       </w:ins>
-      <w:ins w:id="422" w:author="PR Preview" w:date="2026-01-01T00:00:00Z">
-        <w:r>
-          <w:t xml:space="preserve"> </w:t>
-        </w:r>
-      </w:ins>
-      <w:ins w:id="423" w:author="PR Preview" w:date="2026-01-01T00:00:00Z">
+      <w:ins w:id="437" w:author="PR Preview" w:date="2026-01-01T00:00:00Z">
+        <w:r>
+          <w:t xml:space="preserve"> </w:t>
+        </w:r>
+      </w:ins>
+      <w:ins w:id="438" w:author="PR Preview" w:date="2026-01-01T00:00:00Z">
         <w:r>
           <w:t xml:space="preserve">The positive predictive value of a diagnostic test with positive sensitivity,</w:t>
         </w:r>
       </w:ins>
-      <w:ins w:id="424" w:author="PR Preview" w:date="2026-01-01T00:00:00Z">
-        <w:r>
-          <w:t xml:space="preserve"> </w:t>
-        </w:r>
-      </w:ins>
-      <w:ins w:id="425" w:author="PR Preview" w:date="2026-01-01T00:00:00Z">
+      <w:ins w:id="439" w:author="PR Preview" w:date="2026-01-01T00:00:00Z">
+        <w:r>
+          <w:t xml:space="preserve"> </w:t>
+        </w:r>
+      </w:ins>
+      <w:ins w:id="440" w:author="PR Preview" w:date="2026-01-01T00:00:00Z">
         <w:r>
           <w:t xml:space="preserve">used in a population with positive prevalence,</w:t>
         </w:r>
       </w:ins>
-      <w:ins w:id="426" w:author="PR Preview" w:date="2026-01-01T00:00:00Z">
-        <w:r>
-          <w:t xml:space="preserve"> </w:t>
-        </w:r>
-      </w:ins>
-      <w:ins w:id="427" w:author="PR Preview" w:date="2026-01-01T00:00:00Z">
+      <w:ins w:id="441" w:author="PR Preview" w:date="2026-01-01T00:00:00Z">
+        <w:r>
+          <w:t xml:space="preserve"> </w:t>
+        </w:r>
+      </w:ins>
+      <w:ins w:id="442" w:author="PR Preview" w:date="2026-01-01T00:00:00Z">
         <w:r>
           <w:t xml:space="preserve">depends on its sensitivity, its specificity, and the prevalence of the disease</w:t>
         </w:r>
       </w:ins>
-      <w:ins w:id="428" w:author="PR Preview" w:date="2026-01-01T00:00:00Z">
-        <w:r>
-          <w:t xml:space="preserve"> </w:t>
-        </w:r>
-      </w:ins>
-      <w:ins w:id="429" w:author="PR Preview" w:date="2026-01-01T00:00:00Z">
-        <w:r>
-          <w:t xml:space="preserve">only through the ratio of the false positive rate to the sensitivity</w:t>
-        </w:r>
-      </w:ins>
-      <w:ins w:id="430" w:author="PR Preview" w:date="2026-01-01T00:00:00Z">
-        <w:r>
-          <w:t xml:space="preserve"> </w:t>
-        </w:r>
-      </w:ins>
-      <w:ins w:id="431" w:author="PR Preview" w:date="2026-01-01T00:00:00Z">
-        <w:r>
-          <w:t xml:space="preserve">and the ratio of non-diseased to diseased people in the population:</w:t>
+      <w:ins w:id="443" w:author="PR Preview" w:date="2026-01-01T00:00:00Z">
+        <w:r>
+          <w:t xml:space="preserve"> </w:t>
+        </w:r>
+      </w:ins>
+      <w:ins w:id="444" w:author="PR Preview" w:date="2026-01-01T00:00:00Z">
+        <w:r>
+          <w:t xml:space="preserve">only through two ratios:</w:t>
+        </w:r>
+      </w:ins>
+    </w:p>
+    <w:p>
+      <w:pPr>
+        <w:pStyle w:val="Compact"/>
+        <w:numPr>
+          <w:ilvl w:val="0"/>
+          <w:numId w:val="1004"/>
+        </w:numPr>
+      </w:pPr>
+      <w:ins w:id="445" w:author="PR Preview" w:date="2026-01-01T00:00:00Z">
+        <w:r>
+          <w:t xml:space="preserve">the ratio of the false positive rate to the sensitivity;</w:t>
+        </w:r>
+      </w:ins>
+    </w:p>
+    <w:p>
+      <w:pPr>
+        <w:pStyle w:val="Compact"/>
+        <w:numPr>
+          <w:ilvl w:val="0"/>
+          <w:numId w:val="1004"/>
+        </w:numPr>
+      </w:pPr>
+      <w:ins w:id="446" w:author="PR Preview" w:date="2026-01-01T00:00:00Z">
+        <w:r>
+          <w:t xml:space="preserve">the ratio of non-diseased to diseased people in the population.</w:t>
+        </w:r>
+      </w:ins>
+    </w:p>
+    <w:p>
+      <w:pPr>
+        <w:pStyle w:val="FirstParagraph"/>
+      </w:pPr>
+      <w:ins w:id="447" w:author="PR Preview" w:date="2026-01-01T00:00:00Z">
+        <w:r>
+          <w:t xml:space="preserve">Specifically:</w:t>
         </w:r>
       </w:ins>
     </w:p>
@@ -7838,20 +7984,12 @@
                     <m:t>−</m:t>
                   </m:r>
                   <m:r>
-                    <m:rPr>
-                      <m:nor/>
-                      <m:sty m:val="p"/>
-                    </m:rPr>
-                    <m:t>prev</m:t>
+                    <m:t>π</m:t>
                   </m:r>
                 </m:num>
                 <m:den>
                   <m:r>
-                    <m:rPr>
-                      <m:nor/>
-                      <m:sty m:val="p"/>
-                    </m:rPr>
-                    <m:t>prev</m:t>
+                    <m:t>π</m:t>
                   </m:r>
                 </m:den>
               </m:f>
@@ -7884,7 +8022,7 @@
       <w:pPr>
         <w:pStyle w:val="FirstParagraph"/>
       </w:pPr>
-      <w:ins w:id="432" w:author="PR Preview" w:date="2026-01-01T00:00:00Z">
+      <w:ins w:id="448" w:author="PR Preview" w:date="2026-01-01T00:00:00Z">
         <w:r>
           <w:rPr>
             <w:i/>
@@ -7893,23 +8031,23 @@
           <w:t xml:space="preserve">Proof</w:t>
         </w:r>
       </w:ins>
-      <w:ins w:id="433" w:author="PR Preview" w:date="2026-01-01T00:00:00Z">
+      <w:ins w:id="449" w:author="PR Preview" w:date="2026-01-01T00:00:00Z">
         <w:r>
           <w:t xml:space="preserve">. </w:t>
         </w:r>
       </w:ins>
-      <w:ins w:id="434" w:author="PR Preview" w:date="2026-01-01T00:00:00Z">
+      <w:ins w:id="450" w:author="PR Preview" w:date="2026-01-01T00:00:00Z">
         <w:r>
           <w:t xml:space="preserve">This result is the solution to</w:t>
         </w:r>
       </w:ins>
-      <w:ins w:id="435" w:author="PR Preview" w:date="2026-01-01T00:00:00Z">
+      <w:ins w:id="451" w:author="PR Preview" w:date="2026-01-01T00:00:00Z">
         <w:r>
           <w:t xml:space="preserve"> </w:t>
         </w:r>
       </w:ins>
       <w:hyperlink w:anchor="exr-ppv-ratio-form">
-        <w:ins w:id="436" w:author="PR Preview" w:date="2026-01-01T00:00:00Z">
+        <w:ins w:id="452" w:author="PR Preview" w:date="2026-01-01T00:00:00Z">
           <w:r>
             <w:rPr>
               <w:rStyle w:val="Hyperlink"/>
@@ -7918,28 +8056,28 @@
           </w:r>
         </w:ins>
       </w:hyperlink>
-      <w:ins w:id="437" w:author="PR Preview" w:date="2026-01-01T00:00:00Z">
+      <w:ins w:id="453" w:author="PR Preview" w:date="2026-01-01T00:00:00Z">
         <w:r>
           <w:t xml:space="preserve">,</w:t>
         </w:r>
       </w:ins>
-      <w:ins w:id="438" w:author="PR Preview" w:date="2026-01-01T00:00:00Z">
-        <w:r>
-          <w:t xml:space="preserve"> </w:t>
-        </w:r>
-      </w:ins>
-      <w:ins w:id="439" w:author="PR Preview" w:date="2026-01-01T00:00:00Z">
+      <w:ins w:id="454" w:author="PR Preview" w:date="2026-01-01T00:00:00Z">
+        <w:r>
+          <w:t xml:space="preserve"> </w:t>
+        </w:r>
+      </w:ins>
+      <w:ins w:id="455" w:author="PR Preview" w:date="2026-01-01T00:00:00Z">
         <w:r>
           <w:t xml:space="preserve">which builds on</w:t>
         </w:r>
       </w:ins>
-      <w:ins w:id="440" w:author="PR Preview" w:date="2026-01-01T00:00:00Z">
+      <w:ins w:id="456" w:author="PR Preview" w:date="2026-01-01T00:00:00Z">
         <w:r>
           <w:t xml:space="preserve"> </w:t>
         </w:r>
       </w:ins>
       <w:hyperlink w:anchor="exr-ppv-bayes">
-        <w:ins w:id="441" w:author="PR Preview" w:date="2026-01-01T00:00:00Z">
+        <w:ins w:id="457" w:author="PR Preview" w:date="2026-01-01T00:00:00Z">
           <w:r>
             <w:rPr>
               <w:rStyle w:val="Hyperlink"/>
@@ -7948,23 +8086,23 @@
           </w:r>
         </w:ins>
       </w:hyperlink>
-      <w:ins w:id="442" w:author="PR Preview" w:date="2026-01-01T00:00:00Z">
-        <w:r>
-          <w:t xml:space="preserve"> </w:t>
-        </w:r>
-      </w:ins>
-      <w:ins w:id="443" w:author="PR Preview" w:date="2026-01-01T00:00:00Z">
+      <w:ins w:id="458" w:author="PR Preview" w:date="2026-01-01T00:00:00Z">
+        <w:r>
+          <w:t xml:space="preserve"> </w:t>
+        </w:r>
+      </w:ins>
+      <w:ins w:id="459" w:author="PR Preview" w:date="2026-01-01T00:00:00Z">
         <w:r>
           <w:t xml:space="preserve">and</w:t>
         </w:r>
       </w:ins>
-      <w:ins w:id="444" w:author="PR Preview" w:date="2026-01-01T00:00:00Z">
+      <w:ins w:id="460" w:author="PR Preview" w:date="2026-01-01T00:00:00Z">
         <w:r>
           <w:t xml:space="preserve"> </w:t>
         </w:r>
       </w:ins>
       <w:hyperlink w:anchor="exr-prob-positive">
-        <w:ins w:id="445" w:author="PR Preview" w:date="2026-01-01T00:00:00Z">
+        <w:ins w:id="461" w:author="PR Preview" w:date="2026-01-01T00:00:00Z">
           <w:r>
             <w:rPr>
               <w:rStyle w:val="Hyperlink"/>
@@ -7973,7 +8111,7 @@
           </w:r>
         </w:ins>
       </w:hyperlink>
-      <w:ins w:id="446" w:author="PR Preview" w:date="2026-01-01T00:00:00Z">
+      <w:ins w:id="462" w:author="PR Preview" w:date="2026-01-01T00:00:00Z">
         <w:r>
           <w:t xml:space="preserve">.</w:t>
         </w:r>
@@ -7984,7 +8122,7 @@
       <w:pPr>
         <w:pStyle w:val="BodyText"/>
       </w:pPr>
-      <w:ins w:id="447" w:author="PR Preview" w:date="2026-01-01T00:00:00Z">
+      <w:ins w:id="463" w:author="PR Preview" w:date="2026-01-01T00:00:00Z">
         <w:r>
           <w:rPr>
             <w:b/>
@@ -7993,23 +8131,23 @@
           <w:t xml:space="preserve">Example 7 (PPV of a COVID-19 test, from the two ratios)</w:t>
         </w:r>
       </w:ins>
-      <w:ins w:id="448" w:author="PR Preview" w:date="2026-01-01T00:00:00Z">
-        <w:r>
-          <w:t xml:space="preserve"> </w:t>
-        </w:r>
-      </w:ins>
-      <w:ins w:id="449" w:author="PR Preview" w:date="2026-01-01T00:00:00Z">
+      <w:ins w:id="464" w:author="PR Preview" w:date="2026-01-01T00:00:00Z">
+        <w:r>
+          <w:t xml:space="preserve"> </w:t>
+        </w:r>
+      </w:ins>
+      <w:ins w:id="465" w:author="PR Preview" w:date="2026-01-01T00:00:00Z">
         <w:r>
           <w:t xml:space="preserve">For the COVID-19 test of</w:t>
         </w:r>
       </w:ins>
-      <w:ins w:id="450" w:author="PR Preview" w:date="2026-01-01T00:00:00Z">
+      <w:ins w:id="466" w:author="PR Preview" w:date="2026-01-01T00:00:00Z">
         <w:r>
           <w:t xml:space="preserve"> </w:t>
         </w:r>
       </w:ins>
       <w:hyperlink w:anchor="exm-sensitivity">
-        <w:ins w:id="451" w:author="PR Preview" w:date="2026-01-01T00:00:00Z">
+        <w:ins w:id="467" w:author="PR Preview" w:date="2026-01-01T00:00:00Z">
           <w:r>
             <w:rPr>
               <w:rStyle w:val="Hyperlink"/>
@@ -8018,23 +8156,23 @@
           </w:r>
         </w:ins>
       </w:hyperlink>
-      <w:ins w:id="452" w:author="PR Preview" w:date="2026-01-01T00:00:00Z">
-        <w:r>
-          <w:t xml:space="preserve"> </w:t>
-        </w:r>
-      </w:ins>
-      <w:ins w:id="453" w:author="PR Preview" w:date="2026-01-01T00:00:00Z">
+      <w:ins w:id="468" w:author="PR Preview" w:date="2026-01-01T00:00:00Z">
+        <w:r>
+          <w:t xml:space="preserve"> </w:t>
+        </w:r>
+      </w:ins>
+      <w:ins w:id="469" w:author="PR Preview" w:date="2026-01-01T00:00:00Z">
         <w:r>
           <w:t xml:space="preserve">and</w:t>
         </w:r>
       </w:ins>
-      <w:ins w:id="454" w:author="PR Preview" w:date="2026-01-01T00:00:00Z">
+      <w:ins w:id="470" w:author="PR Preview" w:date="2026-01-01T00:00:00Z">
         <w:r>
           <w:t xml:space="preserve"> </w:t>
         </w:r>
       </w:ins>
       <w:hyperlink w:anchor="exm-specificity">
-        <w:ins w:id="455" w:author="PR Preview" w:date="2026-01-01T00:00:00Z">
+        <w:ins w:id="471" w:author="PR Preview" w:date="2026-01-01T00:00:00Z">
           <w:r>
             <w:rPr>
               <w:rStyle w:val="Hyperlink"/>
@@ -8043,28 +8181,28 @@
           </w:r>
         </w:ins>
       </w:hyperlink>
-      <w:ins w:id="456" w:author="PR Preview" w:date="2026-01-01T00:00:00Z">
+      <w:ins w:id="472" w:author="PR Preview" w:date="2026-01-01T00:00:00Z">
         <w:r>
           <w:t xml:space="preserve">,</w:t>
         </w:r>
       </w:ins>
-      <w:ins w:id="457" w:author="PR Preview" w:date="2026-01-01T00:00:00Z">
-        <w:r>
-          <w:t xml:space="preserve"> </w:t>
-        </w:r>
-      </w:ins>
-      <w:ins w:id="458" w:author="PR Preview" w:date="2026-01-01T00:00:00Z">
+      <w:ins w:id="473" w:author="PR Preview" w:date="2026-01-01T00:00:00Z">
+        <w:r>
+          <w:t xml:space="preserve"> </w:t>
+        </w:r>
+      </w:ins>
+      <w:ins w:id="474" w:author="PR Preview" w:date="2026-01-01T00:00:00Z">
         <w:r>
           <w:t xml:space="preserve">used in the population of</w:t>
         </w:r>
       </w:ins>
-      <w:ins w:id="459" w:author="PR Preview" w:date="2026-01-01T00:00:00Z">
+      <w:ins w:id="475" w:author="PR Preview" w:date="2026-01-01T00:00:00Z">
         <w:r>
           <w:t xml:space="preserve"> </w:t>
         </w:r>
       </w:ins>
       <w:hyperlink w:anchor="exm-prevalence">
-        <w:ins w:id="460" w:author="PR Preview" w:date="2026-01-01T00:00:00Z">
+        <w:ins w:id="476" w:author="PR Preview" w:date="2026-01-01T00:00:00Z">
           <w:r>
             <w:rPr>
               <w:rStyle w:val="Hyperlink"/>
@@ -8073,18 +8211,18 @@
           </w:r>
         </w:ins>
       </w:hyperlink>
-      <w:ins w:id="461" w:author="PR Preview" w:date="2026-01-01T00:00:00Z">
+      <w:ins w:id="477" w:author="PR Preview" w:date="2026-01-01T00:00:00Z">
         <w:r>
           <w:t xml:space="preserve">,</w:t>
         </w:r>
       </w:ins>
-      <w:ins w:id="462" w:author="PR Preview" w:date="2026-01-01T00:00:00Z">
+      <w:ins w:id="478" w:author="PR Preview" w:date="2026-01-01T00:00:00Z">
         <w:r>
           <w:t xml:space="preserve"> </w:t>
         </w:r>
       </w:ins>
       <w:hyperlink w:anchor="thm-ppv-sens-spec-prev">
-        <w:ins w:id="463" w:author="PR Preview" w:date="2026-01-01T00:00:00Z">
+        <w:ins w:id="479" w:author="PR Preview" w:date="2026-01-01T00:00:00Z">
           <w:r>
             <w:rPr>
               <w:rStyle w:val="Hyperlink"/>
@@ -8093,12 +8231,12 @@
           </w:r>
         </w:ins>
       </w:hyperlink>
-      <w:ins w:id="464" w:author="PR Preview" w:date="2026-01-01T00:00:00Z">
-        <w:r>
-          <w:t xml:space="preserve"> </w:t>
-        </w:r>
-      </w:ins>
-      <w:ins w:id="465" w:author="PR Preview" w:date="2026-01-01T00:00:00Z">
+      <w:ins w:id="480" w:author="PR Preview" w:date="2026-01-01T00:00:00Z">
+        <w:r>
+          <w:t xml:space="preserve"> </w:t>
+        </w:r>
+      </w:ins>
+      <w:ins w:id="481" w:author="PR Preview" w:date="2026-01-01T00:00:00Z">
         <w:r>
           <w:t xml:space="preserve">gives:</w:t>
         </w:r>
@@ -8340,9 +8478,21 @@
                     </m:rPr>
                     <m:t>⋅</m:t>
                   </m:r>
-                  <m:r>
-                    <m:t>13.29</m:t>
-                  </m:r>
+                  <m:f>
+                    <m:fPr>
+                      <m:type m:val="bar"/>
+                    </m:fPr>
+                    <m:num>
+                      <m:r>
+                        <m:t>0.93</m:t>
+                      </m:r>
+                    </m:num>
+                    <m:den>
+                      <m:r>
+                        <m:t>0.07</m:t>
+                      </m:r>
+                    </m:den>
+                  </m:f>
                 </m:den>
               </m:f>
               <m:r>
@@ -8356,7 +8506,102 @@
                   <m:nor/>
                   <m:sty m:val="p"/>
                 </m:rPr>
-                <m:t>(divide in each ratio)</m:t>
+                <m:t>(divide </m:t>
+              </m:r>
+              <m:r>
+                <m:t>0.01</m:t>
+              </m:r>
+              <m:r>
+                <m:rPr>
+                  <m:sty m:val="p"/>
+                </m:rPr>
+                <m:t>/</m:t>
+              </m:r>
+              <m:r>
+                <m:t>0.99</m:t>
+              </m:r>
+              <m:r>
+                <m:rPr>
+                  <m:nor/>
+                  <m:sty m:val="p"/>
+                </m:rPr>
+                <m:t>)</m:t>
+              </m:r>
+            </m:e>
+            <m:e>
+              <m:r>
+                <m:t>&amp;</m:t>
+              </m:r>
+              <m:r>
+                <m:rPr>
+                  <m:sty m:val="p"/>
+                </m:rPr>
+                <m:t>≈</m:t>
+              </m:r>
+              <m:f>
+                <m:fPr>
+                  <m:type m:val="bar"/>
+                </m:fPr>
+                <m:num>
+                  <m:r>
+                    <m:t>1</m:t>
+                  </m:r>
+                </m:num>
+                <m:den>
+                  <m:r>
+                    <m:t>1</m:t>
+                  </m:r>
+                  <m:r>
+                    <m:rPr>
+                      <m:sty m:val="p"/>
+                    </m:rPr>
+                    <m:t>+</m:t>
+                  </m:r>
+                  <m:r>
+                    <m:t>0.0101</m:t>
+                  </m:r>
+                  <m:r>
+                    <m:rPr>
+                      <m:sty m:val="p"/>
+                    </m:rPr>
+                    <m:t>⋅</m:t>
+                  </m:r>
+                  <m:r>
+                    <m:t>13.29</m:t>
+                  </m:r>
+                </m:den>
+              </m:f>
+              <m:r>
+                <m:t>&amp;</m:t>
+              </m:r>
+              <m:r>
+                <m:t>&amp;</m:t>
+              </m:r>
+              <m:r>
+                <m:rPr>
+                  <m:nor/>
+                  <m:sty m:val="p"/>
+                </m:rPr>
+                <m:t>(divide </m:t>
+              </m:r>
+              <m:r>
+                <m:t>0.93</m:t>
+              </m:r>
+              <m:r>
+                <m:rPr>
+                  <m:sty m:val="p"/>
+                </m:rPr>
+                <m:t>/</m:t>
+              </m:r>
+              <m:r>
+                <m:t>0.07</m:t>
+              </m:r>
+              <m:r>
+                <m:rPr>
+                  <m:nor/>
+                  <m:sty m:val="p"/>
+                </m:rPr>
+                <m:t>)</m:t>
               </m:r>
             </m:e>
             <m:e>
@@ -8500,18 +8745,18 @@
       <w:pPr>
         <w:pStyle w:val="FirstParagraph"/>
       </w:pPr>
-      <w:ins w:id="466" w:author="PR Preview" w:date="2026-01-01T00:00:00Z">
+      <w:ins w:id="482" w:author="PR Preview" w:date="2026-01-01T00:00:00Z">
         <w:r>
           <w:t xml:space="preserve">This value matches</w:t>
         </w:r>
       </w:ins>
-      <w:ins w:id="467" w:author="PR Preview" w:date="2026-01-01T00:00:00Z">
+      <w:ins w:id="483" w:author="PR Preview" w:date="2026-01-01T00:00:00Z">
         <w:r>
           <w:t xml:space="preserve"> </w:t>
         </w:r>
       </w:ins>
       <w:hyperlink w:anchor="exm-ppv">
-        <w:ins w:id="468" w:author="PR Preview" w:date="2026-01-01T00:00:00Z">
+        <w:ins w:id="484" w:author="PR Preview" w:date="2026-01-01T00:00:00Z">
           <w:r>
             <w:rPr>
               <w:rStyle w:val="Hyperlink"/>
@@ -8520,7 +8765,7 @@
           </w:r>
         </w:ins>
       </w:hyperlink>
-      <w:ins w:id="469" w:author="PR Preview" w:date="2026-01-01T00:00:00Z">
+      <w:ins w:id="485" w:author="PR Preview" w:date="2026-01-01T00:00:00Z">
         <w:r>
           <w:t xml:space="preserve">.</w:t>
         </w:r>
@@ -8530,22 +8775,32 @@
       <w:pPr>
         <w:pStyle w:val="BodyText"/>
       </w:pPr>
-      <w:ins w:id="470" w:author="PR Preview" w:date="2026-01-01T00:00:00Z">
+      <w:ins w:id="486" w:author="PR Preview" w:date="2026-01-01T00:00:00Z">
         <w:r>
           <w:t xml:space="preserve">If the same test were used in a population with prevalence 0.1% instead,</w:t>
         </w:r>
       </w:ins>
-      <w:ins w:id="471" w:author="PR Preview" w:date="2026-01-01T00:00:00Z">
-        <w:r>
-          <w:t xml:space="preserve"> </w:t>
-        </w:r>
-      </w:ins>
-      <w:ins w:id="472" w:author="PR Preview" w:date="2026-01-01T00:00:00Z">
+      <w:ins w:id="487" w:author="PR Preview" w:date="2026-01-01T00:00:00Z">
+        <w:r>
+          <w:t xml:space="preserve"> </w:t>
+        </w:r>
+      </w:ins>
+      <w:ins w:id="488" w:author="PR Preview" w:date="2026-01-01T00:00:00Z">
+        <w:r>
+          <w:t xml:space="preserve">and its sensitivity and specificity were still 99% in that population,</w:t>
+        </w:r>
+      </w:ins>
+      <w:ins w:id="489" w:author="PR Preview" w:date="2026-01-01T00:00:00Z">
+        <w:r>
+          <w:t xml:space="preserve"> </w:t>
+        </w:r>
+      </w:ins>
+      <w:ins w:id="490" w:author="PR Preview" w:date="2026-01-01T00:00:00Z">
         <w:r>
           <w:t xml:space="preserve">the ratio of non-diseased to diseased people would be</w:t>
         </w:r>
       </w:ins>
-      <w:ins w:id="473" w:author="PR Preview" w:date="2026-01-01T00:00:00Z">
+      <w:ins w:id="491" w:author="PR Preview" w:date="2026-01-01T00:00:00Z">
         <w:r>
           <w:t xml:space="preserve"> </w:t>
         </w:r>
@@ -8573,17 +8828,17 @@
           <m:t>999</m:t>
         </m:r>
       </m:oMath>
-      <w:ins w:id="474" w:author="PR Preview" w:date="2026-01-01T00:00:00Z">
+      <w:ins w:id="492" w:author="PR Preview" w:date="2026-01-01T00:00:00Z">
         <w:r>
           <w:t xml:space="preserve">,</w:t>
         </w:r>
       </w:ins>
-      <w:ins w:id="475" w:author="PR Preview" w:date="2026-01-01T00:00:00Z">
-        <w:r>
-          <w:t xml:space="preserve"> </w:t>
-        </w:r>
-      </w:ins>
-      <w:ins w:id="476" w:author="PR Preview" w:date="2026-01-01T00:00:00Z">
+      <w:ins w:id="493" w:author="PR Preview" w:date="2026-01-01T00:00:00Z">
+        <w:r>
+          <w:t xml:space="preserve"> </w:t>
+        </w:r>
+      </w:ins>
+      <w:ins w:id="494" w:author="PR Preview" w:date="2026-01-01T00:00:00Z">
         <w:r>
           <w:t xml:space="preserve">and the PPV would fall to</w:t>
         </w:r>
@@ -8874,7 +9129,7 @@
       <w:pPr>
         <w:pStyle w:val="FirstParagraph"/>
       </w:pPr>
-      <w:ins w:id="477" w:author="PR Preview" w:date="2026-01-01T00:00:00Z">
+      <w:ins w:id="495" w:author="PR Preview" w:date="2026-01-01T00:00:00Z">
         <w:r>
           <w:t xml:space="preserve">so about 9 in 10 positive results would be false positives.</w:t>
         </w:r>
@@ -8886,7 +9141,7 @@
       <w:pPr>
         <w:pStyle w:val="BodyText"/>
       </w:pPr>
-      <w:ins w:id="478" w:author="PR Preview" w:date="2026-01-01T00:00:00Z">
+      <w:ins w:id="496" w:author="PR Preview" w:date="2026-01-01T00:00:00Z">
         <w:r>
           <w:rPr>
             <w:i/>
@@ -8895,27 +9150,47 @@
           <w:t xml:space="preserve">Remark 1</w:t>
         </w:r>
       </w:ins>
-      <w:ins w:id="479" w:author="PR Preview" w:date="2026-01-01T00:00:00Z">
+      <w:ins w:id="497" w:author="PR Preview" w:date="2026-01-01T00:00:00Z">
         <w:r>
           <w:t xml:space="preserve"> (The PPV depends on the population, not only on the test). </w:t>
         </w:r>
       </w:ins>
-      <w:ins w:id="480" w:author="PR Preview" w:date="2026-01-01T00:00:00Z">
-        <w:r>
-          <w:t xml:space="preserve">The sensitivity and specificity describe the test itself,</w:t>
-        </w:r>
-      </w:ins>
-      <w:ins w:id="481" w:author="PR Preview" w:date="2026-01-01T00:00:00Z">
-        <w:r>
-          <w:t xml:space="preserve"> </w:t>
-        </w:r>
-      </w:ins>
-      <w:ins w:id="482" w:author="PR Preview" w:date="2026-01-01T00:00:00Z">
+      <w:ins w:id="498" w:author="PR Preview" w:date="2026-01-01T00:00:00Z">
+        <w:r>
+          <w:t xml:space="preserve">The sensitivity and specificity describe the test’s performance in a specified setting,</w:t>
+        </w:r>
+      </w:ins>
+      <w:ins w:id="499" w:author="PR Preview" w:date="2026-01-01T00:00:00Z">
+        <w:r>
+          <w:t xml:space="preserve"> </w:t>
+        </w:r>
+      </w:ins>
+      <w:ins w:id="500" w:author="PR Preview" w:date="2026-01-01T00:00:00Z">
+        <w:r>
+          <w:t xml:space="preserve">and may differ across settings</w:t>
+        </w:r>
+      </w:ins>
+      <w:ins w:id="501" w:author="PR Preview" w:date="2026-01-01T00:00:00Z">
+        <w:r>
+          <w:t xml:space="preserve"> </w:t>
+        </w:r>
+      </w:ins>
+      <w:ins w:id="502" w:author="PR Preview" w:date="2026-01-01T00:00:00Z">
+        <w:r>
+          <w:t xml:space="preserve">(for example, with the case mix of the people tested or the threshold used to call a result positive),</w:t>
+        </w:r>
+      </w:ins>
+      <w:ins w:id="503" w:author="PR Preview" w:date="2026-01-01T00:00:00Z">
+        <w:r>
+          <w:t xml:space="preserve"> </w:t>
+        </w:r>
+      </w:ins>
+      <w:ins w:id="504" w:author="PR Preview" w:date="2026-01-01T00:00:00Z">
         <w:r>
           <w:t xml:space="preserve">but the ratio</w:t>
         </w:r>
       </w:ins>
-      <w:ins w:id="483" w:author="PR Preview" w:date="2026-01-01T00:00:00Z">
+      <w:ins w:id="505" w:author="PR Preview" w:date="2026-01-01T00:00:00Z">
         <w:r>
           <w:t xml:space="preserve"> </w:t>
         </w:r>
@@ -8936,41 +9211,33 @@
               <m:t>−</m:t>
             </m:r>
             <m:r>
-              <m:rPr>
-                <m:nor/>
-                <m:sty m:val="p"/>
-              </m:rPr>
-              <m:t>prev</m:t>
+              <m:t>π</m:t>
             </m:r>
           </m:num>
           <m:den>
             <m:r>
-              <m:rPr>
-                <m:nor/>
-                <m:sty m:val="p"/>
-              </m:rPr>
-              <m:t>prev</m:t>
+              <m:t>π</m:t>
             </m:r>
           </m:den>
         </m:f>
       </m:oMath>
-      <w:ins w:id="484" w:author="PR Preview" w:date="2026-01-01T00:00:00Z">
-        <w:r>
-          <w:t xml:space="preserve"> </w:t>
-        </w:r>
-      </w:ins>
-      <w:ins w:id="485" w:author="PR Preview" w:date="2026-01-01T00:00:00Z">
+      <w:ins w:id="506" w:author="PR Preview" w:date="2026-01-01T00:00:00Z">
+        <w:r>
+          <w:t xml:space="preserve"> </w:t>
+        </w:r>
+      </w:ins>
+      <w:ins w:id="507" w:author="PR Preview" w:date="2026-01-01T00:00:00Z">
         <w:r>
           <w:t xml:space="preserve">in</w:t>
         </w:r>
       </w:ins>
-      <w:ins w:id="486" w:author="PR Preview" w:date="2026-01-01T00:00:00Z">
+      <w:ins w:id="508" w:author="PR Preview" w:date="2026-01-01T00:00:00Z">
         <w:r>
           <w:t xml:space="preserve"> </w:t>
         </w:r>
       </w:ins>
       <w:hyperlink w:anchor="thm-ppv-sens-spec-prev">
-        <w:ins w:id="487" w:author="PR Preview" w:date="2026-01-01T00:00:00Z">
+        <w:ins w:id="509" w:author="PR Preview" w:date="2026-01-01T00:00:00Z">
           <w:r>
             <w:rPr>
               <w:rStyle w:val="Hyperlink"/>
@@ -8979,53 +9246,53 @@
           </w:r>
         </w:ins>
       </w:hyperlink>
-      <w:ins w:id="488" w:author="PR Preview" w:date="2026-01-01T00:00:00Z">
-        <w:r>
-          <w:t xml:space="preserve"> </w:t>
-        </w:r>
-      </w:ins>
-      <w:ins w:id="489" w:author="PR Preview" w:date="2026-01-01T00:00:00Z">
+      <w:ins w:id="510" w:author="PR Preview" w:date="2026-01-01T00:00:00Z">
+        <w:r>
+          <w:t xml:space="preserve"> </w:t>
+        </w:r>
+      </w:ins>
+      <w:ins w:id="511" w:author="PR Preview" w:date="2026-01-01T00:00:00Z">
         <w:r>
           <w:t xml:space="preserve">describes the population being tested.</w:t>
         </w:r>
       </w:ins>
-      <w:ins w:id="490" w:author="PR Preview" w:date="2026-01-01T00:00:00Z">
-        <w:r>
-          <w:t xml:space="preserve"> </w:t>
-        </w:r>
-      </w:ins>
-      <w:ins w:id="491" w:author="PR Preview" w:date="2026-01-01T00:00:00Z">
+      <w:ins w:id="512" w:author="PR Preview" w:date="2026-01-01T00:00:00Z">
+        <w:r>
+          <w:t xml:space="preserve"> </w:t>
+        </w:r>
+      </w:ins>
+      <w:ins w:id="513" w:author="PR Preview" w:date="2026-01-01T00:00:00Z">
         <w:r>
           <w:t xml:space="preserve">When the disease is rare, that ratio is large,</w:t>
         </w:r>
       </w:ins>
-      <w:ins w:id="492" w:author="PR Preview" w:date="2026-01-01T00:00:00Z">
-        <w:r>
-          <w:t xml:space="preserve"> </w:t>
-        </w:r>
-      </w:ins>
-      <w:ins w:id="493" w:author="PR Preview" w:date="2026-01-01T00:00:00Z">
+      <w:ins w:id="514" w:author="PR Preview" w:date="2026-01-01T00:00:00Z">
+        <w:r>
+          <w:t xml:space="preserve"> </w:t>
+        </w:r>
+      </w:ins>
+      <w:ins w:id="515" w:author="PR Preview" w:date="2026-01-01T00:00:00Z">
         <w:r>
           <w:t xml:space="preserve">so even a small false positive rate can make the PPV low,</w:t>
         </w:r>
       </w:ins>
-      <w:ins w:id="494" w:author="PR Preview" w:date="2026-01-01T00:00:00Z">
-        <w:r>
-          <w:t xml:space="preserve"> </w:t>
-        </w:r>
-      </w:ins>
-      <w:ins w:id="495" w:author="PR Preview" w:date="2026-01-01T00:00:00Z">
+      <w:ins w:id="516" w:author="PR Preview" w:date="2026-01-01T00:00:00Z">
+        <w:r>
+          <w:t xml:space="preserve"> </w:t>
+        </w:r>
+      </w:ins>
+      <w:ins w:id="517" w:author="PR Preview" w:date="2026-01-01T00:00:00Z">
         <w:r>
           <w:t xml:space="preserve">as</w:t>
         </w:r>
       </w:ins>
-      <w:ins w:id="496" w:author="PR Preview" w:date="2026-01-01T00:00:00Z">
+      <w:ins w:id="518" w:author="PR Preview" w:date="2026-01-01T00:00:00Z">
         <w:r>
           <w:t xml:space="preserve"> </w:t>
         </w:r>
       </w:ins>
       <w:hyperlink w:anchor="exm-ppv-sens-spec-prev">
-        <w:ins w:id="497" w:author="PR Preview" w:date="2026-01-01T00:00:00Z">
+        <w:ins w:id="519" w:author="PR Preview" w:date="2026-01-01T00:00:00Z">
           <w:r>
             <w:rPr>
               <w:rStyle w:val="Hyperlink"/>
@@ -9034,12 +9301,12 @@
           </w:r>
         </w:ins>
       </w:hyperlink>
-      <w:ins w:id="498" w:author="PR Preview" w:date="2026-01-01T00:00:00Z">
-        <w:r>
-          <w:t xml:space="preserve"> </w:t>
-        </w:r>
-      </w:ins>
-      <w:ins w:id="499" w:author="PR Preview" w:date="2026-01-01T00:00:00Z">
+      <w:ins w:id="520" w:author="PR Preview" w:date="2026-01-01T00:00:00Z">
+        <w:r>
+          <w:t xml:space="preserve"> </w:t>
+        </w:r>
+      </w:ins>
+      <w:ins w:id="521" w:author="PR Preview" w:date="2026-01-01T00:00:00Z">
         <w:r>
           <w:t xml:space="preserve">shows.</w:t>
         </w:r>
@@ -9264,6 +9531,15 @@
     <w:abstractNumId w:val="990"/>
   </w:num>
   <w:num w:numId="1001">
+    <w:abstractNumId w:val="991"/>
+  </w:num>
+  <w:num w:numId="1002">
+    <w:abstractNumId w:val="991"/>
+  </w:num>
+  <w:num w:numId="1003">
+    <w:abstractNumId w:val="991"/>
+  </w:num>
+  <w:num w:numId="1004">
     <w:abstractNumId w:val="991"/>
   </w:num>
 </w:numbering>

--- a/pr-preview/pr-91/classification-handout-tracked-changes.docx
+++ b/pr-preview/pr-91/classification-handout-tracked-changes.docx
@@ -18,7 +18,7 @@
       </w:pPr>
       <w:ins w:id="2" w:author="PR Preview" w:date="2026-01-01T00:00:00Z">
         <w:r>
-          <w:t xml:space="preserve">Last modified: 2026-10-09 02:07:19 (PDT)</w:t>
+          <w:t xml:space="preserve">Last modified: 2026-10-09 13:24:16 (PDT)</w:t>
         </w:r>
       </w:ins>
     </w:p>
